--- a/TS Jatai Ghanam Project/TS 7.4/TS 7.4 Ghanam Sanskrit Corrections.docx
+++ b/TS Jatai Ghanam Project/TS 7.4/TS 7.4 Ghanam Sanskrit Corrections.docx
@@ -1,6 +1,6 @@
 
 <file path=word/document.xml><?xml version="1.0" encoding="utf-8"?>
-<w:document xmlns:wpc="http://schemas.microsoft.com/office/word/2010/wordprocessingCanvas" xmlns:cx="http://schemas.microsoft.com/office/drawing/2014/chartex" xmlns:cx1="http://schemas.microsoft.com/office/drawing/2015/9/8/chartex" xmlns:cx2="http://schemas.microsoft.com/office/drawing/2015/10/21/chartex" xmlns:cx3="http://schemas.microsoft.com/office/drawing/2016/5/9/chartex" xmlns:cx4="http://schemas.microsoft.com/office/drawing/2016/5/10/chartex" xmlns:cx5="http://schemas.microsoft.com/office/drawing/2016/5/11/chartex" xmlns:cx6="http://schemas.microsoft.com/office/drawing/2016/5/12/chartex" xmlns:cx7="http://schemas.microsoft.com/office/drawing/2016/5/13/chartex" xmlns:cx8="http://schemas.microsoft.com/office/drawing/2016/5/14/chartex" xmlns:mc="http://schemas.openxmlformats.org/markup-compatibility/2006" xmlns:aink="http://schemas.microsoft.com/office/drawing/2016/ink" xmlns:am3d="http://schemas.microsoft.com/office/drawing/2017/model3d" xmlns:o="urn:schemas-microsoft-com:office:office" xmlns:oel="http://schemas.microsoft.com/office/2019/extlst" xmlns:r="http://schemas.openxmlformats.org/officeDocument/2006/relationships" xmlns:m="http://schemas.openxmlformats.org/officeDocument/2006/math" xmlns:v="urn:schemas-microsoft-com:vml" xmlns:wp14="http://schemas.microsoft.com/office/word/2010/wordprocessingDrawing" xmlns:wp="http://schemas.openxmlformats.org/drawingml/2006/wordprocessingDrawing" xmlns:w10="urn:schemas-microsoft-com:office:word" xmlns:w="http://schemas.openxmlformats.org/wordprocessingml/2006/main" xmlns:w14="http://schemas.microsoft.com/office/word/2010/wordml" xmlns:w15="http://schemas.microsoft.com/office/word/2012/wordml" xmlns:w16cei="http://schemas.microsoft.com/office/word/2026/wordml/cei" xmlns:w16cex="http://schemas.microsoft.com/office/word/2018/wordml/cex" xmlns:w16cid="http://schemas.microsoft.com/office/word/2016/wordml/cid" xmlns:w16="http://schemas.microsoft.com/office/word/2018/wordml" xmlns:w16du="http://schemas.microsoft.com/office/word/2023/wordml/word16du" xmlns:w16sdtdh="http://schemas.microsoft.com/office/word/2020/wordml/sdtdatahash" xmlns:w16sdtfl="http://schemas.microsoft.com/office/word/2024/wordml/sdtformatlock" xmlns:w16se="http://schemas.microsoft.com/office/word/2015/wordml/symex" xmlns:wpg="http://schemas.microsoft.com/office/word/2010/wordprocessingGroup" xmlns:wpi="http://schemas.microsoft.com/office/word/2010/wordprocessingInk" xmlns:wne="http://schemas.microsoft.com/office/word/2006/wordml" xmlns:wps="http://schemas.microsoft.com/office/word/2010/wordprocessingShape" mc:Ignorable="w14 w15 w16se w16cid w16 w16cex w16sdtdh w16sdtfl w16du wp14">
+<w:document xmlns:wpc="http://schemas.microsoft.com/office/word/2010/wordprocessingCanvas" xmlns:cx="http://schemas.microsoft.com/office/drawing/2014/chartex" xmlns:cx1="http://schemas.microsoft.com/office/drawing/2015/9/8/chartex" xmlns:cx2="http://schemas.microsoft.com/office/drawing/2015/10/21/chartex" xmlns:cx3="http://schemas.microsoft.com/office/drawing/2016/5/9/chartex" xmlns:cx4="http://schemas.microsoft.com/office/drawing/2016/5/10/chartex" xmlns:cx5="http://schemas.microsoft.com/office/drawing/2016/5/11/chartex" xmlns:cx6="http://schemas.microsoft.com/office/drawing/2016/5/12/chartex" xmlns:cx7="http://schemas.microsoft.com/office/drawing/2016/5/13/chartex" xmlns:cx8="http://schemas.microsoft.com/office/drawing/2016/5/14/chartex" xmlns:mc="http://schemas.openxmlformats.org/markup-compatibility/2006" xmlns:aink="http://schemas.microsoft.com/office/drawing/2016/ink" xmlns:am3d="http://schemas.microsoft.com/office/drawing/2017/model3d" xmlns:o="urn:schemas-microsoft-com:office:office" xmlns:oel="http://schemas.microsoft.com/office/2019/extlst" xmlns:r="http://schemas.openxmlformats.org/officeDocument/2006/relationships" xmlns:m="http://schemas.openxmlformats.org/officeDocument/2006/math" xmlns:v="urn:schemas-microsoft-com:vml" xmlns:wp14="http://schemas.microsoft.com/office/word/2010/wordprocessingDrawing" xmlns:wp="http://schemas.openxmlformats.org/drawingml/2006/wordprocessingDrawing" xmlns:w10="urn:schemas-microsoft-com:office:word" xmlns:w="http://schemas.openxmlformats.org/wordprocessingml/2006/main" xmlns:w14="http://schemas.microsoft.com/office/word/2010/wordml" xmlns:w15="http://schemas.microsoft.com/office/word/2012/wordml" xmlns:w16cex="http://schemas.microsoft.com/office/word/2018/wordml/cex" xmlns:w16cid="http://schemas.microsoft.com/office/word/2016/wordml/cid" xmlns:w16="http://schemas.microsoft.com/office/word/2018/wordml" xmlns:w16du="http://schemas.microsoft.com/office/word/2023/wordml/word16du" xmlns:w16sdtdh="http://schemas.microsoft.com/office/word/2020/wordml/sdtdatahash" xmlns:w16sdtfl="http://schemas.microsoft.com/office/word/2024/wordml/sdtformatlock" xmlns:w16se="http://schemas.microsoft.com/office/word/2015/wordml/symex" xmlns:wpg="http://schemas.microsoft.com/office/word/2010/wordprocessingGroup" xmlns:wpi="http://schemas.microsoft.com/office/word/2010/wordprocessingInk" xmlns:wne="http://schemas.microsoft.com/office/word/2006/wordml" xmlns:wps="http://schemas.microsoft.com/office/word/2010/wordprocessingShape" mc:Ignorable="w14 w15 w16se w16cid w16 w16cex w16sdtdh w16sdtfl w16du wp14">
   <w:body>
     <w:p>
       <w:pPr>
@@ -933,10 +933,387 @@
               <w:adjustRightInd w:val="0"/>
               <w:spacing w:before="0" w:line="240" w:lineRule="auto"/>
               <w:rPr>
+                <w:rFonts w:ascii="BRH Devanagari Extra" w:hAnsi="BRH Devanagari Extra" w:cs="BRH Devanagari Extra"/>
+                <w:color w:val="000000"/>
+                <w:sz w:val="32"/>
+                <w:szCs w:val="32"/>
+              </w:rPr>
+            </w:pPr>
+            <w:r>
+              <w:rPr>
+                <w:rFonts w:ascii="BRH Devanagari Extra" w:hAnsi="BRH Devanagari Extra" w:cs="BRH Devanagari Extra"/>
+                <w:color w:val="000000"/>
+                <w:sz w:val="32"/>
+                <w:szCs w:val="32"/>
+              </w:rPr>
+              <w:t>(</w:t>
+            </w:r>
+            <w:r>
+              <w:rPr>
+                <w:rFonts w:cs="BRH Devanagari Extra"/>
+                <w:color w:val="000000"/>
+                <w:szCs w:val="32"/>
+              </w:rPr>
+              <w:t>45</w:t>
+            </w:r>
+            <w:r>
+              <w:rPr>
+                <w:rFonts w:ascii="BRH Devanagari Extra" w:hAnsi="BRH Devanagari Extra" w:cs="BRH Devanagari Extra"/>
+                <w:color w:val="000000"/>
+                <w:sz w:val="32"/>
+                <w:szCs w:val="32"/>
+              </w:rPr>
+              <w:t>)</w:t>
+            </w:r>
+            <w:r>
+              <w:rPr>
+                <w:rFonts w:cs="BRH Devanagari Extra"/>
+                <w:color w:val="000000"/>
+                <w:szCs w:val="32"/>
+              </w:rPr>
+              <w:t>[P41</w:t>
+            </w:r>
+            <w:r>
+              <w:rPr>
+                <w:rFonts w:ascii="BRH Devanagari Extra" w:hAnsi="BRH Devanagari Extra" w:cs="BRH Devanagari Extra"/>
+                <w:color w:val="000000"/>
+                <w:sz w:val="32"/>
+                <w:szCs w:val="32"/>
+              </w:rPr>
+              <w:t xml:space="preserve">] </w:t>
+            </w:r>
+            <w:r>
+              <w:rPr>
+                <w:rFonts w:cs="BRH Devanagari Extra"/>
+                <w:color w:val="000000"/>
+                <w:szCs w:val="32"/>
+              </w:rPr>
+              <w:t>7</w:t>
+            </w:r>
+            <w:r>
+              <w:rPr>
+                <w:rFonts w:ascii="BRH Devanagari Extra" w:hAnsi="BRH Devanagari Extra" w:cs="BRH Devanagari Extra"/>
+                <w:color w:val="000000"/>
+                <w:sz w:val="32"/>
+                <w:szCs w:val="32"/>
+              </w:rPr>
+              <w:t>.</w:t>
+            </w:r>
+            <w:r>
+              <w:rPr>
+                <w:rFonts w:cs="BRH Devanagari Extra"/>
+                <w:color w:val="000000"/>
+                <w:szCs w:val="32"/>
+              </w:rPr>
+              <w:t>4</w:t>
+            </w:r>
+            <w:r>
+              <w:rPr>
+                <w:rFonts w:ascii="BRH Devanagari Extra" w:hAnsi="BRH Devanagari Extra" w:cs="BRH Devanagari Extra"/>
+                <w:color w:val="000000"/>
+                <w:sz w:val="32"/>
+                <w:szCs w:val="32"/>
+              </w:rPr>
+              <w:t>.</w:t>
+            </w:r>
+            <w:r>
+              <w:rPr>
+                <w:rFonts w:cs="BRH Devanagari Extra"/>
+                <w:color w:val="000000"/>
+                <w:szCs w:val="32"/>
+              </w:rPr>
+              <w:t>15</w:t>
+            </w:r>
+            <w:r>
+              <w:rPr>
+                <w:rFonts w:ascii="BRH Devanagari Extra" w:hAnsi="BRH Devanagari Extra" w:cs="BRH Devanagari Extra"/>
+                <w:color w:val="000000"/>
+                <w:sz w:val="32"/>
+                <w:szCs w:val="32"/>
+              </w:rPr>
+              <w:t>.</w:t>
+            </w:r>
+            <w:r>
+              <w:rPr>
+                <w:rFonts w:cs="BRH Devanagari Extra"/>
+                <w:color w:val="000000"/>
+                <w:szCs w:val="32"/>
+              </w:rPr>
+              <w:t>1</w:t>
+            </w:r>
+            <w:r>
+              <w:rPr>
+                <w:rFonts w:ascii="BRH Devanagari Extra" w:hAnsi="BRH Devanagari Extra" w:cs="BRH Devanagari Extra"/>
+                <w:color w:val="000000"/>
+                <w:sz w:val="32"/>
+                <w:szCs w:val="32"/>
+              </w:rPr>
+              <w:t>(</w:t>
+            </w:r>
+            <w:r>
+              <w:rPr>
+                <w:rFonts w:cs="BRH Devanagari Extra"/>
+                <w:color w:val="000000"/>
+                <w:szCs w:val="32"/>
+              </w:rPr>
+              <w:t>42</w:t>
+            </w:r>
+            <w:r>
+              <w:rPr>
+                <w:rFonts w:ascii="BRH Devanagari Extra" w:hAnsi="BRH Devanagari Extra" w:cs="BRH Devanagari Extra"/>
+                <w:color w:val="000000"/>
+                <w:sz w:val="32"/>
+                <w:szCs w:val="32"/>
+              </w:rPr>
+              <w:t>)- xuÉålÉþ | ÌWû | uÉ×</w:t>
+            </w:r>
+            <w:r>
+              <w:rPr>
+                <w:rFonts w:ascii="BRH Malayalam Extra" w:hAnsi="BRH Malayalam Extra" w:cs="BRH Devanagari Extra"/>
+                <w:color w:val="000000"/>
+                <w:szCs w:val="32"/>
+              </w:rPr>
+              <w:t>–</w:t>
+            </w:r>
+            <w:r>
+              <w:rPr>
+                <w:rFonts w:ascii="BRH Devanagari Extra" w:hAnsi="BRH Devanagari Extra" w:cs="BRH Devanagari Extra"/>
+                <w:color w:val="000000"/>
+                <w:sz w:val="32"/>
+                <w:szCs w:val="32"/>
+              </w:rPr>
+              <w:t>§ÉqÉç |</w:t>
+            </w:r>
+          </w:p>
+          <w:p>
+            <w:pPr>
+              <w:widowControl w:val="0"/>
+              <w:autoSpaceDE w:val="0"/>
+              <w:autoSpaceDN w:val="0"/>
+              <w:adjustRightInd w:val="0"/>
+              <w:spacing w:before="0" w:line="240" w:lineRule="auto"/>
+              <w:rPr>
+                <w:rFonts w:ascii="BRH Devanagari Extra" w:hAnsi="BRH Devanagari Extra" w:cs="BRH Devanagari Extra"/>
+                <w:color w:val="000000"/>
+                <w:sz w:val="32"/>
+                <w:szCs w:val="32"/>
+              </w:rPr>
+            </w:pPr>
+            <w:r>
+              <w:rPr>
+                <w:rFonts w:ascii="BRH Devanagari Extra" w:hAnsi="BRH Devanagari Extra" w:cs="BRH Devanagari Extra"/>
+                <w:color w:val="000000"/>
+                <w:sz w:val="32"/>
+                <w:szCs w:val="32"/>
+              </w:rPr>
+              <w:t>xuÉå</w:t>
+            </w:r>
+            <w:r>
+              <w:rPr>
+                <w:rFonts w:ascii="BRH Devanagari Extra" w:hAnsi="BRH Devanagari Extra" w:cs="BRH Devanagari Extra"/>
+                <w:color w:val="000000"/>
+                <w:sz w:val="32"/>
+                <w:szCs w:val="32"/>
+                <w:highlight w:val="yellow"/>
+              </w:rPr>
+              <w:t>lÉ</w:t>
+            </w:r>
+            <w:r>
+              <w:rPr>
+                <w:rFonts w:ascii="BRH Malayalam Extra" w:hAnsi="BRH Malayalam Extra" w:cs="BRH Devanagari Extra"/>
+                <w:color w:val="000000"/>
+                <w:szCs w:val="32"/>
+              </w:rPr>
+              <w:t>–</w:t>
+            </w:r>
+            <w:r>
+              <w:rPr>
+                <w:rFonts w:ascii="BRH Devanagari Extra" w:hAnsi="BRH Devanagari Extra" w:cs="BRH Devanagari Extra"/>
+                <w:color w:val="000000"/>
+                <w:sz w:val="32"/>
+                <w:szCs w:val="32"/>
+              </w:rPr>
+              <w:t xml:space="preserve"> ÌWû ÌWû xuÉålÉ</w:t>
+            </w:r>
+            <w:r>
+              <w:rPr>
+                <w:rFonts w:ascii="BRH Malayalam Extra" w:hAnsi="BRH Malayalam Extra" w:cs="BRH Devanagari Extra"/>
+                <w:color w:val="000000"/>
+                <w:szCs w:val="32"/>
+              </w:rPr>
+              <w:t>–</w:t>
+            </w:r>
+            <w:r>
+              <w:rPr>
+                <w:rFonts w:ascii="BRH Devanagari Extra" w:hAnsi="BRH Devanagari Extra" w:cs="BRH Devanagari Extra"/>
+                <w:color w:val="000000"/>
+                <w:sz w:val="32"/>
+                <w:szCs w:val="32"/>
+              </w:rPr>
+              <w:t xml:space="preserve"> xuÉå</w:t>
+            </w:r>
+            <w:r>
+              <w:rPr>
+                <w:rFonts w:ascii="BRH Devanagari Extra" w:hAnsi="BRH Devanagari Extra" w:cs="BRH Devanagari Extra"/>
+                <w:color w:val="000000"/>
+                <w:sz w:val="32"/>
+                <w:szCs w:val="32"/>
+                <w:highlight w:val="yellow"/>
+              </w:rPr>
+              <w:t>lÉ</w:t>
+            </w:r>
+            <w:r>
+              <w:rPr>
+                <w:rFonts w:ascii="BRH Malayalam Extra" w:hAnsi="BRH Malayalam Extra" w:cs="BRH Devanagari Extra"/>
+                <w:color w:val="000000"/>
+                <w:szCs w:val="32"/>
+              </w:rPr>
+              <w:t>–</w:t>
+            </w:r>
+            <w:r>
+              <w:rPr>
+                <w:rFonts w:ascii="BRH Devanagari Extra" w:hAnsi="BRH Devanagari Extra" w:cs="BRH Devanagari Extra"/>
+                <w:color w:val="000000"/>
+                <w:sz w:val="32"/>
+                <w:szCs w:val="32"/>
+              </w:rPr>
+              <w:t xml:space="preserve"> ÌWû uÉ×</w:t>
+            </w:r>
+            <w:r>
+              <w:rPr>
+                <w:rFonts w:ascii="BRH Malayalam Extra" w:hAnsi="BRH Malayalam Extra" w:cs="BRH Devanagari Extra"/>
+                <w:color w:val="000000"/>
+                <w:szCs w:val="32"/>
+              </w:rPr>
+              <w:t>–</w:t>
+            </w:r>
+            <w:r>
+              <w:rPr>
+                <w:rFonts w:ascii="BRH Devanagari Extra" w:hAnsi="BRH Devanagari Extra" w:cs="BRH Devanagari Extra"/>
+                <w:color w:val="000000"/>
+                <w:sz w:val="32"/>
+                <w:szCs w:val="32"/>
+              </w:rPr>
+              <w:t>§ÉÇ ÆuÉ×</w:t>
+            </w:r>
+            <w:r>
+              <w:rPr>
+                <w:rFonts w:ascii="BRH Malayalam Extra" w:hAnsi="BRH Malayalam Extra" w:cs="BRH Devanagari Extra"/>
+                <w:color w:val="000000"/>
+                <w:szCs w:val="32"/>
+              </w:rPr>
+              <w:t>–</w:t>
+            </w:r>
+            <w:r>
+              <w:rPr>
+                <w:rFonts w:ascii="BRH Devanagari Extra" w:hAnsi="BRH Devanagari Extra" w:cs="BRH Devanagari Extra"/>
+                <w:color w:val="000000"/>
+                <w:sz w:val="32"/>
+                <w:szCs w:val="32"/>
+              </w:rPr>
+              <w:t>§É</w:t>
+            </w:r>
+            <w:r>
+              <w:rPr>
+                <w:rFonts w:ascii="BRH Devanagari Extra" w:hAnsi="BRH Devanagari Extra" w:cs="BRH Devanagari Extra"/>
+                <w:color w:val="000000"/>
+                <w:sz w:val="26"/>
+                <w:szCs w:val="32"/>
+              </w:rPr>
+              <w:t>óè</w:t>
+            </w:r>
+            <w:r>
+              <w:rPr>
+                <w:rFonts w:ascii="BRH Devanagari Extra" w:hAnsi="BRH Devanagari Extra" w:cs="BRH Devanagari Extra"/>
+                <w:color w:val="000000"/>
+                <w:sz w:val="32"/>
+                <w:szCs w:val="32"/>
+              </w:rPr>
+              <w:t xml:space="preserve"> ÌWû xuÉålÉ</w:t>
+            </w:r>
+            <w:r>
+              <w:rPr>
+                <w:rFonts w:ascii="BRH Malayalam Extra" w:hAnsi="BRH Malayalam Extra" w:cs="BRH Devanagari Extra"/>
+                <w:color w:val="000000"/>
+                <w:szCs w:val="32"/>
+              </w:rPr>
+              <w:t>–</w:t>
+            </w:r>
+            <w:r>
+              <w:rPr>
+                <w:rFonts w:ascii="BRH Devanagari Extra" w:hAnsi="BRH Devanagari Extra" w:cs="BRH Devanagari Extra"/>
+                <w:color w:val="000000"/>
+                <w:sz w:val="32"/>
+                <w:szCs w:val="32"/>
+              </w:rPr>
+              <w:t xml:space="preserve"> </w:t>
+            </w:r>
+          </w:p>
+          <w:p>
+            <w:pPr>
+              <w:widowControl w:val="0"/>
+              <w:autoSpaceDE w:val="0"/>
+              <w:autoSpaceDN w:val="0"/>
+              <w:adjustRightInd w:val="0"/>
+              <w:spacing w:before="0" w:line="240" w:lineRule="auto"/>
+              <w:rPr>
                 <w:rFonts w:cs="BRH Malayalam Extra"/>
                 <w:szCs w:val="40"/>
               </w:rPr>
             </w:pPr>
+            <w:r>
+              <w:rPr>
+                <w:rFonts w:ascii="BRH Devanagari Extra" w:hAnsi="BRH Devanagari Extra" w:cs="BRH Devanagari Extra"/>
+                <w:color w:val="000000"/>
+                <w:sz w:val="32"/>
+                <w:szCs w:val="32"/>
+              </w:rPr>
+              <w:t>xuÉå</w:t>
+            </w:r>
+            <w:r>
+              <w:rPr>
+                <w:rFonts w:ascii="BRH Devanagari Extra" w:hAnsi="BRH Devanagari Extra" w:cs="BRH Devanagari Extra"/>
+                <w:color w:val="000000"/>
+                <w:sz w:val="32"/>
+                <w:szCs w:val="32"/>
+                <w:highlight w:val="yellow"/>
+              </w:rPr>
+              <w:t>lÉ</w:t>
+            </w:r>
+            <w:r>
+              <w:rPr>
+                <w:rFonts w:ascii="BRH Malayalam Extra" w:hAnsi="BRH Malayalam Extra" w:cs="BRH Devanagari Extra"/>
+                <w:color w:val="000000"/>
+                <w:szCs w:val="32"/>
+              </w:rPr>
+              <w:t>–</w:t>
+            </w:r>
+            <w:r>
+              <w:rPr>
+                <w:rFonts w:ascii="BRH Devanagari Extra" w:hAnsi="BRH Devanagari Extra" w:cs="BRH Devanagari Extra"/>
+                <w:color w:val="000000"/>
+                <w:sz w:val="32"/>
+                <w:szCs w:val="32"/>
+              </w:rPr>
+              <w:t xml:space="preserve"> ÌWû uÉ×</w:t>
+            </w:r>
+            <w:r>
+              <w:rPr>
+                <w:rFonts w:ascii="BRH Malayalam Extra" w:hAnsi="BRH Malayalam Extra" w:cs="BRH Devanagari Extra"/>
+                <w:color w:val="000000"/>
+                <w:szCs w:val="32"/>
+              </w:rPr>
+              <w:t>–</w:t>
+            </w:r>
+            <w:r>
+              <w:rPr>
+                <w:rFonts w:ascii="BRH Devanagari Extra" w:hAnsi="BRH Devanagari Extra" w:cs="BRH Devanagari Extra"/>
+                <w:color w:val="000000"/>
+                <w:sz w:val="32"/>
+                <w:szCs w:val="32"/>
+              </w:rPr>
+              <w:t xml:space="preserve">§ÉqÉç | </w:t>
+            </w:r>
           </w:p>
         </w:tc>
         <w:tc>
@@ -951,11 +1328,399 @@
               <w:adjustRightInd w:val="0"/>
               <w:spacing w:before="0" w:line="240" w:lineRule="auto"/>
               <w:rPr>
+                <w:rFonts w:ascii="BRH Devanagari Extra" w:hAnsi="BRH Devanagari Extra" w:cs="BRH Devanagari Extra"/>
+                <w:color w:val="000000"/>
+                <w:sz w:val="32"/>
+                <w:szCs w:val="32"/>
+              </w:rPr>
+            </w:pPr>
+            <w:r>
+              <w:rPr>
+                <w:rFonts w:ascii="BRH Devanagari Extra" w:hAnsi="BRH Devanagari Extra" w:cs="BRH Devanagari Extra"/>
+                <w:color w:val="000000"/>
+                <w:sz w:val="32"/>
+                <w:szCs w:val="32"/>
+              </w:rPr>
+              <w:t>(</w:t>
+            </w:r>
+            <w:r>
+              <w:rPr>
+                <w:rFonts w:cs="BRH Devanagari Extra"/>
+                <w:color w:val="000000"/>
+                <w:szCs w:val="32"/>
+              </w:rPr>
+              <w:t>45</w:t>
+            </w:r>
+            <w:r>
+              <w:rPr>
+                <w:rFonts w:ascii="BRH Devanagari Extra" w:hAnsi="BRH Devanagari Extra" w:cs="BRH Devanagari Extra"/>
+                <w:color w:val="000000"/>
+                <w:sz w:val="32"/>
+                <w:szCs w:val="32"/>
+              </w:rPr>
+              <w:t>)</w:t>
+            </w:r>
+            <w:r>
+              <w:rPr>
+                <w:rFonts w:cs="BRH Devanagari Extra"/>
+                <w:color w:val="000000"/>
+                <w:szCs w:val="32"/>
+              </w:rPr>
+              <w:t>[P41</w:t>
+            </w:r>
+            <w:r>
+              <w:rPr>
+                <w:rFonts w:ascii="BRH Devanagari Extra" w:hAnsi="BRH Devanagari Extra" w:cs="BRH Devanagari Extra"/>
+                <w:color w:val="000000"/>
+                <w:sz w:val="32"/>
+                <w:szCs w:val="32"/>
+              </w:rPr>
+              <w:t xml:space="preserve">] </w:t>
+            </w:r>
+            <w:r>
+              <w:rPr>
+                <w:rFonts w:cs="BRH Devanagari Extra"/>
+                <w:color w:val="000000"/>
+                <w:szCs w:val="32"/>
+              </w:rPr>
+              <w:t>7</w:t>
+            </w:r>
+            <w:r>
+              <w:rPr>
+                <w:rFonts w:ascii="BRH Devanagari Extra" w:hAnsi="BRH Devanagari Extra" w:cs="BRH Devanagari Extra"/>
+                <w:color w:val="000000"/>
+                <w:sz w:val="32"/>
+                <w:szCs w:val="32"/>
+              </w:rPr>
+              <w:t>.</w:t>
+            </w:r>
+            <w:r>
+              <w:rPr>
+                <w:rFonts w:cs="BRH Devanagari Extra"/>
+                <w:color w:val="000000"/>
+                <w:szCs w:val="32"/>
+              </w:rPr>
+              <w:t>4</w:t>
+            </w:r>
+            <w:r>
+              <w:rPr>
+                <w:rFonts w:ascii="BRH Devanagari Extra" w:hAnsi="BRH Devanagari Extra" w:cs="BRH Devanagari Extra"/>
+                <w:color w:val="000000"/>
+                <w:sz w:val="32"/>
+                <w:szCs w:val="32"/>
+              </w:rPr>
+              <w:t>.</w:t>
+            </w:r>
+            <w:r>
+              <w:rPr>
+                <w:rFonts w:cs="BRH Devanagari Extra"/>
+                <w:color w:val="000000"/>
+                <w:szCs w:val="32"/>
+              </w:rPr>
+              <w:t>15</w:t>
+            </w:r>
+            <w:r>
+              <w:rPr>
+                <w:rFonts w:ascii="BRH Devanagari Extra" w:hAnsi="BRH Devanagari Extra" w:cs="BRH Devanagari Extra"/>
+                <w:color w:val="000000"/>
+                <w:sz w:val="32"/>
+                <w:szCs w:val="32"/>
+              </w:rPr>
+              <w:t>.</w:t>
+            </w:r>
+            <w:r>
+              <w:rPr>
+                <w:rFonts w:cs="BRH Devanagari Extra"/>
+                <w:color w:val="000000"/>
+                <w:szCs w:val="32"/>
+              </w:rPr>
+              <w:t>1</w:t>
+            </w:r>
+            <w:r>
+              <w:rPr>
+                <w:rFonts w:ascii="BRH Devanagari Extra" w:hAnsi="BRH Devanagari Extra" w:cs="BRH Devanagari Extra"/>
+                <w:color w:val="000000"/>
+                <w:sz w:val="32"/>
+                <w:szCs w:val="32"/>
+              </w:rPr>
+              <w:t>(</w:t>
+            </w:r>
+            <w:r>
+              <w:rPr>
+                <w:rFonts w:cs="BRH Devanagari Extra"/>
+                <w:color w:val="000000"/>
+                <w:szCs w:val="32"/>
+              </w:rPr>
+              <w:t>42</w:t>
+            </w:r>
+            <w:r>
+              <w:rPr>
+                <w:rFonts w:ascii="BRH Devanagari Extra" w:hAnsi="BRH Devanagari Extra" w:cs="BRH Devanagari Extra"/>
+                <w:color w:val="000000"/>
+                <w:sz w:val="32"/>
+                <w:szCs w:val="32"/>
+              </w:rPr>
+              <w:t>)- xuÉålÉþ | ÌWû | uÉ×</w:t>
+            </w:r>
+            <w:r>
+              <w:rPr>
+                <w:rFonts w:ascii="BRH Malayalam Extra" w:hAnsi="BRH Malayalam Extra" w:cs="BRH Devanagari Extra"/>
+                <w:color w:val="000000"/>
+                <w:szCs w:val="32"/>
+              </w:rPr>
+              <w:t>–</w:t>
+            </w:r>
+            <w:r>
+              <w:rPr>
+                <w:rFonts w:ascii="BRH Devanagari Extra" w:hAnsi="BRH Devanagari Extra" w:cs="BRH Devanagari Extra"/>
+                <w:color w:val="000000"/>
+                <w:sz w:val="32"/>
+                <w:szCs w:val="32"/>
+              </w:rPr>
+              <w:t>§ÉqÉç |</w:t>
+            </w:r>
+          </w:p>
+          <w:p>
+            <w:pPr>
+              <w:widowControl w:val="0"/>
+              <w:autoSpaceDE w:val="0"/>
+              <w:autoSpaceDN w:val="0"/>
+              <w:adjustRightInd w:val="0"/>
+              <w:spacing w:before="0" w:line="240" w:lineRule="auto"/>
+              <w:rPr>
+                <w:rFonts w:ascii="BRH Devanagari Extra" w:hAnsi="BRH Devanagari Extra" w:cs="BRH Devanagari Extra"/>
+                <w:color w:val="000000"/>
+                <w:sz w:val="32"/>
+                <w:szCs w:val="32"/>
+              </w:rPr>
+            </w:pPr>
+            <w:r>
+              <w:rPr>
+                <w:rFonts w:ascii="BRH Devanagari Extra" w:hAnsi="BRH Devanagari Extra" w:cs="BRH Devanagari Extra"/>
+                <w:color w:val="000000"/>
+                <w:sz w:val="32"/>
+                <w:szCs w:val="32"/>
+              </w:rPr>
+              <w:t>xuÉå</w:t>
+            </w:r>
+            <w:r>
+              <w:rPr>
+                <w:rFonts w:ascii="BRH Devanagari Extra" w:hAnsi="BRH Devanagari Extra" w:cs="BRH Devanagari Extra"/>
+                <w:color w:val="000000"/>
+                <w:sz w:val="32"/>
+                <w:szCs w:val="32"/>
+                <w:highlight w:val="green"/>
+              </w:rPr>
+              <w:t>lÉÉ</w:t>
+            </w:r>
+            <w:r>
+              <w:rPr>
+                <w:rFonts w:ascii="BRH Malayalam Extra" w:hAnsi="BRH Malayalam Extra" w:cs="BRH Devanagari Extra"/>
+                <w:color w:val="000000"/>
+                <w:szCs w:val="32"/>
+              </w:rPr>
+              <w:t>–</w:t>
+            </w:r>
+            <w:r>
+              <w:rPr>
+                <w:rFonts w:ascii="BRH Devanagari Extra" w:hAnsi="BRH Devanagari Extra" w:cs="BRH Devanagari Extra"/>
+                <w:color w:val="000000"/>
+                <w:sz w:val="32"/>
+                <w:szCs w:val="32"/>
+              </w:rPr>
+              <w:t xml:space="preserve"> ÌWû ÌWû xuÉålÉ</w:t>
+            </w:r>
+            <w:r>
+              <w:rPr>
+                <w:rFonts w:ascii="BRH Malayalam Extra" w:hAnsi="BRH Malayalam Extra" w:cs="BRH Devanagari Extra"/>
+                <w:color w:val="000000"/>
+                <w:szCs w:val="32"/>
+              </w:rPr>
+              <w:t>–</w:t>
+            </w:r>
+            <w:r>
+              <w:rPr>
+                <w:rFonts w:ascii="BRH Devanagari Extra" w:hAnsi="BRH Devanagari Extra" w:cs="BRH Devanagari Extra"/>
+                <w:color w:val="000000"/>
+                <w:sz w:val="32"/>
+                <w:szCs w:val="32"/>
+              </w:rPr>
+              <w:t xml:space="preserve"> xuÉ</w:t>
+            </w:r>
+            <w:r>
+              <w:rPr>
+                <w:rFonts w:ascii="BRH Devanagari Extra" w:hAnsi="BRH Devanagari Extra" w:cs="BRH Devanagari Extra"/>
+                <w:color w:val="000000"/>
+                <w:sz w:val="32"/>
+                <w:szCs w:val="32"/>
+                <w:highlight w:val="green"/>
+              </w:rPr>
+              <w:t>ålÉÉ</w:t>
+            </w:r>
+            <w:r>
+              <w:rPr>
+                <w:rFonts w:ascii="BRH Malayalam Extra" w:hAnsi="BRH Malayalam Extra" w:cs="BRH Devanagari Extra"/>
+                <w:color w:val="000000"/>
+                <w:szCs w:val="32"/>
+              </w:rPr>
+              <w:t>–</w:t>
+            </w:r>
+            <w:r>
+              <w:rPr>
+                <w:rFonts w:ascii="BRH Devanagari Extra" w:hAnsi="BRH Devanagari Extra" w:cs="BRH Devanagari Extra"/>
+                <w:color w:val="000000"/>
+                <w:sz w:val="32"/>
+                <w:szCs w:val="32"/>
+              </w:rPr>
+              <w:t xml:space="preserve"> ÌWû uÉ×</w:t>
+            </w:r>
+            <w:r>
+              <w:rPr>
+                <w:rFonts w:ascii="BRH Malayalam Extra" w:hAnsi="BRH Malayalam Extra" w:cs="BRH Devanagari Extra"/>
+                <w:color w:val="000000"/>
+                <w:szCs w:val="32"/>
+              </w:rPr>
+              <w:t>–</w:t>
+            </w:r>
+            <w:r>
+              <w:rPr>
+                <w:rFonts w:ascii="BRH Devanagari Extra" w:hAnsi="BRH Devanagari Extra" w:cs="BRH Devanagari Extra"/>
+                <w:color w:val="000000"/>
+                <w:sz w:val="32"/>
+                <w:szCs w:val="32"/>
+              </w:rPr>
+              <w:t>§ÉÇ ÆuÉ×</w:t>
+            </w:r>
+            <w:r>
+              <w:rPr>
+                <w:rFonts w:ascii="BRH Malayalam Extra" w:hAnsi="BRH Malayalam Extra" w:cs="BRH Devanagari Extra"/>
+                <w:color w:val="000000"/>
+                <w:szCs w:val="32"/>
+              </w:rPr>
+              <w:t>–</w:t>
+            </w:r>
+            <w:r>
+              <w:rPr>
+                <w:rFonts w:ascii="BRH Devanagari Extra" w:hAnsi="BRH Devanagari Extra" w:cs="BRH Devanagari Extra"/>
+                <w:color w:val="000000"/>
+                <w:sz w:val="32"/>
+                <w:szCs w:val="32"/>
+              </w:rPr>
+              <w:t>§É</w:t>
+            </w:r>
+            <w:r>
+              <w:rPr>
+                <w:rFonts w:ascii="BRH Devanagari Extra" w:hAnsi="BRH Devanagari Extra" w:cs="BRH Devanagari Extra"/>
+                <w:color w:val="000000"/>
+                <w:sz w:val="26"/>
+                <w:szCs w:val="32"/>
+              </w:rPr>
+              <w:t>óè</w:t>
+            </w:r>
+            <w:r>
+              <w:rPr>
+                <w:rFonts w:ascii="BRH Devanagari Extra" w:hAnsi="BRH Devanagari Extra" w:cs="BRH Devanagari Extra"/>
+                <w:color w:val="000000"/>
+                <w:sz w:val="32"/>
+                <w:szCs w:val="32"/>
+              </w:rPr>
+              <w:t xml:space="preserve"> ÌWû xuÉålÉ</w:t>
+            </w:r>
+            <w:r>
+              <w:rPr>
+                <w:rFonts w:ascii="BRH Malayalam Extra" w:hAnsi="BRH Malayalam Extra" w:cs="BRH Devanagari Extra"/>
+                <w:color w:val="000000"/>
+                <w:szCs w:val="32"/>
+              </w:rPr>
+              <w:t>–</w:t>
+            </w:r>
+            <w:r>
+              <w:rPr>
+                <w:rFonts w:ascii="BRH Devanagari Extra" w:hAnsi="BRH Devanagari Extra" w:cs="BRH Devanagari Extra"/>
+                <w:color w:val="000000"/>
+                <w:sz w:val="32"/>
+                <w:szCs w:val="32"/>
+              </w:rPr>
+              <w:t xml:space="preserve"> </w:t>
+            </w:r>
+          </w:p>
+          <w:p>
+            <w:pPr>
+              <w:widowControl w:val="0"/>
+              <w:autoSpaceDE w:val="0"/>
+              <w:autoSpaceDN w:val="0"/>
+              <w:adjustRightInd w:val="0"/>
+              <w:spacing w:before="0" w:line="240" w:lineRule="auto"/>
+              <w:rPr>
                 <w:rFonts w:cs="BRH Malayalam Extra"/>
                 <w:color w:val="000000"/>
                 <w:szCs w:val="40"/>
               </w:rPr>
             </w:pPr>
+            <w:r>
+              <w:rPr>
+                <w:rFonts w:ascii="BRH Devanagari Extra" w:hAnsi="BRH Devanagari Extra" w:cs="BRH Devanagari Extra"/>
+                <w:color w:val="000000"/>
+                <w:sz w:val="32"/>
+                <w:szCs w:val="32"/>
+              </w:rPr>
+              <w:t>xuÉå</w:t>
+            </w:r>
+            <w:r>
+              <w:rPr>
+                <w:rFonts w:ascii="BRH Devanagari Extra" w:hAnsi="BRH Devanagari Extra" w:cs="BRH Devanagari Extra"/>
+                <w:color w:val="000000"/>
+                <w:sz w:val="32"/>
+                <w:szCs w:val="32"/>
+                <w:highlight w:val="green"/>
+              </w:rPr>
+              <w:t>lÉ</w:t>
+            </w:r>
+            <w:r>
+              <w:rPr>
+                <w:rFonts w:ascii="BRH Malayalam Extra" w:hAnsi="BRH Malayalam Extra" w:cs="BRH Devanagari Extra"/>
+                <w:color w:val="000000"/>
+                <w:szCs w:val="32"/>
+                <w:highlight w:val="green"/>
+              </w:rPr>
+              <w:t>–</w:t>
+            </w:r>
+            <w:r>
+              <w:rPr>
+                <w:rFonts w:ascii="BRH Devanagari Extra" w:hAnsi="BRH Devanagari Extra" w:cs="BRH Devanagari Extra"/>
+                <w:color w:val="000000"/>
+                <w:sz w:val="32"/>
+                <w:szCs w:val="32"/>
+                <w:highlight w:val="green"/>
+              </w:rPr>
+              <w:t>É</w:t>
+            </w:r>
+            <w:r>
+              <w:rPr>
+                <w:rFonts w:ascii="BRH Devanagari Extra" w:hAnsi="BRH Devanagari Extra" w:cs="BRH Devanagari Extra"/>
+                <w:color w:val="000000"/>
+                <w:sz w:val="32"/>
+                <w:szCs w:val="32"/>
+              </w:rPr>
+              <w:t xml:space="preserve"> ÌWû uÉ×</w:t>
+            </w:r>
+            <w:r>
+              <w:rPr>
+                <w:rFonts w:ascii="BRH Malayalam Extra" w:hAnsi="BRH Malayalam Extra" w:cs="BRH Devanagari Extra"/>
+                <w:color w:val="000000"/>
+                <w:szCs w:val="32"/>
+              </w:rPr>
+              <w:t>–</w:t>
+            </w:r>
+            <w:r>
+              <w:rPr>
+                <w:rFonts w:ascii="BRH Devanagari Extra" w:hAnsi="BRH Devanagari Extra" w:cs="BRH Devanagari Extra"/>
+                <w:color w:val="000000"/>
+                <w:sz w:val="32"/>
+                <w:szCs w:val="32"/>
+              </w:rPr>
+              <w:t xml:space="preserve">§ÉqÉç | </w:t>
+            </w:r>
           </w:p>
         </w:tc>
       </w:tr>
@@ -1476,7 +2241,7 @@
 </file>
 
 <file path=word/endnotes.xml><?xml version="1.0" encoding="utf-8"?>
-<w:endnotes xmlns:wpc="http://schemas.microsoft.com/office/word/2010/wordprocessingCanvas" xmlns:cx="http://schemas.microsoft.com/office/drawing/2014/chartex" xmlns:cx1="http://schemas.microsoft.com/office/drawing/2015/9/8/chartex" xmlns:cx2="http://schemas.microsoft.com/office/drawing/2015/10/21/chartex" xmlns:cx3="http://schemas.microsoft.com/office/drawing/2016/5/9/chartex" xmlns:cx4="http://schemas.microsoft.com/office/drawing/2016/5/10/chartex" xmlns:cx5="http://schemas.microsoft.com/office/drawing/2016/5/11/chartex" xmlns:cx6="http://schemas.microsoft.com/office/drawing/2016/5/12/chartex" xmlns:cx7="http://schemas.microsoft.com/office/drawing/2016/5/13/chartex" xmlns:cx8="http://schemas.microsoft.com/office/drawing/2016/5/14/chartex" xmlns:mc="http://schemas.openxmlformats.org/markup-compatibility/2006" xmlns:aink="http://schemas.microsoft.com/office/drawing/2016/ink" xmlns:am3d="http://schemas.microsoft.com/office/drawing/2017/model3d" xmlns:o="urn:schemas-microsoft-com:office:office" xmlns:oel="http://schemas.microsoft.com/office/2019/extlst" xmlns:r="http://schemas.openxmlformats.org/officeDocument/2006/relationships" xmlns:m="http://schemas.openxmlformats.org/officeDocument/2006/math" xmlns:v="urn:schemas-microsoft-com:vml" xmlns:wp14="http://schemas.microsoft.com/office/word/2010/wordprocessingDrawing" xmlns:wp="http://schemas.openxmlformats.org/drawingml/2006/wordprocessingDrawing" xmlns:w10="urn:schemas-microsoft-com:office:word" xmlns:w="http://schemas.openxmlformats.org/wordprocessingml/2006/main" xmlns:w14="http://schemas.microsoft.com/office/word/2010/wordml" xmlns:w15="http://schemas.microsoft.com/office/word/2012/wordml" xmlns:w16cei="http://schemas.microsoft.com/office/word/2026/wordml/cei" xmlns:w16cex="http://schemas.microsoft.com/office/word/2018/wordml/cex" xmlns:w16cid="http://schemas.microsoft.com/office/word/2016/wordml/cid" xmlns:w16="http://schemas.microsoft.com/office/word/2018/wordml" xmlns:w16du="http://schemas.microsoft.com/office/word/2023/wordml/word16du" xmlns:w16sdtdh="http://schemas.microsoft.com/office/word/2020/wordml/sdtdatahash" xmlns:w16sdtfl="http://schemas.microsoft.com/office/word/2024/wordml/sdtformatlock" xmlns:w16se="http://schemas.microsoft.com/office/word/2015/wordml/symex" xmlns:wpg="http://schemas.microsoft.com/office/word/2010/wordprocessingGroup" xmlns:wpi="http://schemas.microsoft.com/office/word/2010/wordprocessingInk" xmlns:wne="http://schemas.microsoft.com/office/word/2006/wordml" xmlns:wps="http://schemas.microsoft.com/office/word/2010/wordprocessingShape" mc:Ignorable="w14 w15 w16se w16cid w16 w16cex w16sdtdh w16sdtfl w16du wp14">
+<w:endnotes xmlns:wpc="http://schemas.microsoft.com/office/word/2010/wordprocessingCanvas" xmlns:cx="http://schemas.microsoft.com/office/drawing/2014/chartex" xmlns:cx1="http://schemas.microsoft.com/office/drawing/2015/9/8/chartex" xmlns:cx2="http://schemas.microsoft.com/office/drawing/2015/10/21/chartex" xmlns:cx3="http://schemas.microsoft.com/office/drawing/2016/5/9/chartex" xmlns:cx4="http://schemas.microsoft.com/office/drawing/2016/5/10/chartex" xmlns:cx5="http://schemas.microsoft.com/office/drawing/2016/5/11/chartex" xmlns:cx6="http://schemas.microsoft.com/office/drawing/2016/5/12/chartex" xmlns:cx7="http://schemas.microsoft.com/office/drawing/2016/5/13/chartex" xmlns:cx8="http://schemas.microsoft.com/office/drawing/2016/5/14/chartex" xmlns:mc="http://schemas.openxmlformats.org/markup-compatibility/2006" xmlns:aink="http://schemas.microsoft.com/office/drawing/2016/ink" xmlns:am3d="http://schemas.microsoft.com/office/drawing/2017/model3d" xmlns:o="urn:schemas-microsoft-com:office:office" xmlns:oel="http://schemas.microsoft.com/office/2019/extlst" xmlns:r="http://schemas.openxmlformats.org/officeDocument/2006/relationships" xmlns:m="http://schemas.openxmlformats.org/officeDocument/2006/math" xmlns:v="urn:schemas-microsoft-com:vml" xmlns:wp14="http://schemas.microsoft.com/office/word/2010/wordprocessingDrawing" xmlns:wp="http://schemas.openxmlformats.org/drawingml/2006/wordprocessingDrawing" xmlns:w10="urn:schemas-microsoft-com:office:word" xmlns:w="http://schemas.openxmlformats.org/wordprocessingml/2006/main" xmlns:w14="http://schemas.microsoft.com/office/word/2010/wordml" xmlns:w15="http://schemas.microsoft.com/office/word/2012/wordml" xmlns:w16cex="http://schemas.microsoft.com/office/word/2018/wordml/cex" xmlns:w16cid="http://schemas.microsoft.com/office/word/2016/wordml/cid" xmlns:w16="http://schemas.microsoft.com/office/word/2018/wordml" xmlns:w16du="http://schemas.microsoft.com/office/word/2023/wordml/word16du" xmlns:w16sdtdh="http://schemas.microsoft.com/office/word/2020/wordml/sdtdatahash" xmlns:w16sdtfl="http://schemas.microsoft.com/office/word/2024/wordml/sdtformatlock" xmlns:w16se="http://schemas.microsoft.com/office/word/2015/wordml/symex" xmlns:wpg="http://schemas.microsoft.com/office/word/2010/wordprocessingGroup" xmlns:wpi="http://schemas.microsoft.com/office/word/2010/wordprocessingInk" xmlns:wne="http://schemas.microsoft.com/office/word/2006/wordml" xmlns:wps="http://schemas.microsoft.com/office/word/2010/wordprocessingShape" mc:Ignorable="w14 w15 w16se w16cid w16 w16cex w16sdtdh w16sdtfl w16du wp14">
   <w:endnote w:type="separator" w:id="-1">
     <w:p>
       <w:pPr>
@@ -1501,7 +2266,7 @@
 </file>
 
 <file path=word/footer1.xml><?xml version="1.0" encoding="utf-8"?>
-<w:ftr xmlns:wpc="http://schemas.microsoft.com/office/word/2010/wordprocessingCanvas" xmlns:cx="http://schemas.microsoft.com/office/drawing/2014/chartex" xmlns:cx1="http://schemas.microsoft.com/office/drawing/2015/9/8/chartex" xmlns:cx2="http://schemas.microsoft.com/office/drawing/2015/10/21/chartex" xmlns:cx3="http://schemas.microsoft.com/office/drawing/2016/5/9/chartex" xmlns:cx4="http://schemas.microsoft.com/office/drawing/2016/5/10/chartex" xmlns:cx5="http://schemas.microsoft.com/office/drawing/2016/5/11/chartex" xmlns:cx6="http://schemas.microsoft.com/office/drawing/2016/5/12/chartex" xmlns:cx7="http://schemas.microsoft.com/office/drawing/2016/5/13/chartex" xmlns:cx8="http://schemas.microsoft.com/office/drawing/2016/5/14/chartex" xmlns:mc="http://schemas.openxmlformats.org/markup-compatibility/2006" xmlns:aink="http://schemas.microsoft.com/office/drawing/2016/ink" xmlns:am3d="http://schemas.microsoft.com/office/drawing/2017/model3d" xmlns:o="urn:schemas-microsoft-com:office:office" xmlns:oel="http://schemas.microsoft.com/office/2019/extlst" xmlns:r="http://schemas.openxmlformats.org/officeDocument/2006/relationships" xmlns:m="http://schemas.openxmlformats.org/officeDocument/2006/math" xmlns:v="urn:schemas-microsoft-com:vml" xmlns:wp14="http://schemas.microsoft.com/office/word/2010/wordprocessingDrawing" xmlns:wp="http://schemas.openxmlformats.org/drawingml/2006/wordprocessingDrawing" xmlns:w10="urn:schemas-microsoft-com:office:word" xmlns:w="http://schemas.openxmlformats.org/wordprocessingml/2006/main" xmlns:w14="http://schemas.microsoft.com/office/word/2010/wordml" xmlns:w15="http://schemas.microsoft.com/office/word/2012/wordml" xmlns:w16cei="http://schemas.microsoft.com/office/word/2026/wordml/cei" xmlns:w16cex="http://schemas.microsoft.com/office/word/2018/wordml/cex" xmlns:w16cid="http://schemas.microsoft.com/office/word/2016/wordml/cid" xmlns:w16="http://schemas.microsoft.com/office/word/2018/wordml" xmlns:w16du="http://schemas.microsoft.com/office/word/2023/wordml/word16du" xmlns:w16sdtdh="http://schemas.microsoft.com/office/word/2020/wordml/sdtdatahash" xmlns:w16sdtfl="http://schemas.microsoft.com/office/word/2024/wordml/sdtformatlock" xmlns:w16se="http://schemas.microsoft.com/office/word/2015/wordml/symex" xmlns:wpg="http://schemas.microsoft.com/office/word/2010/wordprocessingGroup" xmlns:wpi="http://schemas.microsoft.com/office/word/2010/wordprocessingInk" xmlns:wne="http://schemas.microsoft.com/office/word/2006/wordml" xmlns:wps="http://schemas.microsoft.com/office/word/2010/wordprocessingShape" mc:Ignorable="w14 w15 w16se w16cid w16 w16cex w16sdtdh w16sdtfl w16du wp14">
+<w:ftr xmlns:wpc="http://schemas.microsoft.com/office/word/2010/wordprocessingCanvas" xmlns:cx="http://schemas.microsoft.com/office/drawing/2014/chartex" xmlns:cx1="http://schemas.microsoft.com/office/drawing/2015/9/8/chartex" xmlns:cx2="http://schemas.microsoft.com/office/drawing/2015/10/21/chartex" xmlns:cx3="http://schemas.microsoft.com/office/drawing/2016/5/9/chartex" xmlns:cx4="http://schemas.microsoft.com/office/drawing/2016/5/10/chartex" xmlns:cx5="http://schemas.microsoft.com/office/drawing/2016/5/11/chartex" xmlns:cx6="http://schemas.microsoft.com/office/drawing/2016/5/12/chartex" xmlns:cx7="http://schemas.microsoft.com/office/drawing/2016/5/13/chartex" xmlns:cx8="http://schemas.microsoft.com/office/drawing/2016/5/14/chartex" xmlns:mc="http://schemas.openxmlformats.org/markup-compatibility/2006" xmlns:aink="http://schemas.microsoft.com/office/drawing/2016/ink" xmlns:am3d="http://schemas.microsoft.com/office/drawing/2017/model3d" xmlns:o="urn:schemas-microsoft-com:office:office" xmlns:oel="http://schemas.microsoft.com/office/2019/extlst" xmlns:r="http://schemas.openxmlformats.org/officeDocument/2006/relationships" xmlns:m="http://schemas.openxmlformats.org/officeDocument/2006/math" xmlns:v="urn:schemas-microsoft-com:vml" xmlns:wp14="http://schemas.microsoft.com/office/word/2010/wordprocessingDrawing" xmlns:wp="http://schemas.openxmlformats.org/drawingml/2006/wordprocessingDrawing" xmlns:w10="urn:schemas-microsoft-com:office:word" xmlns:w="http://schemas.openxmlformats.org/wordprocessingml/2006/main" xmlns:w14="http://schemas.microsoft.com/office/word/2010/wordml" xmlns:w15="http://schemas.microsoft.com/office/word/2012/wordml" xmlns:w16cex="http://schemas.microsoft.com/office/word/2018/wordml/cex" xmlns:w16cid="http://schemas.microsoft.com/office/word/2016/wordml/cid" xmlns:w16="http://schemas.microsoft.com/office/word/2018/wordml" xmlns:w16du="http://schemas.microsoft.com/office/word/2023/wordml/word16du" xmlns:w16sdtdh="http://schemas.microsoft.com/office/word/2020/wordml/sdtdatahash" xmlns:w16sdtfl="http://schemas.microsoft.com/office/word/2024/wordml/sdtformatlock" xmlns:w16se="http://schemas.microsoft.com/office/word/2015/wordml/symex" xmlns:wpg="http://schemas.microsoft.com/office/word/2010/wordprocessingGroup" xmlns:wpi="http://schemas.microsoft.com/office/word/2010/wordprocessingInk" xmlns:wne="http://schemas.microsoft.com/office/word/2006/wordml" xmlns:wps="http://schemas.microsoft.com/office/word/2010/wordprocessingShape" mc:Ignorable="w14 w15 w16se w16cid w16 w16cex w16sdtdh w16sdtfl w16du wp14">
   <w:p>
     <w:pPr>
       <w:pBdr>
@@ -1683,7 +2448,7 @@
 </file>
 
 <file path=word/footer2.xml><?xml version="1.0" encoding="utf-8"?>
-<w:ftr xmlns:wpc="http://schemas.microsoft.com/office/word/2010/wordprocessingCanvas" xmlns:cx="http://schemas.microsoft.com/office/drawing/2014/chartex" xmlns:cx1="http://schemas.microsoft.com/office/drawing/2015/9/8/chartex" xmlns:cx2="http://schemas.microsoft.com/office/drawing/2015/10/21/chartex" xmlns:cx3="http://schemas.microsoft.com/office/drawing/2016/5/9/chartex" xmlns:cx4="http://schemas.microsoft.com/office/drawing/2016/5/10/chartex" xmlns:cx5="http://schemas.microsoft.com/office/drawing/2016/5/11/chartex" xmlns:cx6="http://schemas.microsoft.com/office/drawing/2016/5/12/chartex" xmlns:cx7="http://schemas.microsoft.com/office/drawing/2016/5/13/chartex" xmlns:cx8="http://schemas.microsoft.com/office/drawing/2016/5/14/chartex" xmlns:mc="http://schemas.openxmlformats.org/markup-compatibility/2006" xmlns:aink="http://schemas.microsoft.com/office/drawing/2016/ink" xmlns:am3d="http://schemas.microsoft.com/office/drawing/2017/model3d" xmlns:o="urn:schemas-microsoft-com:office:office" xmlns:oel="http://schemas.microsoft.com/office/2019/extlst" xmlns:r="http://schemas.openxmlformats.org/officeDocument/2006/relationships" xmlns:m="http://schemas.openxmlformats.org/officeDocument/2006/math" xmlns:v="urn:schemas-microsoft-com:vml" xmlns:wp14="http://schemas.microsoft.com/office/word/2010/wordprocessingDrawing" xmlns:wp="http://schemas.openxmlformats.org/drawingml/2006/wordprocessingDrawing" xmlns:w10="urn:schemas-microsoft-com:office:word" xmlns:w="http://schemas.openxmlformats.org/wordprocessingml/2006/main" xmlns:w14="http://schemas.microsoft.com/office/word/2010/wordml" xmlns:w15="http://schemas.microsoft.com/office/word/2012/wordml" xmlns:w16cei="http://schemas.microsoft.com/office/word/2026/wordml/cei" xmlns:w16cex="http://schemas.microsoft.com/office/word/2018/wordml/cex" xmlns:w16cid="http://schemas.microsoft.com/office/word/2016/wordml/cid" xmlns:w16="http://schemas.microsoft.com/office/word/2018/wordml" xmlns:w16du="http://schemas.microsoft.com/office/word/2023/wordml/word16du" xmlns:w16sdtdh="http://schemas.microsoft.com/office/word/2020/wordml/sdtdatahash" xmlns:w16sdtfl="http://schemas.microsoft.com/office/word/2024/wordml/sdtformatlock" xmlns:w16se="http://schemas.microsoft.com/office/word/2015/wordml/symex" xmlns:wpg="http://schemas.microsoft.com/office/word/2010/wordprocessingGroup" xmlns:wpi="http://schemas.microsoft.com/office/word/2010/wordprocessingInk" xmlns:wne="http://schemas.microsoft.com/office/word/2006/wordml" xmlns:wps="http://schemas.microsoft.com/office/word/2010/wordprocessingShape" mc:Ignorable="w14 w15 w16se w16cid w16 w16cex w16sdtdh w16sdtfl w16du wp14">
+<w:ftr xmlns:wpc="http://schemas.microsoft.com/office/word/2010/wordprocessingCanvas" xmlns:cx="http://schemas.microsoft.com/office/drawing/2014/chartex" xmlns:cx1="http://schemas.microsoft.com/office/drawing/2015/9/8/chartex" xmlns:cx2="http://schemas.microsoft.com/office/drawing/2015/10/21/chartex" xmlns:cx3="http://schemas.microsoft.com/office/drawing/2016/5/9/chartex" xmlns:cx4="http://schemas.microsoft.com/office/drawing/2016/5/10/chartex" xmlns:cx5="http://schemas.microsoft.com/office/drawing/2016/5/11/chartex" xmlns:cx6="http://schemas.microsoft.com/office/drawing/2016/5/12/chartex" xmlns:cx7="http://schemas.microsoft.com/office/drawing/2016/5/13/chartex" xmlns:cx8="http://schemas.microsoft.com/office/drawing/2016/5/14/chartex" xmlns:mc="http://schemas.openxmlformats.org/markup-compatibility/2006" xmlns:aink="http://schemas.microsoft.com/office/drawing/2016/ink" xmlns:am3d="http://schemas.microsoft.com/office/drawing/2017/model3d" xmlns:o="urn:schemas-microsoft-com:office:office" xmlns:oel="http://schemas.microsoft.com/office/2019/extlst" xmlns:r="http://schemas.openxmlformats.org/officeDocument/2006/relationships" xmlns:m="http://schemas.openxmlformats.org/officeDocument/2006/math" xmlns:v="urn:schemas-microsoft-com:vml" xmlns:wp14="http://schemas.microsoft.com/office/word/2010/wordprocessingDrawing" xmlns:wp="http://schemas.openxmlformats.org/drawingml/2006/wordprocessingDrawing" xmlns:w10="urn:schemas-microsoft-com:office:word" xmlns:w="http://schemas.openxmlformats.org/wordprocessingml/2006/main" xmlns:w14="http://schemas.microsoft.com/office/word/2010/wordml" xmlns:w15="http://schemas.microsoft.com/office/word/2012/wordml" xmlns:w16cex="http://schemas.microsoft.com/office/word/2018/wordml/cex" xmlns:w16cid="http://schemas.microsoft.com/office/word/2016/wordml/cid" xmlns:w16="http://schemas.microsoft.com/office/word/2018/wordml" xmlns:w16du="http://schemas.microsoft.com/office/word/2023/wordml/word16du" xmlns:w16sdtdh="http://schemas.microsoft.com/office/word/2020/wordml/sdtdatahash" xmlns:w16sdtfl="http://schemas.microsoft.com/office/word/2024/wordml/sdtformatlock" xmlns:w16se="http://schemas.microsoft.com/office/word/2015/wordml/symex" xmlns:wpg="http://schemas.microsoft.com/office/word/2010/wordprocessingGroup" xmlns:wpi="http://schemas.microsoft.com/office/word/2010/wordprocessingInk" xmlns:wne="http://schemas.microsoft.com/office/word/2006/wordml" xmlns:wps="http://schemas.microsoft.com/office/word/2010/wordprocessingShape" mc:Ignorable="w14 w15 w16se w16cid w16 w16cex w16sdtdh w16sdtfl w16du wp14">
   <w:p>
     <w:pPr>
       <w:pBdr>
@@ -1889,7 +2654,7 @@
 </file>
 
 <file path=word/footnotes.xml><?xml version="1.0" encoding="utf-8"?>
-<w:footnotes xmlns:wpc="http://schemas.microsoft.com/office/word/2010/wordprocessingCanvas" xmlns:cx="http://schemas.microsoft.com/office/drawing/2014/chartex" xmlns:cx1="http://schemas.microsoft.com/office/drawing/2015/9/8/chartex" xmlns:cx2="http://schemas.microsoft.com/office/drawing/2015/10/21/chartex" xmlns:cx3="http://schemas.microsoft.com/office/drawing/2016/5/9/chartex" xmlns:cx4="http://schemas.microsoft.com/office/drawing/2016/5/10/chartex" xmlns:cx5="http://schemas.microsoft.com/office/drawing/2016/5/11/chartex" xmlns:cx6="http://schemas.microsoft.com/office/drawing/2016/5/12/chartex" xmlns:cx7="http://schemas.microsoft.com/office/drawing/2016/5/13/chartex" xmlns:cx8="http://schemas.microsoft.com/office/drawing/2016/5/14/chartex" xmlns:mc="http://schemas.openxmlformats.org/markup-compatibility/2006" xmlns:aink="http://schemas.microsoft.com/office/drawing/2016/ink" xmlns:am3d="http://schemas.microsoft.com/office/drawing/2017/model3d" xmlns:o="urn:schemas-microsoft-com:office:office" xmlns:oel="http://schemas.microsoft.com/office/2019/extlst" xmlns:r="http://schemas.openxmlformats.org/officeDocument/2006/relationships" xmlns:m="http://schemas.openxmlformats.org/officeDocument/2006/math" xmlns:v="urn:schemas-microsoft-com:vml" xmlns:wp14="http://schemas.microsoft.com/office/word/2010/wordprocessingDrawing" xmlns:wp="http://schemas.openxmlformats.org/drawingml/2006/wordprocessingDrawing" xmlns:w10="urn:schemas-microsoft-com:office:word" xmlns:w="http://schemas.openxmlformats.org/wordprocessingml/2006/main" xmlns:w14="http://schemas.microsoft.com/office/word/2010/wordml" xmlns:w15="http://schemas.microsoft.com/office/word/2012/wordml" xmlns:w16cei="http://schemas.microsoft.com/office/word/2026/wordml/cei" xmlns:w16cex="http://schemas.microsoft.com/office/word/2018/wordml/cex" xmlns:w16cid="http://schemas.microsoft.com/office/word/2016/wordml/cid" xmlns:w16="http://schemas.microsoft.com/office/word/2018/wordml" xmlns:w16du="http://schemas.microsoft.com/office/word/2023/wordml/word16du" xmlns:w16sdtdh="http://schemas.microsoft.com/office/word/2020/wordml/sdtdatahash" xmlns:w16sdtfl="http://schemas.microsoft.com/office/word/2024/wordml/sdtformatlock" xmlns:w16se="http://schemas.microsoft.com/office/word/2015/wordml/symex" xmlns:wpg="http://schemas.microsoft.com/office/word/2010/wordprocessingGroup" xmlns:wpi="http://schemas.microsoft.com/office/word/2010/wordprocessingInk" xmlns:wne="http://schemas.microsoft.com/office/word/2006/wordml" xmlns:wps="http://schemas.microsoft.com/office/word/2010/wordprocessingShape" mc:Ignorable="w14 w15 w16se w16cid w16 w16cex w16sdtdh w16sdtfl w16du wp14">
+<w:footnotes xmlns:wpc="http://schemas.microsoft.com/office/word/2010/wordprocessingCanvas" xmlns:cx="http://schemas.microsoft.com/office/drawing/2014/chartex" xmlns:cx1="http://schemas.microsoft.com/office/drawing/2015/9/8/chartex" xmlns:cx2="http://schemas.microsoft.com/office/drawing/2015/10/21/chartex" xmlns:cx3="http://schemas.microsoft.com/office/drawing/2016/5/9/chartex" xmlns:cx4="http://schemas.microsoft.com/office/drawing/2016/5/10/chartex" xmlns:cx5="http://schemas.microsoft.com/office/drawing/2016/5/11/chartex" xmlns:cx6="http://schemas.microsoft.com/office/drawing/2016/5/12/chartex" xmlns:cx7="http://schemas.microsoft.com/office/drawing/2016/5/13/chartex" xmlns:cx8="http://schemas.microsoft.com/office/drawing/2016/5/14/chartex" xmlns:mc="http://schemas.openxmlformats.org/markup-compatibility/2006" xmlns:aink="http://schemas.microsoft.com/office/drawing/2016/ink" xmlns:am3d="http://schemas.microsoft.com/office/drawing/2017/model3d" xmlns:o="urn:schemas-microsoft-com:office:office" xmlns:oel="http://schemas.microsoft.com/office/2019/extlst" xmlns:r="http://schemas.openxmlformats.org/officeDocument/2006/relationships" xmlns:m="http://schemas.openxmlformats.org/officeDocument/2006/math" xmlns:v="urn:schemas-microsoft-com:vml" xmlns:wp14="http://schemas.microsoft.com/office/word/2010/wordprocessingDrawing" xmlns:wp="http://schemas.openxmlformats.org/drawingml/2006/wordprocessingDrawing" xmlns:w10="urn:schemas-microsoft-com:office:word" xmlns:w="http://schemas.openxmlformats.org/wordprocessingml/2006/main" xmlns:w14="http://schemas.microsoft.com/office/word/2010/wordml" xmlns:w15="http://schemas.microsoft.com/office/word/2012/wordml" xmlns:w16cex="http://schemas.microsoft.com/office/word/2018/wordml/cex" xmlns:w16cid="http://schemas.microsoft.com/office/word/2016/wordml/cid" xmlns:w16="http://schemas.microsoft.com/office/word/2018/wordml" xmlns:w16du="http://schemas.microsoft.com/office/word/2023/wordml/word16du" xmlns:w16sdtdh="http://schemas.microsoft.com/office/word/2020/wordml/sdtdatahash" xmlns:w16sdtfl="http://schemas.microsoft.com/office/word/2024/wordml/sdtformatlock" xmlns:w16se="http://schemas.microsoft.com/office/word/2015/wordml/symex" xmlns:wpg="http://schemas.microsoft.com/office/word/2010/wordprocessingGroup" xmlns:wpi="http://schemas.microsoft.com/office/word/2010/wordprocessingInk" xmlns:wne="http://schemas.microsoft.com/office/word/2006/wordml" xmlns:wps="http://schemas.microsoft.com/office/word/2010/wordprocessingShape" mc:Ignorable="w14 w15 w16se w16cid w16 w16cex w16sdtdh w16sdtfl w16du wp14">
   <w:footnote w:type="separator" w:id="-1">
     <w:p>
       <w:pPr>
@@ -1914,7 +2679,7 @@
 </file>
 
 <file path=word/header1.xml><?xml version="1.0" encoding="utf-8"?>
-<w:hdr xmlns:wpc="http://schemas.microsoft.com/office/word/2010/wordprocessingCanvas" xmlns:cx="http://schemas.microsoft.com/office/drawing/2014/chartex" xmlns:cx1="http://schemas.microsoft.com/office/drawing/2015/9/8/chartex" xmlns:cx2="http://schemas.microsoft.com/office/drawing/2015/10/21/chartex" xmlns:cx3="http://schemas.microsoft.com/office/drawing/2016/5/9/chartex" xmlns:cx4="http://schemas.microsoft.com/office/drawing/2016/5/10/chartex" xmlns:cx5="http://schemas.microsoft.com/office/drawing/2016/5/11/chartex" xmlns:cx6="http://schemas.microsoft.com/office/drawing/2016/5/12/chartex" xmlns:cx7="http://schemas.microsoft.com/office/drawing/2016/5/13/chartex" xmlns:cx8="http://schemas.microsoft.com/office/drawing/2016/5/14/chartex" xmlns:mc="http://schemas.openxmlformats.org/markup-compatibility/2006" xmlns:aink="http://schemas.microsoft.com/office/drawing/2016/ink" xmlns:am3d="http://schemas.microsoft.com/office/drawing/2017/model3d" xmlns:o="urn:schemas-microsoft-com:office:office" xmlns:oel="http://schemas.microsoft.com/office/2019/extlst" xmlns:r="http://schemas.openxmlformats.org/officeDocument/2006/relationships" xmlns:m="http://schemas.openxmlformats.org/officeDocument/2006/math" xmlns:v="urn:schemas-microsoft-com:vml" xmlns:wp14="http://schemas.microsoft.com/office/word/2010/wordprocessingDrawing" xmlns:wp="http://schemas.openxmlformats.org/drawingml/2006/wordprocessingDrawing" xmlns:w10="urn:schemas-microsoft-com:office:word" xmlns:w="http://schemas.openxmlformats.org/wordprocessingml/2006/main" xmlns:w14="http://schemas.microsoft.com/office/word/2010/wordml" xmlns:w15="http://schemas.microsoft.com/office/word/2012/wordml" xmlns:w16cei="http://schemas.microsoft.com/office/word/2026/wordml/cei" xmlns:w16cex="http://schemas.microsoft.com/office/word/2018/wordml/cex" xmlns:w16cid="http://schemas.microsoft.com/office/word/2016/wordml/cid" xmlns:w16="http://schemas.microsoft.com/office/word/2018/wordml" xmlns:w16du="http://schemas.microsoft.com/office/word/2023/wordml/word16du" xmlns:w16sdtdh="http://schemas.microsoft.com/office/word/2020/wordml/sdtdatahash" xmlns:w16sdtfl="http://schemas.microsoft.com/office/word/2024/wordml/sdtformatlock" xmlns:w16se="http://schemas.microsoft.com/office/word/2015/wordml/symex" xmlns:wpg="http://schemas.microsoft.com/office/word/2010/wordprocessingGroup" xmlns:wpi="http://schemas.microsoft.com/office/word/2010/wordprocessingInk" xmlns:wne="http://schemas.microsoft.com/office/word/2006/wordml" xmlns:wps="http://schemas.microsoft.com/office/word/2010/wordprocessingShape" mc:Ignorable="w14 w15 w16se w16cid w16 w16cex w16sdtdh w16sdtfl w16du wp14">
+<w:hdr xmlns:wpc="http://schemas.microsoft.com/office/word/2010/wordprocessingCanvas" xmlns:cx="http://schemas.microsoft.com/office/drawing/2014/chartex" xmlns:cx1="http://schemas.microsoft.com/office/drawing/2015/9/8/chartex" xmlns:cx2="http://schemas.microsoft.com/office/drawing/2015/10/21/chartex" xmlns:cx3="http://schemas.microsoft.com/office/drawing/2016/5/9/chartex" xmlns:cx4="http://schemas.microsoft.com/office/drawing/2016/5/10/chartex" xmlns:cx5="http://schemas.microsoft.com/office/drawing/2016/5/11/chartex" xmlns:cx6="http://schemas.microsoft.com/office/drawing/2016/5/12/chartex" xmlns:cx7="http://schemas.microsoft.com/office/drawing/2016/5/13/chartex" xmlns:cx8="http://schemas.microsoft.com/office/drawing/2016/5/14/chartex" xmlns:mc="http://schemas.openxmlformats.org/markup-compatibility/2006" xmlns:aink="http://schemas.microsoft.com/office/drawing/2016/ink" xmlns:am3d="http://schemas.microsoft.com/office/drawing/2017/model3d" xmlns:o="urn:schemas-microsoft-com:office:office" xmlns:oel="http://schemas.microsoft.com/office/2019/extlst" xmlns:r="http://schemas.openxmlformats.org/officeDocument/2006/relationships" xmlns:m="http://schemas.openxmlformats.org/officeDocument/2006/math" xmlns:v="urn:schemas-microsoft-com:vml" xmlns:wp14="http://schemas.microsoft.com/office/word/2010/wordprocessingDrawing" xmlns:wp="http://schemas.openxmlformats.org/drawingml/2006/wordprocessingDrawing" xmlns:w10="urn:schemas-microsoft-com:office:word" xmlns:w="http://schemas.openxmlformats.org/wordprocessingml/2006/main" xmlns:w14="http://schemas.microsoft.com/office/word/2010/wordml" xmlns:w15="http://schemas.microsoft.com/office/word/2012/wordml" xmlns:w16cex="http://schemas.microsoft.com/office/word/2018/wordml/cex" xmlns:w16cid="http://schemas.microsoft.com/office/word/2016/wordml/cid" xmlns:w16="http://schemas.microsoft.com/office/word/2018/wordml" xmlns:w16du="http://schemas.microsoft.com/office/word/2023/wordml/word16du" xmlns:w16sdtdh="http://schemas.microsoft.com/office/word/2020/wordml/sdtdatahash" xmlns:w16sdtfl="http://schemas.microsoft.com/office/word/2024/wordml/sdtformatlock" xmlns:w16se="http://schemas.microsoft.com/office/word/2015/wordml/symex" xmlns:wpg="http://schemas.microsoft.com/office/word/2010/wordprocessingGroup" xmlns:wpi="http://schemas.microsoft.com/office/word/2010/wordprocessingInk" xmlns:wne="http://schemas.microsoft.com/office/word/2006/wordml" xmlns:wps="http://schemas.microsoft.com/office/word/2010/wordprocessingShape" mc:Ignorable="w14 w15 w16se w16cid w16 w16cex w16sdtdh w16sdtfl w16du wp14">
   <w:p>
     <w:pPr>
       <w:pStyle w:val="Header"/>
@@ -1935,7 +2700,7 @@
 </file>
 
 <file path=word/header2.xml><?xml version="1.0" encoding="utf-8"?>
-<w:hdr xmlns:wpc="http://schemas.microsoft.com/office/word/2010/wordprocessingCanvas" xmlns:cx="http://schemas.microsoft.com/office/drawing/2014/chartex" xmlns:cx1="http://schemas.microsoft.com/office/drawing/2015/9/8/chartex" xmlns:cx2="http://schemas.microsoft.com/office/drawing/2015/10/21/chartex" xmlns:cx3="http://schemas.microsoft.com/office/drawing/2016/5/9/chartex" xmlns:cx4="http://schemas.microsoft.com/office/drawing/2016/5/10/chartex" xmlns:cx5="http://schemas.microsoft.com/office/drawing/2016/5/11/chartex" xmlns:cx6="http://schemas.microsoft.com/office/drawing/2016/5/12/chartex" xmlns:cx7="http://schemas.microsoft.com/office/drawing/2016/5/13/chartex" xmlns:cx8="http://schemas.microsoft.com/office/drawing/2016/5/14/chartex" xmlns:mc="http://schemas.openxmlformats.org/markup-compatibility/2006" xmlns:aink="http://schemas.microsoft.com/office/drawing/2016/ink" xmlns:am3d="http://schemas.microsoft.com/office/drawing/2017/model3d" xmlns:o="urn:schemas-microsoft-com:office:office" xmlns:oel="http://schemas.microsoft.com/office/2019/extlst" xmlns:r="http://schemas.openxmlformats.org/officeDocument/2006/relationships" xmlns:m="http://schemas.openxmlformats.org/officeDocument/2006/math" xmlns:v="urn:schemas-microsoft-com:vml" xmlns:wp14="http://schemas.microsoft.com/office/word/2010/wordprocessingDrawing" xmlns:wp="http://schemas.openxmlformats.org/drawingml/2006/wordprocessingDrawing" xmlns:w10="urn:schemas-microsoft-com:office:word" xmlns:w="http://schemas.openxmlformats.org/wordprocessingml/2006/main" xmlns:w14="http://schemas.microsoft.com/office/word/2010/wordml" xmlns:w15="http://schemas.microsoft.com/office/word/2012/wordml" xmlns:w16cei="http://schemas.microsoft.com/office/word/2026/wordml/cei" xmlns:w16cex="http://schemas.microsoft.com/office/word/2018/wordml/cex" xmlns:w16cid="http://schemas.microsoft.com/office/word/2016/wordml/cid" xmlns:w16="http://schemas.microsoft.com/office/word/2018/wordml" xmlns:w16du="http://schemas.microsoft.com/office/word/2023/wordml/word16du" xmlns:w16sdtdh="http://schemas.microsoft.com/office/word/2020/wordml/sdtdatahash" xmlns:w16sdtfl="http://schemas.microsoft.com/office/word/2024/wordml/sdtformatlock" xmlns:w16se="http://schemas.microsoft.com/office/word/2015/wordml/symex" xmlns:wpg="http://schemas.microsoft.com/office/word/2010/wordprocessingGroup" xmlns:wpi="http://schemas.microsoft.com/office/word/2010/wordprocessingInk" xmlns:wne="http://schemas.microsoft.com/office/word/2006/wordml" xmlns:wps="http://schemas.microsoft.com/office/word/2010/wordprocessingShape" mc:Ignorable="w14 w15 w16se w16cid w16 w16cex w16sdtdh w16sdtfl w16du wp14">
+<w:hdr xmlns:wpc="http://schemas.microsoft.com/office/word/2010/wordprocessingCanvas" xmlns:cx="http://schemas.microsoft.com/office/drawing/2014/chartex" xmlns:cx1="http://schemas.microsoft.com/office/drawing/2015/9/8/chartex" xmlns:cx2="http://schemas.microsoft.com/office/drawing/2015/10/21/chartex" xmlns:cx3="http://schemas.microsoft.com/office/drawing/2016/5/9/chartex" xmlns:cx4="http://schemas.microsoft.com/office/drawing/2016/5/10/chartex" xmlns:cx5="http://schemas.microsoft.com/office/drawing/2016/5/11/chartex" xmlns:cx6="http://schemas.microsoft.com/office/drawing/2016/5/12/chartex" xmlns:cx7="http://schemas.microsoft.com/office/drawing/2016/5/13/chartex" xmlns:cx8="http://schemas.microsoft.com/office/drawing/2016/5/14/chartex" xmlns:mc="http://schemas.openxmlformats.org/markup-compatibility/2006" xmlns:aink="http://schemas.microsoft.com/office/drawing/2016/ink" xmlns:am3d="http://schemas.microsoft.com/office/drawing/2017/model3d" xmlns:o="urn:schemas-microsoft-com:office:office" xmlns:oel="http://schemas.microsoft.com/office/2019/extlst" xmlns:r="http://schemas.openxmlformats.org/officeDocument/2006/relationships" xmlns:m="http://schemas.openxmlformats.org/officeDocument/2006/math" xmlns:v="urn:schemas-microsoft-com:vml" xmlns:wp14="http://schemas.microsoft.com/office/word/2010/wordprocessingDrawing" xmlns:wp="http://schemas.openxmlformats.org/drawingml/2006/wordprocessingDrawing" xmlns:w10="urn:schemas-microsoft-com:office:word" xmlns:w="http://schemas.openxmlformats.org/wordprocessingml/2006/main" xmlns:w14="http://schemas.microsoft.com/office/word/2010/wordml" xmlns:w15="http://schemas.microsoft.com/office/word/2012/wordml" xmlns:w16cex="http://schemas.microsoft.com/office/word/2018/wordml/cex" xmlns:w16cid="http://schemas.microsoft.com/office/word/2016/wordml/cid" xmlns:w16="http://schemas.microsoft.com/office/word/2018/wordml" xmlns:w16du="http://schemas.microsoft.com/office/word/2023/wordml/word16du" xmlns:w16sdtdh="http://schemas.microsoft.com/office/word/2020/wordml/sdtdatahash" xmlns:w16sdtfl="http://schemas.microsoft.com/office/word/2024/wordml/sdtformatlock" xmlns:w16se="http://schemas.microsoft.com/office/word/2015/wordml/symex" xmlns:wpg="http://schemas.microsoft.com/office/word/2010/wordprocessingGroup" xmlns:wpi="http://schemas.microsoft.com/office/word/2010/wordprocessingInk" xmlns:wne="http://schemas.microsoft.com/office/word/2006/wordml" xmlns:wps="http://schemas.microsoft.com/office/word/2010/wordprocessingShape" mc:Ignorable="w14 w15 w16se w16cid w16 w16cex w16sdtdh w16sdtfl w16du wp14">
   <w:p>
     <w:pPr>
       <w:pStyle w:val="Header"/>

--- a/TS Jatai Ghanam Project/TS 7.4/TS 7.4 Ghanam Sanskrit Corrections.docx
+++ b/TS Jatai Ghanam Project/TS 7.4/TS 7.4 Ghanam Sanskrit Corrections.docx
@@ -110,10 +110,9 @@
           <w:bCs/>
           <w:sz w:val="32"/>
           <w:szCs w:val="32"/>
-          <w:highlight w:val="red"/>
           <w:u w:val="single"/>
         </w:rPr>
-        <w:t>????</w:t>
+        <w:t>31st Aug 2026</w:t>
       </w:r>
     </w:p>
     <w:p>
@@ -223,7 +222,6 @@
               <w:spacing w:before="0" w:line="240" w:lineRule="auto"/>
               <w:rPr>
                 <w:rFonts w:ascii="BRH Devanagari Extra" w:hAnsi="BRH Devanagari Extra" w:cs="BRH Devanagari Extra"/>
-                <w:color w:val="000000"/>
                 <w:sz w:val="32"/>
                 <w:szCs w:val="32"/>
               </w:rPr>
@@ -231,16 +229,15 @@
             <w:r>
               <w:rPr>
                 <w:rFonts w:ascii="BRH Devanagari Extra" w:hAnsi="BRH Devanagari Extra" w:cs="BRH Devanagari Extra"/>
-                <w:color w:val="000000"/>
                 <w:sz w:val="32"/>
                 <w:szCs w:val="32"/>
               </w:rPr>
               <w:t>(</w:t>
             </w:r>
-            <w:r>
-              <w:rPr>
-                <w:rFonts w:cs="BRH Devanagari Extra"/>
-                <w:color w:val="000000"/>
+            <w:proofErr w:type="gramStart"/>
+            <w:r>
+              <w:rPr>
+                <w:rFonts w:cs="BRH Devanagari Extra"/>
                 <w:szCs w:val="32"/>
               </w:rPr>
               <w:t>100</w:t>
@@ -248,7 +245,6 @@
             <w:r>
               <w:rPr>
                 <w:rFonts w:ascii="BRH Devanagari Extra" w:hAnsi="BRH Devanagari Extra" w:cs="BRH Devanagari Extra"/>
-                <w:color w:val="000000"/>
                 <w:sz w:val="32"/>
                 <w:szCs w:val="32"/>
               </w:rPr>
@@ -257,15 +253,21 @@
             <w:r>
               <w:rPr>
                 <w:rFonts w:cs="BRH Devanagari Extra"/>
-                <w:color w:val="000000"/>
-                <w:szCs w:val="32"/>
-              </w:rPr>
-              <w:t>[P8</w:t>
-            </w:r>
-            <w:r>
-              <w:rPr>
-                <w:rFonts w:ascii="BRH Devanagari Extra" w:hAnsi="BRH Devanagari Extra" w:cs="BRH Devanagari Extra"/>
-                <w:color w:val="000000"/>
+                <w:szCs w:val="32"/>
+              </w:rPr>
+              <w:t>[</w:t>
+            </w:r>
+            <w:proofErr w:type="gramEnd"/>
+            <w:r>
+              <w:rPr>
+                <w:rFonts w:cs="BRH Devanagari Extra"/>
+                <w:szCs w:val="32"/>
+              </w:rPr>
+              <w:t>P8</w:t>
+            </w:r>
+            <w:r>
+              <w:rPr>
+                <w:rFonts w:ascii="BRH Devanagari Extra" w:hAnsi="BRH Devanagari Extra" w:cs="BRH Devanagari Extra"/>
                 <w:sz w:val="32"/>
                 <w:szCs w:val="32"/>
               </w:rPr>
@@ -274,7 +276,6 @@
             <w:r>
               <w:rPr>
                 <w:rFonts w:cs="BRH Devanagari Extra"/>
-                <w:color w:val="000000"/>
                 <w:szCs w:val="32"/>
               </w:rPr>
               <w:t>7</w:t>
@@ -282,7 +283,6 @@
             <w:r>
               <w:rPr>
                 <w:rFonts w:ascii="BRH Devanagari Extra" w:hAnsi="BRH Devanagari Extra" w:cs="BRH Devanagari Extra"/>
-                <w:color w:val="000000"/>
                 <w:sz w:val="32"/>
                 <w:szCs w:val="32"/>
               </w:rPr>
@@ -291,7 +291,6 @@
             <w:r>
               <w:rPr>
                 <w:rFonts w:cs="BRH Devanagari Extra"/>
-                <w:color w:val="000000"/>
                 <w:szCs w:val="32"/>
               </w:rPr>
               <w:t>4</w:t>
@@ -299,7 +298,6 @@
             <w:r>
               <w:rPr>
                 <w:rFonts w:ascii="BRH Devanagari Extra" w:hAnsi="BRH Devanagari Extra" w:cs="BRH Devanagari Extra"/>
-                <w:color w:val="000000"/>
                 <w:sz w:val="32"/>
                 <w:szCs w:val="32"/>
               </w:rPr>
@@ -308,7 +306,6 @@
             <w:r>
               <w:rPr>
                 <w:rFonts w:cs="BRH Devanagari Extra"/>
-                <w:color w:val="000000"/>
                 <w:szCs w:val="32"/>
               </w:rPr>
               <w:t>2</w:t>
@@ -316,7 +313,6 @@
             <w:r>
               <w:rPr>
                 <w:rFonts w:ascii="BRH Devanagari Extra" w:hAnsi="BRH Devanagari Extra" w:cs="BRH Devanagari Extra"/>
-                <w:color w:val="000000"/>
                 <w:sz w:val="32"/>
                 <w:szCs w:val="32"/>
               </w:rPr>
@@ -325,7 +321,6 @@
             <w:r>
               <w:rPr>
                 <w:rFonts w:cs="BRH Devanagari Extra"/>
-                <w:color w:val="000000"/>
                 <w:szCs w:val="32"/>
               </w:rPr>
               <w:t>5</w:t>
@@ -333,7 +328,6 @@
             <w:r>
               <w:rPr>
                 <w:rFonts w:ascii="BRH Devanagari Extra" w:hAnsi="BRH Devanagari Extra" w:cs="BRH Devanagari Extra"/>
-                <w:color w:val="000000"/>
                 <w:sz w:val="32"/>
                 <w:szCs w:val="32"/>
               </w:rPr>
@@ -342,7 +336,6 @@
             <w:r>
               <w:rPr>
                 <w:rFonts w:cs="BRH Devanagari Extra"/>
-                <w:color w:val="000000"/>
                 <w:szCs w:val="32"/>
               </w:rPr>
               <w:t>73</w:t>
@@ -350,7 +343,6 @@
             <w:r>
               <w:rPr>
                 <w:rFonts w:ascii="BRH Devanagari Extra" w:hAnsi="BRH Devanagari Extra" w:cs="BRH Devanagari Extra"/>
-                <w:color w:val="000000"/>
                 <w:sz w:val="32"/>
                 <w:szCs w:val="32"/>
               </w:rPr>
@@ -359,15 +351,13 @@
             <w:r>
               <w:rPr>
                 <w:rFonts w:ascii="BRH Malayalam Extra" w:hAnsi="BRH Malayalam Extra" w:cs="BRH Devanagari Extra"/>
-                <w:color w:val="000000"/>
-                <w:szCs w:val="32"/>
-              </w:rPr>
-              <w:t>–</w:t>
-            </w:r>
-            <w:r>
-              <w:rPr>
-                <w:rFonts w:ascii="BRH Devanagari Extra" w:hAnsi="BRH Devanagari Extra" w:cs="BRH Devanagari Extra"/>
-                <w:color w:val="000000"/>
+                <w:szCs w:val="32"/>
+              </w:rPr>
+              <w:t>–</w:t>
+            </w:r>
+            <w:r>
+              <w:rPr>
+                <w:rFonts w:ascii="BRH Devanagari Extra" w:hAnsi="BRH Devanagari Extra" w:cs="BRH Devanagari Extra"/>
                 <w:sz w:val="32"/>
                 <w:szCs w:val="32"/>
               </w:rPr>
@@ -376,15 +366,13 @@
             <w:r>
               <w:rPr>
                 <w:rFonts w:ascii="BRH Malayalam Extra" w:hAnsi="BRH Malayalam Extra" w:cs="BRH Devanagari Extra"/>
-                <w:color w:val="000000"/>
-                <w:szCs w:val="32"/>
-              </w:rPr>
-              <w:t>–</w:t>
-            </w:r>
-            <w:r>
-              <w:rPr>
-                <w:rFonts w:ascii="BRH Devanagari Extra" w:hAnsi="BRH Devanagari Extra" w:cs="BRH Devanagari Extra"/>
-                <w:color w:val="000000"/>
+                <w:szCs w:val="32"/>
+              </w:rPr>
+              <w:t>–</w:t>
+            </w:r>
+            <w:r>
+              <w:rPr>
+                <w:rFonts w:ascii="BRH Devanagari Extra" w:hAnsi="BRH Devanagari Extra" w:cs="BRH Devanagari Extra"/>
                 <w:sz w:val="32"/>
                 <w:szCs w:val="32"/>
               </w:rPr>
@@ -393,15 +381,13 @@
             <w:r>
               <w:rPr>
                 <w:rFonts w:ascii="BRH Malayalam Extra" w:hAnsi="BRH Malayalam Extra" w:cs="BRH Devanagari Extra"/>
-                <w:color w:val="000000"/>
-                <w:szCs w:val="32"/>
-              </w:rPr>
-              <w:t>–</w:t>
-            </w:r>
-            <w:r>
-              <w:rPr>
-                <w:rFonts w:ascii="BRH Devanagari Extra" w:hAnsi="BRH Devanagari Extra" w:cs="BRH Devanagari Extra"/>
-                <w:color w:val="000000"/>
+                <w:szCs w:val="32"/>
+              </w:rPr>
+              <w:t>–</w:t>
+            </w:r>
+            <w:r>
+              <w:rPr>
+                <w:rFonts w:ascii="BRH Devanagari Extra" w:hAnsi="BRH Devanagari Extra" w:cs="BRH Devanagari Extra"/>
                 <w:sz w:val="32"/>
                 <w:szCs w:val="32"/>
               </w:rPr>
@@ -410,15 +396,13 @@
             <w:r>
               <w:rPr>
                 <w:rFonts w:ascii="BRH Malayalam Extra" w:hAnsi="BRH Malayalam Extra" w:cs="BRH Devanagari Extra"/>
-                <w:color w:val="000000"/>
-                <w:szCs w:val="32"/>
-              </w:rPr>
-              <w:t>–</w:t>
-            </w:r>
-            <w:r>
-              <w:rPr>
-                <w:rFonts w:ascii="BRH Devanagari Extra" w:hAnsi="BRH Devanagari Extra" w:cs="BRH Devanagari Extra"/>
-                <w:color w:val="000000"/>
+                <w:szCs w:val="32"/>
+              </w:rPr>
+              <w:t>–</w:t>
+            </w:r>
+            <w:r>
+              <w:rPr>
+                <w:rFonts w:ascii="BRH Devanagari Extra" w:hAnsi="BRH Devanagari Extra" w:cs="BRH Devanagari Extra"/>
                 <w:sz w:val="32"/>
                 <w:szCs w:val="32"/>
               </w:rPr>
@@ -434,7 +418,6 @@
               <w:spacing w:before="0" w:line="240" w:lineRule="auto"/>
               <w:rPr>
                 <w:rFonts w:cs="Arial"/>
-                <w:color w:val="000000"/>
                 <w:sz w:val="32"/>
                 <w:szCs w:val="32"/>
               </w:rPr>
@@ -442,7 +425,6 @@
             <w:r>
               <w:rPr>
                 <w:rFonts w:ascii="BRH Devanagari Extra" w:hAnsi="BRH Devanagari Extra" w:cs="BRH Devanagari Extra"/>
-                <w:color w:val="000000"/>
                 <w:sz w:val="32"/>
                 <w:szCs w:val="32"/>
               </w:rPr>
@@ -451,15 +433,13 @@
             <w:r>
               <w:rPr>
                 <w:rFonts w:ascii="BRH Malayalam Extra" w:hAnsi="BRH Malayalam Extra" w:cs="BRH Devanagari Extra"/>
-                <w:color w:val="000000"/>
-                <w:szCs w:val="32"/>
-              </w:rPr>
-              <w:t>–</w:t>
-            </w:r>
-            <w:r>
-              <w:rPr>
-                <w:rFonts w:ascii="BRH Devanagari Extra" w:hAnsi="BRH Devanagari Extra" w:cs="BRH Devanagari Extra"/>
-                <w:color w:val="000000"/>
+                <w:szCs w:val="32"/>
+              </w:rPr>
+              <w:t>–</w:t>
+            </w:r>
+            <w:r>
+              <w:rPr>
+                <w:rFonts w:ascii="BRH Devanagari Extra" w:hAnsi="BRH Devanagari Extra" w:cs="BRH Devanagari Extra"/>
                 <w:sz w:val="32"/>
                 <w:szCs w:val="32"/>
               </w:rPr>
@@ -468,15 +448,13 @@
             <w:r>
               <w:rPr>
                 <w:rFonts w:ascii="BRH Malayalam Extra" w:hAnsi="BRH Malayalam Extra" w:cs="BRH Devanagari Extra"/>
-                <w:color w:val="000000"/>
-                <w:szCs w:val="32"/>
-              </w:rPr>
-              <w:t>–</w:t>
-            </w:r>
-            <w:r>
-              <w:rPr>
-                <w:rFonts w:ascii="BRH Devanagari Extra" w:hAnsi="BRH Devanagari Extra" w:cs="BRH Devanagari Extra"/>
-                <w:color w:val="000000"/>
+                <w:szCs w:val="32"/>
+              </w:rPr>
+              <w:t>–</w:t>
+            </w:r>
+            <w:r>
+              <w:rPr>
+                <w:rFonts w:ascii="BRH Devanagari Extra" w:hAnsi="BRH Devanagari Extra" w:cs="BRH Devanagari Extra"/>
                 <w:sz w:val="32"/>
                 <w:szCs w:val="32"/>
               </w:rPr>
@@ -485,15 +463,13 @@
             <w:r>
               <w:rPr>
                 <w:rFonts w:ascii="BRH Malayalam Extra" w:hAnsi="BRH Malayalam Extra" w:cs="BRH Devanagari Extra"/>
-                <w:color w:val="000000"/>
-                <w:szCs w:val="32"/>
-              </w:rPr>
-              <w:t>–</w:t>
-            </w:r>
-            <w:r>
-              <w:rPr>
-                <w:rFonts w:ascii="BRH Devanagari Extra" w:hAnsi="BRH Devanagari Extra" w:cs="BRH Devanagari Extra"/>
-                <w:color w:val="000000"/>
+                <w:szCs w:val="32"/>
+              </w:rPr>
+              <w:t>–</w:t>
+            </w:r>
+            <w:r>
+              <w:rPr>
+                <w:rFonts w:ascii="BRH Devanagari Extra" w:hAnsi="BRH Devanagari Extra" w:cs="BRH Devanagari Extra"/>
                 <w:sz w:val="32"/>
                 <w:szCs w:val="32"/>
                 <w:highlight w:val="yellow"/>
@@ -503,7 +479,6 @@
             <w:r>
               <w:rPr>
                 <w:rFonts w:ascii="BRH Malayalam Extra" w:hAnsi="BRH Malayalam Extra" w:cs="BRH Devanagari Extra"/>
-                <w:color w:val="000000"/>
                 <w:szCs w:val="32"/>
                 <w:highlight w:val="yellow"/>
               </w:rPr>
@@ -512,7 +487,6 @@
             <w:r>
               <w:rPr>
                 <w:rFonts w:ascii="BRH Devanagari Extra" w:hAnsi="BRH Devanagari Extra" w:cs="BRH Devanagari Extra"/>
-                <w:color w:val="000000"/>
                 <w:sz w:val="32"/>
                 <w:szCs w:val="32"/>
                 <w:highlight w:val="yellow"/>
@@ -522,7 +496,6 @@
             <w:r>
               <w:rPr>
                 <w:rFonts w:ascii="BRH Devanagari Extra" w:hAnsi="BRH Devanagari Extra" w:cs="BRH Devanagari Extra"/>
-                <w:color w:val="000000"/>
                 <w:sz w:val="32"/>
                 <w:szCs w:val="32"/>
               </w:rPr>
@@ -531,15 +504,13 @@
             <w:r>
               <w:rPr>
                 <w:rFonts w:ascii="BRH Malayalam Extra" w:hAnsi="BRH Malayalam Extra" w:cs="BRH Devanagari Extra"/>
-                <w:color w:val="000000"/>
-                <w:szCs w:val="32"/>
-              </w:rPr>
-              <w:t>–</w:t>
-            </w:r>
-            <w:r>
-              <w:rPr>
-                <w:rFonts w:ascii="BRH Devanagari Extra" w:hAnsi="BRH Devanagari Extra" w:cs="BRH Devanagari Extra"/>
-                <w:color w:val="000000"/>
+                <w:szCs w:val="32"/>
+              </w:rPr>
+              <w:t>–</w:t>
+            </w:r>
+            <w:r>
+              <w:rPr>
+                <w:rFonts w:ascii="BRH Devanagari Extra" w:hAnsi="BRH Devanagari Extra" w:cs="BRH Devanagari Extra"/>
                 <w:sz w:val="32"/>
                 <w:szCs w:val="32"/>
               </w:rPr>
@@ -548,15 +519,13 @@
             <w:r>
               <w:rPr>
                 <w:rFonts w:ascii="BRH Malayalam Extra" w:hAnsi="BRH Malayalam Extra" w:cs="BRH Devanagari Extra"/>
-                <w:color w:val="000000"/>
-                <w:szCs w:val="32"/>
-              </w:rPr>
-              <w:t>–</w:t>
-            </w:r>
-            <w:r>
-              <w:rPr>
-                <w:rFonts w:ascii="BRH Devanagari Extra" w:hAnsi="BRH Devanagari Extra" w:cs="BRH Devanagari Extra"/>
-                <w:color w:val="000000"/>
+                <w:szCs w:val="32"/>
+              </w:rPr>
+              <w:t>–</w:t>
+            </w:r>
+            <w:r>
+              <w:rPr>
+                <w:rFonts w:ascii="BRH Devanagari Extra" w:hAnsi="BRH Devanagari Extra" w:cs="BRH Devanagari Extra"/>
                 <w:sz w:val="32"/>
                 <w:szCs w:val="32"/>
               </w:rPr>
@@ -577,7 +546,6 @@
               <w:spacing w:before="0" w:line="240" w:lineRule="auto"/>
               <w:rPr>
                 <w:rFonts w:ascii="BRH Devanagari Extra" w:hAnsi="BRH Devanagari Extra" w:cs="BRH Devanagari Extra"/>
-                <w:color w:val="000000"/>
                 <w:sz w:val="32"/>
                 <w:szCs w:val="32"/>
               </w:rPr>
@@ -585,16 +553,15 @@
             <w:r>
               <w:rPr>
                 <w:rFonts w:ascii="BRH Devanagari Extra" w:hAnsi="BRH Devanagari Extra" w:cs="BRH Devanagari Extra"/>
-                <w:color w:val="000000"/>
                 <w:sz w:val="32"/>
                 <w:szCs w:val="32"/>
               </w:rPr>
               <w:t>(</w:t>
             </w:r>
-            <w:r>
-              <w:rPr>
-                <w:rFonts w:cs="BRH Devanagari Extra"/>
-                <w:color w:val="000000"/>
+            <w:proofErr w:type="gramStart"/>
+            <w:r>
+              <w:rPr>
+                <w:rFonts w:cs="BRH Devanagari Extra"/>
                 <w:szCs w:val="32"/>
               </w:rPr>
               <w:t>100</w:t>
@@ -602,7 +569,6 @@
             <w:r>
               <w:rPr>
                 <w:rFonts w:ascii="BRH Devanagari Extra" w:hAnsi="BRH Devanagari Extra" w:cs="BRH Devanagari Extra"/>
-                <w:color w:val="000000"/>
                 <w:sz w:val="32"/>
                 <w:szCs w:val="32"/>
               </w:rPr>
@@ -611,15 +577,21 @@
             <w:r>
               <w:rPr>
                 <w:rFonts w:cs="BRH Devanagari Extra"/>
-                <w:color w:val="000000"/>
-                <w:szCs w:val="32"/>
-              </w:rPr>
-              <w:t>[P8</w:t>
-            </w:r>
-            <w:r>
-              <w:rPr>
-                <w:rFonts w:ascii="BRH Devanagari Extra" w:hAnsi="BRH Devanagari Extra" w:cs="BRH Devanagari Extra"/>
-                <w:color w:val="000000"/>
+                <w:szCs w:val="32"/>
+              </w:rPr>
+              <w:t>[</w:t>
+            </w:r>
+            <w:proofErr w:type="gramEnd"/>
+            <w:r>
+              <w:rPr>
+                <w:rFonts w:cs="BRH Devanagari Extra"/>
+                <w:szCs w:val="32"/>
+              </w:rPr>
+              <w:t>P8</w:t>
+            </w:r>
+            <w:r>
+              <w:rPr>
+                <w:rFonts w:ascii="BRH Devanagari Extra" w:hAnsi="BRH Devanagari Extra" w:cs="BRH Devanagari Extra"/>
                 <w:sz w:val="32"/>
                 <w:szCs w:val="32"/>
               </w:rPr>
@@ -628,7 +600,6 @@
             <w:r>
               <w:rPr>
                 <w:rFonts w:cs="BRH Devanagari Extra"/>
-                <w:color w:val="000000"/>
                 <w:szCs w:val="32"/>
               </w:rPr>
               <w:t>7</w:t>
@@ -636,7 +607,6 @@
             <w:r>
               <w:rPr>
                 <w:rFonts w:ascii="BRH Devanagari Extra" w:hAnsi="BRH Devanagari Extra" w:cs="BRH Devanagari Extra"/>
-                <w:color w:val="000000"/>
                 <w:sz w:val="32"/>
                 <w:szCs w:val="32"/>
               </w:rPr>
@@ -645,7 +615,6 @@
             <w:r>
               <w:rPr>
                 <w:rFonts w:cs="BRH Devanagari Extra"/>
-                <w:color w:val="000000"/>
                 <w:szCs w:val="32"/>
               </w:rPr>
               <w:t>4</w:t>
@@ -653,7 +622,6 @@
             <w:r>
               <w:rPr>
                 <w:rFonts w:ascii="BRH Devanagari Extra" w:hAnsi="BRH Devanagari Extra" w:cs="BRH Devanagari Extra"/>
-                <w:color w:val="000000"/>
                 <w:sz w:val="32"/>
                 <w:szCs w:val="32"/>
               </w:rPr>
@@ -662,7 +630,6 @@
             <w:r>
               <w:rPr>
                 <w:rFonts w:cs="BRH Devanagari Extra"/>
-                <w:color w:val="000000"/>
                 <w:szCs w:val="32"/>
               </w:rPr>
               <w:t>2</w:t>
@@ -670,7 +637,6 @@
             <w:r>
               <w:rPr>
                 <w:rFonts w:ascii="BRH Devanagari Extra" w:hAnsi="BRH Devanagari Extra" w:cs="BRH Devanagari Extra"/>
-                <w:color w:val="000000"/>
                 <w:sz w:val="32"/>
                 <w:szCs w:val="32"/>
               </w:rPr>
@@ -679,7 +645,6 @@
             <w:r>
               <w:rPr>
                 <w:rFonts w:cs="BRH Devanagari Extra"/>
-                <w:color w:val="000000"/>
                 <w:szCs w:val="32"/>
               </w:rPr>
               <w:t>5</w:t>
@@ -687,7 +652,6 @@
             <w:r>
               <w:rPr>
                 <w:rFonts w:ascii="BRH Devanagari Extra" w:hAnsi="BRH Devanagari Extra" w:cs="BRH Devanagari Extra"/>
-                <w:color w:val="000000"/>
                 <w:sz w:val="32"/>
                 <w:szCs w:val="32"/>
               </w:rPr>
@@ -696,7 +660,6 @@
             <w:r>
               <w:rPr>
                 <w:rFonts w:cs="BRH Devanagari Extra"/>
-                <w:color w:val="000000"/>
                 <w:szCs w:val="32"/>
               </w:rPr>
               <w:t>73</w:t>
@@ -704,7 +667,6 @@
             <w:r>
               <w:rPr>
                 <w:rFonts w:ascii="BRH Devanagari Extra" w:hAnsi="BRH Devanagari Extra" w:cs="BRH Devanagari Extra"/>
-                <w:color w:val="000000"/>
                 <w:sz w:val="32"/>
                 <w:szCs w:val="32"/>
               </w:rPr>
@@ -713,15 +675,13 @@
             <w:r>
               <w:rPr>
                 <w:rFonts w:ascii="BRH Malayalam Extra" w:hAnsi="BRH Malayalam Extra" w:cs="BRH Devanagari Extra"/>
-                <w:color w:val="000000"/>
-                <w:szCs w:val="32"/>
-              </w:rPr>
-              <w:t>–</w:t>
-            </w:r>
-            <w:r>
-              <w:rPr>
-                <w:rFonts w:ascii="BRH Devanagari Extra" w:hAnsi="BRH Devanagari Extra" w:cs="BRH Devanagari Extra"/>
-                <w:color w:val="000000"/>
+                <w:szCs w:val="32"/>
+              </w:rPr>
+              <w:t>–</w:t>
+            </w:r>
+            <w:r>
+              <w:rPr>
+                <w:rFonts w:ascii="BRH Devanagari Extra" w:hAnsi="BRH Devanagari Extra" w:cs="BRH Devanagari Extra"/>
                 <w:sz w:val="32"/>
                 <w:szCs w:val="32"/>
               </w:rPr>
@@ -730,15 +690,13 @@
             <w:r>
               <w:rPr>
                 <w:rFonts w:ascii="BRH Malayalam Extra" w:hAnsi="BRH Malayalam Extra" w:cs="BRH Devanagari Extra"/>
-                <w:color w:val="000000"/>
-                <w:szCs w:val="32"/>
-              </w:rPr>
-              <w:t>–</w:t>
-            </w:r>
-            <w:r>
-              <w:rPr>
-                <w:rFonts w:ascii="BRH Devanagari Extra" w:hAnsi="BRH Devanagari Extra" w:cs="BRH Devanagari Extra"/>
-                <w:color w:val="000000"/>
+                <w:szCs w:val="32"/>
+              </w:rPr>
+              <w:t>–</w:t>
+            </w:r>
+            <w:r>
+              <w:rPr>
+                <w:rFonts w:ascii="BRH Devanagari Extra" w:hAnsi="BRH Devanagari Extra" w:cs="BRH Devanagari Extra"/>
                 <w:sz w:val="32"/>
                 <w:szCs w:val="32"/>
               </w:rPr>
@@ -747,15 +705,13 @@
             <w:r>
               <w:rPr>
                 <w:rFonts w:ascii="BRH Malayalam Extra" w:hAnsi="BRH Malayalam Extra" w:cs="BRH Devanagari Extra"/>
-                <w:color w:val="000000"/>
-                <w:szCs w:val="32"/>
-              </w:rPr>
-              <w:t>–</w:t>
-            </w:r>
-            <w:r>
-              <w:rPr>
-                <w:rFonts w:ascii="BRH Devanagari Extra" w:hAnsi="BRH Devanagari Extra" w:cs="BRH Devanagari Extra"/>
-                <w:color w:val="000000"/>
+                <w:szCs w:val="32"/>
+              </w:rPr>
+              <w:t>–</w:t>
+            </w:r>
+            <w:r>
+              <w:rPr>
+                <w:rFonts w:ascii="BRH Devanagari Extra" w:hAnsi="BRH Devanagari Extra" w:cs="BRH Devanagari Extra"/>
                 <w:sz w:val="32"/>
                 <w:szCs w:val="32"/>
               </w:rPr>
@@ -764,15 +720,13 @@
             <w:r>
               <w:rPr>
                 <w:rFonts w:ascii="BRH Malayalam Extra" w:hAnsi="BRH Malayalam Extra" w:cs="BRH Devanagari Extra"/>
-                <w:color w:val="000000"/>
-                <w:szCs w:val="32"/>
-              </w:rPr>
-              <w:t>–</w:t>
-            </w:r>
-            <w:r>
-              <w:rPr>
-                <w:rFonts w:ascii="BRH Devanagari Extra" w:hAnsi="BRH Devanagari Extra" w:cs="BRH Devanagari Extra"/>
-                <w:color w:val="000000"/>
+                <w:szCs w:val="32"/>
+              </w:rPr>
+              <w:t>–</w:t>
+            </w:r>
+            <w:r>
+              <w:rPr>
+                <w:rFonts w:ascii="BRH Devanagari Extra" w:hAnsi="BRH Devanagari Extra" w:cs="BRH Devanagari Extra"/>
                 <w:sz w:val="32"/>
                 <w:szCs w:val="32"/>
               </w:rPr>
@@ -788,7 +742,6 @@
               <w:spacing w:before="0" w:line="240" w:lineRule="auto"/>
               <w:rPr>
                 <w:rFonts w:ascii="BRH Malayalam Extra" w:hAnsi="BRH Malayalam Extra" w:cs="BRH Malayalam Extra"/>
-                <w:color w:val="000000"/>
                 <w:sz w:val="32"/>
                 <w:szCs w:val="32"/>
               </w:rPr>
@@ -796,7 +749,6 @@
             <w:r>
               <w:rPr>
                 <w:rFonts w:ascii="BRH Devanagari Extra" w:hAnsi="BRH Devanagari Extra" w:cs="BRH Devanagari Extra"/>
-                <w:color w:val="000000"/>
                 <w:sz w:val="32"/>
                 <w:szCs w:val="32"/>
               </w:rPr>
@@ -805,15 +757,13 @@
             <w:r>
               <w:rPr>
                 <w:rFonts w:ascii="BRH Malayalam Extra" w:hAnsi="BRH Malayalam Extra" w:cs="BRH Devanagari Extra"/>
-                <w:color w:val="000000"/>
-                <w:szCs w:val="32"/>
-              </w:rPr>
-              <w:t>–</w:t>
-            </w:r>
-            <w:r>
-              <w:rPr>
-                <w:rFonts w:ascii="BRH Devanagari Extra" w:hAnsi="BRH Devanagari Extra" w:cs="BRH Devanagari Extra"/>
-                <w:color w:val="000000"/>
+                <w:szCs w:val="32"/>
+              </w:rPr>
+              <w:t>–</w:t>
+            </w:r>
+            <w:r>
+              <w:rPr>
+                <w:rFonts w:ascii="BRH Devanagari Extra" w:hAnsi="BRH Devanagari Extra" w:cs="BRH Devanagari Extra"/>
                 <w:sz w:val="32"/>
                 <w:szCs w:val="32"/>
               </w:rPr>
@@ -822,15 +772,13 @@
             <w:r>
               <w:rPr>
                 <w:rFonts w:ascii="BRH Malayalam Extra" w:hAnsi="BRH Malayalam Extra" w:cs="BRH Devanagari Extra"/>
-                <w:color w:val="000000"/>
-                <w:szCs w:val="32"/>
-              </w:rPr>
-              <w:t>–</w:t>
-            </w:r>
-            <w:r>
-              <w:rPr>
-                <w:rFonts w:ascii="BRH Devanagari Extra" w:hAnsi="BRH Devanagari Extra" w:cs="BRH Devanagari Extra"/>
-                <w:color w:val="000000"/>
+                <w:szCs w:val="32"/>
+              </w:rPr>
+              <w:t>–</w:t>
+            </w:r>
+            <w:r>
+              <w:rPr>
+                <w:rFonts w:ascii="BRH Devanagari Extra" w:hAnsi="BRH Devanagari Extra" w:cs="BRH Devanagari Extra"/>
                 <w:sz w:val="32"/>
                 <w:szCs w:val="32"/>
               </w:rPr>
@@ -839,15 +787,13 @@
             <w:r>
               <w:rPr>
                 <w:rFonts w:ascii="BRH Malayalam Extra" w:hAnsi="BRH Malayalam Extra" w:cs="BRH Devanagari Extra"/>
-                <w:color w:val="000000"/>
-                <w:szCs w:val="32"/>
-              </w:rPr>
-              <w:t>–</w:t>
-            </w:r>
-            <w:r>
-              <w:rPr>
-                <w:rFonts w:ascii="BRH Devanagari Extra" w:hAnsi="BRH Devanagari Extra" w:cs="BRH Devanagari Extra"/>
-                <w:color w:val="000000"/>
+                <w:szCs w:val="32"/>
+              </w:rPr>
+              <w:t>–</w:t>
+            </w:r>
+            <w:r>
+              <w:rPr>
+                <w:rFonts w:ascii="BRH Devanagari Extra" w:hAnsi="BRH Devanagari Extra" w:cs="BRH Devanagari Extra"/>
                 <w:sz w:val="32"/>
                 <w:szCs w:val="32"/>
               </w:rPr>
@@ -856,15 +802,13 @@
             <w:r>
               <w:rPr>
                 <w:rFonts w:ascii="BRH Malayalam Extra" w:hAnsi="BRH Malayalam Extra" w:cs="BRH Devanagari Extra"/>
-                <w:color w:val="000000"/>
-                <w:szCs w:val="32"/>
-              </w:rPr>
-              <w:t>–</w:t>
-            </w:r>
-            <w:r>
-              <w:rPr>
-                <w:rFonts w:ascii="BRH Devanagari Extra" w:hAnsi="BRH Devanagari Extra" w:cs="BRH Devanagari Extra"/>
-                <w:color w:val="000000"/>
+                <w:szCs w:val="32"/>
+              </w:rPr>
+              <w:t>–</w:t>
+            </w:r>
+            <w:r>
+              <w:rPr>
+                <w:rFonts w:ascii="BRH Devanagari Extra" w:hAnsi="BRH Devanagari Extra" w:cs="BRH Devanagari Extra"/>
                 <w:sz w:val="32"/>
                 <w:szCs w:val="32"/>
                 <w:highlight w:val="green"/>
@@ -874,7 +818,6 @@
             <w:r>
               <w:rPr>
                 <w:rFonts w:ascii="BRH Devanagari Extra" w:hAnsi="BRH Devanagari Extra" w:cs="BRH Devanagari Extra"/>
-                <w:color w:val="000000"/>
                 <w:sz w:val="32"/>
                 <w:szCs w:val="32"/>
               </w:rPr>
@@ -883,15 +826,13 @@
             <w:r>
               <w:rPr>
                 <w:rFonts w:ascii="BRH Malayalam Extra" w:hAnsi="BRH Malayalam Extra" w:cs="BRH Devanagari Extra"/>
-                <w:color w:val="000000"/>
-                <w:szCs w:val="32"/>
-              </w:rPr>
-              <w:t>–</w:t>
-            </w:r>
-            <w:r>
-              <w:rPr>
-                <w:rFonts w:ascii="BRH Devanagari Extra" w:hAnsi="BRH Devanagari Extra" w:cs="BRH Devanagari Extra"/>
-                <w:color w:val="000000"/>
+                <w:szCs w:val="32"/>
+              </w:rPr>
+              <w:t>–</w:t>
+            </w:r>
+            <w:r>
+              <w:rPr>
+                <w:rFonts w:ascii="BRH Devanagari Extra" w:hAnsi="BRH Devanagari Extra" w:cs="BRH Devanagari Extra"/>
                 <w:sz w:val="32"/>
                 <w:szCs w:val="32"/>
               </w:rPr>
@@ -900,19 +841,7221 @@
             <w:r>
               <w:rPr>
                 <w:rFonts w:ascii="BRH Malayalam Extra" w:hAnsi="BRH Malayalam Extra" w:cs="BRH Devanagari Extra"/>
-                <w:color w:val="000000"/>
-                <w:szCs w:val="32"/>
-              </w:rPr>
-              <w:t>–</w:t>
-            </w:r>
-            <w:r>
-              <w:rPr>
-                <w:rFonts w:ascii="BRH Devanagari Extra" w:hAnsi="BRH Devanagari Extra" w:cs="BRH Devanagari Extra"/>
-                <w:color w:val="000000"/>
+                <w:szCs w:val="32"/>
+              </w:rPr>
+              <w:t>–</w:t>
+            </w:r>
+            <w:r>
+              <w:rPr>
+                <w:rFonts w:ascii="BRH Devanagari Extra" w:hAnsi="BRH Devanagari Extra" w:cs="BRH Devanagari Extra"/>
                 <w:sz w:val="32"/>
                 <w:szCs w:val="32"/>
               </w:rPr>
               <w:t xml:space="preserve">xÉxrÉþ | </w:t>
+            </w:r>
+          </w:p>
+        </w:tc>
+      </w:tr>
+      <w:tr>
+        <w:trPr>
+          <w:trHeight w:val="1935"/>
+        </w:trPr>
+        <w:tc>
+          <w:tcPr>
+            <w:tcW w:w="7024" w:type="dxa"/>
+          </w:tcPr>
+          <w:p>
+            <w:pPr>
+              <w:widowControl w:val="0"/>
+              <w:autoSpaceDE w:val="0"/>
+              <w:autoSpaceDN w:val="0"/>
+              <w:adjustRightInd w:val="0"/>
+              <w:spacing w:before="0" w:line="240" w:lineRule="auto"/>
+              <w:rPr>
+                <w:rFonts w:ascii="BRH Devanagari Extra" w:hAnsi="BRH Devanagari Extra" w:cs="BRH Devanagari Extra"/>
+                <w:sz w:val="32"/>
+                <w:szCs w:val="32"/>
+              </w:rPr>
+            </w:pPr>
+            <w:r>
+              <w:rPr>
+                <w:rFonts w:ascii="BRH Devanagari Extra" w:hAnsi="BRH Devanagari Extra" w:cs="BRH Devanagari Extra"/>
+                <w:sz w:val="32"/>
+                <w:szCs w:val="32"/>
+              </w:rPr>
+              <w:t>(</w:t>
+            </w:r>
+            <w:proofErr w:type="gramStart"/>
+            <w:r>
+              <w:rPr>
+                <w:rFonts w:cs="BRH Devanagari Extra"/>
+                <w:szCs w:val="32"/>
+              </w:rPr>
+              <w:t>52</w:t>
+            </w:r>
+            <w:r>
+              <w:rPr>
+                <w:rFonts w:ascii="BRH Devanagari Extra" w:hAnsi="BRH Devanagari Extra" w:cs="BRH Devanagari Extra"/>
+                <w:sz w:val="32"/>
+                <w:szCs w:val="32"/>
+              </w:rPr>
+              <w:t>)</w:t>
+            </w:r>
+            <w:r>
+              <w:rPr>
+                <w:rFonts w:cs="BRH Devanagari Extra"/>
+                <w:szCs w:val="32"/>
+              </w:rPr>
+              <w:t>[</w:t>
+            </w:r>
+            <w:proofErr w:type="gramEnd"/>
+            <w:r>
+              <w:rPr>
+                <w:rFonts w:cs="BRH Devanagari Extra"/>
+                <w:szCs w:val="32"/>
+              </w:rPr>
+              <w:t>P10</w:t>
+            </w:r>
+            <w:r>
+              <w:rPr>
+                <w:rFonts w:ascii="BRH Devanagari Extra" w:hAnsi="BRH Devanagari Extra" w:cs="BRH Devanagari Extra"/>
+                <w:sz w:val="32"/>
+                <w:szCs w:val="32"/>
+              </w:rPr>
+              <w:t xml:space="preserve">] </w:t>
+            </w:r>
+            <w:r>
+              <w:rPr>
+                <w:rFonts w:cs="BRH Devanagari Extra"/>
+                <w:szCs w:val="32"/>
+              </w:rPr>
+              <w:t>7</w:t>
+            </w:r>
+            <w:r>
+              <w:rPr>
+                <w:rFonts w:ascii="BRH Devanagari Extra" w:hAnsi="BRH Devanagari Extra" w:cs="BRH Devanagari Extra"/>
+                <w:sz w:val="32"/>
+                <w:szCs w:val="32"/>
+              </w:rPr>
+              <w:t>.</w:t>
+            </w:r>
+            <w:r>
+              <w:rPr>
+                <w:rFonts w:cs="BRH Devanagari Extra"/>
+                <w:szCs w:val="32"/>
+              </w:rPr>
+              <w:t>4</w:t>
+            </w:r>
+            <w:r>
+              <w:rPr>
+                <w:rFonts w:ascii="BRH Devanagari Extra" w:hAnsi="BRH Devanagari Extra" w:cs="BRH Devanagari Extra"/>
+                <w:sz w:val="32"/>
+                <w:szCs w:val="32"/>
+              </w:rPr>
+              <w:t>.</w:t>
+            </w:r>
+            <w:r>
+              <w:rPr>
+                <w:rFonts w:cs="BRH Devanagari Extra"/>
+                <w:szCs w:val="32"/>
+              </w:rPr>
+              <w:t>3</w:t>
+            </w:r>
+            <w:r>
+              <w:rPr>
+                <w:rFonts w:ascii="BRH Devanagari Extra" w:hAnsi="BRH Devanagari Extra" w:cs="BRH Devanagari Extra"/>
+                <w:sz w:val="32"/>
+                <w:szCs w:val="32"/>
+              </w:rPr>
+              <w:t>.</w:t>
+            </w:r>
+            <w:r>
+              <w:rPr>
+                <w:rFonts w:cs="BRH Devanagari Extra"/>
+                <w:szCs w:val="32"/>
+              </w:rPr>
+              <w:t>2</w:t>
+            </w:r>
+            <w:r>
+              <w:rPr>
+                <w:rFonts w:ascii="BRH Devanagari Extra" w:hAnsi="BRH Devanagari Extra" w:cs="BRH Devanagari Extra"/>
+                <w:sz w:val="32"/>
+                <w:szCs w:val="32"/>
+              </w:rPr>
+              <w:t>(</w:t>
+            </w:r>
+            <w:r>
+              <w:rPr>
+                <w:rFonts w:cs="BRH Devanagari Extra"/>
+                <w:szCs w:val="32"/>
+              </w:rPr>
+              <w:t>43</w:t>
+            </w:r>
+            <w:r>
+              <w:rPr>
+                <w:rFonts w:ascii="BRH Devanagari Extra" w:hAnsi="BRH Devanagari Extra" w:cs="BRH Devanagari Extra"/>
+                <w:sz w:val="32"/>
+                <w:szCs w:val="32"/>
+              </w:rPr>
+              <w:t>)- L</w:t>
+            </w:r>
+            <w:r>
+              <w:rPr>
+                <w:rFonts w:ascii="BRH Malayalam Extra" w:hAnsi="BRH Malayalam Extra" w:cs="BRH Devanagari Extra"/>
+                <w:szCs w:val="32"/>
+              </w:rPr>
+              <w:t>–</w:t>
+            </w:r>
+            <w:r>
+              <w:rPr>
+                <w:rFonts w:ascii="BRH Devanagari Extra" w:hAnsi="BRH Devanagari Extra" w:cs="BRH Devanagari Extra"/>
+                <w:sz w:val="32"/>
+                <w:szCs w:val="32"/>
+              </w:rPr>
+              <w:t>uÉ | G</w:t>
+            </w:r>
+            <w:r>
+              <w:rPr>
+                <w:rFonts w:ascii="BRH Malayalam Extra" w:hAnsi="BRH Malayalam Extra" w:cs="BRH Devanagari Extra"/>
+                <w:szCs w:val="32"/>
+              </w:rPr>
+              <w:t>–</w:t>
+            </w:r>
+            <w:r>
+              <w:rPr>
+                <w:rFonts w:ascii="BRH Devanagari Extra" w:hAnsi="BRH Devanagari Extra" w:cs="BRH Devanagari Extra"/>
+                <w:sz w:val="32"/>
+                <w:szCs w:val="32"/>
+              </w:rPr>
+              <w:t>iÉÔlÉç | A</w:t>
+            </w:r>
+            <w:r>
+              <w:rPr>
+                <w:rFonts w:ascii="BRH Malayalam Extra" w:hAnsi="BRH Malayalam Extra" w:cs="BRH Devanagari Extra"/>
+                <w:szCs w:val="32"/>
+              </w:rPr>
+              <w:t>–</w:t>
+            </w:r>
+            <w:r>
+              <w:rPr>
+                <w:rFonts w:ascii="BRH Devanagari Extra" w:hAnsi="BRH Devanagari Extra" w:cs="BRH Devanagari Extra"/>
+                <w:sz w:val="32"/>
+                <w:szCs w:val="32"/>
+                <w:highlight w:val="yellow"/>
+              </w:rPr>
+              <w:t>prÉÉ</w:t>
+            </w:r>
+            <w:r>
+              <w:rPr>
+                <w:rFonts w:ascii="BRH Devanagari Extra" w:hAnsi="BRH Devanagari Extra" w:cs="BRH Devanagari Extra"/>
+                <w:sz w:val="32"/>
+                <w:szCs w:val="32"/>
+              </w:rPr>
+              <w:t>UÉåþWûÎliÉ |</w:t>
+            </w:r>
+          </w:p>
+          <w:p>
+            <w:pPr>
+              <w:widowControl w:val="0"/>
+              <w:autoSpaceDE w:val="0"/>
+              <w:autoSpaceDN w:val="0"/>
+              <w:adjustRightInd w:val="0"/>
+              <w:spacing w:before="0" w:line="240" w:lineRule="auto"/>
+              <w:rPr>
+                <w:rFonts w:ascii="BRH Devanagari Extra" w:hAnsi="BRH Devanagari Extra" w:cs="BRH Devanagari Extra"/>
+                <w:sz w:val="32"/>
+                <w:szCs w:val="32"/>
+              </w:rPr>
+            </w:pPr>
+            <w:r>
+              <w:rPr>
+                <w:rFonts w:ascii="BRH Devanagari Extra" w:hAnsi="BRH Devanagari Extra" w:cs="BRH Devanagari Extra"/>
+                <w:sz w:val="32"/>
+                <w:szCs w:val="32"/>
+              </w:rPr>
+              <w:t>L</w:t>
+            </w:r>
+            <w:r>
+              <w:rPr>
+                <w:rFonts w:ascii="BRH Malayalam Extra" w:hAnsi="BRH Malayalam Extra" w:cs="BRH Devanagari Extra"/>
+                <w:szCs w:val="32"/>
+              </w:rPr>
+              <w:t>–</w:t>
+            </w:r>
+            <w:r>
+              <w:rPr>
+                <w:rFonts w:ascii="BRH Devanagari Extra" w:hAnsi="BRH Devanagari Extra" w:cs="BRH Devanagari Extra"/>
+                <w:sz w:val="32"/>
+                <w:szCs w:val="32"/>
+              </w:rPr>
+              <w:t>uÉ UçiÉÔ lÉ×</w:t>
+            </w:r>
+            <w:r>
+              <w:rPr>
+                <w:rFonts w:ascii="BRH Malayalam Extra" w:hAnsi="BRH Malayalam Extra" w:cs="BRH Devanagari Extra"/>
+                <w:szCs w:val="32"/>
+              </w:rPr>
+              <w:t>–</w:t>
+            </w:r>
+            <w:r>
+              <w:rPr>
+                <w:rFonts w:ascii="BRH Devanagari Extra" w:hAnsi="BRH Devanagari Extra" w:cs="BRH Devanagari Extra"/>
+                <w:sz w:val="32"/>
+                <w:szCs w:val="32"/>
+              </w:rPr>
+              <w:t>iÉÔ lÉå</w:t>
+            </w:r>
+            <w:r>
+              <w:rPr>
+                <w:rFonts w:ascii="BRH Malayalam Extra" w:hAnsi="BRH Malayalam Extra" w:cs="BRH Devanagari Extra"/>
+                <w:szCs w:val="32"/>
+              </w:rPr>
+              <w:t>–</w:t>
+            </w:r>
+            <w:r>
+              <w:rPr>
+                <w:rFonts w:ascii="BRH Devanagari Extra" w:hAnsi="BRH Devanagari Extra" w:cs="BRH Devanagari Extra"/>
+                <w:sz w:val="32"/>
+                <w:szCs w:val="32"/>
+              </w:rPr>
+              <w:t>uÉæuÉ UçiÉÔlÉ</w:t>
+            </w:r>
+            <w:r>
+              <w:rPr>
+                <w:rFonts w:ascii="BRH Malayalam Extra" w:hAnsi="BRH Malayalam Extra" w:cs="BRH Devanagari Extra"/>
+                <w:szCs w:val="32"/>
+              </w:rPr>
+              <w:t>–</w:t>
+            </w:r>
+            <w:r>
+              <w:rPr>
+                <w:rFonts w:ascii="BRH Devanagari Extra" w:hAnsi="BRH Devanagari Extra" w:cs="BRH Devanagari Extra"/>
+                <w:sz w:val="32"/>
+                <w:szCs w:val="32"/>
+                <w:highlight w:val="yellow"/>
+              </w:rPr>
+              <w:t>prÉ</w:t>
+            </w:r>
+            <w:r>
+              <w:rPr>
+                <w:rFonts w:ascii="BRH Devanagari Extra" w:hAnsi="BRH Devanagari Extra" w:cs="BRH Devanagari Extra"/>
+                <w:sz w:val="32"/>
+                <w:szCs w:val="32"/>
+              </w:rPr>
+              <w:t>ÉUÉåþWû lirÉ</w:t>
+            </w:r>
+            <w:r>
+              <w:rPr>
+                <w:rFonts w:ascii="BRH Malayalam Extra" w:hAnsi="BRH Malayalam Extra" w:cs="BRH Devanagari Extra"/>
+                <w:szCs w:val="32"/>
+              </w:rPr>
+              <w:t>–</w:t>
+            </w:r>
+            <w:r>
+              <w:rPr>
+                <w:rFonts w:ascii="BRH Devanagari Extra" w:hAnsi="BRH Devanagari Extra" w:cs="BRH Devanagari Extra"/>
+                <w:sz w:val="32"/>
+                <w:szCs w:val="32"/>
+                <w:highlight w:val="yellow"/>
+              </w:rPr>
+              <w:t>prÉ</w:t>
+            </w:r>
+            <w:r>
+              <w:rPr>
+                <w:rFonts w:ascii="BRH Devanagari Extra" w:hAnsi="BRH Devanagari Extra" w:cs="BRH Devanagari Extra"/>
+                <w:sz w:val="32"/>
+                <w:szCs w:val="32"/>
+              </w:rPr>
+              <w:t>ÉUÉåþWû lirÉ×</w:t>
+            </w:r>
+            <w:r>
+              <w:rPr>
+                <w:rFonts w:ascii="BRH Malayalam Extra" w:hAnsi="BRH Malayalam Extra" w:cs="BRH Devanagari Extra"/>
+                <w:szCs w:val="32"/>
+              </w:rPr>
+              <w:t>–</w:t>
+            </w:r>
+            <w:r>
+              <w:rPr>
+                <w:rFonts w:ascii="BRH Devanagari Extra" w:hAnsi="BRH Devanagari Extra" w:cs="BRH Devanagari Extra"/>
+                <w:sz w:val="32"/>
+                <w:szCs w:val="32"/>
+              </w:rPr>
+              <w:t>iÉÔ lÉå</w:t>
+            </w:r>
+            <w:r>
+              <w:rPr>
+                <w:rFonts w:ascii="BRH Malayalam Extra" w:hAnsi="BRH Malayalam Extra" w:cs="BRH Devanagari Extra"/>
+                <w:szCs w:val="32"/>
+              </w:rPr>
+              <w:t>–</w:t>
+            </w:r>
+            <w:r>
+              <w:rPr>
+                <w:rFonts w:ascii="BRH Devanagari Extra" w:hAnsi="BRH Devanagari Extra" w:cs="BRH Devanagari Extra"/>
+                <w:sz w:val="32"/>
+                <w:szCs w:val="32"/>
+              </w:rPr>
+              <w:t>uÉæuÉ UçiÉÔlÉ</w:t>
+            </w:r>
+            <w:r>
+              <w:rPr>
+                <w:rFonts w:ascii="BRH Malayalam Extra" w:hAnsi="BRH Malayalam Extra" w:cs="BRH Devanagari Extra"/>
+                <w:szCs w:val="32"/>
+              </w:rPr>
+              <w:t>–</w:t>
+            </w:r>
+            <w:r>
+              <w:rPr>
+                <w:rFonts w:ascii="BRH Devanagari Extra" w:hAnsi="BRH Devanagari Extra" w:cs="BRH Devanagari Extra"/>
+                <w:sz w:val="32"/>
+                <w:szCs w:val="32"/>
+                <w:highlight w:val="yellow"/>
+              </w:rPr>
+              <w:t>prÉÉ</w:t>
+            </w:r>
+            <w:r>
+              <w:rPr>
+                <w:rFonts w:ascii="BRH Devanagari Extra" w:hAnsi="BRH Devanagari Extra" w:cs="BRH Devanagari Extra"/>
+                <w:sz w:val="32"/>
+                <w:szCs w:val="32"/>
+              </w:rPr>
+              <w:t xml:space="preserve">UÉåþWûÎliÉ | </w:t>
+            </w:r>
+          </w:p>
+          <w:p>
+            <w:pPr>
+              <w:widowControl w:val="0"/>
+              <w:autoSpaceDE w:val="0"/>
+              <w:autoSpaceDN w:val="0"/>
+              <w:adjustRightInd w:val="0"/>
+              <w:spacing w:before="0" w:line="240" w:lineRule="auto"/>
+              <w:rPr>
+                <w:rFonts w:ascii="BRH Devanagari Extra" w:hAnsi="BRH Devanagari Extra" w:cs="BRH Devanagari Extra"/>
+                <w:sz w:val="32"/>
+                <w:szCs w:val="32"/>
+              </w:rPr>
+            </w:pPr>
+            <w:r>
+              <w:rPr>
+                <w:rFonts w:ascii="BRH Devanagari Extra" w:hAnsi="BRH Devanagari Extra" w:cs="BRH Devanagari Extra"/>
+                <w:sz w:val="32"/>
+                <w:szCs w:val="32"/>
+              </w:rPr>
+              <w:t>(</w:t>
+            </w:r>
+            <w:proofErr w:type="gramStart"/>
+            <w:r>
+              <w:rPr>
+                <w:rFonts w:cs="BRH Devanagari Extra"/>
+                <w:szCs w:val="32"/>
+              </w:rPr>
+              <w:t>53</w:t>
+            </w:r>
+            <w:r>
+              <w:rPr>
+                <w:rFonts w:ascii="BRH Devanagari Extra" w:hAnsi="BRH Devanagari Extra" w:cs="BRH Devanagari Extra"/>
+                <w:sz w:val="32"/>
+                <w:szCs w:val="32"/>
+              </w:rPr>
+              <w:t>)</w:t>
+            </w:r>
+            <w:r>
+              <w:rPr>
+                <w:rFonts w:cs="BRH Devanagari Extra"/>
+                <w:szCs w:val="32"/>
+              </w:rPr>
+              <w:t>[</w:t>
+            </w:r>
+            <w:proofErr w:type="gramEnd"/>
+            <w:r>
+              <w:rPr>
+                <w:rFonts w:cs="BRH Devanagari Extra"/>
+                <w:szCs w:val="32"/>
+              </w:rPr>
+              <w:t>P10</w:t>
+            </w:r>
+            <w:r>
+              <w:rPr>
+                <w:rFonts w:ascii="BRH Devanagari Extra" w:hAnsi="BRH Devanagari Extra" w:cs="BRH Devanagari Extra"/>
+                <w:sz w:val="32"/>
+                <w:szCs w:val="32"/>
+              </w:rPr>
+              <w:t xml:space="preserve">] </w:t>
+            </w:r>
+            <w:r>
+              <w:rPr>
+                <w:rFonts w:cs="BRH Devanagari Extra"/>
+                <w:szCs w:val="32"/>
+              </w:rPr>
+              <w:t>7</w:t>
+            </w:r>
+            <w:r>
+              <w:rPr>
+                <w:rFonts w:ascii="BRH Devanagari Extra" w:hAnsi="BRH Devanagari Extra" w:cs="BRH Devanagari Extra"/>
+                <w:sz w:val="32"/>
+                <w:szCs w:val="32"/>
+              </w:rPr>
+              <w:t>.</w:t>
+            </w:r>
+            <w:r>
+              <w:rPr>
+                <w:rFonts w:cs="BRH Devanagari Extra"/>
+                <w:szCs w:val="32"/>
+              </w:rPr>
+              <w:t>4</w:t>
+            </w:r>
+            <w:r>
+              <w:rPr>
+                <w:rFonts w:ascii="BRH Devanagari Extra" w:hAnsi="BRH Devanagari Extra" w:cs="BRH Devanagari Extra"/>
+                <w:sz w:val="32"/>
+                <w:szCs w:val="32"/>
+              </w:rPr>
+              <w:t>.</w:t>
+            </w:r>
+            <w:r>
+              <w:rPr>
+                <w:rFonts w:cs="BRH Devanagari Extra"/>
+                <w:szCs w:val="32"/>
+              </w:rPr>
+              <w:t>3</w:t>
+            </w:r>
+            <w:r>
+              <w:rPr>
+                <w:rFonts w:ascii="BRH Devanagari Extra" w:hAnsi="BRH Devanagari Extra" w:cs="BRH Devanagari Extra"/>
+                <w:sz w:val="32"/>
+                <w:szCs w:val="32"/>
+              </w:rPr>
+              <w:t>.</w:t>
+            </w:r>
+            <w:r>
+              <w:rPr>
+                <w:rFonts w:cs="BRH Devanagari Extra"/>
+                <w:szCs w:val="32"/>
+              </w:rPr>
+              <w:t>2</w:t>
+            </w:r>
+            <w:r>
+              <w:rPr>
+                <w:rFonts w:ascii="BRH Devanagari Extra" w:hAnsi="BRH Devanagari Extra" w:cs="BRH Devanagari Extra"/>
+                <w:sz w:val="32"/>
+                <w:szCs w:val="32"/>
+              </w:rPr>
+              <w:t>(</w:t>
+            </w:r>
+            <w:r>
+              <w:rPr>
+                <w:rFonts w:cs="BRH Devanagari Extra"/>
+                <w:szCs w:val="32"/>
+              </w:rPr>
+              <w:t>44</w:t>
+            </w:r>
+            <w:r>
+              <w:rPr>
+                <w:rFonts w:ascii="BRH Devanagari Extra" w:hAnsi="BRH Devanagari Extra" w:cs="BRH Devanagari Extra"/>
+                <w:sz w:val="32"/>
+                <w:szCs w:val="32"/>
+              </w:rPr>
+              <w:t>)- G</w:t>
+            </w:r>
+            <w:r>
+              <w:rPr>
+                <w:rFonts w:ascii="BRH Malayalam Extra" w:hAnsi="BRH Malayalam Extra" w:cs="BRH Devanagari Extra"/>
+                <w:szCs w:val="32"/>
+              </w:rPr>
+              <w:t>–</w:t>
+            </w:r>
+            <w:r>
+              <w:rPr>
+                <w:rFonts w:ascii="BRH Devanagari Extra" w:hAnsi="BRH Devanagari Extra" w:cs="BRH Devanagari Extra"/>
+                <w:sz w:val="32"/>
+                <w:szCs w:val="32"/>
+              </w:rPr>
+              <w:t>iÉÔlÉç | A</w:t>
+            </w:r>
+            <w:r>
+              <w:rPr>
+                <w:rFonts w:ascii="BRH Malayalam Extra" w:hAnsi="BRH Malayalam Extra" w:cs="BRH Devanagari Extra"/>
+                <w:szCs w:val="32"/>
+              </w:rPr>
+              <w:t>–</w:t>
+            </w:r>
+            <w:r>
+              <w:rPr>
+                <w:rFonts w:ascii="BRH Devanagari Extra" w:hAnsi="BRH Devanagari Extra" w:cs="BRH Devanagari Extra"/>
+                <w:sz w:val="32"/>
+                <w:szCs w:val="32"/>
+                <w:highlight w:val="yellow"/>
+              </w:rPr>
+              <w:t>prÉ</w:t>
+            </w:r>
+            <w:r>
+              <w:rPr>
+                <w:rFonts w:ascii="BRH Devanagari Extra" w:hAnsi="BRH Devanagari Extra" w:cs="BRH Devanagari Extra"/>
+                <w:sz w:val="32"/>
+                <w:szCs w:val="32"/>
+              </w:rPr>
+              <w:t>ÉUÉåþWûÎliÉ | G</w:t>
+            </w:r>
+            <w:r>
+              <w:rPr>
+                <w:rFonts w:ascii="BRH Malayalam Extra" w:hAnsi="BRH Malayalam Extra" w:cs="BRH Devanagari Extra"/>
+                <w:szCs w:val="32"/>
+              </w:rPr>
+              <w:t>–</w:t>
+            </w:r>
+            <w:r>
+              <w:rPr>
+                <w:rFonts w:ascii="BRH Devanagari Extra" w:hAnsi="BRH Devanagari Extra" w:cs="BRH Devanagari Extra"/>
+                <w:sz w:val="32"/>
+                <w:szCs w:val="32"/>
+              </w:rPr>
+              <w:t>iÉÑÍpÉþÈ |</w:t>
+            </w:r>
+          </w:p>
+          <w:p>
+            <w:pPr>
+              <w:widowControl w:val="0"/>
+              <w:autoSpaceDE w:val="0"/>
+              <w:autoSpaceDN w:val="0"/>
+              <w:adjustRightInd w:val="0"/>
+              <w:spacing w:before="0" w:line="240" w:lineRule="auto"/>
+              <w:rPr>
+                <w:rFonts w:ascii="BRH Devanagari Extra" w:hAnsi="BRH Devanagari Extra" w:cs="BRH Devanagari Extra"/>
+                <w:sz w:val="32"/>
+                <w:szCs w:val="32"/>
+              </w:rPr>
+            </w:pPr>
+            <w:r>
+              <w:rPr>
+                <w:rFonts w:ascii="BRH Devanagari Extra" w:hAnsi="BRH Devanagari Extra" w:cs="BRH Devanagari Extra"/>
+                <w:sz w:val="32"/>
+                <w:szCs w:val="32"/>
+              </w:rPr>
+              <w:t>G</w:t>
+            </w:r>
+            <w:r>
+              <w:rPr>
+                <w:rFonts w:ascii="BRH Malayalam Extra" w:hAnsi="BRH Malayalam Extra" w:cs="BRH Devanagari Extra"/>
+                <w:szCs w:val="32"/>
+              </w:rPr>
+              <w:t>–</w:t>
+            </w:r>
+            <w:r>
+              <w:rPr>
+                <w:rFonts w:ascii="BRH Devanagari Extra" w:hAnsi="BRH Devanagari Extra" w:cs="BRH Devanagari Extra"/>
+                <w:sz w:val="32"/>
+                <w:szCs w:val="32"/>
+              </w:rPr>
+              <w:t>iÉÔ lÉ</w:t>
+            </w:r>
+            <w:r>
+              <w:rPr>
+                <w:rFonts w:ascii="BRH Malayalam Extra" w:hAnsi="BRH Malayalam Extra" w:cs="BRH Devanagari Extra"/>
+                <w:szCs w:val="32"/>
+              </w:rPr>
+              <w:t>–</w:t>
+            </w:r>
+            <w:r>
+              <w:rPr>
+                <w:rFonts w:ascii="BRH Devanagari Extra" w:hAnsi="BRH Devanagari Extra" w:cs="BRH Devanagari Extra"/>
+                <w:sz w:val="32"/>
+                <w:szCs w:val="32"/>
+                <w:highlight w:val="yellow"/>
+              </w:rPr>
+              <w:t>prÉ</w:t>
+            </w:r>
+            <w:r>
+              <w:rPr>
+                <w:rFonts w:ascii="BRH Devanagari Extra" w:hAnsi="BRH Devanagari Extra" w:cs="BRH Devanagari Extra"/>
+                <w:sz w:val="32"/>
+                <w:szCs w:val="32"/>
+              </w:rPr>
+              <w:t>ÉUÉåþWû lirÉ</w:t>
+            </w:r>
+            <w:r>
+              <w:rPr>
+                <w:rFonts w:ascii="BRH Malayalam Extra" w:hAnsi="BRH Malayalam Extra" w:cs="BRH Devanagari Extra"/>
+                <w:szCs w:val="32"/>
+              </w:rPr>
+              <w:t>–</w:t>
+            </w:r>
+            <w:r>
+              <w:rPr>
+                <w:rFonts w:ascii="BRH Devanagari Extra" w:hAnsi="BRH Devanagari Extra" w:cs="BRH Devanagari Extra"/>
+                <w:sz w:val="32"/>
+                <w:szCs w:val="32"/>
+                <w:highlight w:val="yellow"/>
+              </w:rPr>
+              <w:t>pr</w:t>
+            </w:r>
+            <w:r>
+              <w:rPr>
+                <w:rFonts w:ascii="BRH Devanagari Extra" w:hAnsi="BRH Devanagari Extra" w:cs="BRH Devanagari Extra"/>
+                <w:sz w:val="32"/>
+                <w:szCs w:val="32"/>
+              </w:rPr>
+              <w:t>ÉÉUÉåþWû lirÉ×</w:t>
+            </w:r>
+            <w:r>
+              <w:rPr>
+                <w:rFonts w:ascii="BRH Malayalam Extra" w:hAnsi="BRH Malayalam Extra" w:cs="BRH Devanagari Extra"/>
+                <w:szCs w:val="32"/>
+              </w:rPr>
+              <w:t>–</w:t>
+            </w:r>
+            <w:r>
+              <w:rPr>
+                <w:rFonts w:ascii="BRH Devanagari Extra" w:hAnsi="BRH Devanagari Extra" w:cs="BRH Devanagari Extra"/>
+                <w:sz w:val="32"/>
+                <w:szCs w:val="32"/>
+              </w:rPr>
+              <w:t>iÉÔ lÉ×</w:t>
+            </w:r>
+            <w:r>
+              <w:rPr>
+                <w:rFonts w:ascii="BRH Malayalam Extra" w:hAnsi="BRH Malayalam Extra" w:cs="BRH Devanagari Extra"/>
+                <w:szCs w:val="32"/>
+              </w:rPr>
+              <w:t>–</w:t>
+            </w:r>
+            <w:r>
+              <w:rPr>
+                <w:rFonts w:ascii="BRH Devanagari Extra" w:hAnsi="BRH Devanagari Extra" w:cs="BRH Devanagari Extra"/>
+                <w:sz w:val="32"/>
+                <w:szCs w:val="32"/>
+              </w:rPr>
+              <w:t>iÉÔ lÉ</w:t>
+            </w:r>
+            <w:r>
+              <w:rPr>
+                <w:rFonts w:ascii="BRH Malayalam Extra" w:hAnsi="BRH Malayalam Extra" w:cs="BRH Devanagari Extra"/>
+                <w:szCs w:val="32"/>
+              </w:rPr>
+              <w:t>–</w:t>
+            </w:r>
+            <w:r>
+              <w:rPr>
+                <w:rFonts w:ascii="BRH Devanagari Extra" w:hAnsi="BRH Devanagari Extra" w:cs="BRH Devanagari Extra"/>
+                <w:sz w:val="32"/>
+                <w:szCs w:val="32"/>
+                <w:highlight w:val="yellow"/>
+              </w:rPr>
+              <w:t>pr</w:t>
+            </w:r>
+            <w:r>
+              <w:rPr>
+                <w:rFonts w:ascii="BRH Devanagari Extra" w:hAnsi="BRH Devanagari Extra" w:cs="BRH Devanagari Extra"/>
+                <w:sz w:val="32"/>
+                <w:szCs w:val="32"/>
+              </w:rPr>
+              <w:t>ÉÉUÉåþWû lirÉ×</w:t>
+            </w:r>
+            <w:r>
+              <w:rPr>
+                <w:rFonts w:ascii="BRH Malayalam Extra" w:hAnsi="BRH Malayalam Extra" w:cs="BRH Devanagari Extra"/>
+                <w:szCs w:val="32"/>
+              </w:rPr>
+              <w:t>–</w:t>
+            </w:r>
+            <w:r>
+              <w:rPr>
+                <w:rFonts w:ascii="BRH Devanagari Extra" w:hAnsi="BRH Devanagari Extra" w:cs="BRH Devanagari Extra"/>
+                <w:sz w:val="32"/>
+                <w:szCs w:val="32"/>
+              </w:rPr>
+              <w:t xml:space="preserve">iÉÑÍpÉþUç. </w:t>
+            </w:r>
+          </w:p>
+          <w:p>
+            <w:pPr>
+              <w:widowControl w:val="0"/>
+              <w:autoSpaceDE w:val="0"/>
+              <w:autoSpaceDN w:val="0"/>
+              <w:adjustRightInd w:val="0"/>
+              <w:spacing w:before="0" w:line="240" w:lineRule="auto"/>
+              <w:rPr>
+                <w:rFonts w:ascii="BRH Devanagari Extra" w:hAnsi="BRH Devanagari Extra" w:cs="BRH Devanagari Extra"/>
+                <w:sz w:val="32"/>
+                <w:szCs w:val="32"/>
+              </w:rPr>
+            </w:pPr>
+            <w:r>
+              <w:rPr>
+                <w:rFonts w:ascii="BRH Devanagari Extra" w:hAnsi="BRH Devanagari Extra" w:cs="BRH Devanagari Extra"/>
+                <w:sz w:val="32"/>
+                <w:szCs w:val="32"/>
+              </w:rPr>
+              <w:t>G</w:t>
+            </w:r>
+            <w:r>
+              <w:rPr>
+                <w:rFonts w:ascii="BRH Malayalam Extra" w:hAnsi="BRH Malayalam Extra" w:cs="BRH Devanagari Extra"/>
+                <w:szCs w:val="32"/>
+              </w:rPr>
+              <w:t>–</w:t>
+            </w:r>
+            <w:r>
+              <w:rPr>
+                <w:rFonts w:ascii="BRH Devanagari Extra" w:hAnsi="BRH Devanagari Extra" w:cs="BRH Devanagari Extra"/>
+                <w:sz w:val="32"/>
+                <w:szCs w:val="32"/>
+              </w:rPr>
+              <w:t>iÉÑÍpÉþ U</w:t>
+            </w:r>
+            <w:r>
+              <w:rPr>
+                <w:rFonts w:ascii="BRH Malayalam Extra" w:hAnsi="BRH Malayalam Extra" w:cs="BRH Devanagari Extra"/>
+                <w:szCs w:val="32"/>
+              </w:rPr>
+              <w:t>–</w:t>
+            </w:r>
+            <w:r>
+              <w:rPr>
+                <w:rFonts w:ascii="BRH Devanagari Extra" w:hAnsi="BRH Devanagari Extra" w:cs="BRH Devanagari Extra"/>
+                <w:sz w:val="32"/>
+                <w:szCs w:val="32"/>
+                <w:highlight w:val="yellow"/>
+              </w:rPr>
+              <w:t>prÉ</w:t>
+            </w:r>
+            <w:r>
+              <w:rPr>
+                <w:rFonts w:ascii="BRH Devanagari Extra" w:hAnsi="BRH Devanagari Extra" w:cs="BRH Devanagari Extra"/>
+                <w:sz w:val="32"/>
+                <w:szCs w:val="32"/>
+              </w:rPr>
+              <w:t>ÉUÉåþWû lirÉ×</w:t>
+            </w:r>
+            <w:r>
+              <w:rPr>
+                <w:rFonts w:ascii="BRH Malayalam Extra" w:hAnsi="BRH Malayalam Extra" w:cs="BRH Devanagari Extra"/>
+                <w:szCs w:val="32"/>
+              </w:rPr>
+              <w:t>–</w:t>
+            </w:r>
+            <w:r>
+              <w:rPr>
+                <w:rFonts w:ascii="BRH Devanagari Extra" w:hAnsi="BRH Devanagari Extra" w:cs="BRH Devanagari Extra"/>
+                <w:sz w:val="32"/>
+                <w:szCs w:val="32"/>
+              </w:rPr>
+              <w:t>iÉÔ lÉ×</w:t>
+            </w:r>
+            <w:r>
+              <w:rPr>
+                <w:rFonts w:ascii="BRH Malayalam Extra" w:hAnsi="BRH Malayalam Extra" w:cs="BRH Devanagari Extra"/>
+                <w:szCs w:val="32"/>
+              </w:rPr>
+              <w:t>–</w:t>
+            </w:r>
+            <w:r>
+              <w:rPr>
+                <w:rFonts w:ascii="BRH Devanagari Extra" w:hAnsi="BRH Devanagari Extra" w:cs="BRH Devanagari Extra"/>
+                <w:sz w:val="32"/>
+                <w:szCs w:val="32"/>
+              </w:rPr>
+              <w:t>iÉÔ lÉ</w:t>
+            </w:r>
+            <w:r>
+              <w:rPr>
+                <w:rFonts w:ascii="BRH Malayalam Extra" w:hAnsi="BRH Malayalam Extra" w:cs="BRH Devanagari Extra"/>
+                <w:szCs w:val="32"/>
+              </w:rPr>
+              <w:t>–</w:t>
+            </w:r>
+            <w:r>
+              <w:rPr>
+                <w:rFonts w:ascii="BRH Devanagari Extra" w:hAnsi="BRH Devanagari Extra" w:cs="BRH Devanagari Extra"/>
+                <w:sz w:val="32"/>
+                <w:szCs w:val="32"/>
+                <w:highlight w:val="yellow"/>
+              </w:rPr>
+              <w:t>prÉ</w:t>
+            </w:r>
+            <w:r>
+              <w:rPr>
+                <w:rFonts w:ascii="BRH Devanagari Extra" w:hAnsi="BRH Devanagari Extra" w:cs="BRH Devanagari Extra"/>
+                <w:sz w:val="32"/>
+                <w:szCs w:val="32"/>
+              </w:rPr>
+              <w:t>ÉUÉåþWû lirÉ×</w:t>
+            </w:r>
+            <w:r>
+              <w:rPr>
+                <w:rFonts w:ascii="BRH Malayalam Extra" w:hAnsi="BRH Malayalam Extra" w:cs="BRH Devanagari Extra"/>
+                <w:szCs w:val="32"/>
+              </w:rPr>
+              <w:t>–</w:t>
+            </w:r>
+            <w:r>
+              <w:rPr>
+                <w:rFonts w:ascii="BRH Devanagari Extra" w:hAnsi="BRH Devanagari Extra" w:cs="BRH Devanagari Extra"/>
+                <w:sz w:val="32"/>
+                <w:szCs w:val="32"/>
+              </w:rPr>
+              <w:t xml:space="preserve">iÉÑÍpÉþÈ | </w:t>
+            </w:r>
+          </w:p>
+          <w:p>
+            <w:pPr>
+              <w:widowControl w:val="0"/>
+              <w:autoSpaceDE w:val="0"/>
+              <w:autoSpaceDN w:val="0"/>
+              <w:adjustRightInd w:val="0"/>
+              <w:spacing w:before="0" w:line="240" w:lineRule="auto"/>
+              <w:rPr>
+                <w:rFonts w:ascii="BRH Devanagari Extra" w:hAnsi="BRH Devanagari Extra" w:cs="BRH Devanagari Extra"/>
+                <w:sz w:val="32"/>
+                <w:szCs w:val="32"/>
+              </w:rPr>
+            </w:pPr>
+            <w:r>
+              <w:rPr>
+                <w:rFonts w:ascii="BRH Devanagari Extra" w:hAnsi="BRH Devanagari Extra" w:cs="BRH Devanagari Extra"/>
+                <w:sz w:val="32"/>
+                <w:szCs w:val="32"/>
+              </w:rPr>
+              <w:t>(</w:t>
+            </w:r>
+            <w:proofErr w:type="gramStart"/>
+            <w:r>
+              <w:rPr>
+                <w:rFonts w:cs="BRH Devanagari Extra"/>
+                <w:szCs w:val="32"/>
+              </w:rPr>
+              <w:t>54</w:t>
+            </w:r>
+            <w:r>
+              <w:rPr>
+                <w:rFonts w:ascii="BRH Devanagari Extra" w:hAnsi="BRH Devanagari Extra" w:cs="BRH Devanagari Extra"/>
+                <w:sz w:val="32"/>
+                <w:szCs w:val="32"/>
+              </w:rPr>
+              <w:t>)</w:t>
+            </w:r>
+            <w:r>
+              <w:rPr>
+                <w:rFonts w:cs="BRH Devanagari Extra"/>
+                <w:szCs w:val="32"/>
+              </w:rPr>
+              <w:t>[</w:t>
+            </w:r>
+            <w:proofErr w:type="gramEnd"/>
+            <w:r>
+              <w:rPr>
+                <w:rFonts w:cs="BRH Devanagari Extra"/>
+                <w:szCs w:val="32"/>
+              </w:rPr>
+              <w:t>P10</w:t>
+            </w:r>
+            <w:r>
+              <w:rPr>
+                <w:rFonts w:ascii="BRH Devanagari Extra" w:hAnsi="BRH Devanagari Extra" w:cs="BRH Devanagari Extra"/>
+                <w:sz w:val="32"/>
+                <w:szCs w:val="32"/>
+              </w:rPr>
+              <w:t xml:space="preserve">] </w:t>
+            </w:r>
+            <w:r>
+              <w:rPr>
+                <w:rFonts w:cs="BRH Devanagari Extra"/>
+                <w:szCs w:val="32"/>
+              </w:rPr>
+              <w:t>7</w:t>
+            </w:r>
+            <w:r>
+              <w:rPr>
+                <w:rFonts w:ascii="BRH Devanagari Extra" w:hAnsi="BRH Devanagari Extra" w:cs="BRH Devanagari Extra"/>
+                <w:sz w:val="32"/>
+                <w:szCs w:val="32"/>
+              </w:rPr>
+              <w:t>.</w:t>
+            </w:r>
+            <w:r>
+              <w:rPr>
+                <w:rFonts w:cs="BRH Devanagari Extra"/>
+                <w:szCs w:val="32"/>
+              </w:rPr>
+              <w:t>4</w:t>
+            </w:r>
+            <w:r>
+              <w:rPr>
+                <w:rFonts w:ascii="BRH Devanagari Extra" w:hAnsi="BRH Devanagari Extra" w:cs="BRH Devanagari Extra"/>
+                <w:sz w:val="32"/>
+                <w:szCs w:val="32"/>
+              </w:rPr>
+              <w:t>.</w:t>
+            </w:r>
+            <w:r>
+              <w:rPr>
+                <w:rFonts w:cs="BRH Devanagari Extra"/>
+                <w:szCs w:val="32"/>
+              </w:rPr>
+              <w:t>3</w:t>
+            </w:r>
+            <w:r>
+              <w:rPr>
+                <w:rFonts w:ascii="BRH Devanagari Extra" w:hAnsi="BRH Devanagari Extra" w:cs="BRH Devanagari Extra"/>
+                <w:sz w:val="32"/>
+                <w:szCs w:val="32"/>
+              </w:rPr>
+              <w:t>.</w:t>
+            </w:r>
+            <w:r>
+              <w:rPr>
+                <w:rFonts w:cs="BRH Devanagari Extra"/>
+                <w:szCs w:val="32"/>
+              </w:rPr>
+              <w:t>2</w:t>
+            </w:r>
+            <w:r>
+              <w:rPr>
+                <w:rFonts w:ascii="BRH Devanagari Extra" w:hAnsi="BRH Devanagari Extra" w:cs="BRH Devanagari Extra"/>
+                <w:sz w:val="32"/>
+                <w:szCs w:val="32"/>
+              </w:rPr>
+              <w:t>(</w:t>
+            </w:r>
+            <w:r>
+              <w:rPr>
+                <w:rFonts w:cs="BRH Devanagari Extra"/>
+                <w:szCs w:val="32"/>
+              </w:rPr>
+              <w:t>45</w:t>
+            </w:r>
+            <w:r>
+              <w:rPr>
+                <w:rFonts w:ascii="BRH Devanagari Extra" w:hAnsi="BRH Devanagari Extra" w:cs="BRH Devanagari Extra"/>
+                <w:sz w:val="32"/>
+                <w:szCs w:val="32"/>
+              </w:rPr>
+              <w:t>)- A</w:t>
+            </w:r>
+            <w:r>
+              <w:rPr>
+                <w:rFonts w:ascii="BRH Malayalam Extra" w:hAnsi="BRH Malayalam Extra" w:cs="BRH Devanagari Extra"/>
+                <w:szCs w:val="32"/>
+              </w:rPr>
+              <w:t>–</w:t>
+            </w:r>
+            <w:r>
+              <w:rPr>
+                <w:rFonts w:ascii="BRH Devanagari Extra" w:hAnsi="BRH Devanagari Extra" w:cs="BRH Devanagari Extra"/>
+                <w:sz w:val="32"/>
+                <w:szCs w:val="32"/>
+                <w:highlight w:val="yellow"/>
+              </w:rPr>
+              <w:t>prÉ</w:t>
+            </w:r>
+            <w:r>
+              <w:rPr>
+                <w:rFonts w:ascii="BRH Devanagari Extra" w:hAnsi="BRH Devanagari Extra" w:cs="BRH Devanagari Extra"/>
+                <w:sz w:val="32"/>
+                <w:szCs w:val="32"/>
+              </w:rPr>
+              <w:t>ÉUÉåþWûÎliÉ | G</w:t>
+            </w:r>
+            <w:r>
+              <w:rPr>
+                <w:rFonts w:ascii="BRH Malayalam Extra" w:hAnsi="BRH Malayalam Extra" w:cs="BRH Devanagari Extra"/>
+                <w:szCs w:val="32"/>
+              </w:rPr>
+              <w:t>–</w:t>
+            </w:r>
+            <w:r>
+              <w:rPr>
+                <w:rFonts w:ascii="BRH Devanagari Extra" w:hAnsi="BRH Devanagari Extra" w:cs="BRH Devanagari Extra"/>
+                <w:sz w:val="32"/>
+                <w:szCs w:val="32"/>
+              </w:rPr>
+              <w:t xml:space="preserve">iÉÑÍpÉþÈ | </w:t>
+            </w:r>
+          </w:p>
+          <w:p>
+            <w:pPr>
+              <w:widowControl w:val="0"/>
+              <w:autoSpaceDE w:val="0"/>
+              <w:autoSpaceDN w:val="0"/>
+              <w:adjustRightInd w:val="0"/>
+              <w:spacing w:before="0" w:line="240" w:lineRule="auto"/>
+              <w:rPr>
+                <w:rFonts w:ascii="BRH Devanagari Extra" w:hAnsi="BRH Devanagari Extra" w:cs="BRH Devanagari Extra"/>
+                <w:sz w:val="32"/>
+                <w:szCs w:val="32"/>
+              </w:rPr>
+            </w:pPr>
+            <w:r>
+              <w:rPr>
+                <w:rFonts w:ascii="BRH Devanagari Extra" w:hAnsi="BRH Devanagari Extra" w:cs="BRH Devanagari Extra"/>
+                <w:sz w:val="32"/>
+                <w:szCs w:val="32"/>
+              </w:rPr>
+              <w:t>xÉ</w:t>
+            </w:r>
+            <w:r>
+              <w:rPr>
+                <w:rFonts w:ascii="BRH Malayalam Extra" w:hAnsi="BRH Malayalam Extra" w:cs="BRH Devanagari Extra"/>
+                <w:szCs w:val="32"/>
+              </w:rPr>
+              <w:t>–</w:t>
+            </w:r>
+            <w:r>
+              <w:rPr>
+                <w:rFonts w:ascii="BRH Devanagari Extra" w:hAnsi="BRH Devanagari Extra" w:cs="BRH Devanagari Extra"/>
+                <w:sz w:val="32"/>
+                <w:szCs w:val="32"/>
+              </w:rPr>
+              <w:t>ÇÆuÉ</w:t>
+            </w:r>
+            <w:r>
+              <w:rPr>
+                <w:rFonts w:ascii="BRH Malayalam Extra" w:hAnsi="BRH Malayalam Extra" w:cs="BRH Devanagari Extra"/>
+                <w:szCs w:val="32"/>
+              </w:rPr>
+              <w:t>–</w:t>
+            </w:r>
+            <w:r>
+              <w:rPr>
+                <w:rFonts w:ascii="BRH Devanagari Extra" w:hAnsi="BRH Devanagari Extra" w:cs="BRH Devanagari Extra"/>
+                <w:sz w:val="32"/>
+                <w:szCs w:val="32"/>
+              </w:rPr>
+              <w:t>jxÉ</w:t>
+            </w:r>
+            <w:r>
+              <w:rPr>
+                <w:rFonts w:ascii="BRH Malayalam Extra" w:hAnsi="BRH Malayalam Extra" w:cs="BRH Devanagari Extra"/>
+                <w:szCs w:val="32"/>
+              </w:rPr>
+              <w:t>–</w:t>
+            </w:r>
+            <w:r>
+              <w:rPr>
+                <w:rFonts w:ascii="BRH Devanagari Extra" w:hAnsi="BRH Devanagari Extra" w:cs="BRH Devanagari Extra"/>
+                <w:sz w:val="32"/>
+                <w:szCs w:val="32"/>
+              </w:rPr>
+              <w:t>UqÉç |</w:t>
+            </w:r>
+          </w:p>
+          <w:p>
+            <w:pPr>
+              <w:widowControl w:val="0"/>
+              <w:autoSpaceDE w:val="0"/>
+              <w:autoSpaceDN w:val="0"/>
+              <w:adjustRightInd w:val="0"/>
+              <w:spacing w:before="0" w:line="240" w:lineRule="auto"/>
+              <w:rPr>
+                <w:rFonts w:ascii="BRH Devanagari Extra" w:hAnsi="BRH Devanagari Extra" w:cs="BRH Devanagari Extra"/>
+                <w:sz w:val="32"/>
+                <w:szCs w:val="32"/>
+              </w:rPr>
+            </w:pPr>
+            <w:r>
+              <w:rPr>
+                <w:rFonts w:ascii="BRH Devanagari Extra" w:hAnsi="BRH Devanagari Extra" w:cs="BRH Devanagari Extra"/>
+                <w:sz w:val="32"/>
+                <w:szCs w:val="32"/>
+              </w:rPr>
+              <w:t>A</w:t>
+            </w:r>
+            <w:r>
+              <w:rPr>
+                <w:rFonts w:ascii="BRH Malayalam Extra" w:hAnsi="BRH Malayalam Extra" w:cs="BRH Devanagari Extra"/>
+                <w:szCs w:val="32"/>
+                <w:highlight w:val="yellow"/>
+              </w:rPr>
+              <w:t>–</w:t>
+            </w:r>
+            <w:r>
+              <w:rPr>
+                <w:rFonts w:ascii="BRH Devanagari Extra" w:hAnsi="BRH Devanagari Extra" w:cs="BRH Devanagari Extra"/>
+                <w:sz w:val="32"/>
+                <w:szCs w:val="32"/>
+                <w:highlight w:val="yellow"/>
+              </w:rPr>
+              <w:t>prÉÉ</w:t>
+            </w:r>
+            <w:r>
+              <w:rPr>
+                <w:rFonts w:ascii="BRH Devanagari Extra" w:hAnsi="BRH Devanagari Extra" w:cs="BRH Devanagari Extra"/>
+                <w:sz w:val="32"/>
+                <w:szCs w:val="32"/>
+              </w:rPr>
+              <w:t>UÉåþWû lirÉ×</w:t>
+            </w:r>
+            <w:r>
+              <w:rPr>
+                <w:rFonts w:ascii="BRH Malayalam Extra" w:hAnsi="BRH Malayalam Extra" w:cs="BRH Devanagari Extra"/>
+                <w:szCs w:val="32"/>
+              </w:rPr>
+              <w:t>–</w:t>
+            </w:r>
+            <w:r>
+              <w:rPr>
+                <w:rFonts w:ascii="BRH Devanagari Extra" w:hAnsi="BRH Devanagari Extra" w:cs="BRH Devanagari Extra"/>
+                <w:sz w:val="32"/>
+                <w:szCs w:val="32"/>
+              </w:rPr>
+              <w:t>iÉÑÍpÉþUç. G</w:t>
+            </w:r>
+            <w:r>
+              <w:rPr>
+                <w:rFonts w:ascii="BRH Malayalam Extra" w:hAnsi="BRH Malayalam Extra" w:cs="BRH Devanagari Extra"/>
+                <w:szCs w:val="32"/>
+              </w:rPr>
+              <w:t>–</w:t>
+            </w:r>
+            <w:r>
+              <w:rPr>
+                <w:rFonts w:ascii="BRH Devanagari Extra" w:hAnsi="BRH Devanagari Extra" w:cs="BRH Devanagari Extra"/>
+                <w:sz w:val="32"/>
+                <w:szCs w:val="32"/>
+              </w:rPr>
+              <w:t>iÉÑÍpÉþ U</w:t>
+            </w:r>
+            <w:r>
+              <w:rPr>
+                <w:rFonts w:ascii="BRH Malayalam Extra" w:hAnsi="BRH Malayalam Extra" w:cs="BRH Devanagari Extra"/>
+                <w:szCs w:val="32"/>
+              </w:rPr>
+              <w:t>–</w:t>
+            </w:r>
+            <w:r>
+              <w:rPr>
+                <w:rFonts w:ascii="BRH Devanagari Extra" w:hAnsi="BRH Devanagari Extra" w:cs="BRH Devanagari Extra"/>
+                <w:sz w:val="32"/>
+                <w:szCs w:val="32"/>
+                <w:highlight w:val="yellow"/>
+              </w:rPr>
+              <w:t>prÉ</w:t>
+            </w:r>
+            <w:r>
+              <w:rPr>
+                <w:rFonts w:ascii="BRH Devanagari Extra" w:hAnsi="BRH Devanagari Extra" w:cs="BRH Devanagari Extra"/>
+                <w:sz w:val="32"/>
+                <w:szCs w:val="32"/>
+              </w:rPr>
+              <w:t>ÉUÉåþWû lirÉ</w:t>
+            </w:r>
+            <w:r>
+              <w:rPr>
+                <w:rFonts w:ascii="BRH Malayalam Extra" w:hAnsi="BRH Malayalam Extra" w:cs="BRH Devanagari Extra"/>
+                <w:szCs w:val="32"/>
+                <w:highlight w:val="yellow"/>
+              </w:rPr>
+              <w:t>–</w:t>
+            </w:r>
+            <w:r>
+              <w:rPr>
+                <w:rFonts w:ascii="BRH Devanagari Extra" w:hAnsi="BRH Devanagari Extra" w:cs="BRH Devanagari Extra"/>
+                <w:sz w:val="32"/>
+                <w:szCs w:val="32"/>
+                <w:highlight w:val="yellow"/>
+              </w:rPr>
+              <w:t>prÉ</w:t>
+            </w:r>
+            <w:r>
+              <w:rPr>
+                <w:rFonts w:ascii="BRH Devanagari Extra" w:hAnsi="BRH Devanagari Extra" w:cs="BRH Devanagari Extra"/>
+                <w:sz w:val="32"/>
+                <w:szCs w:val="32"/>
+              </w:rPr>
+              <w:t>ÉUÉåþWû lirÉ×</w:t>
+            </w:r>
+            <w:r>
+              <w:rPr>
+                <w:rFonts w:ascii="BRH Malayalam Extra" w:hAnsi="BRH Malayalam Extra" w:cs="BRH Devanagari Extra"/>
+                <w:szCs w:val="32"/>
+              </w:rPr>
+              <w:t>–</w:t>
+            </w:r>
+            <w:r>
+              <w:rPr>
+                <w:rFonts w:ascii="BRH Devanagari Extra" w:hAnsi="BRH Devanagari Extra" w:cs="BRH Devanagari Extra"/>
+                <w:sz w:val="32"/>
+                <w:szCs w:val="32"/>
+              </w:rPr>
+              <w:t>iÉÑÍpÉþÈ xÉÇÆuÉjxÉ</w:t>
+            </w:r>
+            <w:r>
+              <w:rPr>
+                <w:rFonts w:ascii="BRH Malayalam Extra" w:hAnsi="BRH Malayalam Extra" w:cs="BRH Devanagari Extra"/>
+                <w:szCs w:val="32"/>
+              </w:rPr>
+              <w:t>–</w:t>
+            </w:r>
+            <w:r>
+              <w:rPr>
+                <w:rFonts w:ascii="BRH Devanagari Extra" w:hAnsi="BRH Devanagari Extra" w:cs="BRH Devanagari Extra"/>
+                <w:sz w:val="32"/>
+                <w:szCs w:val="32"/>
+              </w:rPr>
+              <w:t>U</w:t>
+            </w:r>
+            <w:r>
+              <w:rPr>
+                <w:rFonts w:ascii="BRH Devanagari Extra" w:hAnsi="BRH Devanagari Extra" w:cs="BRH Devanagari Extra"/>
+                <w:sz w:val="26"/>
+                <w:szCs w:val="32"/>
+              </w:rPr>
+              <w:t>óè</w:t>
+            </w:r>
+            <w:r>
+              <w:rPr>
+                <w:rFonts w:ascii="BRH Devanagari Extra" w:hAnsi="BRH Devanagari Extra" w:cs="BRH Devanagari Extra"/>
+                <w:sz w:val="32"/>
+                <w:szCs w:val="32"/>
+              </w:rPr>
+              <w:t xml:space="preserve"> xÉþÇÆuÉjxÉ</w:t>
+            </w:r>
+            <w:r>
+              <w:rPr>
+                <w:rFonts w:ascii="BRH Malayalam Extra" w:hAnsi="BRH Malayalam Extra" w:cs="BRH Devanagari Extra"/>
+                <w:szCs w:val="32"/>
+              </w:rPr>
+              <w:t>–</w:t>
+            </w:r>
+            <w:r>
+              <w:rPr>
+                <w:rFonts w:ascii="BRH Devanagari Extra" w:hAnsi="BRH Devanagari Extra" w:cs="BRH Devanagari Extra"/>
+                <w:sz w:val="32"/>
+                <w:szCs w:val="32"/>
+              </w:rPr>
+              <w:t>U qÉ×</w:t>
+            </w:r>
+            <w:r>
+              <w:rPr>
+                <w:rFonts w:ascii="BRH Malayalam Extra" w:hAnsi="BRH Malayalam Extra" w:cs="BRH Devanagari Extra"/>
+                <w:szCs w:val="32"/>
+              </w:rPr>
+              <w:t>–</w:t>
+            </w:r>
+            <w:r>
+              <w:rPr>
+                <w:rFonts w:ascii="BRH Devanagari Extra" w:hAnsi="BRH Devanagari Extra" w:cs="BRH Devanagari Extra"/>
+                <w:sz w:val="32"/>
+                <w:szCs w:val="32"/>
+              </w:rPr>
+              <w:t>iÉÑÍpÉþ U</w:t>
+            </w:r>
+            <w:r>
+              <w:rPr>
+                <w:rFonts w:ascii="BRH Malayalam Extra" w:hAnsi="BRH Malayalam Extra" w:cs="BRH Devanagari Extra"/>
+                <w:szCs w:val="32"/>
+                <w:highlight w:val="yellow"/>
+              </w:rPr>
+              <w:t>–</w:t>
+            </w:r>
+            <w:r>
+              <w:rPr>
+                <w:rFonts w:ascii="BRH Devanagari Extra" w:hAnsi="BRH Devanagari Extra" w:cs="BRH Devanagari Extra"/>
+                <w:sz w:val="32"/>
+                <w:szCs w:val="32"/>
+                <w:highlight w:val="yellow"/>
+              </w:rPr>
+              <w:t>prÉ</w:t>
+            </w:r>
+            <w:r>
+              <w:rPr>
+                <w:rFonts w:ascii="BRH Devanagari Extra" w:hAnsi="BRH Devanagari Extra" w:cs="BRH Devanagari Extra"/>
+                <w:sz w:val="32"/>
+                <w:szCs w:val="32"/>
+              </w:rPr>
+              <w:t>ÉUÉåþWû lirÉ</w:t>
+            </w:r>
+            <w:r>
+              <w:rPr>
+                <w:rFonts w:ascii="BRH Malayalam Extra" w:hAnsi="BRH Malayalam Extra" w:cs="BRH Devanagari Extra"/>
+                <w:szCs w:val="32"/>
+              </w:rPr>
+              <w:t>–</w:t>
+            </w:r>
+            <w:r>
+              <w:rPr>
+                <w:rFonts w:ascii="BRH Devanagari Extra" w:hAnsi="BRH Devanagari Extra" w:cs="BRH Devanagari Extra"/>
+                <w:sz w:val="32"/>
+                <w:szCs w:val="32"/>
+                <w:highlight w:val="yellow"/>
+              </w:rPr>
+              <w:t>prÉ</w:t>
+            </w:r>
+            <w:r>
+              <w:rPr>
+                <w:rFonts w:ascii="BRH Devanagari Extra" w:hAnsi="BRH Devanagari Extra" w:cs="BRH Devanagari Extra"/>
+                <w:sz w:val="32"/>
+                <w:szCs w:val="32"/>
+              </w:rPr>
+              <w:t>ÉUÉåþWû lirÉ×</w:t>
+            </w:r>
+            <w:r>
+              <w:rPr>
+                <w:rFonts w:ascii="BRH Malayalam Extra" w:hAnsi="BRH Malayalam Extra" w:cs="BRH Devanagari Extra"/>
+                <w:szCs w:val="32"/>
+              </w:rPr>
+              <w:t>–</w:t>
+            </w:r>
+            <w:r>
+              <w:rPr>
+                <w:rFonts w:ascii="BRH Devanagari Extra" w:hAnsi="BRH Devanagari Extra" w:cs="BRH Devanagari Extra"/>
+                <w:sz w:val="32"/>
+                <w:szCs w:val="32"/>
+              </w:rPr>
+              <w:t xml:space="preserve">iÉÑÍpÉþÈ </w:t>
+            </w:r>
+            <w:r>
+              <w:rPr>
+                <w:rFonts w:ascii="BRH Devanagari Extra" w:hAnsi="BRH Devanagari Extra" w:cs="BRH Devanagari Extra"/>
+                <w:sz w:val="32"/>
+                <w:szCs w:val="32"/>
+              </w:rPr>
+              <w:lastRenderedPageBreak/>
+              <w:t>xÉÇÆuÉjxÉ</w:t>
+            </w:r>
+            <w:r>
+              <w:rPr>
+                <w:rFonts w:ascii="BRH Malayalam Extra" w:hAnsi="BRH Malayalam Extra" w:cs="BRH Devanagari Extra"/>
+                <w:szCs w:val="32"/>
+              </w:rPr>
+              <w:t>–</w:t>
+            </w:r>
+            <w:r>
+              <w:rPr>
+                <w:rFonts w:ascii="BRH Devanagari Extra" w:hAnsi="BRH Devanagari Extra" w:cs="BRH Devanagari Extra"/>
+                <w:sz w:val="32"/>
+                <w:szCs w:val="32"/>
+              </w:rPr>
+              <w:t xml:space="preserve">UqÉç | </w:t>
+            </w:r>
+          </w:p>
+          <w:p>
+            <w:pPr>
+              <w:widowControl w:val="0"/>
+              <w:autoSpaceDE w:val="0"/>
+              <w:autoSpaceDN w:val="0"/>
+              <w:adjustRightInd w:val="0"/>
+              <w:spacing w:before="0" w:line="240" w:lineRule="auto"/>
+              <w:rPr>
+                <w:rFonts w:ascii="BRH Devanagari Extra" w:hAnsi="BRH Devanagari Extra" w:cs="BRH Devanagari Extra"/>
+                <w:sz w:val="32"/>
+                <w:szCs w:val="32"/>
+              </w:rPr>
+            </w:pPr>
+            <w:r>
+              <w:rPr>
+                <w:rFonts w:ascii="BRH Devanagari Extra" w:hAnsi="BRH Devanagari Extra" w:cs="BRH Devanagari Extra"/>
+                <w:sz w:val="32"/>
+                <w:szCs w:val="32"/>
+              </w:rPr>
+              <w:t>(</w:t>
+            </w:r>
+            <w:proofErr w:type="gramStart"/>
+            <w:r>
+              <w:rPr>
+                <w:rFonts w:cs="BRH Devanagari Extra"/>
+                <w:szCs w:val="32"/>
+              </w:rPr>
+              <w:t>55</w:t>
+            </w:r>
+            <w:r>
+              <w:rPr>
+                <w:rFonts w:ascii="BRH Devanagari Extra" w:hAnsi="BRH Devanagari Extra" w:cs="BRH Devanagari Extra"/>
+                <w:sz w:val="32"/>
+                <w:szCs w:val="32"/>
+              </w:rPr>
+              <w:t>)</w:t>
+            </w:r>
+            <w:r>
+              <w:rPr>
+                <w:rFonts w:cs="BRH Devanagari Extra"/>
+                <w:szCs w:val="32"/>
+              </w:rPr>
+              <w:t>[</w:t>
+            </w:r>
+            <w:proofErr w:type="gramEnd"/>
+            <w:r>
+              <w:rPr>
+                <w:rFonts w:cs="BRH Devanagari Extra"/>
+                <w:szCs w:val="32"/>
+              </w:rPr>
+              <w:t>P10</w:t>
+            </w:r>
+            <w:r>
+              <w:rPr>
+                <w:rFonts w:ascii="BRH Devanagari Extra" w:hAnsi="BRH Devanagari Extra" w:cs="BRH Devanagari Extra"/>
+                <w:sz w:val="32"/>
+                <w:szCs w:val="32"/>
+              </w:rPr>
+              <w:t xml:space="preserve">] </w:t>
+            </w:r>
+            <w:r>
+              <w:rPr>
+                <w:rFonts w:cs="BRH Devanagari Extra"/>
+                <w:szCs w:val="32"/>
+              </w:rPr>
+              <w:t>7</w:t>
+            </w:r>
+            <w:r>
+              <w:rPr>
+                <w:rFonts w:ascii="BRH Devanagari Extra" w:hAnsi="BRH Devanagari Extra" w:cs="BRH Devanagari Extra"/>
+                <w:sz w:val="32"/>
+                <w:szCs w:val="32"/>
+              </w:rPr>
+              <w:t>.</w:t>
+            </w:r>
+            <w:r>
+              <w:rPr>
+                <w:rFonts w:cs="BRH Devanagari Extra"/>
+                <w:szCs w:val="32"/>
+              </w:rPr>
+              <w:t>4</w:t>
+            </w:r>
+            <w:r>
+              <w:rPr>
+                <w:rFonts w:ascii="BRH Devanagari Extra" w:hAnsi="BRH Devanagari Extra" w:cs="BRH Devanagari Extra"/>
+                <w:sz w:val="32"/>
+                <w:szCs w:val="32"/>
+              </w:rPr>
+              <w:t>.</w:t>
+            </w:r>
+            <w:r>
+              <w:rPr>
+                <w:rFonts w:cs="BRH Devanagari Extra"/>
+                <w:szCs w:val="32"/>
+              </w:rPr>
+              <w:t>3</w:t>
+            </w:r>
+            <w:r>
+              <w:rPr>
+                <w:rFonts w:ascii="BRH Devanagari Extra" w:hAnsi="BRH Devanagari Extra" w:cs="BRH Devanagari Extra"/>
+                <w:sz w:val="32"/>
+                <w:szCs w:val="32"/>
+              </w:rPr>
+              <w:t>.</w:t>
+            </w:r>
+            <w:r>
+              <w:rPr>
+                <w:rFonts w:cs="BRH Devanagari Extra"/>
+                <w:szCs w:val="32"/>
+              </w:rPr>
+              <w:t>2</w:t>
+            </w:r>
+            <w:r>
+              <w:rPr>
+                <w:rFonts w:ascii="BRH Devanagari Extra" w:hAnsi="BRH Devanagari Extra" w:cs="BRH Devanagari Extra"/>
+                <w:sz w:val="32"/>
+                <w:szCs w:val="32"/>
+              </w:rPr>
+              <w:t>(</w:t>
+            </w:r>
+            <w:r>
+              <w:rPr>
+                <w:rFonts w:cs="BRH Devanagari Extra"/>
+                <w:szCs w:val="32"/>
+              </w:rPr>
+              <w:t>45</w:t>
+            </w:r>
+            <w:r>
+              <w:rPr>
+                <w:rFonts w:ascii="BRH Devanagari Extra" w:hAnsi="BRH Devanagari Extra" w:cs="BRH Devanagari Extra"/>
+                <w:sz w:val="32"/>
+                <w:szCs w:val="32"/>
+              </w:rPr>
+              <w:t>)- A</w:t>
+            </w:r>
+            <w:r>
+              <w:rPr>
+                <w:rFonts w:ascii="BRH Malayalam Extra" w:hAnsi="BRH Malayalam Extra" w:cs="BRH Devanagari Extra"/>
+                <w:szCs w:val="32"/>
+              </w:rPr>
+              <w:t>–</w:t>
+            </w:r>
+            <w:r>
+              <w:rPr>
+                <w:rFonts w:ascii="BRH Devanagari Extra" w:hAnsi="BRH Devanagari Extra" w:cs="BRH Devanagari Extra"/>
+                <w:sz w:val="32"/>
+                <w:szCs w:val="32"/>
+                <w:highlight w:val="yellow"/>
+              </w:rPr>
+              <w:t>prÉ</w:t>
+            </w:r>
+            <w:r>
+              <w:rPr>
+                <w:rFonts w:ascii="BRH Devanagari Extra" w:hAnsi="BRH Devanagari Extra" w:cs="BRH Devanagari Extra"/>
+                <w:sz w:val="32"/>
+                <w:szCs w:val="32"/>
+              </w:rPr>
+              <w:t>ÉUÉåþWûÎliÉ |</w:t>
+            </w:r>
+          </w:p>
+          <w:p>
+            <w:pPr>
+              <w:widowControl w:val="0"/>
+              <w:autoSpaceDE w:val="0"/>
+              <w:autoSpaceDN w:val="0"/>
+              <w:adjustRightInd w:val="0"/>
+              <w:spacing w:before="0" w:line="240" w:lineRule="auto"/>
+              <w:rPr>
+                <w:rFonts w:ascii="BRH Devanagari Extra" w:hAnsi="BRH Devanagari Extra" w:cs="BRH Devanagari Extra"/>
+                <w:sz w:val="32"/>
+                <w:szCs w:val="32"/>
+              </w:rPr>
+            </w:pPr>
+            <w:r>
+              <w:rPr>
+                <w:rFonts w:ascii="BRH Devanagari Extra" w:hAnsi="BRH Devanagari Extra" w:cs="BRH Devanagari Extra"/>
+                <w:sz w:val="32"/>
+                <w:szCs w:val="32"/>
+              </w:rPr>
+              <w:t>A</w:t>
+            </w:r>
+            <w:r>
+              <w:rPr>
+                <w:rFonts w:ascii="BRH Malayalam Extra" w:hAnsi="BRH Malayalam Extra" w:cs="BRH Devanagari Extra"/>
+                <w:szCs w:val="32"/>
+              </w:rPr>
+              <w:t>–</w:t>
+            </w:r>
+            <w:r>
+              <w:rPr>
+                <w:rFonts w:ascii="BRH Devanagari Extra" w:hAnsi="BRH Devanagari Extra" w:cs="BRH Devanagari Extra"/>
+                <w:sz w:val="32"/>
+                <w:szCs w:val="32"/>
+              </w:rPr>
+              <w:t>luÉÉUÉåþWû</w:t>
+            </w:r>
+            <w:r>
+              <w:rPr>
+                <w:rFonts w:ascii="BRH Malayalam Extra" w:hAnsi="BRH Malayalam Extra" w:cs="BRH Devanagari Extra"/>
+                <w:szCs w:val="32"/>
+              </w:rPr>
+              <w:t>–</w:t>
+            </w:r>
+            <w:r>
+              <w:rPr>
+                <w:rFonts w:ascii="BRH Devanagari Extra" w:hAnsi="BRH Devanagari Extra" w:cs="BRH Devanagari Extra"/>
+                <w:sz w:val="32"/>
+                <w:szCs w:val="32"/>
+              </w:rPr>
+              <w:t xml:space="preserve">liÉÏirÉþlÉÑ - AÉUÉåþWûÎliÉ | </w:t>
+            </w:r>
+          </w:p>
+        </w:tc>
+        <w:tc>
+          <w:tcPr>
+            <w:tcW w:w="7230" w:type="dxa"/>
+          </w:tcPr>
+          <w:p>
+            <w:pPr>
+              <w:widowControl w:val="0"/>
+              <w:autoSpaceDE w:val="0"/>
+              <w:autoSpaceDN w:val="0"/>
+              <w:adjustRightInd w:val="0"/>
+              <w:spacing w:before="0" w:line="240" w:lineRule="auto"/>
+              <w:rPr>
+                <w:rFonts w:ascii="BRH Devanagari Extra" w:hAnsi="BRH Devanagari Extra" w:cs="BRH Devanagari Extra"/>
+                <w:sz w:val="32"/>
+                <w:szCs w:val="32"/>
+              </w:rPr>
+            </w:pPr>
+            <w:r>
+              <w:rPr>
+                <w:rFonts w:ascii="BRH Devanagari Extra" w:hAnsi="BRH Devanagari Extra" w:cs="BRH Devanagari Extra"/>
+                <w:sz w:val="32"/>
+                <w:szCs w:val="32"/>
+              </w:rPr>
+              <w:lastRenderedPageBreak/>
+              <w:t>(</w:t>
+            </w:r>
+            <w:proofErr w:type="gramStart"/>
+            <w:r>
+              <w:rPr>
+                <w:rFonts w:cs="BRH Devanagari Extra"/>
+                <w:szCs w:val="32"/>
+              </w:rPr>
+              <w:t>52</w:t>
+            </w:r>
+            <w:r>
+              <w:rPr>
+                <w:rFonts w:ascii="BRH Devanagari Extra" w:hAnsi="BRH Devanagari Extra" w:cs="BRH Devanagari Extra"/>
+                <w:sz w:val="32"/>
+                <w:szCs w:val="32"/>
+              </w:rPr>
+              <w:t>)</w:t>
+            </w:r>
+            <w:r>
+              <w:rPr>
+                <w:rFonts w:cs="BRH Devanagari Extra"/>
+                <w:szCs w:val="32"/>
+              </w:rPr>
+              <w:t>[</w:t>
+            </w:r>
+            <w:proofErr w:type="gramEnd"/>
+            <w:r>
+              <w:rPr>
+                <w:rFonts w:cs="BRH Devanagari Extra"/>
+                <w:szCs w:val="32"/>
+              </w:rPr>
+              <w:t>P10</w:t>
+            </w:r>
+            <w:r>
+              <w:rPr>
+                <w:rFonts w:ascii="BRH Devanagari Extra" w:hAnsi="BRH Devanagari Extra" w:cs="BRH Devanagari Extra"/>
+                <w:sz w:val="32"/>
+                <w:szCs w:val="32"/>
+              </w:rPr>
+              <w:t xml:space="preserve">] </w:t>
+            </w:r>
+            <w:r>
+              <w:rPr>
+                <w:rFonts w:cs="BRH Devanagari Extra"/>
+                <w:szCs w:val="32"/>
+              </w:rPr>
+              <w:t>7</w:t>
+            </w:r>
+            <w:r>
+              <w:rPr>
+                <w:rFonts w:ascii="BRH Devanagari Extra" w:hAnsi="BRH Devanagari Extra" w:cs="BRH Devanagari Extra"/>
+                <w:sz w:val="32"/>
+                <w:szCs w:val="32"/>
+              </w:rPr>
+              <w:t>.</w:t>
+            </w:r>
+            <w:r>
+              <w:rPr>
+                <w:rFonts w:cs="BRH Devanagari Extra"/>
+                <w:szCs w:val="32"/>
+              </w:rPr>
+              <w:t>4</w:t>
+            </w:r>
+            <w:r>
+              <w:rPr>
+                <w:rFonts w:ascii="BRH Devanagari Extra" w:hAnsi="BRH Devanagari Extra" w:cs="BRH Devanagari Extra"/>
+                <w:sz w:val="32"/>
+                <w:szCs w:val="32"/>
+              </w:rPr>
+              <w:t>.</w:t>
+            </w:r>
+            <w:r>
+              <w:rPr>
+                <w:rFonts w:cs="BRH Devanagari Extra"/>
+                <w:szCs w:val="32"/>
+              </w:rPr>
+              <w:t>3</w:t>
+            </w:r>
+            <w:r>
+              <w:rPr>
+                <w:rFonts w:ascii="BRH Devanagari Extra" w:hAnsi="BRH Devanagari Extra" w:cs="BRH Devanagari Extra"/>
+                <w:sz w:val="32"/>
+                <w:szCs w:val="32"/>
+              </w:rPr>
+              <w:t>.</w:t>
+            </w:r>
+            <w:r>
+              <w:rPr>
+                <w:rFonts w:cs="BRH Devanagari Extra"/>
+                <w:szCs w:val="32"/>
+              </w:rPr>
+              <w:t>2</w:t>
+            </w:r>
+            <w:r>
+              <w:rPr>
+                <w:rFonts w:ascii="BRH Devanagari Extra" w:hAnsi="BRH Devanagari Extra" w:cs="BRH Devanagari Extra"/>
+                <w:sz w:val="32"/>
+                <w:szCs w:val="32"/>
+              </w:rPr>
+              <w:t>(</w:t>
+            </w:r>
+            <w:r>
+              <w:rPr>
+                <w:rFonts w:cs="BRH Devanagari Extra"/>
+                <w:szCs w:val="32"/>
+              </w:rPr>
+              <w:t>43</w:t>
+            </w:r>
+            <w:r>
+              <w:rPr>
+                <w:rFonts w:ascii="BRH Devanagari Extra" w:hAnsi="BRH Devanagari Extra" w:cs="BRH Devanagari Extra"/>
+                <w:sz w:val="32"/>
+                <w:szCs w:val="32"/>
+              </w:rPr>
+              <w:t>)- L</w:t>
+            </w:r>
+            <w:r>
+              <w:rPr>
+                <w:rFonts w:ascii="BRH Malayalam Extra" w:hAnsi="BRH Malayalam Extra" w:cs="BRH Devanagari Extra"/>
+                <w:szCs w:val="32"/>
+              </w:rPr>
+              <w:t>–</w:t>
+            </w:r>
+            <w:r>
+              <w:rPr>
+                <w:rFonts w:ascii="BRH Devanagari Extra" w:hAnsi="BRH Devanagari Extra" w:cs="BRH Devanagari Extra"/>
+                <w:sz w:val="32"/>
+                <w:szCs w:val="32"/>
+              </w:rPr>
+              <w:t>uÉ | G</w:t>
+            </w:r>
+            <w:r>
+              <w:rPr>
+                <w:rFonts w:ascii="BRH Malayalam Extra" w:hAnsi="BRH Malayalam Extra" w:cs="BRH Devanagari Extra"/>
+                <w:szCs w:val="32"/>
+              </w:rPr>
+              <w:t>–</w:t>
+            </w:r>
+            <w:r>
+              <w:rPr>
+                <w:rFonts w:ascii="BRH Devanagari Extra" w:hAnsi="BRH Devanagari Extra" w:cs="BRH Devanagari Extra"/>
+                <w:sz w:val="32"/>
+                <w:szCs w:val="32"/>
+              </w:rPr>
+              <w:t>iÉÔlÉç | A</w:t>
+            </w:r>
+            <w:r>
+              <w:rPr>
+                <w:rFonts w:ascii="BRH Malayalam Extra" w:hAnsi="BRH Malayalam Extra" w:cs="BRH Devanagari Extra"/>
+                <w:szCs w:val="32"/>
+              </w:rPr>
+              <w:t>–</w:t>
+            </w:r>
+            <w:r>
+              <w:rPr>
+                <w:rFonts w:ascii="BRH Devanagari Extra" w:hAnsi="BRH Devanagari Extra" w:cs="BRH Devanagari Extra"/>
+                <w:sz w:val="32"/>
+                <w:szCs w:val="32"/>
+                <w:highlight w:val="green"/>
+              </w:rPr>
+              <w:t>lu</w:t>
+            </w:r>
+            <w:r>
+              <w:rPr>
+                <w:rFonts w:ascii="BRH Devanagari Extra" w:hAnsi="BRH Devanagari Extra" w:cs="BRH Devanagari Extra"/>
+                <w:sz w:val="32"/>
+                <w:szCs w:val="32"/>
+              </w:rPr>
+              <w:t>ÉÉUÉåþWûÎliÉ |</w:t>
+            </w:r>
+          </w:p>
+          <w:p>
+            <w:pPr>
+              <w:widowControl w:val="0"/>
+              <w:autoSpaceDE w:val="0"/>
+              <w:autoSpaceDN w:val="0"/>
+              <w:adjustRightInd w:val="0"/>
+              <w:spacing w:before="0" w:line="240" w:lineRule="auto"/>
+              <w:rPr>
+                <w:rFonts w:ascii="BRH Devanagari Extra" w:hAnsi="BRH Devanagari Extra" w:cs="BRH Devanagari Extra"/>
+                <w:sz w:val="32"/>
+                <w:szCs w:val="32"/>
+              </w:rPr>
+            </w:pPr>
+            <w:r>
+              <w:rPr>
+                <w:rFonts w:ascii="BRH Devanagari Extra" w:hAnsi="BRH Devanagari Extra" w:cs="BRH Devanagari Extra"/>
+                <w:sz w:val="32"/>
+                <w:szCs w:val="32"/>
+              </w:rPr>
+              <w:t>L</w:t>
+            </w:r>
+            <w:r>
+              <w:rPr>
+                <w:rFonts w:ascii="BRH Malayalam Extra" w:hAnsi="BRH Malayalam Extra" w:cs="BRH Devanagari Extra"/>
+                <w:szCs w:val="32"/>
+              </w:rPr>
+              <w:t>–</w:t>
+            </w:r>
+            <w:r>
+              <w:rPr>
+                <w:rFonts w:ascii="BRH Devanagari Extra" w:hAnsi="BRH Devanagari Extra" w:cs="BRH Devanagari Extra"/>
+                <w:sz w:val="32"/>
+                <w:szCs w:val="32"/>
+              </w:rPr>
+              <w:t>uÉ UçiÉÔ lÉ×</w:t>
+            </w:r>
+            <w:r>
+              <w:rPr>
+                <w:rFonts w:ascii="BRH Malayalam Extra" w:hAnsi="BRH Malayalam Extra" w:cs="BRH Devanagari Extra"/>
+                <w:szCs w:val="32"/>
+              </w:rPr>
+              <w:t>–</w:t>
+            </w:r>
+            <w:r>
+              <w:rPr>
+                <w:rFonts w:ascii="BRH Devanagari Extra" w:hAnsi="BRH Devanagari Extra" w:cs="BRH Devanagari Extra"/>
+                <w:sz w:val="32"/>
+                <w:szCs w:val="32"/>
+              </w:rPr>
+              <w:t>iÉÔ lÉå</w:t>
+            </w:r>
+            <w:r>
+              <w:rPr>
+                <w:rFonts w:ascii="BRH Malayalam Extra" w:hAnsi="BRH Malayalam Extra" w:cs="BRH Devanagari Extra"/>
+                <w:szCs w:val="32"/>
+              </w:rPr>
+              <w:t>–</w:t>
+            </w:r>
+            <w:r>
+              <w:rPr>
+                <w:rFonts w:ascii="BRH Devanagari Extra" w:hAnsi="BRH Devanagari Extra" w:cs="BRH Devanagari Extra"/>
+                <w:sz w:val="32"/>
+                <w:szCs w:val="32"/>
+              </w:rPr>
+              <w:t>uÉæuÉ UçiÉÔlÉ</w:t>
+            </w:r>
+            <w:r>
+              <w:rPr>
+                <w:rFonts w:ascii="BRH Malayalam Extra" w:hAnsi="BRH Malayalam Extra" w:cs="BRH Devanagari Extra"/>
+                <w:szCs w:val="32"/>
+              </w:rPr>
+              <w:t>–</w:t>
+            </w:r>
+            <w:r>
+              <w:rPr>
+                <w:rFonts w:ascii="BRH Devanagari Extra" w:hAnsi="BRH Devanagari Extra" w:cs="BRH Devanagari Extra"/>
+                <w:sz w:val="32"/>
+                <w:szCs w:val="32"/>
+                <w:highlight w:val="green"/>
+              </w:rPr>
+              <w:t>lu</w:t>
+            </w:r>
+            <w:r>
+              <w:rPr>
+                <w:rFonts w:ascii="BRH Devanagari Extra" w:hAnsi="BRH Devanagari Extra" w:cs="BRH Devanagari Extra"/>
+                <w:sz w:val="32"/>
+                <w:szCs w:val="32"/>
+              </w:rPr>
+              <w:t>ÉÉUÉåþWû lirÉ</w:t>
+            </w:r>
+            <w:r>
+              <w:rPr>
+                <w:rFonts w:ascii="BRH Malayalam Extra" w:hAnsi="BRH Malayalam Extra" w:cs="BRH Devanagari Extra"/>
+                <w:szCs w:val="32"/>
+              </w:rPr>
+              <w:t>–</w:t>
+            </w:r>
+            <w:r>
+              <w:rPr>
+                <w:rFonts w:ascii="BRH Devanagari Extra" w:hAnsi="BRH Devanagari Extra" w:cs="BRH Devanagari Extra"/>
+                <w:sz w:val="32"/>
+                <w:szCs w:val="32"/>
+                <w:highlight w:val="green"/>
+              </w:rPr>
+              <w:t>lu</w:t>
+            </w:r>
+            <w:r>
+              <w:rPr>
+                <w:rFonts w:ascii="BRH Devanagari Extra" w:hAnsi="BRH Devanagari Extra" w:cs="BRH Devanagari Extra"/>
+                <w:sz w:val="32"/>
+                <w:szCs w:val="32"/>
+              </w:rPr>
+              <w:t>ÉÉUÉåþWû lirÉ×</w:t>
+            </w:r>
+            <w:r>
+              <w:rPr>
+                <w:rFonts w:ascii="BRH Malayalam Extra" w:hAnsi="BRH Malayalam Extra" w:cs="BRH Devanagari Extra"/>
+                <w:szCs w:val="32"/>
+              </w:rPr>
+              <w:t>–</w:t>
+            </w:r>
+            <w:r>
+              <w:rPr>
+                <w:rFonts w:ascii="BRH Devanagari Extra" w:hAnsi="BRH Devanagari Extra" w:cs="BRH Devanagari Extra"/>
+                <w:sz w:val="32"/>
+                <w:szCs w:val="32"/>
+              </w:rPr>
+              <w:t>iÉÔ lÉå</w:t>
+            </w:r>
+            <w:r>
+              <w:rPr>
+                <w:rFonts w:ascii="BRH Malayalam Extra" w:hAnsi="BRH Malayalam Extra" w:cs="BRH Devanagari Extra"/>
+                <w:szCs w:val="32"/>
+              </w:rPr>
+              <w:t>–</w:t>
+            </w:r>
+            <w:r>
+              <w:rPr>
+                <w:rFonts w:ascii="BRH Devanagari Extra" w:hAnsi="BRH Devanagari Extra" w:cs="BRH Devanagari Extra"/>
+                <w:sz w:val="32"/>
+                <w:szCs w:val="32"/>
+              </w:rPr>
+              <w:t>uÉæuÉ UçiÉÔlÉ</w:t>
+            </w:r>
+            <w:r>
+              <w:rPr>
+                <w:rFonts w:ascii="BRH Malayalam Extra" w:hAnsi="BRH Malayalam Extra" w:cs="BRH Devanagari Extra"/>
+                <w:szCs w:val="32"/>
+              </w:rPr>
+              <w:t>–</w:t>
+            </w:r>
+            <w:r>
+              <w:rPr>
+                <w:rFonts w:ascii="BRH Devanagari Extra" w:hAnsi="BRH Devanagari Extra" w:cs="BRH Devanagari Extra"/>
+                <w:sz w:val="32"/>
+                <w:szCs w:val="32"/>
+                <w:highlight w:val="green"/>
+              </w:rPr>
+              <w:t>lu</w:t>
+            </w:r>
+            <w:r>
+              <w:rPr>
+                <w:rFonts w:ascii="BRH Devanagari Extra" w:hAnsi="BRH Devanagari Extra" w:cs="BRH Devanagari Extra"/>
+                <w:sz w:val="32"/>
+                <w:szCs w:val="32"/>
+              </w:rPr>
+              <w:t xml:space="preserve">ÉÉUÉåþWûÎliÉ | </w:t>
+            </w:r>
+          </w:p>
+          <w:p>
+            <w:pPr>
+              <w:widowControl w:val="0"/>
+              <w:autoSpaceDE w:val="0"/>
+              <w:autoSpaceDN w:val="0"/>
+              <w:adjustRightInd w:val="0"/>
+              <w:spacing w:before="0" w:line="240" w:lineRule="auto"/>
+              <w:rPr>
+                <w:rFonts w:ascii="BRH Devanagari Extra" w:hAnsi="BRH Devanagari Extra" w:cs="BRH Devanagari Extra"/>
+                <w:sz w:val="32"/>
+                <w:szCs w:val="32"/>
+              </w:rPr>
+            </w:pPr>
+            <w:r>
+              <w:rPr>
+                <w:rFonts w:ascii="BRH Devanagari Extra" w:hAnsi="BRH Devanagari Extra" w:cs="BRH Devanagari Extra"/>
+                <w:sz w:val="32"/>
+                <w:szCs w:val="32"/>
+              </w:rPr>
+              <w:t>(</w:t>
+            </w:r>
+            <w:proofErr w:type="gramStart"/>
+            <w:r>
+              <w:rPr>
+                <w:rFonts w:cs="BRH Devanagari Extra"/>
+                <w:szCs w:val="32"/>
+              </w:rPr>
+              <w:t>53</w:t>
+            </w:r>
+            <w:r>
+              <w:rPr>
+                <w:rFonts w:ascii="BRH Devanagari Extra" w:hAnsi="BRH Devanagari Extra" w:cs="BRH Devanagari Extra"/>
+                <w:sz w:val="32"/>
+                <w:szCs w:val="32"/>
+              </w:rPr>
+              <w:t>)</w:t>
+            </w:r>
+            <w:r>
+              <w:rPr>
+                <w:rFonts w:cs="BRH Devanagari Extra"/>
+                <w:szCs w:val="32"/>
+              </w:rPr>
+              <w:t>[</w:t>
+            </w:r>
+            <w:proofErr w:type="gramEnd"/>
+            <w:r>
+              <w:rPr>
+                <w:rFonts w:cs="BRH Devanagari Extra"/>
+                <w:szCs w:val="32"/>
+              </w:rPr>
+              <w:t>P10</w:t>
+            </w:r>
+            <w:r>
+              <w:rPr>
+                <w:rFonts w:ascii="BRH Devanagari Extra" w:hAnsi="BRH Devanagari Extra" w:cs="BRH Devanagari Extra"/>
+                <w:sz w:val="32"/>
+                <w:szCs w:val="32"/>
+              </w:rPr>
+              <w:t xml:space="preserve">] </w:t>
+            </w:r>
+            <w:r>
+              <w:rPr>
+                <w:rFonts w:cs="BRH Devanagari Extra"/>
+                <w:szCs w:val="32"/>
+              </w:rPr>
+              <w:t>7</w:t>
+            </w:r>
+            <w:r>
+              <w:rPr>
+                <w:rFonts w:ascii="BRH Devanagari Extra" w:hAnsi="BRH Devanagari Extra" w:cs="BRH Devanagari Extra"/>
+                <w:sz w:val="32"/>
+                <w:szCs w:val="32"/>
+              </w:rPr>
+              <w:t>.</w:t>
+            </w:r>
+            <w:r>
+              <w:rPr>
+                <w:rFonts w:cs="BRH Devanagari Extra"/>
+                <w:szCs w:val="32"/>
+              </w:rPr>
+              <w:t>4</w:t>
+            </w:r>
+            <w:r>
+              <w:rPr>
+                <w:rFonts w:ascii="BRH Devanagari Extra" w:hAnsi="BRH Devanagari Extra" w:cs="BRH Devanagari Extra"/>
+                <w:sz w:val="32"/>
+                <w:szCs w:val="32"/>
+              </w:rPr>
+              <w:t>.</w:t>
+            </w:r>
+            <w:r>
+              <w:rPr>
+                <w:rFonts w:cs="BRH Devanagari Extra"/>
+                <w:szCs w:val="32"/>
+              </w:rPr>
+              <w:t>3</w:t>
+            </w:r>
+            <w:r>
+              <w:rPr>
+                <w:rFonts w:ascii="BRH Devanagari Extra" w:hAnsi="BRH Devanagari Extra" w:cs="BRH Devanagari Extra"/>
+                <w:sz w:val="32"/>
+                <w:szCs w:val="32"/>
+              </w:rPr>
+              <w:t>.</w:t>
+            </w:r>
+            <w:r>
+              <w:rPr>
+                <w:rFonts w:cs="BRH Devanagari Extra"/>
+                <w:szCs w:val="32"/>
+              </w:rPr>
+              <w:t>2</w:t>
+            </w:r>
+            <w:r>
+              <w:rPr>
+                <w:rFonts w:ascii="BRH Devanagari Extra" w:hAnsi="BRH Devanagari Extra" w:cs="BRH Devanagari Extra"/>
+                <w:sz w:val="32"/>
+                <w:szCs w:val="32"/>
+              </w:rPr>
+              <w:t>(</w:t>
+            </w:r>
+            <w:r>
+              <w:rPr>
+                <w:rFonts w:cs="BRH Devanagari Extra"/>
+                <w:szCs w:val="32"/>
+              </w:rPr>
+              <w:t>44</w:t>
+            </w:r>
+            <w:r>
+              <w:rPr>
+                <w:rFonts w:ascii="BRH Devanagari Extra" w:hAnsi="BRH Devanagari Extra" w:cs="BRH Devanagari Extra"/>
+                <w:sz w:val="32"/>
+                <w:szCs w:val="32"/>
+              </w:rPr>
+              <w:t>)- G</w:t>
+            </w:r>
+            <w:r>
+              <w:rPr>
+                <w:rFonts w:ascii="BRH Malayalam Extra" w:hAnsi="BRH Malayalam Extra" w:cs="BRH Devanagari Extra"/>
+                <w:szCs w:val="32"/>
+              </w:rPr>
+              <w:t>–</w:t>
+            </w:r>
+            <w:r>
+              <w:rPr>
+                <w:rFonts w:ascii="BRH Devanagari Extra" w:hAnsi="BRH Devanagari Extra" w:cs="BRH Devanagari Extra"/>
+                <w:sz w:val="32"/>
+                <w:szCs w:val="32"/>
+              </w:rPr>
+              <w:t>iÉÔlÉç | A</w:t>
+            </w:r>
+            <w:r>
+              <w:rPr>
+                <w:rFonts w:ascii="BRH Malayalam Extra" w:hAnsi="BRH Malayalam Extra" w:cs="BRH Devanagari Extra"/>
+                <w:szCs w:val="32"/>
+              </w:rPr>
+              <w:t>–</w:t>
+            </w:r>
+            <w:r>
+              <w:rPr>
+                <w:rFonts w:ascii="BRH Devanagari Extra" w:hAnsi="BRH Devanagari Extra" w:cs="BRH Devanagari Extra"/>
+                <w:sz w:val="32"/>
+                <w:szCs w:val="32"/>
+                <w:highlight w:val="green"/>
+              </w:rPr>
+              <w:t>lu</w:t>
+            </w:r>
+            <w:r>
+              <w:rPr>
+                <w:rFonts w:ascii="BRH Devanagari Extra" w:hAnsi="BRH Devanagari Extra" w:cs="BRH Devanagari Extra"/>
+                <w:sz w:val="32"/>
+                <w:szCs w:val="32"/>
+              </w:rPr>
+              <w:t>ÉÉUÉåþWûÎliÉ | G</w:t>
+            </w:r>
+            <w:r>
+              <w:rPr>
+                <w:rFonts w:ascii="BRH Malayalam Extra" w:hAnsi="BRH Malayalam Extra" w:cs="BRH Devanagari Extra"/>
+                <w:szCs w:val="32"/>
+              </w:rPr>
+              <w:t>–</w:t>
+            </w:r>
+            <w:r>
+              <w:rPr>
+                <w:rFonts w:ascii="BRH Devanagari Extra" w:hAnsi="BRH Devanagari Extra" w:cs="BRH Devanagari Extra"/>
+                <w:sz w:val="32"/>
+                <w:szCs w:val="32"/>
+              </w:rPr>
+              <w:t>iÉÑÍpÉþÈ |</w:t>
+            </w:r>
+          </w:p>
+          <w:p>
+            <w:pPr>
+              <w:widowControl w:val="0"/>
+              <w:autoSpaceDE w:val="0"/>
+              <w:autoSpaceDN w:val="0"/>
+              <w:adjustRightInd w:val="0"/>
+              <w:spacing w:before="0" w:line="240" w:lineRule="auto"/>
+              <w:rPr>
+                <w:rFonts w:ascii="BRH Devanagari Extra" w:hAnsi="BRH Devanagari Extra" w:cs="BRH Devanagari Extra"/>
+                <w:sz w:val="32"/>
+                <w:szCs w:val="32"/>
+              </w:rPr>
+            </w:pPr>
+            <w:r>
+              <w:rPr>
+                <w:rFonts w:ascii="BRH Devanagari Extra" w:hAnsi="BRH Devanagari Extra" w:cs="BRH Devanagari Extra"/>
+                <w:sz w:val="32"/>
+                <w:szCs w:val="32"/>
+              </w:rPr>
+              <w:t>G</w:t>
+            </w:r>
+            <w:r>
+              <w:rPr>
+                <w:rFonts w:ascii="BRH Malayalam Extra" w:hAnsi="BRH Malayalam Extra" w:cs="BRH Devanagari Extra"/>
+                <w:szCs w:val="32"/>
+              </w:rPr>
+              <w:t>–</w:t>
+            </w:r>
+            <w:r>
+              <w:rPr>
+                <w:rFonts w:ascii="BRH Devanagari Extra" w:hAnsi="BRH Devanagari Extra" w:cs="BRH Devanagari Extra"/>
+                <w:sz w:val="32"/>
+                <w:szCs w:val="32"/>
+              </w:rPr>
+              <w:t>iÉÔ lÉ</w:t>
+            </w:r>
+            <w:r>
+              <w:rPr>
+                <w:rFonts w:ascii="BRH Malayalam Extra" w:hAnsi="BRH Malayalam Extra" w:cs="BRH Devanagari Extra"/>
+                <w:szCs w:val="32"/>
+              </w:rPr>
+              <w:t>–</w:t>
+            </w:r>
+            <w:r>
+              <w:rPr>
+                <w:rFonts w:ascii="BRH Devanagari Extra" w:hAnsi="BRH Devanagari Extra" w:cs="BRH Devanagari Extra"/>
+                <w:sz w:val="32"/>
+                <w:szCs w:val="32"/>
+                <w:highlight w:val="green"/>
+              </w:rPr>
+              <w:t>lu</w:t>
+            </w:r>
+            <w:r>
+              <w:rPr>
+                <w:rFonts w:ascii="BRH Devanagari Extra" w:hAnsi="BRH Devanagari Extra" w:cs="BRH Devanagari Extra"/>
+                <w:sz w:val="32"/>
+                <w:szCs w:val="32"/>
+              </w:rPr>
+              <w:t>ÉÉUÉåþWû lirÉ</w:t>
+            </w:r>
+            <w:r>
+              <w:rPr>
+                <w:rFonts w:ascii="BRH Malayalam Extra" w:hAnsi="BRH Malayalam Extra" w:cs="BRH Devanagari Extra"/>
+                <w:szCs w:val="32"/>
+              </w:rPr>
+              <w:t>–</w:t>
+            </w:r>
+            <w:r>
+              <w:rPr>
+                <w:rFonts w:ascii="BRH Devanagari Extra" w:hAnsi="BRH Devanagari Extra" w:cs="BRH Devanagari Extra"/>
+                <w:sz w:val="32"/>
+                <w:szCs w:val="32"/>
+                <w:highlight w:val="green"/>
+              </w:rPr>
+              <w:t>lu</w:t>
+            </w:r>
+            <w:r>
+              <w:rPr>
+                <w:rFonts w:ascii="BRH Devanagari Extra" w:hAnsi="BRH Devanagari Extra" w:cs="BRH Devanagari Extra"/>
+                <w:sz w:val="32"/>
+                <w:szCs w:val="32"/>
+              </w:rPr>
+              <w:t>ÉÉUÉåþWû lirÉ×</w:t>
+            </w:r>
+            <w:r>
+              <w:rPr>
+                <w:rFonts w:ascii="BRH Malayalam Extra" w:hAnsi="BRH Malayalam Extra" w:cs="BRH Devanagari Extra"/>
+                <w:szCs w:val="32"/>
+              </w:rPr>
+              <w:t>–</w:t>
+            </w:r>
+            <w:r>
+              <w:rPr>
+                <w:rFonts w:ascii="BRH Devanagari Extra" w:hAnsi="BRH Devanagari Extra" w:cs="BRH Devanagari Extra"/>
+                <w:sz w:val="32"/>
+                <w:szCs w:val="32"/>
+              </w:rPr>
+              <w:t>iÉÔ lÉ×</w:t>
+            </w:r>
+            <w:r>
+              <w:rPr>
+                <w:rFonts w:ascii="BRH Malayalam Extra" w:hAnsi="BRH Malayalam Extra" w:cs="BRH Devanagari Extra"/>
+                <w:szCs w:val="32"/>
+              </w:rPr>
+              <w:t>–</w:t>
+            </w:r>
+            <w:r>
+              <w:rPr>
+                <w:rFonts w:ascii="BRH Devanagari Extra" w:hAnsi="BRH Devanagari Extra" w:cs="BRH Devanagari Extra"/>
+                <w:sz w:val="32"/>
+                <w:szCs w:val="32"/>
+              </w:rPr>
+              <w:t>iÉÔ lÉ</w:t>
+            </w:r>
+            <w:r>
+              <w:rPr>
+                <w:rFonts w:ascii="BRH Malayalam Extra" w:hAnsi="BRH Malayalam Extra" w:cs="BRH Devanagari Extra"/>
+                <w:szCs w:val="32"/>
+              </w:rPr>
+              <w:t>–</w:t>
+            </w:r>
+            <w:r>
+              <w:rPr>
+                <w:rFonts w:ascii="BRH Devanagari Extra" w:hAnsi="BRH Devanagari Extra" w:cs="BRH Devanagari Extra"/>
+                <w:sz w:val="32"/>
+                <w:szCs w:val="32"/>
+                <w:highlight w:val="green"/>
+              </w:rPr>
+              <w:t>lu</w:t>
+            </w:r>
+            <w:r>
+              <w:rPr>
+                <w:rFonts w:ascii="BRH Devanagari Extra" w:hAnsi="BRH Devanagari Extra" w:cs="BRH Devanagari Extra"/>
+                <w:sz w:val="32"/>
+                <w:szCs w:val="32"/>
+              </w:rPr>
+              <w:t>ÉÉUÉåþWû lirÉ×</w:t>
+            </w:r>
+            <w:r>
+              <w:rPr>
+                <w:rFonts w:ascii="BRH Malayalam Extra" w:hAnsi="BRH Malayalam Extra" w:cs="BRH Devanagari Extra"/>
+                <w:szCs w:val="32"/>
+              </w:rPr>
+              <w:t>–</w:t>
+            </w:r>
+            <w:r>
+              <w:rPr>
+                <w:rFonts w:ascii="BRH Devanagari Extra" w:hAnsi="BRH Devanagari Extra" w:cs="BRH Devanagari Extra"/>
+                <w:sz w:val="32"/>
+                <w:szCs w:val="32"/>
+              </w:rPr>
+              <w:t>iÉÑÍpÉþUç. G</w:t>
+            </w:r>
+            <w:r>
+              <w:rPr>
+                <w:rFonts w:ascii="BRH Malayalam Extra" w:hAnsi="BRH Malayalam Extra" w:cs="BRH Devanagari Extra"/>
+                <w:szCs w:val="32"/>
+              </w:rPr>
+              <w:t>–</w:t>
+            </w:r>
+            <w:r>
+              <w:rPr>
+                <w:rFonts w:ascii="BRH Devanagari Extra" w:hAnsi="BRH Devanagari Extra" w:cs="BRH Devanagari Extra"/>
+                <w:sz w:val="32"/>
+                <w:szCs w:val="32"/>
+              </w:rPr>
+              <w:t>iÉÑÍpÉþ U</w:t>
+            </w:r>
+            <w:r>
+              <w:rPr>
+                <w:rFonts w:ascii="BRH Malayalam Extra" w:hAnsi="BRH Malayalam Extra" w:cs="BRH Devanagari Extra"/>
+                <w:szCs w:val="32"/>
+              </w:rPr>
+              <w:t>–</w:t>
+            </w:r>
+            <w:r>
+              <w:rPr>
+                <w:rFonts w:ascii="BRH Devanagari Extra" w:hAnsi="BRH Devanagari Extra" w:cs="BRH Devanagari Extra"/>
+                <w:sz w:val="32"/>
+                <w:szCs w:val="32"/>
+                <w:highlight w:val="green"/>
+              </w:rPr>
+              <w:t>lu</w:t>
+            </w:r>
+            <w:r>
+              <w:rPr>
+                <w:rFonts w:ascii="BRH Devanagari Extra" w:hAnsi="BRH Devanagari Extra" w:cs="BRH Devanagari Extra"/>
+                <w:sz w:val="32"/>
+                <w:szCs w:val="32"/>
+              </w:rPr>
+              <w:t>ÉÉUÉåþWû lirÉ×</w:t>
+            </w:r>
+            <w:r>
+              <w:rPr>
+                <w:rFonts w:ascii="BRH Malayalam Extra" w:hAnsi="BRH Malayalam Extra" w:cs="BRH Devanagari Extra"/>
+                <w:szCs w:val="32"/>
+              </w:rPr>
+              <w:t>–</w:t>
+            </w:r>
+            <w:r>
+              <w:rPr>
+                <w:rFonts w:ascii="BRH Devanagari Extra" w:hAnsi="BRH Devanagari Extra" w:cs="BRH Devanagari Extra"/>
+                <w:sz w:val="32"/>
+                <w:szCs w:val="32"/>
+              </w:rPr>
+              <w:t>iÉÔ lÉ×</w:t>
+            </w:r>
+            <w:r>
+              <w:rPr>
+                <w:rFonts w:ascii="BRH Malayalam Extra" w:hAnsi="BRH Malayalam Extra" w:cs="BRH Devanagari Extra"/>
+                <w:szCs w:val="32"/>
+              </w:rPr>
+              <w:t>–</w:t>
+            </w:r>
+            <w:r>
+              <w:rPr>
+                <w:rFonts w:ascii="BRH Devanagari Extra" w:hAnsi="BRH Devanagari Extra" w:cs="BRH Devanagari Extra"/>
+                <w:sz w:val="32"/>
+                <w:szCs w:val="32"/>
+              </w:rPr>
+              <w:t>iÉÔ lÉ</w:t>
+            </w:r>
+            <w:r>
+              <w:rPr>
+                <w:rFonts w:ascii="BRH Malayalam Extra" w:hAnsi="BRH Malayalam Extra" w:cs="BRH Devanagari Extra"/>
+                <w:szCs w:val="32"/>
+              </w:rPr>
+              <w:t>–</w:t>
+            </w:r>
+            <w:r>
+              <w:rPr>
+                <w:rFonts w:ascii="BRH Devanagari Extra" w:hAnsi="BRH Devanagari Extra" w:cs="BRH Devanagari Extra"/>
+                <w:sz w:val="32"/>
+                <w:szCs w:val="32"/>
+                <w:highlight w:val="green"/>
+              </w:rPr>
+              <w:t>lu</w:t>
+            </w:r>
+            <w:r>
+              <w:rPr>
+                <w:rFonts w:ascii="BRH Devanagari Extra" w:hAnsi="BRH Devanagari Extra" w:cs="BRH Devanagari Extra"/>
+                <w:sz w:val="32"/>
+                <w:szCs w:val="32"/>
+              </w:rPr>
+              <w:t>ÉÉUÉåþWû lirÉ×</w:t>
+            </w:r>
+            <w:r>
+              <w:rPr>
+                <w:rFonts w:ascii="BRH Malayalam Extra" w:hAnsi="BRH Malayalam Extra" w:cs="BRH Devanagari Extra"/>
+                <w:szCs w:val="32"/>
+              </w:rPr>
+              <w:t>–</w:t>
+            </w:r>
+            <w:r>
+              <w:rPr>
+                <w:rFonts w:ascii="BRH Devanagari Extra" w:hAnsi="BRH Devanagari Extra" w:cs="BRH Devanagari Extra"/>
+                <w:sz w:val="32"/>
+                <w:szCs w:val="32"/>
+              </w:rPr>
+              <w:t xml:space="preserve">iÉÑÍpÉþÈ | </w:t>
+            </w:r>
+          </w:p>
+          <w:p>
+            <w:pPr>
+              <w:widowControl w:val="0"/>
+              <w:autoSpaceDE w:val="0"/>
+              <w:autoSpaceDN w:val="0"/>
+              <w:adjustRightInd w:val="0"/>
+              <w:spacing w:before="0" w:line="240" w:lineRule="auto"/>
+              <w:rPr>
+                <w:rFonts w:ascii="BRH Devanagari Extra" w:hAnsi="BRH Devanagari Extra" w:cs="BRH Devanagari Extra"/>
+                <w:sz w:val="32"/>
+                <w:szCs w:val="32"/>
+              </w:rPr>
+            </w:pPr>
+            <w:r>
+              <w:rPr>
+                <w:rFonts w:ascii="BRH Devanagari Extra" w:hAnsi="BRH Devanagari Extra" w:cs="BRH Devanagari Extra"/>
+                <w:sz w:val="32"/>
+                <w:szCs w:val="32"/>
+              </w:rPr>
+              <w:t>(</w:t>
+            </w:r>
+            <w:proofErr w:type="gramStart"/>
+            <w:r>
+              <w:rPr>
+                <w:rFonts w:cs="BRH Devanagari Extra"/>
+                <w:szCs w:val="32"/>
+              </w:rPr>
+              <w:t>54</w:t>
+            </w:r>
+            <w:r>
+              <w:rPr>
+                <w:rFonts w:ascii="BRH Devanagari Extra" w:hAnsi="BRH Devanagari Extra" w:cs="BRH Devanagari Extra"/>
+                <w:sz w:val="32"/>
+                <w:szCs w:val="32"/>
+              </w:rPr>
+              <w:t>)</w:t>
+            </w:r>
+            <w:r>
+              <w:rPr>
+                <w:rFonts w:cs="BRH Devanagari Extra"/>
+                <w:szCs w:val="32"/>
+              </w:rPr>
+              <w:t>[</w:t>
+            </w:r>
+            <w:proofErr w:type="gramEnd"/>
+            <w:r>
+              <w:rPr>
+                <w:rFonts w:cs="BRH Devanagari Extra"/>
+                <w:szCs w:val="32"/>
+              </w:rPr>
+              <w:t>P10</w:t>
+            </w:r>
+            <w:r>
+              <w:rPr>
+                <w:rFonts w:ascii="BRH Devanagari Extra" w:hAnsi="BRH Devanagari Extra" w:cs="BRH Devanagari Extra"/>
+                <w:sz w:val="32"/>
+                <w:szCs w:val="32"/>
+              </w:rPr>
+              <w:t xml:space="preserve">] </w:t>
+            </w:r>
+            <w:r>
+              <w:rPr>
+                <w:rFonts w:cs="BRH Devanagari Extra"/>
+                <w:szCs w:val="32"/>
+              </w:rPr>
+              <w:t>7</w:t>
+            </w:r>
+            <w:r>
+              <w:rPr>
+                <w:rFonts w:ascii="BRH Devanagari Extra" w:hAnsi="BRH Devanagari Extra" w:cs="BRH Devanagari Extra"/>
+                <w:sz w:val="32"/>
+                <w:szCs w:val="32"/>
+              </w:rPr>
+              <w:t>.</w:t>
+            </w:r>
+            <w:r>
+              <w:rPr>
+                <w:rFonts w:cs="BRH Devanagari Extra"/>
+                <w:szCs w:val="32"/>
+              </w:rPr>
+              <w:t>4</w:t>
+            </w:r>
+            <w:r>
+              <w:rPr>
+                <w:rFonts w:ascii="BRH Devanagari Extra" w:hAnsi="BRH Devanagari Extra" w:cs="BRH Devanagari Extra"/>
+                <w:sz w:val="32"/>
+                <w:szCs w:val="32"/>
+              </w:rPr>
+              <w:t>.</w:t>
+            </w:r>
+            <w:r>
+              <w:rPr>
+                <w:rFonts w:cs="BRH Devanagari Extra"/>
+                <w:szCs w:val="32"/>
+              </w:rPr>
+              <w:t>3</w:t>
+            </w:r>
+            <w:r>
+              <w:rPr>
+                <w:rFonts w:ascii="BRH Devanagari Extra" w:hAnsi="BRH Devanagari Extra" w:cs="BRH Devanagari Extra"/>
+                <w:sz w:val="32"/>
+                <w:szCs w:val="32"/>
+              </w:rPr>
+              <w:t>.</w:t>
+            </w:r>
+            <w:r>
+              <w:rPr>
+                <w:rFonts w:cs="BRH Devanagari Extra"/>
+                <w:szCs w:val="32"/>
+              </w:rPr>
+              <w:t>2</w:t>
+            </w:r>
+            <w:r>
+              <w:rPr>
+                <w:rFonts w:ascii="BRH Devanagari Extra" w:hAnsi="BRH Devanagari Extra" w:cs="BRH Devanagari Extra"/>
+                <w:sz w:val="32"/>
+                <w:szCs w:val="32"/>
+              </w:rPr>
+              <w:t>(</w:t>
+            </w:r>
+            <w:r>
+              <w:rPr>
+                <w:rFonts w:cs="BRH Devanagari Extra"/>
+                <w:szCs w:val="32"/>
+              </w:rPr>
+              <w:t>45</w:t>
+            </w:r>
+            <w:r>
+              <w:rPr>
+                <w:rFonts w:ascii="BRH Devanagari Extra" w:hAnsi="BRH Devanagari Extra" w:cs="BRH Devanagari Extra"/>
+                <w:sz w:val="32"/>
+                <w:szCs w:val="32"/>
+              </w:rPr>
+              <w:t>)- A</w:t>
+            </w:r>
+            <w:r>
+              <w:rPr>
+                <w:rFonts w:ascii="BRH Malayalam Extra" w:hAnsi="BRH Malayalam Extra" w:cs="BRH Devanagari Extra"/>
+                <w:szCs w:val="32"/>
+              </w:rPr>
+              <w:t>–</w:t>
+            </w:r>
+            <w:r>
+              <w:rPr>
+                <w:rFonts w:ascii="BRH Devanagari Extra" w:hAnsi="BRH Devanagari Extra" w:cs="BRH Devanagari Extra"/>
+                <w:sz w:val="32"/>
+                <w:szCs w:val="32"/>
+                <w:highlight w:val="green"/>
+              </w:rPr>
+              <w:t>lu</w:t>
+            </w:r>
+            <w:r>
+              <w:rPr>
+                <w:rFonts w:ascii="BRH Devanagari Extra" w:hAnsi="BRH Devanagari Extra" w:cs="BRH Devanagari Extra"/>
+                <w:sz w:val="32"/>
+                <w:szCs w:val="32"/>
+              </w:rPr>
+              <w:t>ÉÉUÉåþWûÎliÉ | G</w:t>
+            </w:r>
+            <w:r>
+              <w:rPr>
+                <w:rFonts w:ascii="BRH Malayalam Extra" w:hAnsi="BRH Malayalam Extra" w:cs="BRH Devanagari Extra"/>
+                <w:szCs w:val="32"/>
+              </w:rPr>
+              <w:t>–</w:t>
+            </w:r>
+            <w:r>
+              <w:rPr>
+                <w:rFonts w:ascii="BRH Devanagari Extra" w:hAnsi="BRH Devanagari Extra" w:cs="BRH Devanagari Extra"/>
+                <w:sz w:val="32"/>
+                <w:szCs w:val="32"/>
+              </w:rPr>
+              <w:t xml:space="preserve">iÉÑÍpÉþÈ | </w:t>
+            </w:r>
+          </w:p>
+          <w:p>
+            <w:pPr>
+              <w:widowControl w:val="0"/>
+              <w:autoSpaceDE w:val="0"/>
+              <w:autoSpaceDN w:val="0"/>
+              <w:adjustRightInd w:val="0"/>
+              <w:spacing w:before="0" w:line="240" w:lineRule="auto"/>
+              <w:rPr>
+                <w:rFonts w:ascii="BRH Devanagari Extra" w:hAnsi="BRH Devanagari Extra" w:cs="BRH Devanagari Extra"/>
+                <w:sz w:val="32"/>
+                <w:szCs w:val="32"/>
+              </w:rPr>
+            </w:pPr>
+            <w:r>
+              <w:rPr>
+                <w:rFonts w:ascii="BRH Devanagari Extra" w:hAnsi="BRH Devanagari Extra" w:cs="BRH Devanagari Extra"/>
+                <w:sz w:val="32"/>
+                <w:szCs w:val="32"/>
+              </w:rPr>
+              <w:t>xÉ</w:t>
+            </w:r>
+            <w:r>
+              <w:rPr>
+                <w:rFonts w:ascii="BRH Malayalam Extra" w:hAnsi="BRH Malayalam Extra" w:cs="BRH Devanagari Extra"/>
+                <w:szCs w:val="32"/>
+              </w:rPr>
+              <w:t>–</w:t>
+            </w:r>
+            <w:r>
+              <w:rPr>
+                <w:rFonts w:ascii="BRH Devanagari Extra" w:hAnsi="BRH Devanagari Extra" w:cs="BRH Devanagari Extra"/>
+                <w:sz w:val="32"/>
+                <w:szCs w:val="32"/>
+              </w:rPr>
+              <w:t>ÇÆuÉ</w:t>
+            </w:r>
+            <w:r>
+              <w:rPr>
+                <w:rFonts w:ascii="BRH Malayalam Extra" w:hAnsi="BRH Malayalam Extra" w:cs="BRH Devanagari Extra"/>
+                <w:szCs w:val="32"/>
+              </w:rPr>
+              <w:t>–</w:t>
+            </w:r>
+            <w:r>
+              <w:rPr>
+                <w:rFonts w:ascii="BRH Devanagari Extra" w:hAnsi="BRH Devanagari Extra" w:cs="BRH Devanagari Extra"/>
+                <w:sz w:val="32"/>
+                <w:szCs w:val="32"/>
+              </w:rPr>
+              <w:t>jxÉ</w:t>
+            </w:r>
+            <w:r>
+              <w:rPr>
+                <w:rFonts w:ascii="BRH Malayalam Extra" w:hAnsi="BRH Malayalam Extra" w:cs="BRH Devanagari Extra"/>
+                <w:szCs w:val="32"/>
+              </w:rPr>
+              <w:t>–</w:t>
+            </w:r>
+            <w:r>
+              <w:rPr>
+                <w:rFonts w:ascii="BRH Devanagari Extra" w:hAnsi="BRH Devanagari Extra" w:cs="BRH Devanagari Extra"/>
+                <w:sz w:val="32"/>
+                <w:szCs w:val="32"/>
+              </w:rPr>
+              <w:t>UqÉç |</w:t>
+            </w:r>
+          </w:p>
+          <w:p>
+            <w:pPr>
+              <w:widowControl w:val="0"/>
+              <w:autoSpaceDE w:val="0"/>
+              <w:autoSpaceDN w:val="0"/>
+              <w:adjustRightInd w:val="0"/>
+              <w:spacing w:before="0" w:line="240" w:lineRule="auto"/>
+              <w:rPr>
+                <w:rFonts w:ascii="BRH Devanagari Extra" w:hAnsi="BRH Devanagari Extra" w:cs="BRH Devanagari Extra"/>
+                <w:sz w:val="32"/>
+                <w:szCs w:val="32"/>
+              </w:rPr>
+            </w:pPr>
+            <w:r>
+              <w:rPr>
+                <w:rFonts w:ascii="BRH Devanagari Extra" w:hAnsi="BRH Devanagari Extra" w:cs="BRH Devanagari Extra"/>
+                <w:sz w:val="32"/>
+                <w:szCs w:val="32"/>
+              </w:rPr>
+              <w:t>A</w:t>
+            </w:r>
+            <w:r>
+              <w:rPr>
+                <w:rFonts w:ascii="BRH Malayalam Extra" w:hAnsi="BRH Malayalam Extra" w:cs="BRH Devanagari Extra"/>
+                <w:szCs w:val="32"/>
+              </w:rPr>
+              <w:t>–</w:t>
+            </w:r>
+            <w:r>
+              <w:rPr>
+                <w:rFonts w:ascii="BRH Devanagari Extra" w:hAnsi="BRH Devanagari Extra" w:cs="BRH Devanagari Extra"/>
+                <w:sz w:val="32"/>
+                <w:szCs w:val="32"/>
+                <w:highlight w:val="green"/>
+              </w:rPr>
+              <w:t>lu</w:t>
+            </w:r>
+            <w:r>
+              <w:rPr>
+                <w:rFonts w:ascii="BRH Devanagari Extra" w:hAnsi="BRH Devanagari Extra" w:cs="BRH Devanagari Extra"/>
+                <w:sz w:val="32"/>
+                <w:szCs w:val="32"/>
+              </w:rPr>
+              <w:t>ÉÉUÉåþWû lirÉ×</w:t>
+            </w:r>
+            <w:r>
+              <w:rPr>
+                <w:rFonts w:ascii="BRH Malayalam Extra" w:hAnsi="BRH Malayalam Extra" w:cs="BRH Devanagari Extra"/>
+                <w:szCs w:val="32"/>
+              </w:rPr>
+              <w:t>–</w:t>
+            </w:r>
+            <w:r>
+              <w:rPr>
+                <w:rFonts w:ascii="BRH Devanagari Extra" w:hAnsi="BRH Devanagari Extra" w:cs="BRH Devanagari Extra"/>
+                <w:sz w:val="32"/>
+                <w:szCs w:val="32"/>
+              </w:rPr>
+              <w:t>iÉÑÍpÉþUç. G</w:t>
+            </w:r>
+            <w:r>
+              <w:rPr>
+                <w:rFonts w:ascii="BRH Malayalam Extra" w:hAnsi="BRH Malayalam Extra" w:cs="BRH Devanagari Extra"/>
+                <w:szCs w:val="32"/>
+              </w:rPr>
+              <w:t>–</w:t>
+            </w:r>
+            <w:r>
+              <w:rPr>
+                <w:rFonts w:ascii="BRH Devanagari Extra" w:hAnsi="BRH Devanagari Extra" w:cs="BRH Devanagari Extra"/>
+                <w:sz w:val="32"/>
+                <w:szCs w:val="32"/>
+              </w:rPr>
+              <w:t>iÉÑÍpÉþ U</w:t>
+            </w:r>
+            <w:r>
+              <w:rPr>
+                <w:rFonts w:ascii="BRH Malayalam Extra" w:hAnsi="BRH Malayalam Extra" w:cs="BRH Devanagari Extra"/>
+                <w:szCs w:val="32"/>
+              </w:rPr>
+              <w:t>–</w:t>
+            </w:r>
+            <w:r>
+              <w:rPr>
+                <w:rFonts w:ascii="BRH Devanagari Extra" w:hAnsi="BRH Devanagari Extra" w:cs="BRH Devanagari Extra"/>
+                <w:sz w:val="32"/>
+                <w:szCs w:val="32"/>
+                <w:highlight w:val="green"/>
+              </w:rPr>
+              <w:t>lu</w:t>
+            </w:r>
+            <w:r>
+              <w:rPr>
+                <w:rFonts w:ascii="BRH Devanagari Extra" w:hAnsi="BRH Devanagari Extra" w:cs="BRH Devanagari Extra"/>
+                <w:sz w:val="32"/>
+                <w:szCs w:val="32"/>
+              </w:rPr>
+              <w:t>ÉÉUÉåþWû lirÉ</w:t>
+            </w:r>
+            <w:r>
+              <w:rPr>
+                <w:rFonts w:ascii="BRH Malayalam Extra" w:hAnsi="BRH Malayalam Extra" w:cs="BRH Devanagari Extra"/>
+                <w:szCs w:val="32"/>
+              </w:rPr>
+              <w:t>–</w:t>
+            </w:r>
+            <w:r>
+              <w:rPr>
+                <w:rFonts w:ascii="BRH Devanagari Extra" w:hAnsi="BRH Devanagari Extra" w:cs="BRH Devanagari Extra"/>
+                <w:sz w:val="32"/>
+                <w:szCs w:val="32"/>
+                <w:highlight w:val="green"/>
+              </w:rPr>
+              <w:t>lu</w:t>
+            </w:r>
+            <w:r>
+              <w:rPr>
+                <w:rFonts w:ascii="BRH Devanagari Extra" w:hAnsi="BRH Devanagari Extra" w:cs="BRH Devanagari Extra"/>
+                <w:sz w:val="32"/>
+                <w:szCs w:val="32"/>
+              </w:rPr>
+              <w:t>ÉÉUÉåþWû lirÉ×</w:t>
+            </w:r>
+            <w:r>
+              <w:rPr>
+                <w:rFonts w:ascii="BRH Malayalam Extra" w:hAnsi="BRH Malayalam Extra" w:cs="BRH Devanagari Extra"/>
+                <w:szCs w:val="32"/>
+              </w:rPr>
+              <w:t>–</w:t>
+            </w:r>
+            <w:r>
+              <w:rPr>
+                <w:rFonts w:ascii="BRH Devanagari Extra" w:hAnsi="BRH Devanagari Extra" w:cs="BRH Devanagari Extra"/>
+                <w:sz w:val="32"/>
+                <w:szCs w:val="32"/>
+              </w:rPr>
+              <w:t>iÉÑÍpÉþÈ xÉÇÆuÉjxÉ</w:t>
+            </w:r>
+            <w:r>
+              <w:rPr>
+                <w:rFonts w:ascii="BRH Malayalam Extra" w:hAnsi="BRH Malayalam Extra" w:cs="BRH Devanagari Extra"/>
+                <w:szCs w:val="32"/>
+              </w:rPr>
+              <w:t>–</w:t>
+            </w:r>
+            <w:r>
+              <w:rPr>
+                <w:rFonts w:ascii="BRH Devanagari Extra" w:hAnsi="BRH Devanagari Extra" w:cs="BRH Devanagari Extra"/>
+                <w:sz w:val="32"/>
+                <w:szCs w:val="32"/>
+              </w:rPr>
+              <w:t>U</w:t>
+            </w:r>
+            <w:r>
+              <w:rPr>
+                <w:rFonts w:ascii="BRH Devanagari Extra" w:hAnsi="BRH Devanagari Extra" w:cs="BRH Devanagari Extra"/>
+                <w:sz w:val="26"/>
+                <w:szCs w:val="32"/>
+              </w:rPr>
+              <w:t>óè</w:t>
+            </w:r>
+            <w:r>
+              <w:rPr>
+                <w:rFonts w:ascii="BRH Devanagari Extra" w:hAnsi="BRH Devanagari Extra" w:cs="BRH Devanagari Extra"/>
+                <w:sz w:val="32"/>
+                <w:szCs w:val="32"/>
+              </w:rPr>
+              <w:t xml:space="preserve"> xÉþÇÆuÉjxÉ</w:t>
+            </w:r>
+            <w:r>
+              <w:rPr>
+                <w:rFonts w:ascii="BRH Malayalam Extra" w:hAnsi="BRH Malayalam Extra" w:cs="BRH Devanagari Extra"/>
+                <w:szCs w:val="32"/>
+              </w:rPr>
+              <w:t>–</w:t>
+            </w:r>
+            <w:r>
+              <w:rPr>
+                <w:rFonts w:ascii="BRH Devanagari Extra" w:hAnsi="BRH Devanagari Extra" w:cs="BRH Devanagari Extra"/>
+                <w:sz w:val="32"/>
+                <w:szCs w:val="32"/>
+              </w:rPr>
+              <w:t>U qÉ×</w:t>
+            </w:r>
+            <w:r>
+              <w:rPr>
+                <w:rFonts w:ascii="BRH Malayalam Extra" w:hAnsi="BRH Malayalam Extra" w:cs="BRH Devanagari Extra"/>
+                <w:szCs w:val="32"/>
+              </w:rPr>
+              <w:t>–</w:t>
+            </w:r>
+            <w:r>
+              <w:rPr>
+                <w:rFonts w:ascii="BRH Devanagari Extra" w:hAnsi="BRH Devanagari Extra" w:cs="BRH Devanagari Extra"/>
+                <w:sz w:val="32"/>
+                <w:szCs w:val="32"/>
+              </w:rPr>
+              <w:t>iÉÑÍpÉþ U</w:t>
+            </w:r>
+            <w:r>
+              <w:rPr>
+                <w:rFonts w:ascii="BRH Malayalam Extra" w:hAnsi="BRH Malayalam Extra" w:cs="BRH Devanagari Extra"/>
+                <w:szCs w:val="32"/>
+              </w:rPr>
+              <w:t>–</w:t>
+            </w:r>
+            <w:r>
+              <w:rPr>
+                <w:rFonts w:ascii="BRH Devanagari Extra" w:hAnsi="BRH Devanagari Extra" w:cs="BRH Devanagari Extra"/>
+                <w:sz w:val="32"/>
+                <w:szCs w:val="32"/>
+                <w:highlight w:val="green"/>
+              </w:rPr>
+              <w:t>lu</w:t>
+            </w:r>
+            <w:r>
+              <w:rPr>
+                <w:rFonts w:ascii="BRH Devanagari Extra" w:hAnsi="BRH Devanagari Extra" w:cs="BRH Devanagari Extra"/>
+                <w:sz w:val="32"/>
+                <w:szCs w:val="32"/>
+              </w:rPr>
+              <w:t>ÉÉUÉåþWû lirÉ</w:t>
+            </w:r>
+            <w:r>
+              <w:rPr>
+                <w:rFonts w:ascii="BRH Malayalam Extra" w:hAnsi="BRH Malayalam Extra" w:cs="BRH Devanagari Extra"/>
+                <w:szCs w:val="32"/>
+              </w:rPr>
+              <w:t>–</w:t>
+            </w:r>
+            <w:r>
+              <w:rPr>
+                <w:rFonts w:ascii="BRH Devanagari Extra" w:hAnsi="BRH Devanagari Extra" w:cs="BRH Devanagari Extra"/>
+                <w:sz w:val="32"/>
+                <w:szCs w:val="32"/>
+                <w:highlight w:val="green"/>
+              </w:rPr>
+              <w:t>lu</w:t>
+            </w:r>
+            <w:r>
+              <w:rPr>
+                <w:rFonts w:ascii="BRH Devanagari Extra" w:hAnsi="BRH Devanagari Extra" w:cs="BRH Devanagari Extra"/>
+                <w:sz w:val="32"/>
+                <w:szCs w:val="32"/>
+              </w:rPr>
+              <w:t>ÉÉUÉåþWû lirÉ×</w:t>
+            </w:r>
+            <w:r>
+              <w:rPr>
+                <w:rFonts w:ascii="BRH Malayalam Extra" w:hAnsi="BRH Malayalam Extra" w:cs="BRH Devanagari Extra"/>
+                <w:szCs w:val="32"/>
+              </w:rPr>
+              <w:t>–</w:t>
+            </w:r>
+            <w:r>
+              <w:rPr>
+                <w:rFonts w:ascii="BRH Devanagari Extra" w:hAnsi="BRH Devanagari Extra" w:cs="BRH Devanagari Extra"/>
+                <w:sz w:val="32"/>
+                <w:szCs w:val="32"/>
+              </w:rPr>
+              <w:t xml:space="preserve">iÉÑÍpÉþÈ </w:t>
+            </w:r>
+            <w:r>
+              <w:rPr>
+                <w:rFonts w:ascii="BRH Devanagari Extra" w:hAnsi="BRH Devanagari Extra" w:cs="BRH Devanagari Extra"/>
+                <w:sz w:val="32"/>
+                <w:szCs w:val="32"/>
+              </w:rPr>
+              <w:lastRenderedPageBreak/>
+              <w:t>xÉÇÆuÉjxÉ</w:t>
+            </w:r>
+            <w:r>
+              <w:rPr>
+                <w:rFonts w:ascii="BRH Malayalam Extra" w:hAnsi="BRH Malayalam Extra" w:cs="BRH Devanagari Extra"/>
+                <w:szCs w:val="32"/>
+              </w:rPr>
+              <w:t>–</w:t>
+            </w:r>
+            <w:r>
+              <w:rPr>
+                <w:rFonts w:ascii="BRH Devanagari Extra" w:hAnsi="BRH Devanagari Extra" w:cs="BRH Devanagari Extra"/>
+                <w:sz w:val="32"/>
+                <w:szCs w:val="32"/>
+              </w:rPr>
+              <w:t xml:space="preserve">UqÉç | </w:t>
+            </w:r>
+          </w:p>
+          <w:p>
+            <w:pPr>
+              <w:widowControl w:val="0"/>
+              <w:autoSpaceDE w:val="0"/>
+              <w:autoSpaceDN w:val="0"/>
+              <w:adjustRightInd w:val="0"/>
+              <w:spacing w:before="0" w:line="240" w:lineRule="auto"/>
+              <w:rPr>
+                <w:rFonts w:ascii="BRH Devanagari Extra" w:hAnsi="BRH Devanagari Extra" w:cs="BRH Devanagari Extra"/>
+                <w:sz w:val="32"/>
+                <w:szCs w:val="32"/>
+              </w:rPr>
+            </w:pPr>
+            <w:r>
+              <w:rPr>
+                <w:rFonts w:ascii="BRH Devanagari Extra" w:hAnsi="BRH Devanagari Extra" w:cs="BRH Devanagari Extra"/>
+                <w:sz w:val="32"/>
+                <w:szCs w:val="32"/>
+              </w:rPr>
+              <w:t>(</w:t>
+            </w:r>
+            <w:proofErr w:type="gramStart"/>
+            <w:r>
+              <w:rPr>
+                <w:rFonts w:cs="BRH Devanagari Extra"/>
+                <w:szCs w:val="32"/>
+              </w:rPr>
+              <w:t>55</w:t>
+            </w:r>
+            <w:r>
+              <w:rPr>
+                <w:rFonts w:ascii="BRH Devanagari Extra" w:hAnsi="BRH Devanagari Extra" w:cs="BRH Devanagari Extra"/>
+                <w:sz w:val="32"/>
+                <w:szCs w:val="32"/>
+              </w:rPr>
+              <w:t>)</w:t>
+            </w:r>
+            <w:r>
+              <w:rPr>
+                <w:rFonts w:cs="BRH Devanagari Extra"/>
+                <w:szCs w:val="32"/>
+              </w:rPr>
+              <w:t>[</w:t>
+            </w:r>
+            <w:proofErr w:type="gramEnd"/>
+            <w:r>
+              <w:rPr>
+                <w:rFonts w:cs="BRH Devanagari Extra"/>
+                <w:szCs w:val="32"/>
+              </w:rPr>
+              <w:t>P10</w:t>
+            </w:r>
+            <w:r>
+              <w:rPr>
+                <w:rFonts w:ascii="BRH Devanagari Extra" w:hAnsi="BRH Devanagari Extra" w:cs="BRH Devanagari Extra"/>
+                <w:sz w:val="32"/>
+                <w:szCs w:val="32"/>
+              </w:rPr>
+              <w:t xml:space="preserve">] </w:t>
+            </w:r>
+            <w:r>
+              <w:rPr>
+                <w:rFonts w:cs="BRH Devanagari Extra"/>
+                <w:szCs w:val="32"/>
+              </w:rPr>
+              <w:t>7</w:t>
+            </w:r>
+            <w:r>
+              <w:rPr>
+                <w:rFonts w:ascii="BRH Devanagari Extra" w:hAnsi="BRH Devanagari Extra" w:cs="BRH Devanagari Extra"/>
+                <w:sz w:val="32"/>
+                <w:szCs w:val="32"/>
+              </w:rPr>
+              <w:t>.</w:t>
+            </w:r>
+            <w:r>
+              <w:rPr>
+                <w:rFonts w:cs="BRH Devanagari Extra"/>
+                <w:szCs w:val="32"/>
+              </w:rPr>
+              <w:t>4</w:t>
+            </w:r>
+            <w:r>
+              <w:rPr>
+                <w:rFonts w:ascii="BRH Devanagari Extra" w:hAnsi="BRH Devanagari Extra" w:cs="BRH Devanagari Extra"/>
+                <w:sz w:val="32"/>
+                <w:szCs w:val="32"/>
+              </w:rPr>
+              <w:t>.</w:t>
+            </w:r>
+            <w:r>
+              <w:rPr>
+                <w:rFonts w:cs="BRH Devanagari Extra"/>
+                <w:szCs w:val="32"/>
+              </w:rPr>
+              <w:t>3</w:t>
+            </w:r>
+            <w:r>
+              <w:rPr>
+                <w:rFonts w:ascii="BRH Devanagari Extra" w:hAnsi="BRH Devanagari Extra" w:cs="BRH Devanagari Extra"/>
+                <w:sz w:val="32"/>
+                <w:szCs w:val="32"/>
+              </w:rPr>
+              <w:t>.</w:t>
+            </w:r>
+            <w:r>
+              <w:rPr>
+                <w:rFonts w:cs="BRH Devanagari Extra"/>
+                <w:szCs w:val="32"/>
+              </w:rPr>
+              <w:t>2</w:t>
+            </w:r>
+            <w:r>
+              <w:rPr>
+                <w:rFonts w:ascii="BRH Devanagari Extra" w:hAnsi="BRH Devanagari Extra" w:cs="BRH Devanagari Extra"/>
+                <w:sz w:val="32"/>
+                <w:szCs w:val="32"/>
+              </w:rPr>
+              <w:t>(</w:t>
+            </w:r>
+            <w:r>
+              <w:rPr>
+                <w:rFonts w:cs="BRH Devanagari Extra"/>
+                <w:szCs w:val="32"/>
+              </w:rPr>
+              <w:t>45</w:t>
+            </w:r>
+            <w:r>
+              <w:rPr>
+                <w:rFonts w:ascii="BRH Devanagari Extra" w:hAnsi="BRH Devanagari Extra" w:cs="BRH Devanagari Extra"/>
+                <w:sz w:val="32"/>
+                <w:szCs w:val="32"/>
+              </w:rPr>
+              <w:t>)- A</w:t>
+            </w:r>
+            <w:r>
+              <w:rPr>
+                <w:rFonts w:ascii="BRH Malayalam Extra" w:hAnsi="BRH Malayalam Extra" w:cs="BRH Devanagari Extra"/>
+                <w:szCs w:val="32"/>
+              </w:rPr>
+              <w:t>–</w:t>
+            </w:r>
+            <w:r>
+              <w:rPr>
+                <w:rFonts w:ascii="BRH Devanagari Extra" w:hAnsi="BRH Devanagari Extra" w:cs="BRH Devanagari Extra"/>
+                <w:sz w:val="32"/>
+                <w:szCs w:val="32"/>
+                <w:highlight w:val="green"/>
+              </w:rPr>
+              <w:t>lu</w:t>
+            </w:r>
+            <w:r>
+              <w:rPr>
+                <w:rFonts w:ascii="BRH Devanagari Extra" w:hAnsi="BRH Devanagari Extra" w:cs="BRH Devanagari Extra"/>
+                <w:sz w:val="32"/>
+                <w:szCs w:val="32"/>
+              </w:rPr>
+              <w:t>ÉÉUÉåþWûÎliÉ |</w:t>
+            </w:r>
+          </w:p>
+          <w:p>
+            <w:pPr>
+              <w:widowControl w:val="0"/>
+              <w:autoSpaceDE w:val="0"/>
+              <w:autoSpaceDN w:val="0"/>
+              <w:adjustRightInd w:val="0"/>
+              <w:spacing w:before="0" w:line="240" w:lineRule="auto"/>
+              <w:rPr>
+                <w:rFonts w:ascii="BRH Devanagari Extra" w:hAnsi="BRH Devanagari Extra" w:cs="BRH Devanagari Extra"/>
+                <w:sz w:val="32"/>
+                <w:szCs w:val="32"/>
+              </w:rPr>
+            </w:pPr>
+            <w:r>
+              <w:rPr>
+                <w:rFonts w:ascii="BRH Devanagari Extra" w:hAnsi="BRH Devanagari Extra" w:cs="BRH Devanagari Extra"/>
+                <w:sz w:val="32"/>
+                <w:szCs w:val="32"/>
+              </w:rPr>
+              <w:t>A</w:t>
+            </w:r>
+            <w:r>
+              <w:rPr>
+                <w:rFonts w:ascii="BRH Malayalam Extra" w:hAnsi="BRH Malayalam Extra" w:cs="BRH Devanagari Extra"/>
+                <w:szCs w:val="32"/>
+              </w:rPr>
+              <w:t>–</w:t>
+            </w:r>
+            <w:r>
+              <w:rPr>
+                <w:rFonts w:ascii="BRH Devanagari Extra" w:hAnsi="BRH Devanagari Extra" w:cs="BRH Devanagari Extra"/>
+                <w:sz w:val="32"/>
+                <w:szCs w:val="32"/>
+              </w:rPr>
+              <w:t>luÉÉUÉåþWû</w:t>
+            </w:r>
+            <w:r>
+              <w:rPr>
+                <w:rFonts w:ascii="BRH Malayalam Extra" w:hAnsi="BRH Malayalam Extra" w:cs="BRH Devanagari Extra"/>
+                <w:szCs w:val="32"/>
+              </w:rPr>
+              <w:t>–</w:t>
+            </w:r>
+            <w:r>
+              <w:rPr>
+                <w:rFonts w:ascii="BRH Devanagari Extra" w:hAnsi="BRH Devanagari Extra" w:cs="BRH Devanagari Extra"/>
+                <w:sz w:val="32"/>
+                <w:szCs w:val="32"/>
+              </w:rPr>
+              <w:t xml:space="preserve">liÉÏirÉþlÉÑ - AÉUÉåþWûÎliÉ | </w:t>
+            </w:r>
+          </w:p>
+        </w:tc>
+      </w:tr>
+      <w:tr>
+        <w:trPr>
+          <w:trHeight w:val="1693"/>
+        </w:trPr>
+        <w:tc>
+          <w:tcPr>
+            <w:tcW w:w="7024" w:type="dxa"/>
+          </w:tcPr>
+          <w:p>
+            <w:pPr>
+              <w:widowControl w:val="0"/>
+              <w:autoSpaceDE w:val="0"/>
+              <w:autoSpaceDN w:val="0"/>
+              <w:adjustRightInd w:val="0"/>
+              <w:spacing w:before="0" w:line="240" w:lineRule="auto"/>
+              <w:rPr>
+                <w:rFonts w:ascii="BRH Devanagari Extra" w:hAnsi="BRH Devanagari Extra" w:cs="BRH Devanagari Extra"/>
+                <w:sz w:val="32"/>
+                <w:szCs w:val="32"/>
+              </w:rPr>
+            </w:pPr>
+            <w:r>
+              <w:rPr>
+                <w:rFonts w:ascii="BRH Devanagari Extra" w:hAnsi="BRH Devanagari Extra" w:cs="BRH Devanagari Extra"/>
+                <w:sz w:val="32"/>
+                <w:szCs w:val="32"/>
+              </w:rPr>
+              <w:lastRenderedPageBreak/>
+              <w:t>(</w:t>
+            </w:r>
+            <w:proofErr w:type="gramStart"/>
+            <w:r>
+              <w:rPr>
+                <w:rFonts w:cs="BRH Devanagari Extra"/>
+                <w:szCs w:val="32"/>
+              </w:rPr>
+              <w:t>23</w:t>
+            </w:r>
+            <w:r>
+              <w:rPr>
+                <w:rFonts w:ascii="BRH Devanagari Extra" w:hAnsi="BRH Devanagari Extra" w:cs="BRH Devanagari Extra"/>
+                <w:sz w:val="32"/>
+                <w:szCs w:val="32"/>
+              </w:rPr>
+              <w:t>)</w:t>
+            </w:r>
+            <w:r>
+              <w:rPr>
+                <w:rFonts w:cs="BRH Devanagari Extra"/>
+                <w:szCs w:val="32"/>
+              </w:rPr>
+              <w:t>[</w:t>
+            </w:r>
+            <w:proofErr w:type="gramEnd"/>
+            <w:r>
+              <w:rPr>
+                <w:rFonts w:cs="BRH Devanagari Extra"/>
+                <w:szCs w:val="32"/>
+              </w:rPr>
+              <w:t>P34</w:t>
+            </w:r>
+            <w:r>
+              <w:rPr>
+                <w:rFonts w:ascii="BRH Devanagari Extra" w:hAnsi="BRH Devanagari Extra" w:cs="BRH Devanagari Extra"/>
+                <w:sz w:val="32"/>
+                <w:szCs w:val="32"/>
+              </w:rPr>
+              <w:t xml:space="preserve">] </w:t>
+            </w:r>
+            <w:r>
+              <w:rPr>
+                <w:rFonts w:cs="BRH Devanagari Extra"/>
+                <w:szCs w:val="32"/>
+              </w:rPr>
+              <w:t>7</w:t>
+            </w:r>
+            <w:r>
+              <w:rPr>
+                <w:rFonts w:ascii="BRH Devanagari Extra" w:hAnsi="BRH Devanagari Extra" w:cs="BRH Devanagari Extra"/>
+                <w:sz w:val="32"/>
+                <w:szCs w:val="32"/>
+              </w:rPr>
+              <w:t>.</w:t>
+            </w:r>
+            <w:r>
+              <w:rPr>
+                <w:rFonts w:cs="BRH Devanagari Extra"/>
+                <w:szCs w:val="32"/>
+              </w:rPr>
+              <w:t>4</w:t>
+            </w:r>
+            <w:r>
+              <w:rPr>
+                <w:rFonts w:ascii="BRH Devanagari Extra" w:hAnsi="BRH Devanagari Extra" w:cs="BRH Devanagari Extra"/>
+                <w:sz w:val="32"/>
+                <w:szCs w:val="32"/>
+              </w:rPr>
+              <w:t>.</w:t>
+            </w:r>
+            <w:r>
+              <w:rPr>
+                <w:rFonts w:cs="BRH Devanagari Extra"/>
+                <w:szCs w:val="32"/>
+              </w:rPr>
+              <w:t>11</w:t>
+            </w:r>
+            <w:r>
+              <w:rPr>
+                <w:rFonts w:ascii="BRH Devanagari Extra" w:hAnsi="BRH Devanagari Extra" w:cs="BRH Devanagari Extra"/>
+                <w:sz w:val="32"/>
+                <w:szCs w:val="32"/>
+              </w:rPr>
+              <w:t>.</w:t>
+            </w:r>
+            <w:r>
+              <w:rPr>
+                <w:rFonts w:cs="BRH Devanagari Extra"/>
+                <w:szCs w:val="32"/>
+              </w:rPr>
+              <w:t>1</w:t>
+            </w:r>
+            <w:r>
+              <w:rPr>
+                <w:rFonts w:ascii="BRH Devanagari Extra" w:hAnsi="BRH Devanagari Extra" w:cs="BRH Devanagari Extra"/>
+                <w:sz w:val="32"/>
+                <w:szCs w:val="32"/>
+              </w:rPr>
+              <w:t>(</w:t>
+            </w:r>
+            <w:r>
+              <w:rPr>
+                <w:rFonts w:cs="BRH Devanagari Extra"/>
+                <w:szCs w:val="32"/>
+              </w:rPr>
+              <w:t>20</w:t>
+            </w:r>
+            <w:r>
+              <w:rPr>
+                <w:rFonts w:ascii="BRH Devanagari Extra" w:hAnsi="BRH Devanagari Extra" w:cs="BRH Devanagari Extra"/>
+                <w:sz w:val="32"/>
+                <w:szCs w:val="32"/>
+              </w:rPr>
+              <w:t>)- AÉrÉÑþ¹ÉåqÉqÉç |</w:t>
+            </w:r>
+          </w:p>
+          <w:p>
+            <w:pPr>
+              <w:widowControl w:val="0"/>
+              <w:autoSpaceDE w:val="0"/>
+              <w:autoSpaceDN w:val="0"/>
+              <w:adjustRightInd w:val="0"/>
+              <w:spacing w:before="0" w:line="240" w:lineRule="auto"/>
+              <w:rPr>
+                <w:rFonts w:ascii="BRH Devanagari Extra" w:hAnsi="BRH Devanagari Extra" w:cs="BRH Devanagari Extra"/>
+                <w:sz w:val="32"/>
+                <w:szCs w:val="32"/>
+              </w:rPr>
+            </w:pPr>
+            <w:r>
+              <w:rPr>
+                <w:rFonts w:ascii="BRH Devanagari Extra" w:hAnsi="BRH Devanagari Extra" w:cs="BRH Devanagari Extra"/>
+                <w:sz w:val="32"/>
+                <w:szCs w:val="32"/>
+              </w:rPr>
+              <w:t>AÉrÉÑþ¹ÉåqÉ</w:t>
+            </w:r>
+            <w:r>
+              <w:rPr>
+                <w:rFonts w:ascii="BRH Malayalam Extra" w:hAnsi="BRH Malayalam Extra" w:cs="BRH Devanagari Extra"/>
+                <w:szCs w:val="32"/>
+              </w:rPr>
+              <w:t>–</w:t>
+            </w:r>
+            <w:r>
+              <w:rPr>
+                <w:rFonts w:ascii="BRH Devanagari Extra" w:hAnsi="BRH Devanagari Extra" w:cs="BRH Devanagari Extra"/>
+                <w:sz w:val="32"/>
+                <w:szCs w:val="32"/>
+              </w:rPr>
+              <w:t xml:space="preserve">ÍqÉirÉÉrÉÑþÈ - </w:t>
+            </w:r>
+            <w:r>
+              <w:rPr>
+                <w:rFonts w:ascii="BRH Devanagari Extra" w:hAnsi="BRH Devanagari Extra" w:cs="BRH Devanagari Extra"/>
+                <w:sz w:val="32"/>
+                <w:szCs w:val="32"/>
+                <w:highlight w:val="yellow"/>
+              </w:rPr>
+              <w:t>xiÉ</w:t>
+            </w:r>
+            <w:r>
+              <w:rPr>
+                <w:rFonts w:ascii="BRH Devanagari Extra" w:hAnsi="BRH Devanagari Extra" w:cs="BRH Devanagari Extra"/>
+                <w:sz w:val="32"/>
+                <w:szCs w:val="32"/>
+              </w:rPr>
+              <w:t>É</w:t>
+            </w:r>
+            <w:r>
+              <w:rPr>
+                <w:rFonts w:ascii="BRH Malayalam Extra" w:hAnsi="BRH Malayalam Extra" w:cs="BRH Devanagari Extra"/>
+                <w:szCs w:val="32"/>
+              </w:rPr>
+              <w:t>–</w:t>
+            </w:r>
+            <w:r>
+              <w:rPr>
+                <w:rFonts w:ascii="BRH Devanagari Extra" w:hAnsi="BRH Devanagari Extra" w:cs="BRH Devanagari Extra"/>
+                <w:sz w:val="32"/>
+                <w:szCs w:val="32"/>
+              </w:rPr>
+              <w:t>qÉ</w:t>
+            </w:r>
+            <w:r>
+              <w:rPr>
+                <w:rFonts w:ascii="BRH Malayalam Extra" w:hAnsi="BRH Malayalam Extra" w:cs="BRH Devanagari Extra"/>
+                <w:szCs w:val="32"/>
+              </w:rPr>
+              <w:t>–</w:t>
+            </w:r>
+            <w:r>
+              <w:rPr>
+                <w:rFonts w:ascii="BRH Devanagari Extra" w:hAnsi="BRH Devanagari Extra" w:cs="BRH Devanagari Extra"/>
+                <w:sz w:val="32"/>
+                <w:szCs w:val="32"/>
+              </w:rPr>
+              <w:t xml:space="preserve">qÉç | </w:t>
+            </w:r>
+          </w:p>
+        </w:tc>
+        <w:tc>
+          <w:tcPr>
+            <w:tcW w:w="7230" w:type="dxa"/>
+          </w:tcPr>
+          <w:p>
+            <w:pPr>
+              <w:widowControl w:val="0"/>
+              <w:autoSpaceDE w:val="0"/>
+              <w:autoSpaceDN w:val="0"/>
+              <w:adjustRightInd w:val="0"/>
+              <w:spacing w:before="0" w:line="240" w:lineRule="auto"/>
+              <w:rPr>
+                <w:rFonts w:ascii="BRH Devanagari Extra" w:hAnsi="BRH Devanagari Extra" w:cs="BRH Devanagari Extra"/>
+                <w:sz w:val="32"/>
+                <w:szCs w:val="32"/>
+              </w:rPr>
+            </w:pPr>
+            <w:r>
+              <w:rPr>
+                <w:rFonts w:ascii="BRH Devanagari Extra" w:hAnsi="BRH Devanagari Extra" w:cs="BRH Devanagari Extra"/>
+                <w:sz w:val="32"/>
+                <w:szCs w:val="32"/>
+              </w:rPr>
+              <w:t>(</w:t>
+            </w:r>
+            <w:proofErr w:type="gramStart"/>
+            <w:r>
+              <w:rPr>
+                <w:rFonts w:cs="BRH Devanagari Extra"/>
+                <w:szCs w:val="32"/>
+              </w:rPr>
+              <w:t>23</w:t>
+            </w:r>
+            <w:r>
+              <w:rPr>
+                <w:rFonts w:ascii="BRH Devanagari Extra" w:hAnsi="BRH Devanagari Extra" w:cs="BRH Devanagari Extra"/>
+                <w:sz w:val="32"/>
+                <w:szCs w:val="32"/>
+              </w:rPr>
+              <w:t>)</w:t>
+            </w:r>
+            <w:r>
+              <w:rPr>
+                <w:rFonts w:cs="BRH Devanagari Extra"/>
+                <w:szCs w:val="32"/>
+              </w:rPr>
+              <w:t>[</w:t>
+            </w:r>
+            <w:proofErr w:type="gramEnd"/>
+            <w:r>
+              <w:rPr>
+                <w:rFonts w:cs="BRH Devanagari Extra"/>
+                <w:szCs w:val="32"/>
+              </w:rPr>
+              <w:t>P34</w:t>
+            </w:r>
+            <w:r>
+              <w:rPr>
+                <w:rFonts w:ascii="BRH Devanagari Extra" w:hAnsi="BRH Devanagari Extra" w:cs="BRH Devanagari Extra"/>
+                <w:sz w:val="32"/>
+                <w:szCs w:val="32"/>
+              </w:rPr>
+              <w:t xml:space="preserve">] </w:t>
+            </w:r>
+            <w:r>
+              <w:rPr>
+                <w:rFonts w:cs="BRH Devanagari Extra"/>
+                <w:szCs w:val="32"/>
+              </w:rPr>
+              <w:t>7</w:t>
+            </w:r>
+            <w:r>
+              <w:rPr>
+                <w:rFonts w:ascii="BRH Devanagari Extra" w:hAnsi="BRH Devanagari Extra" w:cs="BRH Devanagari Extra"/>
+                <w:sz w:val="32"/>
+                <w:szCs w:val="32"/>
+              </w:rPr>
+              <w:t>.</w:t>
+            </w:r>
+            <w:r>
+              <w:rPr>
+                <w:rFonts w:cs="BRH Devanagari Extra"/>
+                <w:szCs w:val="32"/>
+              </w:rPr>
+              <w:t>4</w:t>
+            </w:r>
+            <w:r>
+              <w:rPr>
+                <w:rFonts w:ascii="BRH Devanagari Extra" w:hAnsi="BRH Devanagari Extra" w:cs="BRH Devanagari Extra"/>
+                <w:sz w:val="32"/>
+                <w:szCs w:val="32"/>
+              </w:rPr>
+              <w:t>.</w:t>
+            </w:r>
+            <w:r>
+              <w:rPr>
+                <w:rFonts w:cs="BRH Devanagari Extra"/>
+                <w:szCs w:val="32"/>
+              </w:rPr>
+              <w:t>11</w:t>
+            </w:r>
+            <w:r>
+              <w:rPr>
+                <w:rFonts w:ascii="BRH Devanagari Extra" w:hAnsi="BRH Devanagari Extra" w:cs="BRH Devanagari Extra"/>
+                <w:sz w:val="32"/>
+                <w:szCs w:val="32"/>
+              </w:rPr>
+              <w:t>.</w:t>
+            </w:r>
+            <w:r>
+              <w:rPr>
+                <w:rFonts w:cs="BRH Devanagari Extra"/>
+                <w:szCs w:val="32"/>
+              </w:rPr>
+              <w:t>1</w:t>
+            </w:r>
+            <w:r>
+              <w:rPr>
+                <w:rFonts w:ascii="BRH Devanagari Extra" w:hAnsi="BRH Devanagari Extra" w:cs="BRH Devanagari Extra"/>
+                <w:sz w:val="32"/>
+                <w:szCs w:val="32"/>
+              </w:rPr>
+              <w:t>(</w:t>
+            </w:r>
+            <w:r>
+              <w:rPr>
+                <w:rFonts w:cs="BRH Devanagari Extra"/>
+                <w:szCs w:val="32"/>
+              </w:rPr>
+              <w:t>20</w:t>
+            </w:r>
+            <w:r>
+              <w:rPr>
+                <w:rFonts w:ascii="BRH Devanagari Extra" w:hAnsi="BRH Devanagari Extra" w:cs="BRH Devanagari Extra"/>
+                <w:sz w:val="32"/>
+                <w:szCs w:val="32"/>
+              </w:rPr>
+              <w:t>)- AÉrÉÑþ¹ÉåqÉqÉç |</w:t>
+            </w:r>
+          </w:p>
+          <w:p>
+            <w:pPr>
+              <w:widowControl w:val="0"/>
+              <w:autoSpaceDE w:val="0"/>
+              <w:autoSpaceDN w:val="0"/>
+              <w:adjustRightInd w:val="0"/>
+              <w:spacing w:before="0" w:line="240" w:lineRule="auto"/>
+              <w:rPr>
+                <w:rFonts w:ascii="BRH Devanagari Extra" w:hAnsi="BRH Devanagari Extra" w:cs="BRH Devanagari Extra"/>
+                <w:sz w:val="32"/>
+                <w:szCs w:val="32"/>
+              </w:rPr>
+            </w:pPr>
+            <w:r>
+              <w:rPr>
+                <w:rFonts w:ascii="BRH Devanagari Extra" w:hAnsi="BRH Devanagari Extra" w:cs="BRH Devanagari Extra"/>
+                <w:sz w:val="32"/>
+                <w:szCs w:val="32"/>
+              </w:rPr>
+              <w:t>AÉrÉÑþ¹ÉåqÉ</w:t>
+            </w:r>
+            <w:r>
+              <w:rPr>
+                <w:rFonts w:ascii="BRH Malayalam Extra" w:hAnsi="BRH Malayalam Extra" w:cs="BRH Devanagari Extra"/>
+                <w:szCs w:val="32"/>
+              </w:rPr>
+              <w:t>–</w:t>
+            </w:r>
+            <w:r>
+              <w:rPr>
+                <w:rFonts w:ascii="BRH Devanagari Extra" w:hAnsi="BRH Devanagari Extra" w:cs="BRH Devanagari Extra"/>
+                <w:sz w:val="32"/>
+                <w:szCs w:val="32"/>
+              </w:rPr>
+              <w:t>ÍqÉirÉÉrÉÑþÈ - xiÉ</w:t>
+            </w:r>
+            <w:r>
+              <w:rPr>
+                <w:rFonts w:ascii="BRH Devanagari Extra" w:hAnsi="BRH Devanagari Extra" w:cs="BRH Devanagari Extra"/>
+                <w:sz w:val="32"/>
+                <w:szCs w:val="32"/>
+                <w:highlight w:val="green"/>
+              </w:rPr>
+              <w:t>É</w:t>
+            </w:r>
+            <w:r>
+              <w:rPr>
+                <w:rFonts w:ascii="BRH Malayalam Extra" w:hAnsi="BRH Malayalam Extra" w:cs="BRH Devanagari Extra"/>
+                <w:szCs w:val="32"/>
+              </w:rPr>
+              <w:t>–</w:t>
+            </w:r>
+            <w:r>
+              <w:rPr>
+                <w:rFonts w:ascii="BRH Devanagari Extra" w:hAnsi="BRH Devanagari Extra" w:cs="BRH Devanagari Extra"/>
+                <w:sz w:val="32"/>
+                <w:szCs w:val="32"/>
+              </w:rPr>
+              <w:t>åqÉ</w:t>
+            </w:r>
+            <w:r>
+              <w:rPr>
+                <w:rFonts w:ascii="BRH Malayalam Extra" w:hAnsi="BRH Malayalam Extra" w:cs="BRH Devanagari Extra"/>
+                <w:szCs w:val="32"/>
+              </w:rPr>
+              <w:t>–</w:t>
+            </w:r>
+            <w:r>
+              <w:rPr>
+                <w:rFonts w:ascii="BRH Devanagari Extra" w:hAnsi="BRH Devanagari Extra" w:cs="BRH Devanagari Extra"/>
+                <w:sz w:val="32"/>
+                <w:szCs w:val="32"/>
+              </w:rPr>
+              <w:t xml:space="preserve">qÉç | </w:t>
+            </w:r>
+          </w:p>
+        </w:tc>
+      </w:tr>
+      <w:tr>
+        <w:trPr>
+          <w:trHeight w:val="4526"/>
+        </w:trPr>
+        <w:tc>
+          <w:tcPr>
+            <w:tcW w:w="7024" w:type="dxa"/>
+          </w:tcPr>
+          <w:p>
+            <w:pPr>
+              <w:widowControl w:val="0"/>
+              <w:autoSpaceDE w:val="0"/>
+              <w:autoSpaceDN w:val="0"/>
+              <w:adjustRightInd w:val="0"/>
+              <w:spacing w:before="0" w:line="240" w:lineRule="auto"/>
+              <w:rPr>
+                <w:rFonts w:ascii="BRH Devanagari Extra" w:hAnsi="BRH Devanagari Extra" w:cs="BRH Devanagari Extra"/>
+                <w:sz w:val="32"/>
+                <w:szCs w:val="32"/>
+              </w:rPr>
+            </w:pPr>
+            <w:r>
+              <w:rPr>
+                <w:rFonts w:ascii="BRH Devanagari Extra" w:hAnsi="BRH Devanagari Extra" w:cs="BRH Devanagari Extra"/>
+                <w:sz w:val="32"/>
+                <w:szCs w:val="32"/>
+              </w:rPr>
+              <w:t>(</w:t>
+            </w:r>
+            <w:proofErr w:type="gramStart"/>
+            <w:r>
+              <w:rPr>
+                <w:rFonts w:cs="BRH Devanagari Extra"/>
+                <w:szCs w:val="32"/>
+              </w:rPr>
+              <w:t>22</w:t>
+            </w:r>
+            <w:r>
+              <w:rPr>
+                <w:rFonts w:ascii="BRH Devanagari Extra" w:hAnsi="BRH Devanagari Extra" w:cs="BRH Devanagari Extra"/>
+                <w:sz w:val="32"/>
+                <w:szCs w:val="32"/>
+              </w:rPr>
+              <w:t>)</w:t>
+            </w:r>
+            <w:r>
+              <w:rPr>
+                <w:rFonts w:cs="BRH Devanagari Extra"/>
+                <w:szCs w:val="32"/>
+              </w:rPr>
+              <w:t>[</w:t>
+            </w:r>
+            <w:proofErr w:type="gramEnd"/>
+            <w:r>
+              <w:rPr>
+                <w:rFonts w:cs="BRH Devanagari Extra"/>
+                <w:szCs w:val="32"/>
+              </w:rPr>
+              <w:t>P36</w:t>
+            </w:r>
+            <w:r>
+              <w:rPr>
+                <w:rFonts w:ascii="BRH Devanagari Extra" w:hAnsi="BRH Devanagari Extra" w:cs="BRH Devanagari Extra"/>
+                <w:sz w:val="32"/>
+                <w:szCs w:val="32"/>
+              </w:rPr>
+              <w:t xml:space="preserve">] </w:t>
+            </w:r>
+            <w:r>
+              <w:rPr>
+                <w:rFonts w:cs="BRH Devanagari Extra"/>
+                <w:szCs w:val="32"/>
+              </w:rPr>
+              <w:t>7</w:t>
+            </w:r>
+            <w:r>
+              <w:rPr>
+                <w:rFonts w:ascii="BRH Devanagari Extra" w:hAnsi="BRH Devanagari Extra" w:cs="BRH Devanagari Extra"/>
+                <w:sz w:val="32"/>
+                <w:szCs w:val="32"/>
+              </w:rPr>
+              <w:t>.</w:t>
+            </w:r>
+            <w:r>
+              <w:rPr>
+                <w:rFonts w:cs="BRH Devanagari Extra"/>
+                <w:szCs w:val="32"/>
+              </w:rPr>
+              <w:t>4</w:t>
+            </w:r>
+            <w:r>
+              <w:rPr>
+                <w:rFonts w:ascii="BRH Devanagari Extra" w:hAnsi="BRH Devanagari Extra" w:cs="BRH Devanagari Extra"/>
+                <w:sz w:val="32"/>
+                <w:szCs w:val="32"/>
+              </w:rPr>
+              <w:t>.</w:t>
+            </w:r>
+            <w:r>
+              <w:rPr>
+                <w:rFonts w:cs="BRH Devanagari Extra"/>
+                <w:szCs w:val="32"/>
+              </w:rPr>
+              <w:t>11</w:t>
+            </w:r>
+            <w:r>
+              <w:rPr>
+                <w:rFonts w:ascii="BRH Devanagari Extra" w:hAnsi="BRH Devanagari Extra" w:cs="BRH Devanagari Extra"/>
+                <w:sz w:val="32"/>
+                <w:szCs w:val="32"/>
+              </w:rPr>
+              <w:t>.</w:t>
+            </w:r>
+            <w:r>
+              <w:rPr>
+                <w:rFonts w:cs="BRH Devanagari Extra"/>
+                <w:szCs w:val="32"/>
+              </w:rPr>
+              <w:t>3</w:t>
+            </w:r>
+            <w:r>
+              <w:rPr>
+                <w:rFonts w:ascii="BRH Devanagari Extra" w:hAnsi="BRH Devanagari Extra" w:cs="BRH Devanagari Extra"/>
+                <w:sz w:val="32"/>
+                <w:szCs w:val="32"/>
+              </w:rPr>
+              <w:t>(</w:t>
+            </w:r>
+            <w:r>
+              <w:rPr>
+                <w:rFonts w:cs="BRH Devanagari Extra"/>
+                <w:szCs w:val="32"/>
+              </w:rPr>
+              <w:t>18</w:t>
+            </w:r>
+            <w:r>
+              <w:rPr>
+                <w:rFonts w:ascii="BRH Devanagari Extra" w:hAnsi="BRH Devanagari Extra" w:cs="BRH Devanagari Extra"/>
+                <w:sz w:val="32"/>
+                <w:szCs w:val="32"/>
+              </w:rPr>
+              <w:t>)- mÉëÌiÉþ | ÌiÉ</w:t>
+            </w:r>
+            <w:r>
+              <w:rPr>
+                <w:rFonts w:ascii="BRH Malayalam Extra" w:hAnsi="BRH Malayalam Extra" w:cs="BRH Devanagari Extra"/>
+                <w:szCs w:val="32"/>
+              </w:rPr>
+              <w:t>–</w:t>
+            </w:r>
+            <w:r>
+              <w:rPr>
+                <w:rFonts w:ascii="BRH Devanagari Extra" w:hAnsi="BRH Devanagari Extra" w:cs="BRH Devanagari Extra"/>
+                <w:sz w:val="32"/>
+                <w:szCs w:val="32"/>
+              </w:rPr>
+              <w:t>¸</w:t>
+            </w:r>
+            <w:r>
+              <w:rPr>
+                <w:rFonts w:ascii="BRH Malayalam Extra" w:hAnsi="BRH Malayalam Extra" w:cs="BRH Devanagari Extra"/>
+                <w:szCs w:val="32"/>
+              </w:rPr>
+              <w:t>–</w:t>
+            </w:r>
+            <w:r>
+              <w:rPr>
+                <w:rFonts w:ascii="BRH Devanagari Extra" w:hAnsi="BRH Devanagari Extra" w:cs="BRH Devanagari Extra"/>
+                <w:sz w:val="32"/>
+                <w:szCs w:val="32"/>
+              </w:rPr>
+              <w:t>ÎliÉ</w:t>
+            </w:r>
+            <w:r>
+              <w:rPr>
+                <w:rFonts w:ascii="BRH Malayalam Extra" w:hAnsi="BRH Malayalam Extra" w:cs="BRH Devanagari Extra"/>
+                <w:szCs w:val="32"/>
+              </w:rPr>
+              <w:t>–</w:t>
+            </w:r>
+            <w:r>
+              <w:rPr>
+                <w:rFonts w:ascii="BRH Devanagari Extra" w:hAnsi="BRH Devanagari Extra" w:cs="BRH Devanagari Extra"/>
+                <w:sz w:val="32"/>
+                <w:szCs w:val="32"/>
+              </w:rPr>
+              <w:t xml:space="preserve"> | E</w:t>
+            </w:r>
+            <w:r>
+              <w:rPr>
+                <w:rFonts w:ascii="BRH Malayalam Extra" w:hAnsi="BRH Malayalam Extra" w:cs="BRH Devanagari Extra"/>
+                <w:szCs w:val="32"/>
+              </w:rPr>
+              <w:t>–</w:t>
+            </w:r>
+            <w:r>
+              <w:rPr>
+                <w:rFonts w:ascii="BRH Devanagari Extra" w:hAnsi="BRH Devanagari Extra" w:cs="BRH Devanagari Extra"/>
+                <w:sz w:val="32"/>
+                <w:szCs w:val="32"/>
+              </w:rPr>
+              <w:t>pÉ</w:t>
+            </w:r>
+            <w:r>
+              <w:rPr>
+                <w:rFonts w:ascii="BRH Malayalam Extra" w:hAnsi="BRH Malayalam Extra" w:cs="BRH Devanagari Extra"/>
+                <w:szCs w:val="32"/>
+              </w:rPr>
+              <w:t>–</w:t>
+            </w:r>
+            <w:r>
+              <w:rPr>
+                <w:rFonts w:ascii="BRH Devanagari Extra" w:hAnsi="BRH Devanagari Extra" w:cs="BRH Devanagari Extra"/>
+                <w:sz w:val="32"/>
+                <w:szCs w:val="32"/>
+              </w:rPr>
+              <w:t>rÉ</w:t>
+            </w:r>
+            <w:r>
+              <w:rPr>
+                <w:rFonts w:ascii="BRH Devanagari Extra" w:hAnsi="BRH Devanagari Extra" w:cs="BRH Devanagari Extra"/>
+                <w:sz w:val="32"/>
+                <w:szCs w:val="32"/>
+                <w:highlight w:val="yellow"/>
+              </w:rPr>
+              <w:t>iÉ</w:t>
+            </w:r>
+            <w:r>
+              <w:rPr>
+                <w:rFonts w:ascii="BRH Devanagari Extra" w:hAnsi="BRH Devanagari Extra" w:cs="BRH Devanagari Extra"/>
+                <w:sz w:val="32"/>
+                <w:szCs w:val="32"/>
+              </w:rPr>
+              <w:t>ÉÿerÉÉåÌiÉwÉÉ |</w:t>
+            </w:r>
+          </w:p>
+          <w:p>
+            <w:pPr>
+              <w:widowControl w:val="0"/>
+              <w:autoSpaceDE w:val="0"/>
+              <w:autoSpaceDN w:val="0"/>
+              <w:adjustRightInd w:val="0"/>
+              <w:spacing w:before="0" w:line="240" w:lineRule="auto"/>
+              <w:rPr>
+                <w:rFonts w:ascii="BRH Devanagari Extra" w:hAnsi="BRH Devanagari Extra" w:cs="BRH Devanagari Extra"/>
+                <w:sz w:val="32"/>
+                <w:szCs w:val="32"/>
+              </w:rPr>
+            </w:pPr>
+            <w:r>
+              <w:rPr>
+                <w:rFonts w:ascii="BRH Devanagari Extra" w:hAnsi="BRH Devanagari Extra" w:cs="BRH Devanagari Extra"/>
+                <w:sz w:val="32"/>
+                <w:szCs w:val="32"/>
+              </w:rPr>
+              <w:t>mÉëÌiÉþ ÌiÉ¸ÎliÉ ÌiÉ¸ÎliÉ</w:t>
+            </w:r>
+            <w:r>
+              <w:rPr>
+                <w:rFonts w:ascii="BRH Malayalam Extra" w:hAnsi="BRH Malayalam Extra" w:cs="BRH Devanagari Extra"/>
+                <w:szCs w:val="32"/>
+              </w:rPr>
+              <w:t>–</w:t>
+            </w:r>
+            <w:r>
+              <w:rPr>
+                <w:rFonts w:ascii="BRH Devanagari Extra" w:hAnsi="BRH Devanagari Extra" w:cs="BRH Devanagari Extra"/>
+                <w:sz w:val="32"/>
+                <w:szCs w:val="32"/>
+              </w:rPr>
+              <w:t xml:space="preserve"> mÉëÌiÉ</w:t>
+            </w:r>
+            <w:r>
+              <w:rPr>
+                <w:rFonts w:ascii="BRH Malayalam Extra" w:hAnsi="BRH Malayalam Extra" w:cs="BRH Devanagari Extra"/>
+                <w:szCs w:val="32"/>
+              </w:rPr>
+              <w:t>–</w:t>
+            </w:r>
+            <w:r>
+              <w:rPr>
+                <w:rFonts w:ascii="BRH Devanagari Extra" w:hAnsi="BRH Devanagari Extra" w:cs="BRH Devanagari Extra"/>
+                <w:sz w:val="32"/>
+                <w:szCs w:val="32"/>
+              </w:rPr>
+              <w:t xml:space="preserve"> mÉëÌiÉþ ÌiÉ¸ lirÉÑpÉ</w:t>
+            </w:r>
+            <w:r>
+              <w:rPr>
+                <w:rFonts w:ascii="BRH Malayalam Extra" w:hAnsi="BRH Malayalam Extra" w:cs="BRH Devanagari Extra"/>
+                <w:szCs w:val="32"/>
+              </w:rPr>
+              <w:t>–</w:t>
+            </w:r>
+            <w:r>
+              <w:rPr>
+                <w:rFonts w:ascii="BRH Devanagari Extra" w:hAnsi="BRH Devanagari Extra" w:cs="BRH Devanagari Extra"/>
+                <w:sz w:val="32"/>
+                <w:szCs w:val="32"/>
+              </w:rPr>
+              <w:t>rÉ</w:t>
+            </w:r>
+            <w:r>
+              <w:rPr>
+                <w:rFonts w:ascii="BRH Devanagari Extra" w:hAnsi="BRH Devanagari Extra" w:cs="BRH Devanagari Extra"/>
+                <w:sz w:val="32"/>
+                <w:szCs w:val="32"/>
+                <w:highlight w:val="yellow"/>
+              </w:rPr>
+              <w:t>iÉ</w:t>
+            </w:r>
+            <w:r>
+              <w:rPr>
+                <w:rFonts w:ascii="BRH Devanagari Extra" w:hAnsi="BRH Devanagari Extra" w:cs="BRH Devanagari Extra"/>
+                <w:sz w:val="32"/>
+                <w:szCs w:val="32"/>
+              </w:rPr>
+              <w:t xml:space="preserve">ÉÿerÉÉåÌiÉ </w:t>
+            </w:r>
+          </w:p>
+          <w:p>
+            <w:pPr>
+              <w:widowControl w:val="0"/>
+              <w:autoSpaceDE w:val="0"/>
+              <w:autoSpaceDN w:val="0"/>
+              <w:adjustRightInd w:val="0"/>
+              <w:spacing w:before="0" w:line="240" w:lineRule="auto"/>
+              <w:rPr>
+                <w:rFonts w:ascii="BRH Devanagari Extra" w:hAnsi="BRH Devanagari Extra" w:cs="BRH Devanagari Extra"/>
+                <w:sz w:val="32"/>
+                <w:szCs w:val="32"/>
+              </w:rPr>
+            </w:pPr>
+            <w:r>
+              <w:rPr>
+                <w:rFonts w:ascii="BRH Devanagari Extra" w:hAnsi="BRH Devanagari Extra" w:cs="BRH Devanagari Extra"/>
+                <w:sz w:val="32"/>
+                <w:szCs w:val="32"/>
+              </w:rPr>
+              <w:t>wÉÉåpÉ</w:t>
+            </w:r>
+            <w:r>
+              <w:rPr>
+                <w:rFonts w:ascii="BRH Malayalam Extra" w:hAnsi="BRH Malayalam Extra" w:cs="BRH Devanagari Extra"/>
+                <w:szCs w:val="32"/>
+              </w:rPr>
+              <w:t>–</w:t>
+            </w:r>
+            <w:r>
+              <w:rPr>
+                <w:rFonts w:ascii="BRH Devanagari Extra" w:hAnsi="BRH Devanagari Extra" w:cs="BRH Devanagari Extra"/>
+                <w:sz w:val="32"/>
+                <w:szCs w:val="32"/>
+              </w:rPr>
+              <w:t>rÉ</w:t>
+            </w:r>
+            <w:r>
+              <w:rPr>
+                <w:rFonts w:ascii="BRH Devanagari Extra" w:hAnsi="BRH Devanagari Extra" w:cs="BRH Devanagari Extra"/>
+                <w:sz w:val="32"/>
+                <w:szCs w:val="32"/>
+                <w:highlight w:val="yellow"/>
+              </w:rPr>
+              <w:t>iÉ</w:t>
+            </w:r>
+            <w:r>
+              <w:rPr>
+                <w:rFonts w:ascii="BRH Devanagari Extra" w:hAnsi="BRH Devanagari Extra" w:cs="BRH Devanagari Extra"/>
+                <w:sz w:val="32"/>
+                <w:szCs w:val="32"/>
+              </w:rPr>
+              <w:t>ÉÿerÉÉåÌiÉwÉÉ ÌiÉ¸ÎliÉ</w:t>
+            </w:r>
+            <w:r>
+              <w:rPr>
+                <w:rFonts w:ascii="BRH Malayalam Extra" w:hAnsi="BRH Malayalam Extra" w:cs="BRH Devanagari Extra"/>
+                <w:szCs w:val="32"/>
+              </w:rPr>
+              <w:t>–</w:t>
+            </w:r>
+            <w:r>
+              <w:rPr>
+                <w:rFonts w:ascii="BRH Devanagari Extra" w:hAnsi="BRH Devanagari Extra" w:cs="BRH Devanagari Extra"/>
+                <w:sz w:val="32"/>
+                <w:szCs w:val="32"/>
+              </w:rPr>
+              <w:t xml:space="preserve"> mÉëÌiÉ</w:t>
+            </w:r>
+            <w:r>
+              <w:rPr>
+                <w:rFonts w:ascii="BRH Malayalam Extra" w:hAnsi="BRH Malayalam Extra" w:cs="BRH Devanagari Extra"/>
+                <w:szCs w:val="32"/>
+              </w:rPr>
+              <w:t>–</w:t>
+            </w:r>
+            <w:r>
+              <w:rPr>
+                <w:rFonts w:ascii="BRH Devanagari Extra" w:hAnsi="BRH Devanagari Extra" w:cs="BRH Devanagari Extra"/>
+                <w:sz w:val="32"/>
+                <w:szCs w:val="32"/>
+              </w:rPr>
+              <w:t xml:space="preserve"> mÉëÌiÉþ ÌiÉ¸ lirÉÑpÉ</w:t>
+            </w:r>
+            <w:r>
+              <w:rPr>
+                <w:rFonts w:ascii="BRH Malayalam Extra" w:hAnsi="BRH Malayalam Extra" w:cs="BRH Devanagari Extra"/>
+                <w:szCs w:val="32"/>
+              </w:rPr>
+              <w:t>–</w:t>
+            </w:r>
+            <w:r>
+              <w:rPr>
+                <w:rFonts w:ascii="BRH Devanagari Extra" w:hAnsi="BRH Devanagari Extra" w:cs="BRH Devanagari Extra"/>
+                <w:sz w:val="32"/>
+                <w:szCs w:val="32"/>
+              </w:rPr>
+              <w:t>rÉ</w:t>
+            </w:r>
+            <w:r>
+              <w:rPr>
+                <w:rFonts w:ascii="BRH Devanagari Extra" w:hAnsi="BRH Devanagari Extra" w:cs="BRH Devanagari Extra"/>
+                <w:sz w:val="32"/>
+                <w:szCs w:val="32"/>
+                <w:highlight w:val="yellow"/>
+              </w:rPr>
+              <w:t>iÉÉ</w:t>
+            </w:r>
+            <w:r>
+              <w:rPr>
+                <w:rFonts w:ascii="BRH Devanagari Extra" w:hAnsi="BRH Devanagari Extra" w:cs="BRH Devanagari Extra"/>
+                <w:sz w:val="32"/>
+                <w:szCs w:val="32"/>
+              </w:rPr>
+              <w:t xml:space="preserve">ÿerÉÉåÌiÉwÉÉ | </w:t>
+            </w:r>
+          </w:p>
+          <w:p>
+            <w:pPr>
+              <w:widowControl w:val="0"/>
+              <w:autoSpaceDE w:val="0"/>
+              <w:autoSpaceDN w:val="0"/>
+              <w:adjustRightInd w:val="0"/>
+              <w:spacing w:before="0" w:line="240" w:lineRule="auto"/>
+              <w:rPr>
+                <w:rFonts w:ascii="BRH Devanagari Extra" w:hAnsi="BRH Devanagari Extra" w:cs="BRH Devanagari Extra"/>
+                <w:sz w:val="32"/>
+                <w:szCs w:val="32"/>
+              </w:rPr>
+            </w:pPr>
+            <w:r>
+              <w:rPr>
+                <w:rFonts w:ascii="BRH Devanagari Extra" w:hAnsi="BRH Devanagari Extra" w:cs="BRH Devanagari Extra"/>
+                <w:sz w:val="32"/>
+                <w:szCs w:val="32"/>
+              </w:rPr>
+              <w:t>(</w:t>
+            </w:r>
+            <w:proofErr w:type="gramStart"/>
+            <w:r>
+              <w:rPr>
+                <w:rFonts w:cs="BRH Devanagari Extra"/>
+                <w:szCs w:val="32"/>
+              </w:rPr>
+              <w:t>23</w:t>
+            </w:r>
+            <w:r>
+              <w:rPr>
+                <w:rFonts w:ascii="BRH Devanagari Extra" w:hAnsi="BRH Devanagari Extra" w:cs="BRH Devanagari Extra"/>
+                <w:sz w:val="32"/>
+                <w:szCs w:val="32"/>
+              </w:rPr>
+              <w:t>)</w:t>
+            </w:r>
+            <w:r>
+              <w:rPr>
+                <w:rFonts w:cs="BRH Devanagari Extra"/>
+                <w:szCs w:val="32"/>
+              </w:rPr>
+              <w:t>[</w:t>
+            </w:r>
+            <w:proofErr w:type="gramEnd"/>
+            <w:r>
+              <w:rPr>
+                <w:rFonts w:cs="BRH Devanagari Extra"/>
+                <w:szCs w:val="32"/>
+              </w:rPr>
+              <w:t>P36</w:t>
+            </w:r>
+            <w:r>
+              <w:rPr>
+                <w:rFonts w:ascii="BRH Devanagari Extra" w:hAnsi="BRH Devanagari Extra" w:cs="BRH Devanagari Extra"/>
+                <w:sz w:val="32"/>
+                <w:szCs w:val="32"/>
+              </w:rPr>
+              <w:t xml:space="preserve">] </w:t>
+            </w:r>
+            <w:r>
+              <w:rPr>
+                <w:rFonts w:cs="BRH Devanagari Extra"/>
+                <w:szCs w:val="32"/>
+              </w:rPr>
+              <w:t>7</w:t>
+            </w:r>
+            <w:r>
+              <w:rPr>
+                <w:rFonts w:ascii="BRH Devanagari Extra" w:hAnsi="BRH Devanagari Extra" w:cs="BRH Devanagari Extra"/>
+                <w:sz w:val="32"/>
+                <w:szCs w:val="32"/>
+              </w:rPr>
+              <w:t>.</w:t>
+            </w:r>
+            <w:r>
+              <w:rPr>
+                <w:rFonts w:cs="BRH Devanagari Extra"/>
+                <w:szCs w:val="32"/>
+              </w:rPr>
+              <w:t>4</w:t>
+            </w:r>
+            <w:r>
+              <w:rPr>
+                <w:rFonts w:ascii="BRH Devanagari Extra" w:hAnsi="BRH Devanagari Extra" w:cs="BRH Devanagari Extra"/>
+                <w:sz w:val="32"/>
+                <w:szCs w:val="32"/>
+              </w:rPr>
+              <w:t>.</w:t>
+            </w:r>
+            <w:r>
+              <w:rPr>
+                <w:rFonts w:cs="BRH Devanagari Extra"/>
+                <w:szCs w:val="32"/>
+              </w:rPr>
+              <w:t>11</w:t>
+            </w:r>
+            <w:r>
+              <w:rPr>
+                <w:rFonts w:ascii="BRH Devanagari Extra" w:hAnsi="BRH Devanagari Extra" w:cs="BRH Devanagari Extra"/>
+                <w:sz w:val="32"/>
+                <w:szCs w:val="32"/>
+              </w:rPr>
+              <w:t>.</w:t>
+            </w:r>
+            <w:r>
+              <w:rPr>
+                <w:rFonts w:cs="BRH Devanagari Extra"/>
+                <w:szCs w:val="32"/>
+              </w:rPr>
+              <w:t>3</w:t>
+            </w:r>
+            <w:r>
+              <w:rPr>
+                <w:rFonts w:ascii="BRH Devanagari Extra" w:hAnsi="BRH Devanagari Extra" w:cs="BRH Devanagari Extra"/>
+                <w:sz w:val="32"/>
+                <w:szCs w:val="32"/>
+              </w:rPr>
+              <w:t>(</w:t>
+            </w:r>
+            <w:r>
+              <w:rPr>
+                <w:rFonts w:cs="BRH Devanagari Extra"/>
+                <w:szCs w:val="32"/>
+              </w:rPr>
+              <w:t>19</w:t>
+            </w:r>
+            <w:r>
+              <w:rPr>
+                <w:rFonts w:ascii="BRH Devanagari Extra" w:hAnsi="BRH Devanagari Extra" w:cs="BRH Devanagari Extra"/>
+                <w:sz w:val="32"/>
+                <w:szCs w:val="32"/>
+              </w:rPr>
+              <w:t>)- ÌiÉ</w:t>
+            </w:r>
+            <w:r>
+              <w:rPr>
+                <w:rFonts w:ascii="BRH Malayalam Extra" w:hAnsi="BRH Malayalam Extra" w:cs="BRH Devanagari Extra"/>
+                <w:szCs w:val="32"/>
+              </w:rPr>
+              <w:t>–</w:t>
+            </w:r>
+            <w:r>
+              <w:rPr>
+                <w:rFonts w:ascii="BRH Devanagari Extra" w:hAnsi="BRH Devanagari Extra" w:cs="BRH Devanagari Extra"/>
+                <w:sz w:val="32"/>
+                <w:szCs w:val="32"/>
+              </w:rPr>
+              <w:t>¸</w:t>
+            </w:r>
+            <w:r>
+              <w:rPr>
+                <w:rFonts w:ascii="BRH Malayalam Extra" w:hAnsi="BRH Malayalam Extra" w:cs="BRH Devanagari Extra"/>
+                <w:szCs w:val="32"/>
+              </w:rPr>
+              <w:t>–</w:t>
+            </w:r>
+            <w:r>
+              <w:rPr>
+                <w:rFonts w:ascii="BRH Devanagari Extra" w:hAnsi="BRH Devanagari Extra" w:cs="BRH Devanagari Extra"/>
+                <w:sz w:val="32"/>
+                <w:szCs w:val="32"/>
+              </w:rPr>
+              <w:t>ÎliÉ</w:t>
+            </w:r>
+            <w:r>
+              <w:rPr>
+                <w:rFonts w:ascii="BRH Malayalam Extra" w:hAnsi="BRH Malayalam Extra" w:cs="BRH Devanagari Extra"/>
+                <w:szCs w:val="32"/>
+              </w:rPr>
+              <w:t>–</w:t>
+            </w:r>
+            <w:r>
+              <w:rPr>
+                <w:rFonts w:ascii="BRH Devanagari Extra" w:hAnsi="BRH Devanagari Extra" w:cs="BRH Devanagari Extra"/>
+                <w:sz w:val="32"/>
+                <w:szCs w:val="32"/>
+              </w:rPr>
+              <w:t xml:space="preserve"> | E</w:t>
+            </w:r>
+            <w:r>
+              <w:rPr>
+                <w:rFonts w:ascii="BRH Malayalam Extra" w:hAnsi="BRH Malayalam Extra" w:cs="BRH Devanagari Extra"/>
+                <w:szCs w:val="32"/>
+              </w:rPr>
+              <w:t>–</w:t>
+            </w:r>
+            <w:r>
+              <w:rPr>
+                <w:rFonts w:ascii="BRH Devanagari Extra" w:hAnsi="BRH Devanagari Extra" w:cs="BRH Devanagari Extra"/>
+                <w:sz w:val="32"/>
+                <w:szCs w:val="32"/>
+              </w:rPr>
+              <w:t>pÉ</w:t>
+            </w:r>
+            <w:r>
+              <w:rPr>
+                <w:rFonts w:ascii="BRH Malayalam Extra" w:hAnsi="BRH Malayalam Extra" w:cs="BRH Devanagari Extra"/>
+                <w:szCs w:val="32"/>
+              </w:rPr>
+              <w:t>–</w:t>
+            </w:r>
+            <w:r>
+              <w:rPr>
+                <w:rFonts w:ascii="BRH Devanagari Extra" w:hAnsi="BRH Devanagari Extra" w:cs="BRH Devanagari Extra"/>
+                <w:sz w:val="32"/>
+                <w:szCs w:val="32"/>
+              </w:rPr>
+              <w:t>rÉ</w:t>
+            </w:r>
+            <w:r>
+              <w:rPr>
+                <w:rFonts w:ascii="BRH Devanagari Extra" w:hAnsi="BRH Devanagari Extra" w:cs="BRH Devanagari Extra"/>
+                <w:sz w:val="32"/>
+                <w:szCs w:val="32"/>
+                <w:highlight w:val="yellow"/>
+              </w:rPr>
+              <w:t>iÉÉ</w:t>
+            </w:r>
+            <w:r>
+              <w:rPr>
+                <w:rFonts w:ascii="BRH Devanagari Extra" w:hAnsi="BRH Devanagari Extra" w:cs="BRH Devanagari Extra"/>
+                <w:sz w:val="32"/>
+                <w:szCs w:val="32"/>
+              </w:rPr>
+              <w:t>ÿerÉÉåÌiÉwÉÉ | rÉ</w:t>
+            </w:r>
+            <w:r>
+              <w:rPr>
+                <w:rFonts w:ascii="BRH Malayalam Extra" w:hAnsi="BRH Malayalam Extra" w:cs="BRH Devanagari Extra"/>
+                <w:szCs w:val="32"/>
+              </w:rPr>
+              <w:t>–</w:t>
+            </w:r>
+            <w:r>
+              <w:rPr>
+                <w:rFonts w:ascii="BRH Devanagari Extra" w:hAnsi="BRH Devanagari Extra" w:cs="BRH Devanagari Extra"/>
+                <w:sz w:val="32"/>
+                <w:szCs w:val="32"/>
+              </w:rPr>
+              <w:t>ÎliÉ</w:t>
+            </w:r>
+            <w:r>
+              <w:rPr>
+                <w:rFonts w:ascii="BRH Malayalam Extra" w:hAnsi="BRH Malayalam Extra" w:cs="BRH Devanagari Extra"/>
+                <w:szCs w:val="32"/>
+              </w:rPr>
+              <w:t>–</w:t>
+            </w:r>
+            <w:r>
+              <w:rPr>
+                <w:rFonts w:ascii="BRH Devanagari Extra" w:hAnsi="BRH Devanagari Extra" w:cs="BRH Devanagari Extra"/>
+                <w:sz w:val="32"/>
+                <w:szCs w:val="32"/>
+              </w:rPr>
+              <w:t xml:space="preserve"> |</w:t>
+            </w:r>
+          </w:p>
+          <w:p>
+            <w:pPr>
+              <w:widowControl w:val="0"/>
+              <w:autoSpaceDE w:val="0"/>
+              <w:autoSpaceDN w:val="0"/>
+              <w:adjustRightInd w:val="0"/>
+              <w:spacing w:before="0" w:line="240" w:lineRule="auto"/>
+              <w:rPr>
+                <w:rFonts w:ascii="BRH Devanagari Extra" w:hAnsi="BRH Devanagari Extra" w:cs="BRH Devanagari Extra"/>
+                <w:sz w:val="32"/>
+                <w:szCs w:val="32"/>
+              </w:rPr>
+            </w:pPr>
+            <w:r>
+              <w:rPr>
+                <w:rFonts w:ascii="BRH Devanagari Extra" w:hAnsi="BRH Devanagari Extra" w:cs="BRH Devanagari Extra"/>
+                <w:sz w:val="32"/>
+                <w:szCs w:val="32"/>
+              </w:rPr>
+              <w:t>ÌiÉ</w:t>
+            </w:r>
+            <w:r>
+              <w:rPr>
+                <w:rFonts w:ascii="BRH Malayalam Extra" w:hAnsi="BRH Malayalam Extra" w:cs="BRH Devanagari Extra"/>
+                <w:szCs w:val="32"/>
+              </w:rPr>
+              <w:t>–</w:t>
+            </w:r>
+            <w:r>
+              <w:rPr>
+                <w:rFonts w:ascii="BRH Devanagari Extra" w:hAnsi="BRH Devanagari Extra" w:cs="BRH Devanagari Extra"/>
+                <w:sz w:val="32"/>
+                <w:szCs w:val="32"/>
+              </w:rPr>
+              <w:t>¸</w:t>
+            </w:r>
+            <w:r>
+              <w:rPr>
+                <w:rFonts w:ascii="BRH Malayalam Extra" w:hAnsi="BRH Malayalam Extra" w:cs="BRH Devanagari Extra"/>
+                <w:szCs w:val="32"/>
+              </w:rPr>
+              <w:t>–</w:t>
+            </w:r>
+            <w:r>
+              <w:rPr>
+                <w:rFonts w:ascii="BRH Devanagari Extra" w:hAnsi="BRH Devanagari Extra" w:cs="BRH Devanagari Extra"/>
+                <w:sz w:val="32"/>
+                <w:szCs w:val="32"/>
+              </w:rPr>
+              <w:t xml:space="preserve"> lirÉÑ</w:t>
+            </w:r>
+            <w:r>
+              <w:rPr>
+                <w:rFonts w:ascii="BRH Malayalam Extra" w:hAnsi="BRH Malayalam Extra" w:cs="BRH Devanagari Extra"/>
+                <w:szCs w:val="32"/>
+              </w:rPr>
+              <w:t>–</w:t>
+            </w:r>
+            <w:r>
+              <w:rPr>
+                <w:rFonts w:ascii="BRH Devanagari Extra" w:hAnsi="BRH Devanagari Extra" w:cs="BRH Devanagari Extra"/>
+                <w:sz w:val="32"/>
+                <w:szCs w:val="32"/>
+              </w:rPr>
+              <w:t>pÉ</w:t>
+            </w:r>
+            <w:r>
+              <w:rPr>
+                <w:rFonts w:ascii="BRH Malayalam Extra" w:hAnsi="BRH Malayalam Extra" w:cs="BRH Devanagari Extra"/>
+                <w:szCs w:val="32"/>
+              </w:rPr>
+              <w:t>–</w:t>
+            </w:r>
+            <w:r>
+              <w:rPr>
+                <w:rFonts w:ascii="BRH Devanagari Extra" w:hAnsi="BRH Devanagari Extra" w:cs="BRH Devanagari Extra"/>
+                <w:sz w:val="32"/>
+                <w:szCs w:val="32"/>
+              </w:rPr>
+              <w:t>rÉ</w:t>
+            </w:r>
+            <w:r>
+              <w:rPr>
+                <w:rFonts w:ascii="BRH Devanagari Extra" w:hAnsi="BRH Devanagari Extra" w:cs="BRH Devanagari Extra"/>
+                <w:sz w:val="32"/>
+                <w:szCs w:val="32"/>
+                <w:highlight w:val="yellow"/>
+              </w:rPr>
+              <w:t>iÉ</w:t>
+            </w:r>
+            <w:r>
+              <w:rPr>
+                <w:rFonts w:ascii="BRH Devanagari Extra" w:hAnsi="BRH Devanagari Extra" w:cs="BRH Devanagari Extra"/>
+                <w:sz w:val="32"/>
+                <w:szCs w:val="32"/>
+              </w:rPr>
+              <w:t>ÉÿerÉÉåÌiÉ wÉÉåpÉ</w:t>
+            </w:r>
+            <w:r>
+              <w:rPr>
+                <w:rFonts w:ascii="BRH Malayalam Extra" w:hAnsi="BRH Malayalam Extra" w:cs="BRH Devanagari Extra"/>
+                <w:szCs w:val="32"/>
+              </w:rPr>
+              <w:t>–</w:t>
+            </w:r>
+            <w:r>
+              <w:rPr>
+                <w:rFonts w:ascii="BRH Devanagari Extra" w:hAnsi="BRH Devanagari Extra" w:cs="BRH Devanagari Extra"/>
+                <w:sz w:val="32"/>
+                <w:szCs w:val="32"/>
+              </w:rPr>
+              <w:t>rÉ</w:t>
+            </w:r>
+            <w:r>
+              <w:rPr>
+                <w:rFonts w:ascii="BRH Devanagari Extra" w:hAnsi="BRH Devanagari Extra" w:cs="BRH Devanagari Extra"/>
+                <w:sz w:val="32"/>
+                <w:szCs w:val="32"/>
+                <w:highlight w:val="yellow"/>
+              </w:rPr>
+              <w:t>iÉ</w:t>
+            </w:r>
+            <w:r>
+              <w:rPr>
+                <w:rFonts w:ascii="BRH Devanagari Extra" w:hAnsi="BRH Devanagari Extra" w:cs="BRH Devanagari Extra"/>
+                <w:sz w:val="32"/>
+                <w:szCs w:val="32"/>
+              </w:rPr>
+              <w:t xml:space="preserve">ÉÿerÉÉåÌiÉwÉÉ ÌiÉ¸ÎliÉ ÌiÉ¸ </w:t>
+            </w:r>
+          </w:p>
+          <w:p>
+            <w:pPr>
+              <w:widowControl w:val="0"/>
+              <w:autoSpaceDE w:val="0"/>
+              <w:autoSpaceDN w:val="0"/>
+              <w:adjustRightInd w:val="0"/>
+              <w:spacing w:before="0" w:line="240" w:lineRule="auto"/>
+              <w:rPr>
+                <w:rFonts w:ascii="BRH Devanagari Extra" w:hAnsi="BRH Devanagari Extra" w:cs="BRH Devanagari Extra"/>
+                <w:sz w:val="32"/>
+                <w:szCs w:val="32"/>
+              </w:rPr>
+            </w:pPr>
+            <w:r>
+              <w:rPr>
+                <w:rFonts w:ascii="BRH Devanagari Extra" w:hAnsi="BRH Devanagari Extra" w:cs="BRH Devanagari Extra"/>
+                <w:sz w:val="32"/>
+                <w:szCs w:val="32"/>
+              </w:rPr>
+              <w:t>lirÉÑpÉ</w:t>
+            </w:r>
+            <w:r>
+              <w:rPr>
+                <w:rFonts w:ascii="BRH Malayalam Extra" w:hAnsi="BRH Malayalam Extra" w:cs="BRH Devanagari Extra"/>
+                <w:szCs w:val="32"/>
+              </w:rPr>
+              <w:t>–</w:t>
+            </w:r>
+            <w:r>
+              <w:rPr>
+                <w:rFonts w:ascii="BRH Devanagari Extra" w:hAnsi="BRH Devanagari Extra" w:cs="BRH Devanagari Extra"/>
+                <w:sz w:val="32"/>
+                <w:szCs w:val="32"/>
+              </w:rPr>
+              <w:t>rÉ</w:t>
+            </w:r>
+            <w:r>
+              <w:rPr>
+                <w:rFonts w:ascii="BRH Devanagari Extra" w:hAnsi="BRH Devanagari Extra" w:cs="BRH Devanagari Extra"/>
+                <w:sz w:val="32"/>
+                <w:szCs w:val="32"/>
+                <w:highlight w:val="yellow"/>
+              </w:rPr>
+              <w:t>iÉ</w:t>
+            </w:r>
+            <w:r>
+              <w:rPr>
+                <w:rFonts w:ascii="BRH Devanagari Extra" w:hAnsi="BRH Devanagari Extra" w:cs="BRH Devanagari Extra"/>
+                <w:sz w:val="32"/>
+                <w:szCs w:val="32"/>
+              </w:rPr>
+              <w:t>ÉÿerÉÉåÌiÉwÉÉ rÉÎliÉ rÉlirÉÑpÉ</w:t>
+            </w:r>
+            <w:r>
+              <w:rPr>
+                <w:rFonts w:ascii="BRH Malayalam Extra" w:hAnsi="BRH Malayalam Extra" w:cs="BRH Devanagari Extra"/>
+                <w:szCs w:val="32"/>
+              </w:rPr>
+              <w:t>–</w:t>
+            </w:r>
+            <w:r>
+              <w:rPr>
+                <w:rFonts w:ascii="BRH Devanagari Extra" w:hAnsi="BRH Devanagari Extra" w:cs="BRH Devanagari Extra"/>
+                <w:sz w:val="32"/>
+                <w:szCs w:val="32"/>
+              </w:rPr>
+              <w:t>rÉ</w:t>
+            </w:r>
+            <w:r>
+              <w:rPr>
+                <w:rFonts w:ascii="BRH Devanagari Extra" w:hAnsi="BRH Devanagari Extra" w:cs="BRH Devanagari Extra"/>
+                <w:sz w:val="32"/>
+                <w:szCs w:val="32"/>
+                <w:highlight w:val="yellow"/>
+              </w:rPr>
+              <w:t>iÉÉ</w:t>
+            </w:r>
+            <w:r>
+              <w:rPr>
+                <w:rFonts w:ascii="BRH Devanagari Extra" w:hAnsi="BRH Devanagari Extra" w:cs="BRH Devanagari Extra"/>
+                <w:sz w:val="32"/>
+                <w:szCs w:val="32"/>
+              </w:rPr>
+              <w:t>ÿerÉÉåÌiÉwÉÉ ÌiÉ¸ÎliÉ ÌiÉ¸ lirÉÑpÉ</w:t>
+            </w:r>
+            <w:r>
+              <w:rPr>
+                <w:rFonts w:ascii="BRH Malayalam Extra" w:hAnsi="BRH Malayalam Extra" w:cs="BRH Devanagari Extra"/>
+                <w:szCs w:val="32"/>
+              </w:rPr>
+              <w:t>–</w:t>
+            </w:r>
+            <w:r>
+              <w:rPr>
+                <w:rFonts w:ascii="BRH Devanagari Extra" w:hAnsi="BRH Devanagari Extra" w:cs="BRH Devanagari Extra"/>
+                <w:sz w:val="32"/>
+                <w:szCs w:val="32"/>
+              </w:rPr>
+              <w:t>rÉ</w:t>
+            </w:r>
+            <w:r>
+              <w:rPr>
+                <w:rFonts w:ascii="BRH Devanagari Extra" w:hAnsi="BRH Devanagari Extra" w:cs="BRH Devanagari Extra"/>
+                <w:sz w:val="32"/>
+                <w:szCs w:val="32"/>
+                <w:highlight w:val="yellow"/>
+              </w:rPr>
+              <w:t>iÉ</w:t>
+            </w:r>
+            <w:r>
+              <w:rPr>
+                <w:rFonts w:ascii="BRH Devanagari Extra" w:hAnsi="BRH Devanagari Extra" w:cs="BRH Devanagari Extra"/>
+                <w:sz w:val="32"/>
+                <w:szCs w:val="32"/>
+              </w:rPr>
+              <w:t xml:space="preserve">ÉÿerÉÉåÌiÉwÉÉ rÉÎliÉ | </w:t>
+            </w:r>
+          </w:p>
+          <w:p>
+            <w:pPr>
+              <w:widowControl w:val="0"/>
+              <w:autoSpaceDE w:val="0"/>
+              <w:autoSpaceDN w:val="0"/>
+              <w:adjustRightInd w:val="0"/>
+              <w:spacing w:before="0" w:line="240" w:lineRule="auto"/>
+              <w:rPr>
+                <w:rFonts w:ascii="BRH Devanagari Extra" w:hAnsi="BRH Devanagari Extra" w:cs="BRH Devanagari Extra"/>
+                <w:sz w:val="32"/>
+                <w:szCs w:val="32"/>
+              </w:rPr>
+            </w:pPr>
+          </w:p>
+          <w:p>
+            <w:pPr>
+              <w:widowControl w:val="0"/>
+              <w:autoSpaceDE w:val="0"/>
+              <w:autoSpaceDN w:val="0"/>
+              <w:adjustRightInd w:val="0"/>
+              <w:spacing w:before="0" w:line="240" w:lineRule="auto"/>
+              <w:rPr>
+                <w:rFonts w:ascii="BRH Devanagari Extra" w:hAnsi="BRH Devanagari Extra" w:cs="BRH Devanagari Extra"/>
+                <w:sz w:val="32"/>
+                <w:szCs w:val="32"/>
+              </w:rPr>
+            </w:pPr>
+            <w:r>
+              <w:rPr>
+                <w:rFonts w:ascii="BRH Devanagari Extra" w:hAnsi="BRH Devanagari Extra" w:cs="BRH Devanagari Extra"/>
+                <w:sz w:val="32"/>
+                <w:szCs w:val="32"/>
+              </w:rPr>
+              <w:lastRenderedPageBreak/>
+              <w:t>(</w:t>
+            </w:r>
+            <w:proofErr w:type="gramStart"/>
+            <w:r>
+              <w:rPr>
+                <w:rFonts w:cs="BRH Devanagari Extra"/>
+                <w:szCs w:val="32"/>
+              </w:rPr>
+              <w:t>24</w:t>
+            </w:r>
+            <w:r>
+              <w:rPr>
+                <w:rFonts w:ascii="BRH Devanagari Extra" w:hAnsi="BRH Devanagari Extra" w:cs="BRH Devanagari Extra"/>
+                <w:sz w:val="32"/>
+                <w:szCs w:val="32"/>
+              </w:rPr>
+              <w:t>)</w:t>
+            </w:r>
+            <w:r>
+              <w:rPr>
+                <w:rFonts w:cs="BRH Devanagari Extra"/>
+                <w:szCs w:val="32"/>
+              </w:rPr>
+              <w:t>[</w:t>
+            </w:r>
+            <w:proofErr w:type="gramEnd"/>
+            <w:r>
+              <w:rPr>
+                <w:rFonts w:cs="BRH Devanagari Extra"/>
+                <w:szCs w:val="32"/>
+              </w:rPr>
+              <w:t>P36</w:t>
+            </w:r>
+            <w:r>
+              <w:rPr>
+                <w:rFonts w:ascii="BRH Devanagari Extra" w:hAnsi="BRH Devanagari Extra" w:cs="BRH Devanagari Extra"/>
+                <w:sz w:val="32"/>
+                <w:szCs w:val="32"/>
+              </w:rPr>
+              <w:t xml:space="preserve">] </w:t>
+            </w:r>
+            <w:r>
+              <w:rPr>
+                <w:rFonts w:cs="BRH Devanagari Extra"/>
+                <w:szCs w:val="32"/>
+              </w:rPr>
+              <w:t>7</w:t>
+            </w:r>
+            <w:r>
+              <w:rPr>
+                <w:rFonts w:ascii="BRH Devanagari Extra" w:hAnsi="BRH Devanagari Extra" w:cs="BRH Devanagari Extra"/>
+                <w:sz w:val="32"/>
+                <w:szCs w:val="32"/>
+              </w:rPr>
+              <w:t>.</w:t>
+            </w:r>
+            <w:r>
+              <w:rPr>
+                <w:rFonts w:cs="BRH Devanagari Extra"/>
+                <w:szCs w:val="32"/>
+              </w:rPr>
+              <w:t>4</w:t>
+            </w:r>
+            <w:r>
+              <w:rPr>
+                <w:rFonts w:ascii="BRH Devanagari Extra" w:hAnsi="BRH Devanagari Extra" w:cs="BRH Devanagari Extra"/>
+                <w:sz w:val="32"/>
+                <w:szCs w:val="32"/>
+              </w:rPr>
+              <w:t>.</w:t>
+            </w:r>
+            <w:r>
+              <w:rPr>
+                <w:rFonts w:cs="BRH Devanagari Extra"/>
+                <w:szCs w:val="32"/>
+              </w:rPr>
+              <w:t>11</w:t>
+            </w:r>
+            <w:r>
+              <w:rPr>
+                <w:rFonts w:ascii="BRH Devanagari Extra" w:hAnsi="BRH Devanagari Extra" w:cs="BRH Devanagari Extra"/>
+                <w:sz w:val="32"/>
+                <w:szCs w:val="32"/>
+              </w:rPr>
+              <w:t>.</w:t>
+            </w:r>
+            <w:r>
+              <w:rPr>
+                <w:rFonts w:cs="BRH Devanagari Extra"/>
+                <w:szCs w:val="32"/>
+              </w:rPr>
+              <w:t>3</w:t>
+            </w:r>
+            <w:r>
+              <w:rPr>
+                <w:rFonts w:ascii="BRH Devanagari Extra" w:hAnsi="BRH Devanagari Extra" w:cs="BRH Devanagari Extra"/>
+                <w:sz w:val="32"/>
+                <w:szCs w:val="32"/>
+              </w:rPr>
+              <w:t>(</w:t>
+            </w:r>
+            <w:r>
+              <w:rPr>
+                <w:rFonts w:cs="BRH Devanagari Extra"/>
+                <w:szCs w:val="32"/>
+              </w:rPr>
+              <w:t>20</w:t>
+            </w:r>
+            <w:r>
+              <w:rPr>
+                <w:rFonts w:ascii="BRH Devanagari Extra" w:hAnsi="BRH Devanagari Extra" w:cs="BRH Devanagari Extra"/>
+                <w:sz w:val="32"/>
+                <w:szCs w:val="32"/>
+              </w:rPr>
+              <w:t>)- E</w:t>
+            </w:r>
+            <w:r>
+              <w:rPr>
+                <w:rFonts w:ascii="BRH Malayalam Extra" w:hAnsi="BRH Malayalam Extra" w:cs="BRH Devanagari Extra"/>
+                <w:szCs w:val="32"/>
+              </w:rPr>
+              <w:t>–</w:t>
+            </w:r>
+            <w:r>
+              <w:rPr>
+                <w:rFonts w:ascii="BRH Devanagari Extra" w:hAnsi="BRH Devanagari Extra" w:cs="BRH Devanagari Extra"/>
+                <w:sz w:val="32"/>
+                <w:szCs w:val="32"/>
+              </w:rPr>
+              <w:t>pÉ</w:t>
+            </w:r>
+            <w:r>
+              <w:rPr>
+                <w:rFonts w:ascii="BRH Malayalam Extra" w:hAnsi="BRH Malayalam Extra" w:cs="BRH Devanagari Extra"/>
+                <w:szCs w:val="32"/>
+              </w:rPr>
+              <w:t>–</w:t>
+            </w:r>
+            <w:r>
+              <w:rPr>
+                <w:rFonts w:ascii="BRH Devanagari Extra" w:hAnsi="BRH Devanagari Extra" w:cs="BRH Devanagari Extra"/>
+                <w:sz w:val="32"/>
+                <w:szCs w:val="32"/>
+              </w:rPr>
+              <w:t>rÉ</w:t>
+            </w:r>
+            <w:r>
+              <w:rPr>
+                <w:rFonts w:ascii="BRH Devanagari Extra" w:hAnsi="BRH Devanagari Extra" w:cs="BRH Devanagari Extra"/>
+                <w:sz w:val="32"/>
+                <w:szCs w:val="32"/>
+                <w:highlight w:val="yellow"/>
+              </w:rPr>
+              <w:t>iÉÉ</w:t>
+            </w:r>
+            <w:r>
+              <w:rPr>
+                <w:rFonts w:ascii="BRH Devanagari Extra" w:hAnsi="BRH Devanagari Extra" w:cs="BRH Devanagari Extra"/>
+                <w:sz w:val="32"/>
+                <w:szCs w:val="32"/>
+              </w:rPr>
+              <w:t>ÿerÉÉåÌiÉwÉÉ | rÉ</w:t>
+            </w:r>
+            <w:r>
+              <w:rPr>
+                <w:rFonts w:ascii="BRH Malayalam Extra" w:hAnsi="BRH Malayalam Extra" w:cs="BRH Devanagari Extra"/>
+                <w:szCs w:val="32"/>
+              </w:rPr>
+              <w:t>–</w:t>
+            </w:r>
+            <w:r>
+              <w:rPr>
+                <w:rFonts w:ascii="BRH Devanagari Extra" w:hAnsi="BRH Devanagari Extra" w:cs="BRH Devanagari Extra"/>
+                <w:sz w:val="32"/>
+                <w:szCs w:val="32"/>
+              </w:rPr>
+              <w:t>ÎliÉ</w:t>
+            </w:r>
+            <w:r>
+              <w:rPr>
+                <w:rFonts w:ascii="BRH Malayalam Extra" w:hAnsi="BRH Malayalam Extra" w:cs="BRH Devanagari Extra"/>
+                <w:szCs w:val="32"/>
+              </w:rPr>
+              <w:t>–</w:t>
+            </w:r>
+            <w:r>
+              <w:rPr>
+                <w:rFonts w:ascii="BRH Devanagari Extra" w:hAnsi="BRH Devanagari Extra" w:cs="BRH Devanagari Extra"/>
+                <w:sz w:val="32"/>
+                <w:szCs w:val="32"/>
+              </w:rPr>
+              <w:t xml:space="preserve"> | </w:t>
+            </w:r>
+          </w:p>
+          <w:p>
+            <w:pPr>
+              <w:widowControl w:val="0"/>
+              <w:autoSpaceDE w:val="0"/>
+              <w:autoSpaceDN w:val="0"/>
+              <w:adjustRightInd w:val="0"/>
+              <w:spacing w:before="0" w:line="240" w:lineRule="auto"/>
+              <w:rPr>
+                <w:rFonts w:ascii="BRH Devanagari Extra" w:hAnsi="BRH Devanagari Extra" w:cs="BRH Devanagari Extra"/>
+                <w:sz w:val="32"/>
+                <w:szCs w:val="32"/>
+              </w:rPr>
+            </w:pPr>
+            <w:r>
+              <w:rPr>
+                <w:rFonts w:ascii="BRH Devanagari Extra" w:hAnsi="BRH Devanagari Extra" w:cs="BRH Devanagari Extra"/>
+                <w:sz w:val="32"/>
+                <w:szCs w:val="32"/>
+              </w:rPr>
+              <w:t>E</w:t>
+            </w:r>
+            <w:r>
+              <w:rPr>
+                <w:rFonts w:ascii="BRH Malayalam Extra" w:hAnsi="BRH Malayalam Extra" w:cs="BRH Devanagari Extra"/>
+                <w:szCs w:val="32"/>
+              </w:rPr>
+              <w:t>–</w:t>
+            </w:r>
+            <w:r>
+              <w:rPr>
+                <w:rFonts w:ascii="BRH Devanagari Extra" w:hAnsi="BRH Devanagari Extra" w:cs="BRH Devanagari Extra"/>
+                <w:sz w:val="32"/>
+                <w:szCs w:val="32"/>
+              </w:rPr>
+              <w:t>pÉ</w:t>
+            </w:r>
+            <w:r>
+              <w:rPr>
+                <w:rFonts w:ascii="BRH Malayalam Extra" w:hAnsi="BRH Malayalam Extra" w:cs="BRH Devanagari Extra"/>
+                <w:szCs w:val="32"/>
+              </w:rPr>
+              <w:t>–</w:t>
+            </w:r>
+            <w:r>
+              <w:rPr>
+                <w:rFonts w:ascii="BRH Devanagari Extra" w:hAnsi="BRH Devanagari Extra" w:cs="BRH Devanagari Extra"/>
+                <w:sz w:val="32"/>
+                <w:szCs w:val="32"/>
+              </w:rPr>
+              <w:t>rÉiÉþÈ |</w:t>
+            </w:r>
+          </w:p>
+          <w:p>
+            <w:pPr>
+              <w:widowControl w:val="0"/>
+              <w:autoSpaceDE w:val="0"/>
+              <w:autoSpaceDN w:val="0"/>
+              <w:adjustRightInd w:val="0"/>
+              <w:spacing w:before="0" w:line="240" w:lineRule="auto"/>
+              <w:rPr>
+                <w:rFonts w:ascii="BRH Devanagari Extra" w:hAnsi="BRH Devanagari Extra" w:cs="BRH Devanagari Extra"/>
+                <w:sz w:val="32"/>
+                <w:szCs w:val="32"/>
+              </w:rPr>
+            </w:pPr>
+            <w:r>
+              <w:rPr>
+                <w:rFonts w:ascii="BRH Devanagari Extra" w:hAnsi="BRH Devanagari Extra" w:cs="BRH Devanagari Extra"/>
+                <w:sz w:val="32"/>
+                <w:szCs w:val="32"/>
+              </w:rPr>
+              <w:t>E</w:t>
+            </w:r>
+            <w:r>
+              <w:rPr>
+                <w:rFonts w:ascii="BRH Malayalam Extra" w:hAnsi="BRH Malayalam Extra" w:cs="BRH Devanagari Extra"/>
+                <w:szCs w:val="32"/>
+              </w:rPr>
+              <w:t>–</w:t>
+            </w:r>
+            <w:r>
+              <w:rPr>
+                <w:rFonts w:ascii="BRH Devanagari Extra" w:hAnsi="BRH Devanagari Extra" w:cs="BRH Devanagari Extra"/>
+                <w:sz w:val="32"/>
+                <w:szCs w:val="32"/>
+              </w:rPr>
+              <w:t>pÉ</w:t>
+            </w:r>
+            <w:r>
+              <w:rPr>
+                <w:rFonts w:ascii="BRH Malayalam Extra" w:hAnsi="BRH Malayalam Extra" w:cs="BRH Devanagari Extra"/>
+                <w:szCs w:val="32"/>
+              </w:rPr>
+              <w:t>–</w:t>
+            </w:r>
+            <w:r>
+              <w:rPr>
+                <w:rFonts w:ascii="BRH Devanagari Extra" w:hAnsi="BRH Devanagari Extra" w:cs="BRH Devanagari Extra"/>
+                <w:sz w:val="32"/>
+                <w:szCs w:val="32"/>
+              </w:rPr>
+              <w:t>rÉ</w:t>
+            </w:r>
+            <w:r>
+              <w:rPr>
+                <w:rFonts w:ascii="BRH Devanagari Extra" w:hAnsi="BRH Devanagari Extra" w:cs="BRH Devanagari Extra"/>
+                <w:sz w:val="32"/>
+                <w:szCs w:val="32"/>
+                <w:highlight w:val="yellow"/>
+              </w:rPr>
+              <w:t>iÉ</w:t>
+            </w:r>
+            <w:r>
+              <w:rPr>
+                <w:rFonts w:ascii="BRH Devanagari Extra" w:hAnsi="BRH Devanagari Extra" w:cs="BRH Devanagari Extra"/>
+                <w:sz w:val="32"/>
+                <w:szCs w:val="32"/>
+              </w:rPr>
+              <w:t>ÉÿerÉÉåÌiÉwÉÉ rÉÎliÉ rÉlirÉÑpÉ</w:t>
+            </w:r>
+            <w:r>
+              <w:rPr>
+                <w:rFonts w:ascii="BRH Malayalam Extra" w:hAnsi="BRH Malayalam Extra" w:cs="BRH Devanagari Extra"/>
+                <w:szCs w:val="32"/>
+              </w:rPr>
+              <w:t>–</w:t>
+            </w:r>
+            <w:r>
+              <w:rPr>
+                <w:rFonts w:ascii="BRH Devanagari Extra" w:hAnsi="BRH Devanagari Extra" w:cs="BRH Devanagari Extra"/>
+                <w:sz w:val="32"/>
+                <w:szCs w:val="32"/>
+              </w:rPr>
+              <w:t>rÉ</w:t>
+            </w:r>
+            <w:r>
+              <w:rPr>
+                <w:rFonts w:ascii="BRH Devanagari Extra" w:hAnsi="BRH Devanagari Extra" w:cs="BRH Devanagari Extra"/>
+                <w:sz w:val="32"/>
+                <w:szCs w:val="32"/>
+                <w:highlight w:val="yellow"/>
+              </w:rPr>
+              <w:t>iÉ</w:t>
+            </w:r>
+            <w:r>
+              <w:rPr>
+                <w:rFonts w:ascii="BRH Devanagari Extra" w:hAnsi="BRH Devanagari Extra" w:cs="BRH Devanagari Extra"/>
+                <w:sz w:val="32"/>
+                <w:szCs w:val="32"/>
+              </w:rPr>
+              <w:t>ÉÿerÉÉåÌiÉ wÉÉåpÉ</w:t>
+            </w:r>
+            <w:r>
+              <w:rPr>
+                <w:rFonts w:ascii="BRH Malayalam Extra" w:hAnsi="BRH Malayalam Extra" w:cs="BRH Devanagari Extra"/>
+                <w:szCs w:val="32"/>
+              </w:rPr>
+              <w:t>–</w:t>
+            </w:r>
+            <w:r>
+              <w:rPr>
+                <w:rFonts w:ascii="BRH Devanagari Extra" w:hAnsi="BRH Devanagari Extra" w:cs="BRH Devanagari Extra"/>
+                <w:sz w:val="32"/>
+                <w:szCs w:val="32"/>
+              </w:rPr>
+              <w:t>rÉ</w:t>
+            </w:r>
+            <w:r>
+              <w:rPr>
+                <w:rFonts w:ascii="BRH Devanagari Extra" w:hAnsi="BRH Devanagari Extra" w:cs="BRH Devanagari Extra"/>
+                <w:sz w:val="32"/>
+                <w:szCs w:val="32"/>
+                <w:highlight w:val="yellow"/>
+              </w:rPr>
+              <w:t>iÉ</w:t>
+            </w:r>
+            <w:r>
+              <w:rPr>
+                <w:rFonts w:ascii="BRH Devanagari Extra" w:hAnsi="BRH Devanagari Extra" w:cs="BRH Devanagari Extra"/>
+                <w:sz w:val="32"/>
+                <w:szCs w:val="32"/>
+              </w:rPr>
+              <w:t>ÉÿerÉÉåÌiÉwÉÉ rÉlirÉÑpÉ</w:t>
+            </w:r>
+            <w:r>
+              <w:rPr>
+                <w:rFonts w:ascii="BRH Malayalam Extra" w:hAnsi="BRH Malayalam Extra" w:cs="BRH Devanagari Extra"/>
+                <w:szCs w:val="32"/>
+              </w:rPr>
+              <w:t>–</w:t>
+            </w:r>
+            <w:r>
+              <w:rPr>
+                <w:rFonts w:ascii="BRH Devanagari Extra" w:hAnsi="BRH Devanagari Extra" w:cs="BRH Devanagari Extra"/>
+                <w:sz w:val="32"/>
+                <w:szCs w:val="32"/>
+              </w:rPr>
+              <w:t>rÉiÉþ EpÉ</w:t>
+            </w:r>
+            <w:r>
+              <w:rPr>
+                <w:rFonts w:ascii="BRH Malayalam Extra" w:hAnsi="BRH Malayalam Extra" w:cs="BRH Devanagari Extra"/>
+                <w:szCs w:val="32"/>
+              </w:rPr>
+              <w:t>–</w:t>
+            </w:r>
+            <w:r>
+              <w:rPr>
+                <w:rFonts w:ascii="BRH Devanagari Extra" w:hAnsi="BRH Devanagari Extra" w:cs="BRH Devanagari Extra"/>
+                <w:sz w:val="32"/>
+                <w:szCs w:val="32"/>
+              </w:rPr>
+              <w:t>rÉiÉÉåþ rÉlirÉÑpÉ</w:t>
+            </w:r>
+            <w:r>
+              <w:rPr>
+                <w:rFonts w:ascii="BRH Malayalam Extra" w:hAnsi="BRH Malayalam Extra" w:cs="BRH Devanagari Extra"/>
+                <w:szCs w:val="32"/>
+              </w:rPr>
+              <w:t>–</w:t>
+            </w:r>
+            <w:r>
+              <w:rPr>
+                <w:rFonts w:ascii="BRH Devanagari Extra" w:hAnsi="BRH Devanagari Extra" w:cs="BRH Devanagari Extra"/>
+                <w:sz w:val="32"/>
+                <w:szCs w:val="32"/>
+              </w:rPr>
+              <w:t>rÉ</w:t>
+            </w:r>
+            <w:r>
+              <w:rPr>
+                <w:rFonts w:ascii="BRH Devanagari Extra" w:hAnsi="BRH Devanagari Extra" w:cs="BRH Devanagari Extra"/>
+                <w:sz w:val="32"/>
+                <w:szCs w:val="32"/>
+                <w:highlight w:val="yellow"/>
+              </w:rPr>
+              <w:t>iÉÉ</w:t>
+            </w:r>
+            <w:r>
+              <w:rPr>
+                <w:rFonts w:ascii="BRH Devanagari Extra" w:hAnsi="BRH Devanagari Extra" w:cs="BRH Devanagari Extra"/>
+                <w:sz w:val="32"/>
+                <w:szCs w:val="32"/>
+              </w:rPr>
+              <w:t>ÿerÉÉåÌiÉ wÉÉåpÉ</w:t>
+            </w:r>
+            <w:r>
+              <w:rPr>
+                <w:rFonts w:ascii="BRH Malayalam Extra" w:hAnsi="BRH Malayalam Extra" w:cs="BRH Devanagari Extra"/>
+                <w:szCs w:val="32"/>
+              </w:rPr>
+              <w:t>–</w:t>
+            </w:r>
+            <w:r>
+              <w:rPr>
+                <w:rFonts w:ascii="BRH Devanagari Extra" w:hAnsi="BRH Devanagari Extra" w:cs="BRH Devanagari Extra"/>
+                <w:sz w:val="32"/>
+                <w:szCs w:val="32"/>
+              </w:rPr>
+              <w:t>rÉ</w:t>
+            </w:r>
+            <w:r>
+              <w:rPr>
+                <w:rFonts w:ascii="BRH Devanagari Extra" w:hAnsi="BRH Devanagari Extra" w:cs="BRH Devanagari Extra"/>
+                <w:sz w:val="32"/>
+                <w:szCs w:val="32"/>
+                <w:highlight w:val="yellow"/>
+              </w:rPr>
+              <w:t>iÉÉ</w:t>
+            </w:r>
+            <w:r>
+              <w:rPr>
+                <w:rFonts w:ascii="BRH Devanagari Extra" w:hAnsi="BRH Devanagari Extra" w:cs="BRH Devanagari Extra"/>
+                <w:sz w:val="32"/>
+                <w:szCs w:val="32"/>
+              </w:rPr>
+              <w:t>ÿerÉÉåÌiÉwÉÉ rÉlirÉÑpÉ</w:t>
+            </w:r>
+            <w:r>
+              <w:rPr>
+                <w:rFonts w:ascii="BRH Malayalam Extra" w:hAnsi="BRH Malayalam Extra" w:cs="BRH Devanagari Extra"/>
+                <w:szCs w:val="32"/>
+              </w:rPr>
+              <w:t>–</w:t>
+            </w:r>
+            <w:r>
+              <w:rPr>
+                <w:rFonts w:ascii="BRH Devanagari Extra" w:hAnsi="BRH Devanagari Extra" w:cs="BRH Devanagari Extra"/>
+                <w:sz w:val="32"/>
+                <w:szCs w:val="32"/>
+              </w:rPr>
+              <w:t xml:space="preserve">rÉiÉþÈ | </w:t>
+            </w:r>
+          </w:p>
+          <w:p>
+            <w:pPr>
+              <w:widowControl w:val="0"/>
+              <w:autoSpaceDE w:val="0"/>
+              <w:autoSpaceDN w:val="0"/>
+              <w:adjustRightInd w:val="0"/>
+              <w:spacing w:before="0" w:line="240" w:lineRule="auto"/>
+              <w:rPr>
+                <w:rFonts w:ascii="BRH Devanagari Extra" w:hAnsi="BRH Devanagari Extra" w:cs="BRH Devanagari Extra"/>
+                <w:sz w:val="32"/>
+                <w:szCs w:val="32"/>
+              </w:rPr>
+            </w:pPr>
+            <w:r>
+              <w:rPr>
+                <w:rFonts w:ascii="BRH Devanagari Extra" w:hAnsi="BRH Devanagari Extra" w:cs="BRH Devanagari Extra"/>
+                <w:sz w:val="32"/>
+                <w:szCs w:val="32"/>
+              </w:rPr>
+              <w:t>(</w:t>
+            </w:r>
+            <w:proofErr w:type="gramStart"/>
+            <w:r>
+              <w:rPr>
+                <w:rFonts w:cs="BRH Devanagari Extra"/>
+                <w:szCs w:val="32"/>
+              </w:rPr>
+              <w:t>25</w:t>
+            </w:r>
+            <w:r>
+              <w:rPr>
+                <w:rFonts w:ascii="BRH Devanagari Extra" w:hAnsi="BRH Devanagari Extra" w:cs="BRH Devanagari Extra"/>
+                <w:sz w:val="32"/>
+                <w:szCs w:val="32"/>
+              </w:rPr>
+              <w:t>)</w:t>
+            </w:r>
+            <w:r>
+              <w:rPr>
+                <w:rFonts w:cs="BRH Devanagari Extra"/>
+                <w:szCs w:val="32"/>
+              </w:rPr>
+              <w:t>[</w:t>
+            </w:r>
+            <w:proofErr w:type="gramEnd"/>
+            <w:r>
+              <w:rPr>
+                <w:rFonts w:cs="BRH Devanagari Extra"/>
+                <w:szCs w:val="32"/>
+              </w:rPr>
+              <w:t>P36</w:t>
+            </w:r>
+            <w:r>
+              <w:rPr>
+                <w:rFonts w:ascii="BRH Devanagari Extra" w:hAnsi="BRH Devanagari Extra" w:cs="BRH Devanagari Extra"/>
+                <w:sz w:val="32"/>
+                <w:szCs w:val="32"/>
+              </w:rPr>
+              <w:t xml:space="preserve">] </w:t>
+            </w:r>
+            <w:r>
+              <w:rPr>
+                <w:rFonts w:cs="BRH Devanagari Extra"/>
+                <w:szCs w:val="32"/>
+              </w:rPr>
+              <w:t>7</w:t>
+            </w:r>
+            <w:r>
+              <w:rPr>
+                <w:rFonts w:ascii="BRH Devanagari Extra" w:hAnsi="BRH Devanagari Extra" w:cs="BRH Devanagari Extra"/>
+                <w:sz w:val="32"/>
+                <w:szCs w:val="32"/>
+              </w:rPr>
+              <w:t>.</w:t>
+            </w:r>
+            <w:r>
+              <w:rPr>
+                <w:rFonts w:cs="BRH Devanagari Extra"/>
+                <w:szCs w:val="32"/>
+              </w:rPr>
+              <w:t>4</w:t>
+            </w:r>
+            <w:r>
+              <w:rPr>
+                <w:rFonts w:ascii="BRH Devanagari Extra" w:hAnsi="BRH Devanagari Extra" w:cs="BRH Devanagari Extra"/>
+                <w:sz w:val="32"/>
+                <w:szCs w:val="32"/>
+              </w:rPr>
+              <w:t>.</w:t>
+            </w:r>
+            <w:r>
+              <w:rPr>
+                <w:rFonts w:cs="BRH Devanagari Extra"/>
+                <w:szCs w:val="32"/>
+              </w:rPr>
+              <w:t>11</w:t>
+            </w:r>
+            <w:r>
+              <w:rPr>
+                <w:rFonts w:ascii="BRH Devanagari Extra" w:hAnsi="BRH Devanagari Extra" w:cs="BRH Devanagari Extra"/>
+                <w:sz w:val="32"/>
+                <w:szCs w:val="32"/>
+              </w:rPr>
+              <w:t>.</w:t>
+            </w:r>
+            <w:r>
+              <w:rPr>
+                <w:rFonts w:cs="BRH Devanagari Extra"/>
+                <w:szCs w:val="32"/>
+              </w:rPr>
+              <w:t>3</w:t>
+            </w:r>
+            <w:r>
+              <w:rPr>
+                <w:rFonts w:ascii="BRH Devanagari Extra" w:hAnsi="BRH Devanagari Extra" w:cs="BRH Devanagari Extra"/>
+                <w:sz w:val="32"/>
+                <w:szCs w:val="32"/>
+              </w:rPr>
+              <w:t>(</w:t>
+            </w:r>
+            <w:r>
+              <w:rPr>
+                <w:rFonts w:cs="BRH Devanagari Extra"/>
+                <w:szCs w:val="32"/>
+              </w:rPr>
+              <w:t>20</w:t>
+            </w:r>
+            <w:r>
+              <w:rPr>
+                <w:rFonts w:ascii="BRH Devanagari Extra" w:hAnsi="BRH Devanagari Extra" w:cs="BRH Devanagari Extra"/>
+                <w:sz w:val="32"/>
+                <w:szCs w:val="32"/>
+              </w:rPr>
+              <w:t>)- E</w:t>
+            </w:r>
+            <w:r>
+              <w:rPr>
+                <w:rFonts w:ascii="BRH Malayalam Extra" w:hAnsi="BRH Malayalam Extra" w:cs="BRH Devanagari Extra"/>
+                <w:szCs w:val="32"/>
+              </w:rPr>
+              <w:t>–</w:t>
+            </w:r>
+            <w:r>
+              <w:rPr>
+                <w:rFonts w:ascii="BRH Devanagari Extra" w:hAnsi="BRH Devanagari Extra" w:cs="BRH Devanagari Extra"/>
+                <w:sz w:val="32"/>
+                <w:szCs w:val="32"/>
+              </w:rPr>
+              <w:t>pÉ</w:t>
+            </w:r>
+            <w:r>
+              <w:rPr>
+                <w:rFonts w:ascii="BRH Malayalam Extra" w:hAnsi="BRH Malayalam Extra" w:cs="BRH Devanagari Extra"/>
+                <w:szCs w:val="32"/>
+              </w:rPr>
+              <w:t>–</w:t>
+            </w:r>
+            <w:r>
+              <w:rPr>
+                <w:rFonts w:ascii="BRH Devanagari Extra" w:hAnsi="BRH Devanagari Extra" w:cs="BRH Devanagari Extra"/>
+                <w:sz w:val="32"/>
+                <w:szCs w:val="32"/>
+              </w:rPr>
+              <w:t>rÉ</w:t>
+            </w:r>
+            <w:r>
+              <w:rPr>
+                <w:rFonts w:ascii="BRH Devanagari Extra" w:hAnsi="BRH Devanagari Extra" w:cs="BRH Devanagari Extra"/>
+                <w:sz w:val="32"/>
+                <w:szCs w:val="32"/>
+                <w:highlight w:val="yellow"/>
+              </w:rPr>
+              <w:t>iÉ</w:t>
+            </w:r>
+            <w:r>
+              <w:rPr>
+                <w:rFonts w:ascii="BRH Devanagari Extra" w:hAnsi="BRH Devanagari Extra" w:cs="BRH Devanagari Extra"/>
+                <w:sz w:val="32"/>
+                <w:szCs w:val="32"/>
+              </w:rPr>
+              <w:t>ÉÿerÉÉåÌiÉwÉÉ |</w:t>
+            </w:r>
+          </w:p>
+          <w:p>
+            <w:pPr>
+              <w:widowControl w:val="0"/>
+              <w:autoSpaceDE w:val="0"/>
+              <w:autoSpaceDN w:val="0"/>
+              <w:adjustRightInd w:val="0"/>
+              <w:spacing w:before="0" w:line="240" w:lineRule="auto"/>
+              <w:rPr>
+                <w:rFonts w:ascii="BRH Devanagari Extra" w:hAnsi="BRH Devanagari Extra" w:cs="BRH Devanagari Extra"/>
+                <w:sz w:val="32"/>
+                <w:szCs w:val="32"/>
+              </w:rPr>
+            </w:pPr>
+            <w:r>
+              <w:rPr>
+                <w:rFonts w:ascii="BRH Devanagari Extra" w:hAnsi="BRH Devanagari Extra" w:cs="BRH Devanagari Extra"/>
+                <w:sz w:val="32"/>
+                <w:szCs w:val="32"/>
+              </w:rPr>
+              <w:t>E</w:t>
+            </w:r>
+            <w:r>
+              <w:rPr>
+                <w:rFonts w:ascii="BRH Malayalam Extra" w:hAnsi="BRH Malayalam Extra" w:cs="BRH Devanagari Extra"/>
+                <w:szCs w:val="32"/>
+              </w:rPr>
+              <w:t>–</w:t>
+            </w:r>
+            <w:r>
+              <w:rPr>
+                <w:rFonts w:ascii="BRH Devanagari Extra" w:hAnsi="BRH Devanagari Extra" w:cs="BRH Devanagari Extra"/>
+                <w:sz w:val="32"/>
+                <w:szCs w:val="32"/>
+              </w:rPr>
+              <w:t>pÉ</w:t>
+            </w:r>
+            <w:r>
+              <w:rPr>
+                <w:rFonts w:ascii="BRH Malayalam Extra" w:hAnsi="BRH Malayalam Extra" w:cs="BRH Devanagari Extra"/>
+                <w:szCs w:val="32"/>
+              </w:rPr>
+              <w:t>–</w:t>
+            </w:r>
+            <w:r>
+              <w:rPr>
+                <w:rFonts w:ascii="BRH Devanagari Extra" w:hAnsi="BRH Devanagari Extra" w:cs="BRH Devanagari Extra"/>
+                <w:sz w:val="32"/>
+                <w:szCs w:val="32"/>
+              </w:rPr>
+              <w:t>rÉ</w:t>
+            </w:r>
+            <w:r>
+              <w:rPr>
+                <w:rFonts w:ascii="BRH Devanagari Extra" w:hAnsi="BRH Devanagari Extra" w:cs="BRH Devanagari Extra"/>
+                <w:sz w:val="32"/>
+                <w:szCs w:val="32"/>
+                <w:highlight w:val="yellow"/>
+              </w:rPr>
+              <w:t>iÉÉ</w:t>
+            </w:r>
+            <w:r>
+              <w:rPr>
+                <w:rFonts w:ascii="BRH Devanagari Extra" w:hAnsi="BRH Devanagari Extra" w:cs="BRH Devanagari Extra"/>
+                <w:sz w:val="32"/>
+                <w:szCs w:val="32"/>
+              </w:rPr>
+              <w:t>ÿerÉÉåÌiÉ</w:t>
+            </w:r>
+            <w:r>
+              <w:rPr>
+                <w:rFonts w:ascii="BRH Malayalam Extra" w:hAnsi="BRH Malayalam Extra" w:cs="BRH Devanagari Extra"/>
+                <w:szCs w:val="32"/>
+              </w:rPr>
+              <w:t>–</w:t>
+            </w:r>
+            <w:r>
+              <w:rPr>
+                <w:rFonts w:ascii="BRH Devanagari Extra" w:hAnsi="BRH Devanagari Extra" w:cs="BRH Devanagari Extra"/>
+                <w:sz w:val="32"/>
+                <w:szCs w:val="32"/>
+              </w:rPr>
+              <w:t>wÉåirÉÑþpÉ</w:t>
+            </w:r>
+            <w:r>
+              <w:rPr>
+                <w:rFonts w:ascii="BRH Malayalam Extra" w:hAnsi="BRH Malayalam Extra" w:cs="BRH Devanagari Extra"/>
+                <w:szCs w:val="32"/>
+              </w:rPr>
+              <w:t>–</w:t>
+            </w:r>
+            <w:r>
+              <w:rPr>
+                <w:rFonts w:ascii="BRH Devanagari Extra" w:hAnsi="BRH Devanagari Extra" w:cs="BRH Devanagari Extra"/>
+                <w:sz w:val="32"/>
+                <w:szCs w:val="32"/>
+              </w:rPr>
+              <w:t>rÉiÉþÈ - erÉÉå</w:t>
+            </w:r>
+            <w:r>
+              <w:rPr>
+                <w:rFonts w:ascii="BRH Malayalam Extra" w:hAnsi="BRH Malayalam Extra" w:cs="BRH Devanagari Extra"/>
+                <w:szCs w:val="32"/>
+              </w:rPr>
+              <w:t>–</w:t>
+            </w:r>
+            <w:r>
+              <w:rPr>
+                <w:rFonts w:ascii="BRH Devanagari Extra" w:hAnsi="BRH Devanagari Extra" w:cs="BRH Devanagari Extra"/>
+                <w:sz w:val="32"/>
+                <w:szCs w:val="32"/>
+              </w:rPr>
+              <w:t>ÌiÉ</w:t>
+            </w:r>
+            <w:r>
+              <w:rPr>
+                <w:rFonts w:ascii="BRH Malayalam Extra" w:hAnsi="BRH Malayalam Extra" w:cs="BRH Devanagari Extra"/>
+                <w:szCs w:val="32"/>
+              </w:rPr>
+              <w:t>–</w:t>
+            </w:r>
+            <w:r>
+              <w:rPr>
+                <w:rFonts w:ascii="BRH Devanagari Extra" w:hAnsi="BRH Devanagari Extra" w:cs="BRH Devanagari Extra"/>
+                <w:sz w:val="32"/>
+                <w:szCs w:val="32"/>
+              </w:rPr>
+              <w:t>wÉÉ</w:t>
+            </w:r>
+            <w:r>
+              <w:rPr>
+                <w:rFonts w:ascii="BRH Malayalam Extra" w:hAnsi="BRH Malayalam Extra" w:cs="BRH Devanagari Extra"/>
+                <w:szCs w:val="32"/>
+              </w:rPr>
+              <w:t>–</w:t>
+            </w:r>
+            <w:r>
+              <w:rPr>
+                <w:rFonts w:ascii="BRH Devanagari Extra" w:hAnsi="BRH Devanagari Extra" w:cs="BRH Devanagari Extra"/>
+                <w:sz w:val="32"/>
+                <w:szCs w:val="32"/>
+              </w:rPr>
+              <w:t xml:space="preserve"> | </w:t>
+            </w:r>
+          </w:p>
+        </w:tc>
+        <w:tc>
+          <w:tcPr>
+            <w:tcW w:w="7230" w:type="dxa"/>
+          </w:tcPr>
+          <w:p>
+            <w:pPr>
+              <w:widowControl w:val="0"/>
+              <w:autoSpaceDE w:val="0"/>
+              <w:autoSpaceDN w:val="0"/>
+              <w:adjustRightInd w:val="0"/>
+              <w:spacing w:before="0" w:line="240" w:lineRule="auto"/>
+              <w:rPr>
+                <w:rFonts w:ascii="BRH Devanagari Extra" w:hAnsi="BRH Devanagari Extra" w:cs="BRH Devanagari Extra"/>
+                <w:sz w:val="32"/>
+                <w:szCs w:val="32"/>
+              </w:rPr>
+            </w:pPr>
+            <w:r>
+              <w:rPr>
+                <w:rFonts w:ascii="BRH Devanagari Extra" w:hAnsi="BRH Devanagari Extra" w:cs="BRH Devanagari Extra"/>
+                <w:sz w:val="32"/>
+                <w:szCs w:val="32"/>
+              </w:rPr>
+              <w:lastRenderedPageBreak/>
+              <w:t>(</w:t>
+            </w:r>
+            <w:proofErr w:type="gramStart"/>
+            <w:r>
+              <w:rPr>
+                <w:rFonts w:cs="BRH Devanagari Extra"/>
+                <w:szCs w:val="32"/>
+              </w:rPr>
+              <w:t>22</w:t>
+            </w:r>
+            <w:r>
+              <w:rPr>
+                <w:rFonts w:ascii="BRH Devanagari Extra" w:hAnsi="BRH Devanagari Extra" w:cs="BRH Devanagari Extra"/>
+                <w:sz w:val="32"/>
+                <w:szCs w:val="32"/>
+              </w:rPr>
+              <w:t>)</w:t>
+            </w:r>
+            <w:r>
+              <w:rPr>
+                <w:rFonts w:cs="BRH Devanagari Extra"/>
+                <w:szCs w:val="32"/>
+              </w:rPr>
+              <w:t>[</w:t>
+            </w:r>
+            <w:proofErr w:type="gramEnd"/>
+            <w:r>
+              <w:rPr>
+                <w:rFonts w:cs="BRH Devanagari Extra"/>
+                <w:szCs w:val="32"/>
+              </w:rPr>
+              <w:t>P36</w:t>
+            </w:r>
+            <w:r>
+              <w:rPr>
+                <w:rFonts w:ascii="BRH Devanagari Extra" w:hAnsi="BRH Devanagari Extra" w:cs="BRH Devanagari Extra"/>
+                <w:sz w:val="32"/>
+                <w:szCs w:val="32"/>
+              </w:rPr>
+              <w:t xml:space="preserve">] </w:t>
+            </w:r>
+            <w:r>
+              <w:rPr>
+                <w:rFonts w:cs="BRH Devanagari Extra"/>
+                <w:szCs w:val="32"/>
+              </w:rPr>
+              <w:t>7</w:t>
+            </w:r>
+            <w:r>
+              <w:rPr>
+                <w:rFonts w:ascii="BRH Devanagari Extra" w:hAnsi="BRH Devanagari Extra" w:cs="BRH Devanagari Extra"/>
+                <w:sz w:val="32"/>
+                <w:szCs w:val="32"/>
+              </w:rPr>
+              <w:t>.</w:t>
+            </w:r>
+            <w:r>
+              <w:rPr>
+                <w:rFonts w:cs="BRH Devanagari Extra"/>
+                <w:szCs w:val="32"/>
+              </w:rPr>
+              <w:t>4</w:t>
+            </w:r>
+            <w:r>
+              <w:rPr>
+                <w:rFonts w:ascii="BRH Devanagari Extra" w:hAnsi="BRH Devanagari Extra" w:cs="BRH Devanagari Extra"/>
+                <w:sz w:val="32"/>
+                <w:szCs w:val="32"/>
+              </w:rPr>
+              <w:t>.</w:t>
+            </w:r>
+            <w:r>
+              <w:rPr>
+                <w:rFonts w:cs="BRH Devanagari Extra"/>
+                <w:szCs w:val="32"/>
+              </w:rPr>
+              <w:t>11</w:t>
+            </w:r>
+            <w:r>
+              <w:rPr>
+                <w:rFonts w:ascii="BRH Devanagari Extra" w:hAnsi="BRH Devanagari Extra" w:cs="BRH Devanagari Extra"/>
+                <w:sz w:val="32"/>
+                <w:szCs w:val="32"/>
+              </w:rPr>
+              <w:t>.</w:t>
+            </w:r>
+            <w:r>
+              <w:rPr>
+                <w:rFonts w:cs="BRH Devanagari Extra"/>
+                <w:szCs w:val="32"/>
+              </w:rPr>
+              <w:t>3</w:t>
+            </w:r>
+            <w:r>
+              <w:rPr>
+                <w:rFonts w:ascii="BRH Devanagari Extra" w:hAnsi="BRH Devanagari Extra" w:cs="BRH Devanagari Extra"/>
+                <w:sz w:val="32"/>
+                <w:szCs w:val="32"/>
+              </w:rPr>
+              <w:t>(</w:t>
+            </w:r>
+            <w:r>
+              <w:rPr>
+                <w:rFonts w:cs="BRH Devanagari Extra"/>
+                <w:szCs w:val="32"/>
+              </w:rPr>
+              <w:t>18</w:t>
+            </w:r>
+            <w:r>
+              <w:rPr>
+                <w:rFonts w:ascii="BRH Devanagari Extra" w:hAnsi="BRH Devanagari Extra" w:cs="BRH Devanagari Extra"/>
+                <w:sz w:val="32"/>
+                <w:szCs w:val="32"/>
+              </w:rPr>
+              <w:t>)- mÉëÌiÉþ | ÌiÉ</w:t>
+            </w:r>
+            <w:r>
+              <w:rPr>
+                <w:rFonts w:ascii="BRH Malayalam Extra" w:hAnsi="BRH Malayalam Extra" w:cs="BRH Devanagari Extra"/>
+                <w:szCs w:val="32"/>
+              </w:rPr>
+              <w:t>–</w:t>
+            </w:r>
+            <w:r>
+              <w:rPr>
+                <w:rFonts w:ascii="BRH Devanagari Extra" w:hAnsi="BRH Devanagari Extra" w:cs="BRH Devanagari Extra"/>
+                <w:sz w:val="32"/>
+                <w:szCs w:val="32"/>
+              </w:rPr>
+              <w:t>¸</w:t>
+            </w:r>
+            <w:r>
+              <w:rPr>
+                <w:rFonts w:ascii="BRH Malayalam Extra" w:hAnsi="BRH Malayalam Extra" w:cs="BRH Devanagari Extra"/>
+                <w:szCs w:val="32"/>
+              </w:rPr>
+              <w:t>–</w:t>
+            </w:r>
+            <w:r>
+              <w:rPr>
+                <w:rFonts w:ascii="BRH Devanagari Extra" w:hAnsi="BRH Devanagari Extra" w:cs="BRH Devanagari Extra"/>
+                <w:sz w:val="32"/>
+                <w:szCs w:val="32"/>
+              </w:rPr>
+              <w:t>ÎliÉ</w:t>
+            </w:r>
+            <w:r>
+              <w:rPr>
+                <w:rFonts w:ascii="BRH Malayalam Extra" w:hAnsi="BRH Malayalam Extra" w:cs="BRH Devanagari Extra"/>
+                <w:szCs w:val="32"/>
+              </w:rPr>
+              <w:t>–</w:t>
+            </w:r>
+            <w:r>
+              <w:rPr>
+                <w:rFonts w:ascii="BRH Devanagari Extra" w:hAnsi="BRH Devanagari Extra" w:cs="BRH Devanagari Extra"/>
+                <w:sz w:val="32"/>
+                <w:szCs w:val="32"/>
+              </w:rPr>
+              <w:t xml:space="preserve"> | E</w:t>
+            </w:r>
+            <w:r>
+              <w:rPr>
+                <w:rFonts w:ascii="BRH Malayalam Extra" w:hAnsi="BRH Malayalam Extra" w:cs="BRH Devanagari Extra"/>
+                <w:szCs w:val="32"/>
+              </w:rPr>
+              <w:t>–</w:t>
+            </w:r>
+            <w:r>
+              <w:rPr>
+                <w:rFonts w:ascii="BRH Devanagari Extra" w:hAnsi="BRH Devanagari Extra" w:cs="BRH Devanagari Extra"/>
+                <w:sz w:val="32"/>
+                <w:szCs w:val="32"/>
+              </w:rPr>
+              <w:t>pÉ</w:t>
+            </w:r>
+            <w:r>
+              <w:rPr>
+                <w:rFonts w:ascii="BRH Malayalam Extra" w:hAnsi="BRH Malayalam Extra" w:cs="BRH Devanagari Extra"/>
+                <w:szCs w:val="32"/>
+              </w:rPr>
+              <w:t>–</w:t>
+            </w:r>
+            <w:r>
+              <w:rPr>
+                <w:rFonts w:ascii="BRH Devanagari Extra" w:hAnsi="BRH Devanagari Extra" w:cs="BRH Devanagari Extra"/>
+                <w:sz w:val="32"/>
+                <w:szCs w:val="32"/>
+              </w:rPr>
+              <w:t>rÉ</w:t>
+            </w:r>
+            <w:r>
+              <w:rPr>
+                <w:rFonts w:ascii="BRH Devanagari Extra" w:hAnsi="BRH Devanagari Extra" w:cs="BRH Devanagari Extra"/>
+                <w:sz w:val="32"/>
+                <w:szCs w:val="32"/>
+                <w:highlight w:val="green"/>
+              </w:rPr>
+              <w:t>iÉÉ</w:t>
+            </w:r>
+            <w:r>
+              <w:rPr>
+                <w:rFonts w:ascii="BRH Devanagari Extra" w:hAnsi="BRH Devanagari Extra" w:cs="BRH Devanagari Extra"/>
+                <w:sz w:val="32"/>
+                <w:szCs w:val="32"/>
+              </w:rPr>
+              <w:t>åÿerÉÉåÌiÉwÉÉ |</w:t>
+            </w:r>
+          </w:p>
+          <w:p>
+            <w:pPr>
+              <w:widowControl w:val="0"/>
+              <w:autoSpaceDE w:val="0"/>
+              <w:autoSpaceDN w:val="0"/>
+              <w:adjustRightInd w:val="0"/>
+              <w:spacing w:before="0" w:line="240" w:lineRule="auto"/>
+              <w:rPr>
+                <w:rFonts w:ascii="BRH Devanagari Extra" w:hAnsi="BRH Devanagari Extra" w:cs="BRH Devanagari Extra"/>
+                <w:sz w:val="32"/>
+                <w:szCs w:val="32"/>
+              </w:rPr>
+            </w:pPr>
+            <w:r>
+              <w:rPr>
+                <w:rFonts w:ascii="BRH Devanagari Extra" w:hAnsi="BRH Devanagari Extra" w:cs="BRH Devanagari Extra"/>
+                <w:sz w:val="32"/>
+                <w:szCs w:val="32"/>
+              </w:rPr>
+              <w:t>mÉëÌiÉþ ÌiÉ¸ÎliÉ ÌiÉ¸ÎliÉ</w:t>
+            </w:r>
+            <w:r>
+              <w:rPr>
+                <w:rFonts w:ascii="BRH Malayalam Extra" w:hAnsi="BRH Malayalam Extra" w:cs="BRH Devanagari Extra"/>
+                <w:szCs w:val="32"/>
+              </w:rPr>
+              <w:t>–</w:t>
+            </w:r>
+            <w:r>
+              <w:rPr>
+                <w:rFonts w:ascii="BRH Devanagari Extra" w:hAnsi="BRH Devanagari Extra" w:cs="BRH Devanagari Extra"/>
+                <w:sz w:val="32"/>
+                <w:szCs w:val="32"/>
+              </w:rPr>
+              <w:t xml:space="preserve"> mÉëÌiÉ</w:t>
+            </w:r>
+            <w:r>
+              <w:rPr>
+                <w:rFonts w:ascii="BRH Malayalam Extra" w:hAnsi="BRH Malayalam Extra" w:cs="BRH Devanagari Extra"/>
+                <w:szCs w:val="32"/>
+              </w:rPr>
+              <w:t>–</w:t>
+            </w:r>
+            <w:r>
+              <w:rPr>
+                <w:rFonts w:ascii="BRH Devanagari Extra" w:hAnsi="BRH Devanagari Extra" w:cs="BRH Devanagari Extra"/>
+                <w:sz w:val="32"/>
+                <w:szCs w:val="32"/>
+              </w:rPr>
+              <w:t xml:space="preserve"> mÉëÌiÉþ ÌiÉ¸ lirÉÑpÉ</w:t>
+            </w:r>
+            <w:r>
+              <w:rPr>
+                <w:rFonts w:ascii="BRH Malayalam Extra" w:hAnsi="BRH Malayalam Extra" w:cs="BRH Devanagari Extra"/>
+                <w:szCs w:val="32"/>
+              </w:rPr>
+              <w:t>–</w:t>
+            </w:r>
+            <w:r>
+              <w:rPr>
+                <w:rFonts w:ascii="BRH Devanagari Extra" w:hAnsi="BRH Devanagari Extra" w:cs="BRH Devanagari Extra"/>
+                <w:sz w:val="32"/>
+                <w:szCs w:val="32"/>
+              </w:rPr>
+              <w:t>rÉ</w:t>
+            </w:r>
+            <w:r>
+              <w:rPr>
+                <w:rFonts w:ascii="BRH Devanagari Extra" w:hAnsi="BRH Devanagari Extra" w:cs="BRH Devanagari Extra"/>
+                <w:sz w:val="32"/>
+                <w:szCs w:val="32"/>
+                <w:highlight w:val="green"/>
+              </w:rPr>
+              <w:t>iÉÉ</w:t>
+            </w:r>
+            <w:r>
+              <w:rPr>
+                <w:rFonts w:ascii="BRH Devanagari Extra" w:hAnsi="BRH Devanagari Extra" w:cs="BRH Devanagari Extra"/>
+                <w:sz w:val="32"/>
+                <w:szCs w:val="32"/>
+              </w:rPr>
+              <w:t xml:space="preserve">åÿerÉÉåÌiÉ </w:t>
+            </w:r>
+          </w:p>
+          <w:p>
+            <w:pPr>
+              <w:widowControl w:val="0"/>
+              <w:autoSpaceDE w:val="0"/>
+              <w:autoSpaceDN w:val="0"/>
+              <w:adjustRightInd w:val="0"/>
+              <w:spacing w:before="0" w:line="240" w:lineRule="auto"/>
+              <w:rPr>
+                <w:rFonts w:ascii="BRH Devanagari Extra" w:hAnsi="BRH Devanagari Extra" w:cs="BRH Devanagari Extra"/>
+                <w:sz w:val="32"/>
+                <w:szCs w:val="32"/>
+              </w:rPr>
+            </w:pPr>
+            <w:r>
+              <w:rPr>
+                <w:rFonts w:ascii="BRH Devanagari Extra" w:hAnsi="BRH Devanagari Extra" w:cs="BRH Devanagari Extra"/>
+                <w:sz w:val="32"/>
+                <w:szCs w:val="32"/>
+              </w:rPr>
+              <w:t>wÉÉåpÉ</w:t>
+            </w:r>
+            <w:r>
+              <w:rPr>
+                <w:rFonts w:ascii="BRH Malayalam Extra" w:hAnsi="BRH Malayalam Extra" w:cs="BRH Devanagari Extra"/>
+                <w:szCs w:val="32"/>
+              </w:rPr>
+              <w:t>–</w:t>
+            </w:r>
+            <w:r>
+              <w:rPr>
+                <w:rFonts w:ascii="BRH Devanagari Extra" w:hAnsi="BRH Devanagari Extra" w:cs="BRH Devanagari Extra"/>
+                <w:sz w:val="32"/>
+                <w:szCs w:val="32"/>
+              </w:rPr>
+              <w:t>rÉ</w:t>
+            </w:r>
+            <w:r>
+              <w:rPr>
+                <w:rFonts w:ascii="BRH Devanagari Extra" w:hAnsi="BRH Devanagari Extra" w:cs="BRH Devanagari Extra"/>
+                <w:sz w:val="32"/>
+                <w:szCs w:val="32"/>
+                <w:highlight w:val="green"/>
+              </w:rPr>
+              <w:t>iÉ</w:t>
+            </w:r>
+            <w:r>
+              <w:rPr>
+                <w:rFonts w:ascii="BRH Devanagari Extra" w:hAnsi="BRH Devanagari Extra" w:cs="BRH Devanagari Extra"/>
+                <w:sz w:val="32"/>
+                <w:szCs w:val="32"/>
+              </w:rPr>
+              <w:t>ÉåÿerÉÉåÌiÉwÉÉ ÌiÉ¸ÎliÉ</w:t>
+            </w:r>
+            <w:r>
+              <w:rPr>
+                <w:rFonts w:ascii="BRH Malayalam Extra" w:hAnsi="BRH Malayalam Extra" w:cs="BRH Devanagari Extra"/>
+                <w:szCs w:val="32"/>
+              </w:rPr>
+              <w:t>–</w:t>
+            </w:r>
+            <w:r>
+              <w:rPr>
+                <w:rFonts w:ascii="BRH Devanagari Extra" w:hAnsi="BRH Devanagari Extra" w:cs="BRH Devanagari Extra"/>
+                <w:sz w:val="32"/>
+                <w:szCs w:val="32"/>
+              </w:rPr>
+              <w:t xml:space="preserve"> mÉëÌiÉ</w:t>
+            </w:r>
+            <w:r>
+              <w:rPr>
+                <w:rFonts w:ascii="BRH Malayalam Extra" w:hAnsi="BRH Malayalam Extra" w:cs="BRH Devanagari Extra"/>
+                <w:szCs w:val="32"/>
+              </w:rPr>
+              <w:t>–</w:t>
+            </w:r>
+            <w:r>
+              <w:rPr>
+                <w:rFonts w:ascii="BRH Devanagari Extra" w:hAnsi="BRH Devanagari Extra" w:cs="BRH Devanagari Extra"/>
+                <w:sz w:val="32"/>
+                <w:szCs w:val="32"/>
+              </w:rPr>
+              <w:t xml:space="preserve"> mÉëÌiÉþ ÌiÉ¸ lirÉÑpÉ</w:t>
+            </w:r>
+            <w:r>
+              <w:rPr>
+                <w:rFonts w:ascii="BRH Malayalam Extra" w:hAnsi="BRH Malayalam Extra" w:cs="BRH Devanagari Extra"/>
+                <w:szCs w:val="32"/>
+              </w:rPr>
+              <w:t>–</w:t>
+            </w:r>
+            <w:r>
+              <w:rPr>
+                <w:rFonts w:ascii="BRH Devanagari Extra" w:hAnsi="BRH Devanagari Extra" w:cs="BRH Devanagari Extra"/>
+                <w:sz w:val="32"/>
+                <w:szCs w:val="32"/>
+              </w:rPr>
+              <w:t>r</w:t>
+            </w:r>
+            <w:r>
+              <w:rPr>
+                <w:rFonts w:ascii="BRH Devanagari Extra" w:hAnsi="BRH Devanagari Extra" w:cs="BRH Devanagari Extra"/>
+                <w:sz w:val="32"/>
+                <w:szCs w:val="32"/>
+                <w:highlight w:val="green"/>
+              </w:rPr>
+              <w:t>ÉiÉ</w:t>
+            </w:r>
+            <w:r>
+              <w:rPr>
+                <w:rFonts w:ascii="BRH Devanagari Extra" w:hAnsi="BRH Devanagari Extra" w:cs="BRH Devanagari Extra"/>
+                <w:sz w:val="32"/>
+                <w:szCs w:val="32"/>
+              </w:rPr>
+              <w:t xml:space="preserve">ÉåÿerÉÉåÌiÉwÉÉ | </w:t>
+            </w:r>
+          </w:p>
+          <w:p>
+            <w:pPr>
+              <w:widowControl w:val="0"/>
+              <w:autoSpaceDE w:val="0"/>
+              <w:autoSpaceDN w:val="0"/>
+              <w:adjustRightInd w:val="0"/>
+              <w:spacing w:before="0" w:line="240" w:lineRule="auto"/>
+              <w:rPr>
+                <w:rFonts w:ascii="BRH Devanagari Extra" w:hAnsi="BRH Devanagari Extra" w:cs="BRH Devanagari Extra"/>
+                <w:sz w:val="32"/>
+                <w:szCs w:val="32"/>
+              </w:rPr>
+            </w:pPr>
+            <w:r>
+              <w:rPr>
+                <w:rFonts w:ascii="BRH Devanagari Extra" w:hAnsi="BRH Devanagari Extra" w:cs="BRH Devanagari Extra"/>
+                <w:sz w:val="32"/>
+                <w:szCs w:val="32"/>
+              </w:rPr>
+              <w:t>(</w:t>
+            </w:r>
+            <w:proofErr w:type="gramStart"/>
+            <w:r>
+              <w:rPr>
+                <w:rFonts w:cs="BRH Devanagari Extra"/>
+                <w:szCs w:val="32"/>
+              </w:rPr>
+              <w:t>23</w:t>
+            </w:r>
+            <w:r>
+              <w:rPr>
+                <w:rFonts w:ascii="BRH Devanagari Extra" w:hAnsi="BRH Devanagari Extra" w:cs="BRH Devanagari Extra"/>
+                <w:sz w:val="32"/>
+                <w:szCs w:val="32"/>
+              </w:rPr>
+              <w:t>)</w:t>
+            </w:r>
+            <w:r>
+              <w:rPr>
+                <w:rFonts w:cs="BRH Devanagari Extra"/>
+                <w:szCs w:val="32"/>
+              </w:rPr>
+              <w:t>[</w:t>
+            </w:r>
+            <w:proofErr w:type="gramEnd"/>
+            <w:r>
+              <w:rPr>
+                <w:rFonts w:cs="BRH Devanagari Extra"/>
+                <w:szCs w:val="32"/>
+              </w:rPr>
+              <w:t>P36</w:t>
+            </w:r>
+            <w:r>
+              <w:rPr>
+                <w:rFonts w:ascii="BRH Devanagari Extra" w:hAnsi="BRH Devanagari Extra" w:cs="BRH Devanagari Extra"/>
+                <w:sz w:val="32"/>
+                <w:szCs w:val="32"/>
+              </w:rPr>
+              <w:t xml:space="preserve">] </w:t>
+            </w:r>
+            <w:r>
+              <w:rPr>
+                <w:rFonts w:cs="BRH Devanagari Extra"/>
+                <w:szCs w:val="32"/>
+              </w:rPr>
+              <w:t>7</w:t>
+            </w:r>
+            <w:r>
+              <w:rPr>
+                <w:rFonts w:ascii="BRH Devanagari Extra" w:hAnsi="BRH Devanagari Extra" w:cs="BRH Devanagari Extra"/>
+                <w:sz w:val="32"/>
+                <w:szCs w:val="32"/>
+              </w:rPr>
+              <w:t>.</w:t>
+            </w:r>
+            <w:r>
+              <w:rPr>
+                <w:rFonts w:cs="BRH Devanagari Extra"/>
+                <w:szCs w:val="32"/>
+              </w:rPr>
+              <w:t>4</w:t>
+            </w:r>
+            <w:r>
+              <w:rPr>
+                <w:rFonts w:ascii="BRH Devanagari Extra" w:hAnsi="BRH Devanagari Extra" w:cs="BRH Devanagari Extra"/>
+                <w:sz w:val="32"/>
+                <w:szCs w:val="32"/>
+              </w:rPr>
+              <w:t>.</w:t>
+            </w:r>
+            <w:r>
+              <w:rPr>
+                <w:rFonts w:cs="BRH Devanagari Extra"/>
+                <w:szCs w:val="32"/>
+              </w:rPr>
+              <w:t>11</w:t>
+            </w:r>
+            <w:r>
+              <w:rPr>
+                <w:rFonts w:ascii="BRH Devanagari Extra" w:hAnsi="BRH Devanagari Extra" w:cs="BRH Devanagari Extra"/>
+                <w:sz w:val="32"/>
+                <w:szCs w:val="32"/>
+              </w:rPr>
+              <w:t>.</w:t>
+            </w:r>
+            <w:r>
+              <w:rPr>
+                <w:rFonts w:cs="BRH Devanagari Extra"/>
+                <w:szCs w:val="32"/>
+              </w:rPr>
+              <w:t>3</w:t>
+            </w:r>
+            <w:r>
+              <w:rPr>
+                <w:rFonts w:ascii="BRH Devanagari Extra" w:hAnsi="BRH Devanagari Extra" w:cs="BRH Devanagari Extra"/>
+                <w:sz w:val="32"/>
+                <w:szCs w:val="32"/>
+              </w:rPr>
+              <w:t>(</w:t>
+            </w:r>
+            <w:r>
+              <w:rPr>
+                <w:rFonts w:cs="BRH Devanagari Extra"/>
+                <w:szCs w:val="32"/>
+              </w:rPr>
+              <w:t>19</w:t>
+            </w:r>
+            <w:r>
+              <w:rPr>
+                <w:rFonts w:ascii="BRH Devanagari Extra" w:hAnsi="BRH Devanagari Extra" w:cs="BRH Devanagari Extra"/>
+                <w:sz w:val="32"/>
+                <w:szCs w:val="32"/>
+              </w:rPr>
+              <w:t>)- ÌiÉ</w:t>
+            </w:r>
+            <w:r>
+              <w:rPr>
+                <w:rFonts w:ascii="BRH Malayalam Extra" w:hAnsi="BRH Malayalam Extra" w:cs="BRH Devanagari Extra"/>
+                <w:szCs w:val="32"/>
+              </w:rPr>
+              <w:t>–</w:t>
+            </w:r>
+            <w:r>
+              <w:rPr>
+                <w:rFonts w:ascii="BRH Devanagari Extra" w:hAnsi="BRH Devanagari Extra" w:cs="BRH Devanagari Extra"/>
+                <w:sz w:val="32"/>
+                <w:szCs w:val="32"/>
+              </w:rPr>
+              <w:t>¸</w:t>
+            </w:r>
+            <w:r>
+              <w:rPr>
+                <w:rFonts w:ascii="BRH Malayalam Extra" w:hAnsi="BRH Malayalam Extra" w:cs="BRH Devanagari Extra"/>
+                <w:szCs w:val="32"/>
+              </w:rPr>
+              <w:t>–</w:t>
+            </w:r>
+            <w:r>
+              <w:rPr>
+                <w:rFonts w:ascii="BRH Devanagari Extra" w:hAnsi="BRH Devanagari Extra" w:cs="BRH Devanagari Extra"/>
+                <w:sz w:val="32"/>
+                <w:szCs w:val="32"/>
+              </w:rPr>
+              <w:t>ÎliÉ</w:t>
+            </w:r>
+            <w:r>
+              <w:rPr>
+                <w:rFonts w:ascii="BRH Malayalam Extra" w:hAnsi="BRH Malayalam Extra" w:cs="BRH Devanagari Extra"/>
+                <w:szCs w:val="32"/>
+              </w:rPr>
+              <w:t>–</w:t>
+            </w:r>
+            <w:r>
+              <w:rPr>
+                <w:rFonts w:ascii="BRH Devanagari Extra" w:hAnsi="BRH Devanagari Extra" w:cs="BRH Devanagari Extra"/>
+                <w:sz w:val="32"/>
+                <w:szCs w:val="32"/>
+              </w:rPr>
+              <w:t xml:space="preserve"> | E</w:t>
+            </w:r>
+            <w:r>
+              <w:rPr>
+                <w:rFonts w:ascii="BRH Malayalam Extra" w:hAnsi="BRH Malayalam Extra" w:cs="BRH Devanagari Extra"/>
+                <w:szCs w:val="32"/>
+              </w:rPr>
+              <w:t>–</w:t>
+            </w:r>
+            <w:r>
+              <w:rPr>
+                <w:rFonts w:ascii="BRH Devanagari Extra" w:hAnsi="BRH Devanagari Extra" w:cs="BRH Devanagari Extra"/>
+                <w:sz w:val="32"/>
+                <w:szCs w:val="32"/>
+              </w:rPr>
+              <w:t>pÉ</w:t>
+            </w:r>
+            <w:r>
+              <w:rPr>
+                <w:rFonts w:ascii="BRH Malayalam Extra" w:hAnsi="BRH Malayalam Extra" w:cs="BRH Devanagari Extra"/>
+                <w:szCs w:val="32"/>
+              </w:rPr>
+              <w:t>–</w:t>
+            </w:r>
+            <w:r>
+              <w:rPr>
+                <w:rFonts w:ascii="BRH Devanagari Extra" w:hAnsi="BRH Devanagari Extra" w:cs="BRH Devanagari Extra"/>
+                <w:sz w:val="32"/>
+                <w:szCs w:val="32"/>
+              </w:rPr>
+              <w:t>rÉ</w:t>
+            </w:r>
+            <w:r>
+              <w:rPr>
+                <w:rFonts w:ascii="BRH Devanagari Extra" w:hAnsi="BRH Devanagari Extra" w:cs="BRH Devanagari Extra"/>
+                <w:sz w:val="32"/>
+                <w:szCs w:val="32"/>
+                <w:highlight w:val="green"/>
+              </w:rPr>
+              <w:t>iÉÉ</w:t>
+            </w:r>
+            <w:r>
+              <w:rPr>
+                <w:rFonts w:ascii="BRH Devanagari Extra" w:hAnsi="BRH Devanagari Extra" w:cs="BRH Devanagari Extra"/>
+                <w:sz w:val="32"/>
+                <w:szCs w:val="32"/>
+              </w:rPr>
+              <w:t>åÿerÉÉåÌiÉwÉÉ | rÉ</w:t>
+            </w:r>
+            <w:r>
+              <w:rPr>
+                <w:rFonts w:ascii="BRH Malayalam Extra" w:hAnsi="BRH Malayalam Extra" w:cs="BRH Devanagari Extra"/>
+                <w:szCs w:val="32"/>
+              </w:rPr>
+              <w:t>–</w:t>
+            </w:r>
+            <w:r>
+              <w:rPr>
+                <w:rFonts w:ascii="BRH Devanagari Extra" w:hAnsi="BRH Devanagari Extra" w:cs="BRH Devanagari Extra"/>
+                <w:sz w:val="32"/>
+                <w:szCs w:val="32"/>
+              </w:rPr>
+              <w:t>ÎliÉ</w:t>
+            </w:r>
+            <w:r>
+              <w:rPr>
+                <w:rFonts w:ascii="BRH Malayalam Extra" w:hAnsi="BRH Malayalam Extra" w:cs="BRH Devanagari Extra"/>
+                <w:szCs w:val="32"/>
+              </w:rPr>
+              <w:t>–</w:t>
+            </w:r>
+            <w:r>
+              <w:rPr>
+                <w:rFonts w:ascii="BRH Devanagari Extra" w:hAnsi="BRH Devanagari Extra" w:cs="BRH Devanagari Extra"/>
+                <w:sz w:val="32"/>
+                <w:szCs w:val="32"/>
+              </w:rPr>
+              <w:t xml:space="preserve"> |</w:t>
+            </w:r>
+          </w:p>
+          <w:p>
+            <w:pPr>
+              <w:widowControl w:val="0"/>
+              <w:autoSpaceDE w:val="0"/>
+              <w:autoSpaceDN w:val="0"/>
+              <w:adjustRightInd w:val="0"/>
+              <w:spacing w:before="0" w:line="240" w:lineRule="auto"/>
+              <w:rPr>
+                <w:rFonts w:ascii="BRH Devanagari Extra" w:hAnsi="BRH Devanagari Extra" w:cs="BRH Devanagari Extra"/>
+                <w:sz w:val="32"/>
+                <w:szCs w:val="32"/>
+              </w:rPr>
+            </w:pPr>
+            <w:r>
+              <w:rPr>
+                <w:rFonts w:ascii="BRH Devanagari Extra" w:hAnsi="BRH Devanagari Extra" w:cs="BRH Devanagari Extra"/>
+                <w:sz w:val="32"/>
+                <w:szCs w:val="32"/>
+              </w:rPr>
+              <w:t>ÌiÉ</w:t>
+            </w:r>
+            <w:r>
+              <w:rPr>
+                <w:rFonts w:ascii="BRH Malayalam Extra" w:hAnsi="BRH Malayalam Extra" w:cs="BRH Devanagari Extra"/>
+                <w:szCs w:val="32"/>
+              </w:rPr>
+              <w:t>–</w:t>
+            </w:r>
+            <w:r>
+              <w:rPr>
+                <w:rFonts w:ascii="BRH Devanagari Extra" w:hAnsi="BRH Devanagari Extra" w:cs="BRH Devanagari Extra"/>
+                <w:sz w:val="32"/>
+                <w:szCs w:val="32"/>
+              </w:rPr>
+              <w:t>¸</w:t>
+            </w:r>
+            <w:r>
+              <w:rPr>
+                <w:rFonts w:ascii="BRH Malayalam Extra" w:hAnsi="BRH Malayalam Extra" w:cs="BRH Devanagari Extra"/>
+                <w:szCs w:val="32"/>
+              </w:rPr>
+              <w:t>–</w:t>
+            </w:r>
+            <w:r>
+              <w:rPr>
+                <w:rFonts w:ascii="BRH Devanagari Extra" w:hAnsi="BRH Devanagari Extra" w:cs="BRH Devanagari Extra"/>
+                <w:sz w:val="32"/>
+                <w:szCs w:val="32"/>
+              </w:rPr>
+              <w:t xml:space="preserve"> lirÉÑ</w:t>
+            </w:r>
+            <w:r>
+              <w:rPr>
+                <w:rFonts w:ascii="BRH Malayalam Extra" w:hAnsi="BRH Malayalam Extra" w:cs="BRH Devanagari Extra"/>
+                <w:szCs w:val="32"/>
+              </w:rPr>
+              <w:t>–</w:t>
+            </w:r>
+            <w:r>
+              <w:rPr>
+                <w:rFonts w:ascii="BRH Devanagari Extra" w:hAnsi="BRH Devanagari Extra" w:cs="BRH Devanagari Extra"/>
+                <w:sz w:val="32"/>
+                <w:szCs w:val="32"/>
+              </w:rPr>
+              <w:t>pÉ</w:t>
+            </w:r>
+            <w:r>
+              <w:rPr>
+                <w:rFonts w:ascii="BRH Malayalam Extra" w:hAnsi="BRH Malayalam Extra" w:cs="BRH Devanagari Extra"/>
+                <w:szCs w:val="32"/>
+              </w:rPr>
+              <w:t>–</w:t>
+            </w:r>
+            <w:r>
+              <w:rPr>
+                <w:rFonts w:ascii="BRH Devanagari Extra" w:hAnsi="BRH Devanagari Extra" w:cs="BRH Devanagari Extra"/>
+                <w:sz w:val="32"/>
+                <w:szCs w:val="32"/>
+              </w:rPr>
+              <w:t>rÉ</w:t>
+            </w:r>
+            <w:r>
+              <w:rPr>
+                <w:rFonts w:ascii="BRH Devanagari Extra" w:hAnsi="BRH Devanagari Extra" w:cs="BRH Devanagari Extra"/>
+                <w:sz w:val="32"/>
+                <w:szCs w:val="32"/>
+                <w:highlight w:val="green"/>
+              </w:rPr>
+              <w:t>iÉ</w:t>
+            </w:r>
+            <w:r>
+              <w:rPr>
+                <w:rFonts w:ascii="BRH Devanagari Extra" w:hAnsi="BRH Devanagari Extra" w:cs="BRH Devanagari Extra"/>
+                <w:sz w:val="32"/>
+                <w:szCs w:val="32"/>
+              </w:rPr>
+              <w:t>ÉåÿerÉÉåÌiÉ wÉÉåpÉ</w:t>
+            </w:r>
+            <w:r>
+              <w:rPr>
+                <w:rFonts w:ascii="BRH Malayalam Extra" w:hAnsi="BRH Malayalam Extra" w:cs="BRH Devanagari Extra"/>
+                <w:szCs w:val="32"/>
+              </w:rPr>
+              <w:t>–</w:t>
+            </w:r>
+            <w:r>
+              <w:rPr>
+                <w:rFonts w:ascii="BRH Devanagari Extra" w:hAnsi="BRH Devanagari Extra" w:cs="BRH Devanagari Extra"/>
+                <w:sz w:val="32"/>
+                <w:szCs w:val="32"/>
+              </w:rPr>
+              <w:t>rÉ</w:t>
+            </w:r>
+            <w:r>
+              <w:rPr>
+                <w:rFonts w:ascii="BRH Devanagari Extra" w:hAnsi="BRH Devanagari Extra" w:cs="BRH Devanagari Extra"/>
+                <w:sz w:val="32"/>
+                <w:szCs w:val="32"/>
+                <w:highlight w:val="green"/>
+              </w:rPr>
+              <w:t>iÉÉ</w:t>
+            </w:r>
+            <w:r>
+              <w:rPr>
+                <w:rFonts w:ascii="BRH Devanagari Extra" w:hAnsi="BRH Devanagari Extra" w:cs="BRH Devanagari Extra"/>
+                <w:sz w:val="32"/>
+                <w:szCs w:val="32"/>
+              </w:rPr>
+              <w:t xml:space="preserve">åÿerÉÉåÌiÉwÉÉ ÌiÉ¸ÎliÉ ÌiÉ¸ </w:t>
+            </w:r>
+          </w:p>
+          <w:p>
+            <w:pPr>
+              <w:widowControl w:val="0"/>
+              <w:autoSpaceDE w:val="0"/>
+              <w:autoSpaceDN w:val="0"/>
+              <w:adjustRightInd w:val="0"/>
+              <w:spacing w:before="0" w:line="240" w:lineRule="auto"/>
+              <w:rPr>
+                <w:rFonts w:ascii="BRH Devanagari Extra" w:hAnsi="BRH Devanagari Extra" w:cs="BRH Devanagari Extra"/>
+                <w:sz w:val="32"/>
+                <w:szCs w:val="32"/>
+              </w:rPr>
+            </w:pPr>
+            <w:r>
+              <w:rPr>
+                <w:rFonts w:ascii="BRH Devanagari Extra" w:hAnsi="BRH Devanagari Extra" w:cs="BRH Devanagari Extra"/>
+                <w:sz w:val="32"/>
+                <w:szCs w:val="32"/>
+              </w:rPr>
+              <w:t>lirÉÑpÉ</w:t>
+            </w:r>
+            <w:r>
+              <w:rPr>
+                <w:rFonts w:ascii="BRH Malayalam Extra" w:hAnsi="BRH Malayalam Extra" w:cs="BRH Devanagari Extra"/>
+                <w:szCs w:val="32"/>
+              </w:rPr>
+              <w:t>–</w:t>
+            </w:r>
+            <w:r>
+              <w:rPr>
+                <w:rFonts w:ascii="BRH Devanagari Extra" w:hAnsi="BRH Devanagari Extra" w:cs="BRH Devanagari Extra"/>
+                <w:sz w:val="32"/>
+                <w:szCs w:val="32"/>
+              </w:rPr>
+              <w:t>rÉ</w:t>
+            </w:r>
+            <w:r>
+              <w:rPr>
+                <w:rFonts w:ascii="BRH Devanagari Extra" w:hAnsi="BRH Devanagari Extra" w:cs="BRH Devanagari Extra"/>
+                <w:sz w:val="32"/>
+                <w:szCs w:val="32"/>
+                <w:highlight w:val="green"/>
+              </w:rPr>
+              <w:t>iÉ</w:t>
+            </w:r>
+            <w:r>
+              <w:rPr>
+                <w:rFonts w:ascii="BRH Devanagari Extra" w:hAnsi="BRH Devanagari Extra" w:cs="BRH Devanagari Extra"/>
+                <w:sz w:val="32"/>
+                <w:szCs w:val="32"/>
+              </w:rPr>
+              <w:t>ÉåÿerÉÉåÌiÉwÉÉ rÉÎliÉ rÉlirÉÑpÉ</w:t>
+            </w:r>
+            <w:r>
+              <w:rPr>
+                <w:rFonts w:ascii="BRH Malayalam Extra" w:hAnsi="BRH Malayalam Extra" w:cs="BRH Devanagari Extra"/>
+                <w:szCs w:val="32"/>
+              </w:rPr>
+              <w:t>–</w:t>
+            </w:r>
+            <w:r>
+              <w:rPr>
+                <w:rFonts w:ascii="BRH Devanagari Extra" w:hAnsi="BRH Devanagari Extra" w:cs="BRH Devanagari Extra"/>
+                <w:sz w:val="32"/>
+                <w:szCs w:val="32"/>
+              </w:rPr>
+              <w:t>rÉ</w:t>
+            </w:r>
+            <w:r>
+              <w:rPr>
+                <w:rFonts w:ascii="BRH Devanagari Extra" w:hAnsi="BRH Devanagari Extra" w:cs="BRH Devanagari Extra"/>
+                <w:sz w:val="32"/>
+                <w:szCs w:val="32"/>
+                <w:highlight w:val="green"/>
+              </w:rPr>
+              <w:t>iÉ</w:t>
+            </w:r>
+            <w:r>
+              <w:rPr>
+                <w:rFonts w:ascii="BRH Devanagari Extra" w:hAnsi="BRH Devanagari Extra" w:cs="BRH Devanagari Extra"/>
+                <w:sz w:val="32"/>
+                <w:szCs w:val="32"/>
+              </w:rPr>
+              <w:t xml:space="preserve">ÉåÿerÉÉåÌiÉwÉÉ ÌiÉ¸ÎliÉ ÌiÉ¸ </w:t>
+            </w:r>
+          </w:p>
+          <w:p>
+            <w:pPr>
+              <w:widowControl w:val="0"/>
+              <w:autoSpaceDE w:val="0"/>
+              <w:autoSpaceDN w:val="0"/>
+              <w:adjustRightInd w:val="0"/>
+              <w:spacing w:before="0" w:line="240" w:lineRule="auto"/>
+              <w:rPr>
+                <w:rFonts w:ascii="BRH Devanagari Extra" w:hAnsi="BRH Devanagari Extra" w:cs="BRH Devanagari Extra"/>
+                <w:sz w:val="32"/>
+                <w:szCs w:val="32"/>
+              </w:rPr>
+            </w:pPr>
+            <w:r>
+              <w:rPr>
+                <w:rFonts w:ascii="BRH Devanagari Extra" w:hAnsi="BRH Devanagari Extra" w:cs="BRH Devanagari Extra"/>
+                <w:sz w:val="32"/>
+                <w:szCs w:val="32"/>
+              </w:rPr>
+              <w:t>lirÉÑpÉ</w:t>
+            </w:r>
+            <w:r>
+              <w:rPr>
+                <w:rFonts w:ascii="BRH Malayalam Extra" w:hAnsi="BRH Malayalam Extra" w:cs="BRH Devanagari Extra"/>
+                <w:szCs w:val="32"/>
+              </w:rPr>
+              <w:t>–</w:t>
+            </w:r>
+            <w:r>
+              <w:rPr>
+                <w:rFonts w:ascii="BRH Devanagari Extra" w:hAnsi="BRH Devanagari Extra" w:cs="BRH Devanagari Extra"/>
+                <w:sz w:val="32"/>
+                <w:szCs w:val="32"/>
+              </w:rPr>
+              <w:t>rÉ</w:t>
+            </w:r>
+            <w:r>
+              <w:rPr>
+                <w:rFonts w:ascii="BRH Devanagari Extra" w:hAnsi="BRH Devanagari Extra" w:cs="BRH Devanagari Extra"/>
+                <w:sz w:val="32"/>
+                <w:szCs w:val="32"/>
+                <w:highlight w:val="green"/>
+              </w:rPr>
+              <w:t>iÉ</w:t>
+            </w:r>
+            <w:r>
+              <w:rPr>
+                <w:rFonts w:ascii="BRH Devanagari Extra" w:hAnsi="BRH Devanagari Extra" w:cs="BRH Devanagari Extra"/>
+                <w:sz w:val="32"/>
+                <w:szCs w:val="32"/>
+              </w:rPr>
+              <w:t xml:space="preserve">ÉÿåerÉÉåÌiÉwÉÉ rÉÎliÉ | </w:t>
+            </w:r>
+          </w:p>
+          <w:p>
+            <w:pPr>
+              <w:widowControl w:val="0"/>
+              <w:autoSpaceDE w:val="0"/>
+              <w:autoSpaceDN w:val="0"/>
+              <w:adjustRightInd w:val="0"/>
+              <w:spacing w:before="0" w:line="240" w:lineRule="auto"/>
+              <w:rPr>
+                <w:rFonts w:ascii="BRH Devanagari Extra" w:hAnsi="BRH Devanagari Extra" w:cs="BRH Devanagari Extra"/>
+                <w:sz w:val="32"/>
+                <w:szCs w:val="32"/>
+              </w:rPr>
+            </w:pPr>
+          </w:p>
+          <w:p>
+            <w:pPr>
+              <w:widowControl w:val="0"/>
+              <w:autoSpaceDE w:val="0"/>
+              <w:autoSpaceDN w:val="0"/>
+              <w:adjustRightInd w:val="0"/>
+              <w:spacing w:before="0" w:line="240" w:lineRule="auto"/>
+              <w:rPr>
+                <w:rFonts w:ascii="BRH Devanagari Extra" w:hAnsi="BRH Devanagari Extra" w:cs="BRH Devanagari Extra"/>
+                <w:sz w:val="32"/>
+                <w:szCs w:val="32"/>
+              </w:rPr>
+            </w:pPr>
+            <w:r>
+              <w:rPr>
+                <w:rFonts w:ascii="BRH Devanagari Extra" w:hAnsi="BRH Devanagari Extra" w:cs="BRH Devanagari Extra"/>
+                <w:sz w:val="32"/>
+                <w:szCs w:val="32"/>
+              </w:rPr>
+              <w:lastRenderedPageBreak/>
+              <w:t>(</w:t>
+            </w:r>
+            <w:proofErr w:type="gramStart"/>
+            <w:r>
+              <w:rPr>
+                <w:rFonts w:cs="BRH Devanagari Extra"/>
+                <w:szCs w:val="32"/>
+              </w:rPr>
+              <w:t>24</w:t>
+            </w:r>
+            <w:r>
+              <w:rPr>
+                <w:rFonts w:ascii="BRH Devanagari Extra" w:hAnsi="BRH Devanagari Extra" w:cs="BRH Devanagari Extra"/>
+                <w:sz w:val="32"/>
+                <w:szCs w:val="32"/>
+              </w:rPr>
+              <w:t>)</w:t>
+            </w:r>
+            <w:r>
+              <w:rPr>
+                <w:rFonts w:cs="BRH Devanagari Extra"/>
+                <w:szCs w:val="32"/>
+              </w:rPr>
+              <w:t>[</w:t>
+            </w:r>
+            <w:proofErr w:type="gramEnd"/>
+            <w:r>
+              <w:rPr>
+                <w:rFonts w:cs="BRH Devanagari Extra"/>
+                <w:szCs w:val="32"/>
+              </w:rPr>
+              <w:t>P36</w:t>
+            </w:r>
+            <w:r>
+              <w:rPr>
+                <w:rFonts w:ascii="BRH Devanagari Extra" w:hAnsi="BRH Devanagari Extra" w:cs="BRH Devanagari Extra"/>
+                <w:sz w:val="32"/>
+                <w:szCs w:val="32"/>
+              </w:rPr>
+              <w:t xml:space="preserve">] </w:t>
+            </w:r>
+            <w:r>
+              <w:rPr>
+                <w:rFonts w:cs="BRH Devanagari Extra"/>
+                <w:szCs w:val="32"/>
+              </w:rPr>
+              <w:t>7</w:t>
+            </w:r>
+            <w:r>
+              <w:rPr>
+                <w:rFonts w:ascii="BRH Devanagari Extra" w:hAnsi="BRH Devanagari Extra" w:cs="BRH Devanagari Extra"/>
+                <w:sz w:val="32"/>
+                <w:szCs w:val="32"/>
+              </w:rPr>
+              <w:t>.</w:t>
+            </w:r>
+            <w:r>
+              <w:rPr>
+                <w:rFonts w:cs="BRH Devanagari Extra"/>
+                <w:szCs w:val="32"/>
+              </w:rPr>
+              <w:t>4</w:t>
+            </w:r>
+            <w:r>
+              <w:rPr>
+                <w:rFonts w:ascii="BRH Devanagari Extra" w:hAnsi="BRH Devanagari Extra" w:cs="BRH Devanagari Extra"/>
+                <w:sz w:val="32"/>
+                <w:szCs w:val="32"/>
+              </w:rPr>
+              <w:t>.</w:t>
+            </w:r>
+            <w:r>
+              <w:rPr>
+                <w:rFonts w:cs="BRH Devanagari Extra"/>
+                <w:szCs w:val="32"/>
+              </w:rPr>
+              <w:t>11</w:t>
+            </w:r>
+            <w:r>
+              <w:rPr>
+                <w:rFonts w:ascii="BRH Devanagari Extra" w:hAnsi="BRH Devanagari Extra" w:cs="BRH Devanagari Extra"/>
+                <w:sz w:val="32"/>
+                <w:szCs w:val="32"/>
+              </w:rPr>
+              <w:t>.</w:t>
+            </w:r>
+            <w:r>
+              <w:rPr>
+                <w:rFonts w:cs="BRH Devanagari Extra"/>
+                <w:szCs w:val="32"/>
+              </w:rPr>
+              <w:t>3</w:t>
+            </w:r>
+            <w:r>
+              <w:rPr>
+                <w:rFonts w:ascii="BRH Devanagari Extra" w:hAnsi="BRH Devanagari Extra" w:cs="BRH Devanagari Extra"/>
+                <w:sz w:val="32"/>
+                <w:szCs w:val="32"/>
+              </w:rPr>
+              <w:t>(</w:t>
+            </w:r>
+            <w:r>
+              <w:rPr>
+                <w:rFonts w:cs="BRH Devanagari Extra"/>
+                <w:szCs w:val="32"/>
+              </w:rPr>
+              <w:t>20</w:t>
+            </w:r>
+            <w:r>
+              <w:rPr>
+                <w:rFonts w:ascii="BRH Devanagari Extra" w:hAnsi="BRH Devanagari Extra" w:cs="BRH Devanagari Extra"/>
+                <w:sz w:val="32"/>
+                <w:szCs w:val="32"/>
+              </w:rPr>
+              <w:t>)- E</w:t>
+            </w:r>
+            <w:r>
+              <w:rPr>
+                <w:rFonts w:ascii="BRH Malayalam Extra" w:hAnsi="BRH Malayalam Extra" w:cs="BRH Devanagari Extra"/>
+                <w:szCs w:val="32"/>
+              </w:rPr>
+              <w:t>–</w:t>
+            </w:r>
+            <w:r>
+              <w:rPr>
+                <w:rFonts w:ascii="BRH Devanagari Extra" w:hAnsi="BRH Devanagari Extra" w:cs="BRH Devanagari Extra"/>
+                <w:sz w:val="32"/>
+                <w:szCs w:val="32"/>
+              </w:rPr>
+              <w:t>pÉ</w:t>
+            </w:r>
+            <w:r>
+              <w:rPr>
+                <w:rFonts w:ascii="BRH Malayalam Extra" w:hAnsi="BRH Malayalam Extra" w:cs="BRH Devanagari Extra"/>
+                <w:szCs w:val="32"/>
+              </w:rPr>
+              <w:t>–</w:t>
+            </w:r>
+            <w:r>
+              <w:rPr>
+                <w:rFonts w:ascii="BRH Devanagari Extra" w:hAnsi="BRH Devanagari Extra" w:cs="BRH Devanagari Extra"/>
+                <w:sz w:val="32"/>
+                <w:szCs w:val="32"/>
+              </w:rPr>
+              <w:t>rÉiÉÉåÿerÉÉåÌiÉwÉÉ | rÉ</w:t>
+            </w:r>
+            <w:r>
+              <w:rPr>
+                <w:rFonts w:ascii="BRH Malayalam Extra" w:hAnsi="BRH Malayalam Extra" w:cs="BRH Devanagari Extra"/>
+                <w:szCs w:val="32"/>
+              </w:rPr>
+              <w:t>–</w:t>
+            </w:r>
+            <w:r>
+              <w:rPr>
+                <w:rFonts w:ascii="BRH Devanagari Extra" w:hAnsi="BRH Devanagari Extra" w:cs="BRH Devanagari Extra"/>
+                <w:sz w:val="32"/>
+                <w:szCs w:val="32"/>
+              </w:rPr>
+              <w:t>ÎliÉ</w:t>
+            </w:r>
+            <w:r>
+              <w:rPr>
+                <w:rFonts w:ascii="BRH Malayalam Extra" w:hAnsi="BRH Malayalam Extra" w:cs="BRH Devanagari Extra"/>
+                <w:szCs w:val="32"/>
+              </w:rPr>
+              <w:t>–</w:t>
+            </w:r>
+            <w:r>
+              <w:rPr>
+                <w:rFonts w:ascii="BRH Devanagari Extra" w:hAnsi="BRH Devanagari Extra" w:cs="BRH Devanagari Extra"/>
+                <w:sz w:val="32"/>
+                <w:szCs w:val="32"/>
+              </w:rPr>
+              <w:t xml:space="preserve"> | </w:t>
+            </w:r>
+          </w:p>
+          <w:p>
+            <w:pPr>
+              <w:widowControl w:val="0"/>
+              <w:autoSpaceDE w:val="0"/>
+              <w:autoSpaceDN w:val="0"/>
+              <w:adjustRightInd w:val="0"/>
+              <w:spacing w:before="0" w:line="240" w:lineRule="auto"/>
+              <w:rPr>
+                <w:rFonts w:ascii="BRH Devanagari Extra" w:hAnsi="BRH Devanagari Extra" w:cs="BRH Devanagari Extra"/>
+                <w:sz w:val="32"/>
+                <w:szCs w:val="32"/>
+              </w:rPr>
+            </w:pPr>
+            <w:r>
+              <w:rPr>
+                <w:rFonts w:ascii="BRH Devanagari Extra" w:hAnsi="BRH Devanagari Extra" w:cs="BRH Devanagari Extra"/>
+                <w:sz w:val="32"/>
+                <w:szCs w:val="32"/>
+              </w:rPr>
+              <w:t>E</w:t>
+            </w:r>
+            <w:r>
+              <w:rPr>
+                <w:rFonts w:ascii="BRH Malayalam Extra" w:hAnsi="BRH Malayalam Extra" w:cs="BRH Devanagari Extra"/>
+                <w:szCs w:val="32"/>
+              </w:rPr>
+              <w:t>–</w:t>
+            </w:r>
+            <w:r>
+              <w:rPr>
+                <w:rFonts w:ascii="BRH Devanagari Extra" w:hAnsi="BRH Devanagari Extra" w:cs="BRH Devanagari Extra"/>
+                <w:sz w:val="32"/>
+                <w:szCs w:val="32"/>
+              </w:rPr>
+              <w:t>pÉ</w:t>
+            </w:r>
+            <w:r>
+              <w:rPr>
+                <w:rFonts w:ascii="BRH Malayalam Extra" w:hAnsi="BRH Malayalam Extra" w:cs="BRH Devanagari Extra"/>
+                <w:szCs w:val="32"/>
+              </w:rPr>
+              <w:t>–</w:t>
+            </w:r>
+            <w:r>
+              <w:rPr>
+                <w:rFonts w:ascii="BRH Devanagari Extra" w:hAnsi="BRH Devanagari Extra" w:cs="BRH Devanagari Extra"/>
+                <w:sz w:val="32"/>
+                <w:szCs w:val="32"/>
+              </w:rPr>
+              <w:t>rÉiÉþÈ |</w:t>
+            </w:r>
+          </w:p>
+          <w:p>
+            <w:pPr>
+              <w:widowControl w:val="0"/>
+              <w:autoSpaceDE w:val="0"/>
+              <w:autoSpaceDN w:val="0"/>
+              <w:adjustRightInd w:val="0"/>
+              <w:spacing w:before="0" w:line="240" w:lineRule="auto"/>
+              <w:rPr>
+                <w:rFonts w:ascii="BRH Devanagari Extra" w:hAnsi="BRH Devanagari Extra" w:cs="BRH Devanagari Extra"/>
+                <w:sz w:val="32"/>
+                <w:szCs w:val="32"/>
+              </w:rPr>
+            </w:pPr>
+            <w:r>
+              <w:rPr>
+                <w:rFonts w:ascii="BRH Devanagari Extra" w:hAnsi="BRH Devanagari Extra" w:cs="BRH Devanagari Extra"/>
+                <w:sz w:val="32"/>
+                <w:szCs w:val="32"/>
+              </w:rPr>
+              <w:t>E</w:t>
+            </w:r>
+            <w:r>
+              <w:rPr>
+                <w:rFonts w:ascii="BRH Malayalam Extra" w:hAnsi="BRH Malayalam Extra" w:cs="BRH Devanagari Extra"/>
+                <w:szCs w:val="32"/>
+              </w:rPr>
+              <w:t>–</w:t>
+            </w:r>
+            <w:r>
+              <w:rPr>
+                <w:rFonts w:ascii="BRH Devanagari Extra" w:hAnsi="BRH Devanagari Extra" w:cs="BRH Devanagari Extra"/>
+                <w:sz w:val="32"/>
+                <w:szCs w:val="32"/>
+              </w:rPr>
+              <w:t>pÉ</w:t>
+            </w:r>
+            <w:r>
+              <w:rPr>
+                <w:rFonts w:ascii="BRH Malayalam Extra" w:hAnsi="BRH Malayalam Extra" w:cs="BRH Devanagari Extra"/>
+                <w:szCs w:val="32"/>
+              </w:rPr>
+              <w:t>–</w:t>
+            </w:r>
+            <w:r>
+              <w:rPr>
+                <w:rFonts w:ascii="BRH Devanagari Extra" w:hAnsi="BRH Devanagari Extra" w:cs="BRH Devanagari Extra"/>
+                <w:sz w:val="32"/>
+                <w:szCs w:val="32"/>
+              </w:rPr>
+              <w:t>rÉ</w:t>
+            </w:r>
+            <w:r>
+              <w:rPr>
+                <w:rFonts w:ascii="BRH Devanagari Extra" w:hAnsi="BRH Devanagari Extra" w:cs="BRH Devanagari Extra"/>
+                <w:sz w:val="32"/>
+                <w:szCs w:val="32"/>
+                <w:highlight w:val="green"/>
+              </w:rPr>
+              <w:t>iÉ</w:t>
+            </w:r>
+            <w:r>
+              <w:rPr>
+                <w:rFonts w:ascii="BRH Devanagari Extra" w:hAnsi="BRH Devanagari Extra" w:cs="BRH Devanagari Extra"/>
+                <w:sz w:val="32"/>
+                <w:szCs w:val="32"/>
+              </w:rPr>
+              <w:t>ÉÿåerÉÉåÌiÉwÉÉ rÉÎliÉ rÉlirÉÑpÉ</w:t>
+            </w:r>
+            <w:r>
+              <w:rPr>
+                <w:rFonts w:ascii="BRH Malayalam Extra" w:hAnsi="BRH Malayalam Extra" w:cs="BRH Devanagari Extra"/>
+                <w:szCs w:val="32"/>
+              </w:rPr>
+              <w:t>–</w:t>
+            </w:r>
+            <w:r>
+              <w:rPr>
+                <w:rFonts w:ascii="BRH Devanagari Extra" w:hAnsi="BRH Devanagari Extra" w:cs="BRH Devanagari Extra"/>
+                <w:sz w:val="32"/>
+                <w:szCs w:val="32"/>
+              </w:rPr>
+              <w:t>rÉ</w:t>
+            </w:r>
+            <w:r>
+              <w:rPr>
+                <w:rFonts w:ascii="BRH Devanagari Extra" w:hAnsi="BRH Devanagari Extra" w:cs="BRH Devanagari Extra"/>
+                <w:sz w:val="32"/>
+                <w:szCs w:val="32"/>
+                <w:highlight w:val="green"/>
+              </w:rPr>
+              <w:t>iÉÉ</w:t>
+            </w:r>
+            <w:r>
+              <w:rPr>
+                <w:rFonts w:ascii="BRH Devanagari Extra" w:hAnsi="BRH Devanagari Extra" w:cs="BRH Devanagari Extra"/>
+                <w:sz w:val="32"/>
+                <w:szCs w:val="32"/>
+              </w:rPr>
+              <w:t>ÿåerÉÉåÌiÉ wÉÉåpÉ</w:t>
+            </w:r>
+            <w:r>
+              <w:rPr>
+                <w:rFonts w:ascii="BRH Malayalam Extra" w:hAnsi="BRH Malayalam Extra" w:cs="BRH Devanagari Extra"/>
+                <w:szCs w:val="32"/>
+              </w:rPr>
+              <w:t>–</w:t>
+            </w:r>
+            <w:r>
+              <w:rPr>
+                <w:rFonts w:ascii="BRH Devanagari Extra" w:hAnsi="BRH Devanagari Extra" w:cs="BRH Devanagari Extra"/>
+                <w:sz w:val="32"/>
+                <w:szCs w:val="32"/>
+              </w:rPr>
+              <w:t>rÉ</w:t>
+            </w:r>
+            <w:r>
+              <w:rPr>
+                <w:rFonts w:ascii="BRH Devanagari Extra" w:hAnsi="BRH Devanagari Extra" w:cs="BRH Devanagari Extra"/>
+                <w:sz w:val="32"/>
+                <w:szCs w:val="32"/>
+                <w:highlight w:val="green"/>
+              </w:rPr>
+              <w:t>iÉÉÿ</w:t>
+            </w:r>
+            <w:r>
+              <w:rPr>
+                <w:rFonts w:ascii="BRH Devanagari Extra" w:hAnsi="BRH Devanagari Extra" w:cs="BRH Devanagari Extra"/>
+                <w:sz w:val="32"/>
+                <w:szCs w:val="32"/>
+              </w:rPr>
+              <w:t>åerÉÉåÌiÉwÉÉ rÉlirÉÑpÉ</w:t>
+            </w:r>
+            <w:r>
+              <w:rPr>
+                <w:rFonts w:ascii="BRH Malayalam Extra" w:hAnsi="BRH Malayalam Extra" w:cs="BRH Devanagari Extra"/>
+                <w:szCs w:val="32"/>
+              </w:rPr>
+              <w:t>–</w:t>
+            </w:r>
+            <w:r>
+              <w:rPr>
+                <w:rFonts w:ascii="BRH Devanagari Extra" w:hAnsi="BRH Devanagari Extra" w:cs="BRH Devanagari Extra"/>
+                <w:sz w:val="32"/>
+                <w:szCs w:val="32"/>
+              </w:rPr>
+              <w:t>rÉiÉþ EpÉ</w:t>
+            </w:r>
+            <w:r>
+              <w:rPr>
+                <w:rFonts w:ascii="BRH Malayalam Extra" w:hAnsi="BRH Malayalam Extra" w:cs="BRH Devanagari Extra"/>
+                <w:szCs w:val="32"/>
+              </w:rPr>
+              <w:t>–</w:t>
+            </w:r>
+            <w:r>
+              <w:rPr>
+                <w:rFonts w:ascii="BRH Devanagari Extra" w:hAnsi="BRH Devanagari Extra" w:cs="BRH Devanagari Extra"/>
+                <w:sz w:val="32"/>
+                <w:szCs w:val="32"/>
+              </w:rPr>
+              <w:t>rÉiÉÉåþ rÉlirÉÑpÉ</w:t>
+            </w:r>
+            <w:r>
+              <w:rPr>
+                <w:rFonts w:ascii="BRH Malayalam Extra" w:hAnsi="BRH Malayalam Extra" w:cs="BRH Devanagari Extra"/>
+                <w:szCs w:val="32"/>
+              </w:rPr>
+              <w:t>–</w:t>
+            </w:r>
+            <w:r>
+              <w:rPr>
+                <w:rFonts w:ascii="BRH Devanagari Extra" w:hAnsi="BRH Devanagari Extra" w:cs="BRH Devanagari Extra"/>
+                <w:sz w:val="32"/>
+                <w:szCs w:val="32"/>
+              </w:rPr>
+              <w:t>rÉ</w:t>
+            </w:r>
+            <w:r>
+              <w:rPr>
+                <w:rFonts w:ascii="BRH Devanagari Extra" w:hAnsi="BRH Devanagari Extra" w:cs="BRH Devanagari Extra"/>
+                <w:sz w:val="32"/>
+                <w:szCs w:val="32"/>
+                <w:highlight w:val="green"/>
+              </w:rPr>
+              <w:t>iÉÉåÿ</w:t>
+            </w:r>
+            <w:r>
+              <w:rPr>
+                <w:rFonts w:ascii="BRH Devanagari Extra" w:hAnsi="BRH Devanagari Extra" w:cs="BRH Devanagari Extra"/>
+                <w:sz w:val="32"/>
+                <w:szCs w:val="32"/>
+              </w:rPr>
+              <w:t>erÉÉåÌiÉ wÉÉåpÉ</w:t>
+            </w:r>
+            <w:r>
+              <w:rPr>
+                <w:rFonts w:ascii="BRH Malayalam Extra" w:hAnsi="BRH Malayalam Extra" w:cs="BRH Devanagari Extra"/>
+                <w:szCs w:val="32"/>
+              </w:rPr>
+              <w:t>–</w:t>
+            </w:r>
+            <w:r>
+              <w:rPr>
+                <w:rFonts w:ascii="BRH Devanagari Extra" w:hAnsi="BRH Devanagari Extra" w:cs="BRH Devanagari Extra"/>
+                <w:sz w:val="32"/>
+                <w:szCs w:val="32"/>
+              </w:rPr>
+              <w:t>rÉ</w:t>
+            </w:r>
+            <w:r>
+              <w:rPr>
+                <w:rFonts w:ascii="BRH Devanagari Extra" w:hAnsi="BRH Devanagari Extra" w:cs="BRH Devanagari Extra"/>
+                <w:sz w:val="32"/>
+                <w:szCs w:val="32"/>
+                <w:highlight w:val="green"/>
+              </w:rPr>
+              <w:t>iÉÉå</w:t>
+            </w:r>
+            <w:r>
+              <w:rPr>
+                <w:rFonts w:ascii="BRH Devanagari Extra" w:hAnsi="BRH Devanagari Extra" w:cs="BRH Devanagari Extra"/>
+                <w:sz w:val="32"/>
+                <w:szCs w:val="32"/>
+              </w:rPr>
+              <w:t xml:space="preserve">ÿerÉÉåÌiÉwÉÉ </w:t>
+            </w:r>
+          </w:p>
+          <w:p>
+            <w:pPr>
+              <w:widowControl w:val="0"/>
+              <w:autoSpaceDE w:val="0"/>
+              <w:autoSpaceDN w:val="0"/>
+              <w:adjustRightInd w:val="0"/>
+              <w:spacing w:before="0" w:line="240" w:lineRule="auto"/>
+              <w:rPr>
+                <w:rFonts w:ascii="BRH Devanagari Extra" w:hAnsi="BRH Devanagari Extra" w:cs="BRH Devanagari Extra"/>
+                <w:sz w:val="32"/>
+                <w:szCs w:val="32"/>
+              </w:rPr>
+            </w:pPr>
+            <w:r>
+              <w:rPr>
+                <w:rFonts w:ascii="BRH Devanagari Extra" w:hAnsi="BRH Devanagari Extra" w:cs="BRH Devanagari Extra"/>
+                <w:sz w:val="32"/>
+                <w:szCs w:val="32"/>
+              </w:rPr>
+              <w:t>rÉlirÉÑpÉ</w:t>
+            </w:r>
+            <w:r>
+              <w:rPr>
+                <w:rFonts w:ascii="BRH Malayalam Extra" w:hAnsi="BRH Malayalam Extra" w:cs="BRH Devanagari Extra"/>
+                <w:szCs w:val="32"/>
+              </w:rPr>
+              <w:t>–</w:t>
+            </w:r>
+            <w:r>
+              <w:rPr>
+                <w:rFonts w:ascii="BRH Devanagari Extra" w:hAnsi="BRH Devanagari Extra" w:cs="BRH Devanagari Extra"/>
+                <w:sz w:val="32"/>
+                <w:szCs w:val="32"/>
+              </w:rPr>
+              <w:t xml:space="preserve">rÉiÉþÈ | </w:t>
+            </w:r>
+          </w:p>
+          <w:p>
+            <w:pPr>
+              <w:widowControl w:val="0"/>
+              <w:autoSpaceDE w:val="0"/>
+              <w:autoSpaceDN w:val="0"/>
+              <w:adjustRightInd w:val="0"/>
+              <w:spacing w:before="0" w:line="240" w:lineRule="auto"/>
+              <w:rPr>
+                <w:rFonts w:ascii="BRH Devanagari Extra" w:hAnsi="BRH Devanagari Extra" w:cs="BRH Devanagari Extra"/>
+                <w:sz w:val="32"/>
+                <w:szCs w:val="32"/>
+              </w:rPr>
+            </w:pPr>
+            <w:r>
+              <w:rPr>
+                <w:rFonts w:ascii="BRH Devanagari Extra" w:hAnsi="BRH Devanagari Extra" w:cs="BRH Devanagari Extra"/>
+                <w:sz w:val="32"/>
+                <w:szCs w:val="32"/>
+              </w:rPr>
+              <w:t>(</w:t>
+            </w:r>
+            <w:proofErr w:type="gramStart"/>
+            <w:r>
+              <w:rPr>
+                <w:rFonts w:cs="BRH Devanagari Extra"/>
+                <w:szCs w:val="32"/>
+              </w:rPr>
+              <w:t>25</w:t>
+            </w:r>
+            <w:r>
+              <w:rPr>
+                <w:rFonts w:ascii="BRH Devanagari Extra" w:hAnsi="BRH Devanagari Extra" w:cs="BRH Devanagari Extra"/>
+                <w:sz w:val="32"/>
+                <w:szCs w:val="32"/>
+              </w:rPr>
+              <w:t>)</w:t>
+            </w:r>
+            <w:r>
+              <w:rPr>
+                <w:rFonts w:cs="BRH Devanagari Extra"/>
+                <w:szCs w:val="32"/>
+              </w:rPr>
+              <w:t>[</w:t>
+            </w:r>
+            <w:proofErr w:type="gramEnd"/>
+            <w:r>
+              <w:rPr>
+                <w:rFonts w:cs="BRH Devanagari Extra"/>
+                <w:szCs w:val="32"/>
+              </w:rPr>
+              <w:t>P36</w:t>
+            </w:r>
+            <w:r>
+              <w:rPr>
+                <w:rFonts w:ascii="BRH Devanagari Extra" w:hAnsi="BRH Devanagari Extra" w:cs="BRH Devanagari Extra"/>
+                <w:sz w:val="32"/>
+                <w:szCs w:val="32"/>
+              </w:rPr>
+              <w:t xml:space="preserve">] </w:t>
+            </w:r>
+            <w:r>
+              <w:rPr>
+                <w:rFonts w:cs="BRH Devanagari Extra"/>
+                <w:szCs w:val="32"/>
+              </w:rPr>
+              <w:t>7</w:t>
+            </w:r>
+            <w:r>
+              <w:rPr>
+                <w:rFonts w:ascii="BRH Devanagari Extra" w:hAnsi="BRH Devanagari Extra" w:cs="BRH Devanagari Extra"/>
+                <w:sz w:val="32"/>
+                <w:szCs w:val="32"/>
+              </w:rPr>
+              <w:t>.</w:t>
+            </w:r>
+            <w:r>
+              <w:rPr>
+                <w:rFonts w:cs="BRH Devanagari Extra"/>
+                <w:szCs w:val="32"/>
+              </w:rPr>
+              <w:t>4</w:t>
+            </w:r>
+            <w:r>
+              <w:rPr>
+                <w:rFonts w:ascii="BRH Devanagari Extra" w:hAnsi="BRH Devanagari Extra" w:cs="BRH Devanagari Extra"/>
+                <w:sz w:val="32"/>
+                <w:szCs w:val="32"/>
+              </w:rPr>
+              <w:t>.</w:t>
+            </w:r>
+            <w:r>
+              <w:rPr>
+                <w:rFonts w:cs="BRH Devanagari Extra"/>
+                <w:szCs w:val="32"/>
+              </w:rPr>
+              <w:t>11</w:t>
+            </w:r>
+            <w:r>
+              <w:rPr>
+                <w:rFonts w:ascii="BRH Devanagari Extra" w:hAnsi="BRH Devanagari Extra" w:cs="BRH Devanagari Extra"/>
+                <w:sz w:val="32"/>
+                <w:szCs w:val="32"/>
+              </w:rPr>
+              <w:t>.</w:t>
+            </w:r>
+            <w:r>
+              <w:rPr>
+                <w:rFonts w:cs="BRH Devanagari Extra"/>
+                <w:szCs w:val="32"/>
+              </w:rPr>
+              <w:t>3</w:t>
+            </w:r>
+            <w:r>
+              <w:rPr>
+                <w:rFonts w:ascii="BRH Devanagari Extra" w:hAnsi="BRH Devanagari Extra" w:cs="BRH Devanagari Extra"/>
+                <w:sz w:val="32"/>
+                <w:szCs w:val="32"/>
+              </w:rPr>
+              <w:t>(</w:t>
+            </w:r>
+            <w:r>
+              <w:rPr>
+                <w:rFonts w:cs="BRH Devanagari Extra"/>
+                <w:szCs w:val="32"/>
+              </w:rPr>
+              <w:t>20</w:t>
+            </w:r>
+            <w:r>
+              <w:rPr>
+                <w:rFonts w:ascii="BRH Devanagari Extra" w:hAnsi="BRH Devanagari Extra" w:cs="BRH Devanagari Extra"/>
+                <w:sz w:val="32"/>
+                <w:szCs w:val="32"/>
+              </w:rPr>
+              <w:t>)- E</w:t>
+            </w:r>
+            <w:r>
+              <w:rPr>
+                <w:rFonts w:ascii="BRH Malayalam Extra" w:hAnsi="BRH Malayalam Extra" w:cs="BRH Devanagari Extra"/>
+                <w:szCs w:val="32"/>
+              </w:rPr>
+              <w:t>–</w:t>
+            </w:r>
+            <w:r>
+              <w:rPr>
+                <w:rFonts w:ascii="BRH Devanagari Extra" w:hAnsi="BRH Devanagari Extra" w:cs="BRH Devanagari Extra"/>
+                <w:sz w:val="32"/>
+                <w:szCs w:val="32"/>
+              </w:rPr>
+              <w:t>pÉ</w:t>
+            </w:r>
+            <w:r>
+              <w:rPr>
+                <w:rFonts w:ascii="BRH Malayalam Extra" w:hAnsi="BRH Malayalam Extra" w:cs="BRH Devanagari Extra"/>
+                <w:szCs w:val="32"/>
+              </w:rPr>
+              <w:t>–</w:t>
+            </w:r>
+            <w:r>
+              <w:rPr>
+                <w:rFonts w:ascii="BRH Devanagari Extra" w:hAnsi="BRH Devanagari Extra" w:cs="BRH Devanagari Extra"/>
+                <w:sz w:val="32"/>
+                <w:szCs w:val="32"/>
+              </w:rPr>
+              <w:t>rÉ</w:t>
+            </w:r>
+            <w:r>
+              <w:rPr>
+                <w:rFonts w:ascii="BRH Devanagari Extra" w:hAnsi="BRH Devanagari Extra" w:cs="BRH Devanagari Extra"/>
+                <w:sz w:val="32"/>
+                <w:szCs w:val="32"/>
+                <w:highlight w:val="green"/>
+              </w:rPr>
+              <w:t>iÉÉåÿ</w:t>
+            </w:r>
+            <w:r>
+              <w:rPr>
+                <w:rFonts w:ascii="BRH Devanagari Extra" w:hAnsi="BRH Devanagari Extra" w:cs="BRH Devanagari Extra"/>
+                <w:sz w:val="32"/>
+                <w:szCs w:val="32"/>
+              </w:rPr>
+              <w:t>erÉÉåÌiÉwÉÉ |</w:t>
+            </w:r>
+          </w:p>
+          <w:p>
+            <w:pPr>
+              <w:widowControl w:val="0"/>
+              <w:autoSpaceDE w:val="0"/>
+              <w:autoSpaceDN w:val="0"/>
+              <w:adjustRightInd w:val="0"/>
+              <w:spacing w:before="0" w:line="240" w:lineRule="auto"/>
+              <w:rPr>
+                <w:rFonts w:ascii="BRH Devanagari Extra" w:hAnsi="BRH Devanagari Extra" w:cs="BRH Devanagari Extra"/>
+                <w:sz w:val="32"/>
+                <w:szCs w:val="32"/>
+              </w:rPr>
+            </w:pPr>
+            <w:r>
+              <w:rPr>
+                <w:rFonts w:ascii="BRH Devanagari Extra" w:hAnsi="BRH Devanagari Extra" w:cs="BRH Devanagari Extra"/>
+                <w:sz w:val="32"/>
+                <w:szCs w:val="32"/>
+              </w:rPr>
+              <w:t>E</w:t>
+            </w:r>
+            <w:r>
+              <w:rPr>
+                <w:rFonts w:ascii="BRH Malayalam Extra" w:hAnsi="BRH Malayalam Extra" w:cs="BRH Devanagari Extra"/>
+                <w:szCs w:val="32"/>
+              </w:rPr>
+              <w:t>–</w:t>
+            </w:r>
+            <w:r>
+              <w:rPr>
+                <w:rFonts w:ascii="BRH Devanagari Extra" w:hAnsi="BRH Devanagari Extra" w:cs="BRH Devanagari Extra"/>
+                <w:sz w:val="32"/>
+                <w:szCs w:val="32"/>
+              </w:rPr>
+              <w:t>pÉ</w:t>
+            </w:r>
+            <w:r>
+              <w:rPr>
+                <w:rFonts w:ascii="BRH Malayalam Extra" w:hAnsi="BRH Malayalam Extra" w:cs="BRH Devanagari Extra"/>
+                <w:szCs w:val="32"/>
+              </w:rPr>
+              <w:t>–</w:t>
+            </w:r>
+            <w:r>
+              <w:rPr>
+                <w:rFonts w:ascii="BRH Devanagari Extra" w:hAnsi="BRH Devanagari Extra" w:cs="BRH Devanagari Extra"/>
+                <w:sz w:val="32"/>
+                <w:szCs w:val="32"/>
+              </w:rPr>
+              <w:t>rÉ</w:t>
+            </w:r>
+            <w:r>
+              <w:rPr>
+                <w:rFonts w:ascii="BRH Devanagari Extra" w:hAnsi="BRH Devanagari Extra" w:cs="BRH Devanagari Extra"/>
+                <w:sz w:val="32"/>
+                <w:szCs w:val="32"/>
+                <w:highlight w:val="green"/>
+              </w:rPr>
+              <w:t>iÉÉå</w:t>
+            </w:r>
+            <w:r>
+              <w:rPr>
+                <w:rFonts w:ascii="BRH Devanagari Extra" w:hAnsi="BRH Devanagari Extra" w:cs="BRH Devanagari Extra"/>
+                <w:sz w:val="32"/>
+                <w:szCs w:val="32"/>
+              </w:rPr>
+              <w:t>ÿerÉÉåÌiÉ</w:t>
+            </w:r>
+            <w:r>
+              <w:rPr>
+                <w:rFonts w:ascii="BRH Malayalam Extra" w:hAnsi="BRH Malayalam Extra" w:cs="BRH Devanagari Extra"/>
+                <w:szCs w:val="32"/>
+              </w:rPr>
+              <w:t>–</w:t>
+            </w:r>
+            <w:r>
+              <w:rPr>
+                <w:rFonts w:ascii="BRH Devanagari Extra" w:hAnsi="BRH Devanagari Extra" w:cs="BRH Devanagari Extra"/>
+                <w:sz w:val="32"/>
+                <w:szCs w:val="32"/>
+              </w:rPr>
+              <w:t>wÉåirÉÑþpÉ</w:t>
+            </w:r>
+            <w:r>
+              <w:rPr>
+                <w:rFonts w:ascii="BRH Malayalam Extra" w:hAnsi="BRH Malayalam Extra" w:cs="BRH Devanagari Extra"/>
+                <w:szCs w:val="32"/>
+              </w:rPr>
+              <w:t>–</w:t>
+            </w:r>
+            <w:r>
+              <w:rPr>
+                <w:rFonts w:ascii="BRH Devanagari Extra" w:hAnsi="BRH Devanagari Extra" w:cs="BRH Devanagari Extra"/>
+                <w:sz w:val="32"/>
+                <w:szCs w:val="32"/>
+              </w:rPr>
+              <w:t>rÉiÉþÈ - erÉÉå</w:t>
+            </w:r>
+            <w:r>
+              <w:rPr>
+                <w:rFonts w:ascii="BRH Malayalam Extra" w:hAnsi="BRH Malayalam Extra" w:cs="BRH Devanagari Extra"/>
+                <w:szCs w:val="32"/>
+              </w:rPr>
+              <w:t>–</w:t>
+            </w:r>
+            <w:r>
+              <w:rPr>
+                <w:rFonts w:ascii="BRH Devanagari Extra" w:hAnsi="BRH Devanagari Extra" w:cs="BRH Devanagari Extra"/>
+                <w:sz w:val="32"/>
+                <w:szCs w:val="32"/>
+              </w:rPr>
+              <w:t>ÌiÉ</w:t>
+            </w:r>
+            <w:r>
+              <w:rPr>
+                <w:rFonts w:ascii="BRH Malayalam Extra" w:hAnsi="BRH Malayalam Extra" w:cs="BRH Devanagari Extra"/>
+                <w:szCs w:val="32"/>
+              </w:rPr>
+              <w:t>–</w:t>
+            </w:r>
+            <w:r>
+              <w:rPr>
+                <w:rFonts w:ascii="BRH Devanagari Extra" w:hAnsi="BRH Devanagari Extra" w:cs="BRH Devanagari Extra"/>
+                <w:sz w:val="32"/>
+                <w:szCs w:val="32"/>
+              </w:rPr>
+              <w:t>wÉÉ</w:t>
+            </w:r>
+            <w:r>
+              <w:rPr>
+                <w:rFonts w:ascii="BRH Malayalam Extra" w:hAnsi="BRH Malayalam Extra" w:cs="BRH Devanagari Extra"/>
+                <w:szCs w:val="32"/>
+              </w:rPr>
+              <w:t>–</w:t>
+            </w:r>
+            <w:r>
+              <w:rPr>
+                <w:rFonts w:ascii="BRH Devanagari Extra" w:hAnsi="BRH Devanagari Extra" w:cs="BRH Devanagari Extra"/>
+                <w:sz w:val="32"/>
+                <w:szCs w:val="32"/>
+              </w:rPr>
+              <w:t xml:space="preserve"> | </w:t>
             </w:r>
           </w:p>
         </w:tc>
@@ -934,7 +8077,6 @@
               <w:spacing w:before="0" w:line="240" w:lineRule="auto"/>
               <w:rPr>
                 <w:rFonts w:ascii="BRH Devanagari Extra" w:hAnsi="BRH Devanagari Extra" w:cs="BRH Devanagari Extra"/>
-                <w:color w:val="000000"/>
                 <w:sz w:val="32"/>
                 <w:szCs w:val="32"/>
               </w:rPr>
@@ -942,16 +8084,16 @@
             <w:r>
               <w:rPr>
                 <w:rFonts w:ascii="BRH Devanagari Extra" w:hAnsi="BRH Devanagari Extra" w:cs="BRH Devanagari Extra"/>
-                <w:color w:val="000000"/>
-                <w:sz w:val="32"/>
-                <w:szCs w:val="32"/>
-              </w:rPr>
+                <w:sz w:val="32"/>
+                <w:szCs w:val="32"/>
+              </w:rPr>
+              <w:lastRenderedPageBreak/>
               <w:t>(</w:t>
             </w:r>
-            <w:r>
-              <w:rPr>
-                <w:rFonts w:cs="BRH Devanagari Extra"/>
-                <w:color w:val="000000"/>
+            <w:proofErr w:type="gramStart"/>
+            <w:r>
+              <w:rPr>
+                <w:rFonts w:cs="BRH Devanagari Extra"/>
                 <w:szCs w:val="32"/>
               </w:rPr>
               <w:t>45</w:t>
@@ -959,7 +8101,6 @@
             <w:r>
               <w:rPr>
                 <w:rFonts w:ascii="BRH Devanagari Extra" w:hAnsi="BRH Devanagari Extra" w:cs="BRH Devanagari Extra"/>
-                <w:color w:val="000000"/>
                 <w:sz w:val="32"/>
                 <w:szCs w:val="32"/>
               </w:rPr>
@@ -968,15 +8109,21 @@
             <w:r>
               <w:rPr>
                 <w:rFonts w:cs="BRH Devanagari Extra"/>
-                <w:color w:val="000000"/>
-                <w:szCs w:val="32"/>
-              </w:rPr>
-              <w:t>[P41</w:t>
-            </w:r>
-            <w:r>
-              <w:rPr>
-                <w:rFonts w:ascii="BRH Devanagari Extra" w:hAnsi="BRH Devanagari Extra" w:cs="BRH Devanagari Extra"/>
-                <w:color w:val="000000"/>
+                <w:szCs w:val="32"/>
+              </w:rPr>
+              <w:t>[</w:t>
+            </w:r>
+            <w:proofErr w:type="gramEnd"/>
+            <w:r>
+              <w:rPr>
+                <w:rFonts w:cs="BRH Devanagari Extra"/>
+                <w:szCs w:val="32"/>
+              </w:rPr>
+              <w:t>P41</w:t>
+            </w:r>
+            <w:r>
+              <w:rPr>
+                <w:rFonts w:ascii="BRH Devanagari Extra" w:hAnsi="BRH Devanagari Extra" w:cs="BRH Devanagari Extra"/>
                 <w:sz w:val="32"/>
                 <w:szCs w:val="32"/>
               </w:rPr>
@@ -985,7 +8132,6 @@
             <w:r>
               <w:rPr>
                 <w:rFonts w:cs="BRH Devanagari Extra"/>
-                <w:color w:val="000000"/>
                 <w:szCs w:val="32"/>
               </w:rPr>
               <w:t>7</w:t>
@@ -993,7 +8139,6 @@
             <w:r>
               <w:rPr>
                 <w:rFonts w:ascii="BRH Devanagari Extra" w:hAnsi="BRH Devanagari Extra" w:cs="BRH Devanagari Extra"/>
-                <w:color w:val="000000"/>
                 <w:sz w:val="32"/>
                 <w:szCs w:val="32"/>
               </w:rPr>
@@ -1002,7 +8147,6 @@
             <w:r>
               <w:rPr>
                 <w:rFonts w:cs="BRH Devanagari Extra"/>
-                <w:color w:val="000000"/>
                 <w:szCs w:val="32"/>
               </w:rPr>
               <w:t>4</w:t>
@@ -1010,7 +8154,6 @@
             <w:r>
               <w:rPr>
                 <w:rFonts w:ascii="BRH Devanagari Extra" w:hAnsi="BRH Devanagari Extra" w:cs="BRH Devanagari Extra"/>
-                <w:color w:val="000000"/>
                 <w:sz w:val="32"/>
                 <w:szCs w:val="32"/>
               </w:rPr>
@@ -1019,7 +8162,6 @@
             <w:r>
               <w:rPr>
                 <w:rFonts w:cs="BRH Devanagari Extra"/>
-                <w:color w:val="000000"/>
                 <w:szCs w:val="32"/>
               </w:rPr>
               <w:t>15</w:t>
@@ -1027,7 +8169,6 @@
             <w:r>
               <w:rPr>
                 <w:rFonts w:ascii="BRH Devanagari Extra" w:hAnsi="BRH Devanagari Extra" w:cs="BRH Devanagari Extra"/>
-                <w:color w:val="000000"/>
                 <w:sz w:val="32"/>
                 <w:szCs w:val="32"/>
               </w:rPr>
@@ -1036,7 +8177,6 @@
             <w:r>
               <w:rPr>
                 <w:rFonts w:cs="BRH Devanagari Extra"/>
-                <w:color w:val="000000"/>
                 <w:szCs w:val="32"/>
               </w:rPr>
               <w:t>1</w:t>
@@ -1044,7 +8184,6 @@
             <w:r>
               <w:rPr>
                 <w:rFonts w:ascii="BRH Devanagari Extra" w:hAnsi="BRH Devanagari Extra" w:cs="BRH Devanagari Extra"/>
-                <w:color w:val="000000"/>
                 <w:sz w:val="32"/>
                 <w:szCs w:val="32"/>
               </w:rPr>
@@ -1053,7 +8192,6 @@
             <w:r>
               <w:rPr>
                 <w:rFonts w:cs="BRH Devanagari Extra"/>
-                <w:color w:val="000000"/>
                 <w:szCs w:val="32"/>
               </w:rPr>
               <w:t>42</w:t>
@@ -1061,7 +8199,6 @@
             <w:r>
               <w:rPr>
                 <w:rFonts w:ascii="BRH Devanagari Extra" w:hAnsi="BRH Devanagari Extra" w:cs="BRH Devanagari Extra"/>
-                <w:color w:val="000000"/>
                 <w:sz w:val="32"/>
                 <w:szCs w:val="32"/>
               </w:rPr>
@@ -1070,15 +8207,13 @@
             <w:r>
               <w:rPr>
                 <w:rFonts w:ascii="BRH Malayalam Extra" w:hAnsi="BRH Malayalam Extra" w:cs="BRH Devanagari Extra"/>
-                <w:color w:val="000000"/>
-                <w:szCs w:val="32"/>
-              </w:rPr>
-              <w:t>–</w:t>
-            </w:r>
-            <w:r>
-              <w:rPr>
-                <w:rFonts w:ascii="BRH Devanagari Extra" w:hAnsi="BRH Devanagari Extra" w:cs="BRH Devanagari Extra"/>
-                <w:color w:val="000000"/>
+                <w:szCs w:val="32"/>
+              </w:rPr>
+              <w:t>–</w:t>
+            </w:r>
+            <w:r>
+              <w:rPr>
+                <w:rFonts w:ascii="BRH Devanagari Extra" w:hAnsi="BRH Devanagari Extra" w:cs="BRH Devanagari Extra"/>
                 <w:sz w:val="32"/>
                 <w:szCs w:val="32"/>
               </w:rPr>
@@ -1094,7 +8229,6 @@
               <w:spacing w:before="0" w:line="240" w:lineRule="auto"/>
               <w:rPr>
                 <w:rFonts w:ascii="BRH Devanagari Extra" w:hAnsi="BRH Devanagari Extra" w:cs="BRH Devanagari Extra"/>
-                <w:color w:val="000000"/>
                 <w:sz w:val="32"/>
                 <w:szCs w:val="32"/>
               </w:rPr>
@@ -1102,7 +8236,6 @@
             <w:r>
               <w:rPr>
                 <w:rFonts w:ascii="BRH Devanagari Extra" w:hAnsi="BRH Devanagari Extra" w:cs="BRH Devanagari Extra"/>
-                <w:color w:val="000000"/>
                 <w:sz w:val="32"/>
                 <w:szCs w:val="32"/>
               </w:rPr>
@@ -1111,7 +8244,6 @@
             <w:r>
               <w:rPr>
                 <w:rFonts w:ascii="BRH Devanagari Extra" w:hAnsi="BRH Devanagari Extra" w:cs="BRH Devanagari Extra"/>
-                <w:color w:val="000000"/>
                 <w:sz w:val="32"/>
                 <w:szCs w:val="32"/>
                 <w:highlight w:val="yellow"/>
@@ -1121,15 +8253,13 @@
             <w:r>
               <w:rPr>
                 <w:rFonts w:ascii="BRH Malayalam Extra" w:hAnsi="BRH Malayalam Extra" w:cs="BRH Devanagari Extra"/>
-                <w:color w:val="000000"/>
-                <w:szCs w:val="32"/>
-              </w:rPr>
-              <w:t>–</w:t>
-            </w:r>
-            <w:r>
-              <w:rPr>
-                <w:rFonts w:ascii="BRH Devanagari Extra" w:hAnsi="BRH Devanagari Extra" w:cs="BRH Devanagari Extra"/>
-                <w:color w:val="000000"/>
+                <w:szCs w:val="32"/>
+              </w:rPr>
+              <w:t>–</w:t>
+            </w:r>
+            <w:r>
+              <w:rPr>
+                <w:rFonts w:ascii="BRH Devanagari Extra" w:hAnsi="BRH Devanagari Extra" w:cs="BRH Devanagari Extra"/>
                 <w:sz w:val="32"/>
                 <w:szCs w:val="32"/>
               </w:rPr>
@@ -1138,15 +8268,13 @@
             <w:r>
               <w:rPr>
                 <w:rFonts w:ascii="BRH Malayalam Extra" w:hAnsi="BRH Malayalam Extra" w:cs="BRH Devanagari Extra"/>
-                <w:color w:val="000000"/>
-                <w:szCs w:val="32"/>
-              </w:rPr>
-              <w:t>–</w:t>
-            </w:r>
-            <w:r>
-              <w:rPr>
-                <w:rFonts w:ascii="BRH Devanagari Extra" w:hAnsi="BRH Devanagari Extra" w:cs="BRH Devanagari Extra"/>
-                <w:color w:val="000000"/>
+                <w:szCs w:val="32"/>
+              </w:rPr>
+              <w:t>–</w:t>
+            </w:r>
+            <w:r>
+              <w:rPr>
+                <w:rFonts w:ascii="BRH Devanagari Extra" w:hAnsi="BRH Devanagari Extra" w:cs="BRH Devanagari Extra"/>
                 <w:sz w:val="32"/>
                 <w:szCs w:val="32"/>
               </w:rPr>
@@ -1155,7 +8283,6 @@
             <w:r>
               <w:rPr>
                 <w:rFonts w:ascii="BRH Devanagari Extra" w:hAnsi="BRH Devanagari Extra" w:cs="BRH Devanagari Extra"/>
-                <w:color w:val="000000"/>
                 <w:sz w:val="32"/>
                 <w:szCs w:val="32"/>
                 <w:highlight w:val="yellow"/>
@@ -1165,15 +8292,13 @@
             <w:r>
               <w:rPr>
                 <w:rFonts w:ascii="BRH Malayalam Extra" w:hAnsi="BRH Malayalam Extra" w:cs="BRH Devanagari Extra"/>
-                <w:color w:val="000000"/>
-                <w:szCs w:val="32"/>
-              </w:rPr>
-              <w:t>–</w:t>
-            </w:r>
-            <w:r>
-              <w:rPr>
-                <w:rFonts w:ascii="BRH Devanagari Extra" w:hAnsi="BRH Devanagari Extra" w:cs="BRH Devanagari Extra"/>
-                <w:color w:val="000000"/>
+                <w:szCs w:val="32"/>
+              </w:rPr>
+              <w:t>–</w:t>
+            </w:r>
+            <w:r>
+              <w:rPr>
+                <w:rFonts w:ascii="BRH Devanagari Extra" w:hAnsi="BRH Devanagari Extra" w:cs="BRH Devanagari Extra"/>
                 <w:sz w:val="32"/>
                 <w:szCs w:val="32"/>
               </w:rPr>
@@ -1182,15 +8307,13 @@
             <w:r>
               <w:rPr>
                 <w:rFonts w:ascii="BRH Malayalam Extra" w:hAnsi="BRH Malayalam Extra" w:cs="BRH Devanagari Extra"/>
-                <w:color w:val="000000"/>
-                <w:szCs w:val="32"/>
-              </w:rPr>
-              <w:t>–</w:t>
-            </w:r>
-            <w:r>
-              <w:rPr>
-                <w:rFonts w:ascii="BRH Devanagari Extra" w:hAnsi="BRH Devanagari Extra" w:cs="BRH Devanagari Extra"/>
-                <w:color w:val="000000"/>
+                <w:szCs w:val="32"/>
+              </w:rPr>
+              <w:t>–</w:t>
+            </w:r>
+            <w:r>
+              <w:rPr>
+                <w:rFonts w:ascii="BRH Devanagari Extra" w:hAnsi="BRH Devanagari Extra" w:cs="BRH Devanagari Extra"/>
                 <w:sz w:val="32"/>
                 <w:szCs w:val="32"/>
               </w:rPr>
@@ -1199,15 +8322,13 @@
             <w:r>
               <w:rPr>
                 <w:rFonts w:ascii="BRH Malayalam Extra" w:hAnsi="BRH Malayalam Extra" w:cs="BRH Devanagari Extra"/>
-                <w:color w:val="000000"/>
-                <w:szCs w:val="32"/>
-              </w:rPr>
-              <w:t>–</w:t>
-            </w:r>
-            <w:r>
-              <w:rPr>
-                <w:rFonts w:ascii="BRH Devanagari Extra" w:hAnsi="BRH Devanagari Extra" w:cs="BRH Devanagari Extra"/>
-                <w:color w:val="000000"/>
+                <w:szCs w:val="32"/>
+              </w:rPr>
+              <w:t>–</w:t>
+            </w:r>
+            <w:r>
+              <w:rPr>
+                <w:rFonts w:ascii="BRH Devanagari Extra" w:hAnsi="BRH Devanagari Extra" w:cs="BRH Devanagari Extra"/>
                 <w:sz w:val="32"/>
                 <w:szCs w:val="32"/>
               </w:rPr>
@@ -1216,7 +8337,6 @@
             <w:r>
               <w:rPr>
                 <w:rFonts w:ascii="BRH Devanagari Extra" w:hAnsi="BRH Devanagari Extra" w:cs="BRH Devanagari Extra"/>
-                <w:color w:val="000000"/>
                 <w:sz w:val="26"/>
                 <w:szCs w:val="32"/>
               </w:rPr>
@@ -1225,7 +8345,6 @@
             <w:r>
               <w:rPr>
                 <w:rFonts w:ascii="BRH Devanagari Extra" w:hAnsi="BRH Devanagari Extra" w:cs="BRH Devanagari Extra"/>
-                <w:color w:val="000000"/>
                 <w:sz w:val="32"/>
                 <w:szCs w:val="32"/>
               </w:rPr>
@@ -1234,15 +8353,13 @@
             <w:r>
               <w:rPr>
                 <w:rFonts w:ascii="BRH Malayalam Extra" w:hAnsi="BRH Malayalam Extra" w:cs="BRH Devanagari Extra"/>
-                <w:color w:val="000000"/>
-                <w:szCs w:val="32"/>
-              </w:rPr>
-              <w:t>–</w:t>
-            </w:r>
-            <w:r>
-              <w:rPr>
-                <w:rFonts w:ascii="BRH Devanagari Extra" w:hAnsi="BRH Devanagari Extra" w:cs="BRH Devanagari Extra"/>
-                <w:color w:val="000000"/>
+                <w:szCs w:val="32"/>
+              </w:rPr>
+              <w:t>–</w:t>
+            </w:r>
+            <w:r>
+              <w:rPr>
+                <w:rFonts w:ascii="BRH Devanagari Extra" w:hAnsi="BRH Devanagari Extra" w:cs="BRH Devanagari Extra"/>
                 <w:sz w:val="32"/>
                 <w:szCs w:val="32"/>
               </w:rPr>
@@ -1264,7 +8381,6 @@
             <w:r>
               <w:rPr>
                 <w:rFonts w:ascii="BRH Devanagari Extra" w:hAnsi="BRH Devanagari Extra" w:cs="BRH Devanagari Extra"/>
-                <w:color w:val="000000"/>
                 <w:sz w:val="32"/>
                 <w:szCs w:val="32"/>
               </w:rPr>
@@ -1273,7 +8389,6 @@
             <w:r>
               <w:rPr>
                 <w:rFonts w:ascii="BRH Devanagari Extra" w:hAnsi="BRH Devanagari Extra" w:cs="BRH Devanagari Extra"/>
-                <w:color w:val="000000"/>
                 <w:sz w:val="32"/>
                 <w:szCs w:val="32"/>
                 <w:highlight w:val="yellow"/>
@@ -1283,15 +8398,13 @@
             <w:r>
               <w:rPr>
                 <w:rFonts w:ascii="BRH Malayalam Extra" w:hAnsi="BRH Malayalam Extra" w:cs="BRH Devanagari Extra"/>
-                <w:color w:val="000000"/>
-                <w:szCs w:val="32"/>
-              </w:rPr>
-              <w:t>–</w:t>
-            </w:r>
-            <w:r>
-              <w:rPr>
-                <w:rFonts w:ascii="BRH Devanagari Extra" w:hAnsi="BRH Devanagari Extra" w:cs="BRH Devanagari Extra"/>
-                <w:color w:val="000000"/>
+                <w:szCs w:val="32"/>
+              </w:rPr>
+              <w:t>–</w:t>
+            </w:r>
+            <w:r>
+              <w:rPr>
+                <w:rFonts w:ascii="BRH Devanagari Extra" w:hAnsi="BRH Devanagari Extra" w:cs="BRH Devanagari Extra"/>
                 <w:sz w:val="32"/>
                 <w:szCs w:val="32"/>
               </w:rPr>
@@ -1300,15 +8413,13 @@
             <w:r>
               <w:rPr>
                 <w:rFonts w:ascii="BRH Malayalam Extra" w:hAnsi="BRH Malayalam Extra" w:cs="BRH Devanagari Extra"/>
-                <w:color w:val="000000"/>
-                <w:szCs w:val="32"/>
-              </w:rPr>
-              <w:t>–</w:t>
-            </w:r>
-            <w:r>
-              <w:rPr>
-                <w:rFonts w:ascii="BRH Devanagari Extra" w:hAnsi="BRH Devanagari Extra" w:cs="BRH Devanagari Extra"/>
-                <w:color w:val="000000"/>
+                <w:szCs w:val="32"/>
+              </w:rPr>
+              <w:t>–</w:t>
+            </w:r>
+            <w:r>
+              <w:rPr>
+                <w:rFonts w:ascii="BRH Devanagari Extra" w:hAnsi="BRH Devanagari Extra" w:cs="BRH Devanagari Extra"/>
                 <w:sz w:val="32"/>
                 <w:szCs w:val="32"/>
               </w:rPr>
@@ -1329,7 +8440,6 @@
               <w:spacing w:before="0" w:line="240" w:lineRule="auto"/>
               <w:rPr>
                 <w:rFonts w:ascii="BRH Devanagari Extra" w:hAnsi="BRH Devanagari Extra" w:cs="BRH Devanagari Extra"/>
-                <w:color w:val="000000"/>
                 <w:sz w:val="32"/>
                 <w:szCs w:val="32"/>
               </w:rPr>
@@ -1337,16 +8447,15 @@
             <w:r>
               <w:rPr>
                 <w:rFonts w:ascii="BRH Devanagari Extra" w:hAnsi="BRH Devanagari Extra" w:cs="BRH Devanagari Extra"/>
-                <w:color w:val="000000"/>
                 <w:sz w:val="32"/>
                 <w:szCs w:val="32"/>
               </w:rPr>
               <w:t>(</w:t>
             </w:r>
-            <w:r>
-              <w:rPr>
-                <w:rFonts w:cs="BRH Devanagari Extra"/>
-                <w:color w:val="000000"/>
+            <w:proofErr w:type="gramStart"/>
+            <w:r>
+              <w:rPr>
+                <w:rFonts w:cs="BRH Devanagari Extra"/>
                 <w:szCs w:val="32"/>
               </w:rPr>
               <w:t>45</w:t>
@@ -1354,7 +8463,6 @@
             <w:r>
               <w:rPr>
                 <w:rFonts w:ascii="BRH Devanagari Extra" w:hAnsi="BRH Devanagari Extra" w:cs="BRH Devanagari Extra"/>
-                <w:color w:val="000000"/>
                 <w:sz w:val="32"/>
                 <w:szCs w:val="32"/>
               </w:rPr>
@@ -1363,15 +8471,21 @@
             <w:r>
               <w:rPr>
                 <w:rFonts w:cs="BRH Devanagari Extra"/>
-                <w:color w:val="000000"/>
-                <w:szCs w:val="32"/>
-              </w:rPr>
-              <w:t>[P41</w:t>
-            </w:r>
-            <w:r>
-              <w:rPr>
-                <w:rFonts w:ascii="BRH Devanagari Extra" w:hAnsi="BRH Devanagari Extra" w:cs="BRH Devanagari Extra"/>
-                <w:color w:val="000000"/>
+                <w:szCs w:val="32"/>
+              </w:rPr>
+              <w:t>[</w:t>
+            </w:r>
+            <w:proofErr w:type="gramEnd"/>
+            <w:r>
+              <w:rPr>
+                <w:rFonts w:cs="BRH Devanagari Extra"/>
+                <w:szCs w:val="32"/>
+              </w:rPr>
+              <w:t>P41</w:t>
+            </w:r>
+            <w:r>
+              <w:rPr>
+                <w:rFonts w:ascii="BRH Devanagari Extra" w:hAnsi="BRH Devanagari Extra" w:cs="BRH Devanagari Extra"/>
                 <w:sz w:val="32"/>
                 <w:szCs w:val="32"/>
               </w:rPr>
@@ -1380,7 +8494,6 @@
             <w:r>
               <w:rPr>
                 <w:rFonts w:cs="BRH Devanagari Extra"/>
-                <w:color w:val="000000"/>
                 <w:szCs w:val="32"/>
               </w:rPr>
               <w:t>7</w:t>
@@ -1388,7 +8501,6 @@
             <w:r>
               <w:rPr>
                 <w:rFonts w:ascii="BRH Devanagari Extra" w:hAnsi="BRH Devanagari Extra" w:cs="BRH Devanagari Extra"/>
-                <w:color w:val="000000"/>
                 <w:sz w:val="32"/>
                 <w:szCs w:val="32"/>
               </w:rPr>
@@ -1397,7 +8509,6 @@
             <w:r>
               <w:rPr>
                 <w:rFonts w:cs="BRH Devanagari Extra"/>
-                <w:color w:val="000000"/>
                 <w:szCs w:val="32"/>
               </w:rPr>
               <w:t>4</w:t>
@@ -1405,7 +8516,6 @@
             <w:r>
               <w:rPr>
                 <w:rFonts w:ascii="BRH Devanagari Extra" w:hAnsi="BRH Devanagari Extra" w:cs="BRH Devanagari Extra"/>
-                <w:color w:val="000000"/>
                 <w:sz w:val="32"/>
                 <w:szCs w:val="32"/>
               </w:rPr>
@@ -1414,7 +8524,6 @@
             <w:r>
               <w:rPr>
                 <w:rFonts w:cs="BRH Devanagari Extra"/>
-                <w:color w:val="000000"/>
                 <w:szCs w:val="32"/>
               </w:rPr>
               <w:t>15</w:t>
@@ -1422,7 +8531,6 @@
             <w:r>
               <w:rPr>
                 <w:rFonts w:ascii="BRH Devanagari Extra" w:hAnsi="BRH Devanagari Extra" w:cs="BRH Devanagari Extra"/>
-                <w:color w:val="000000"/>
                 <w:sz w:val="32"/>
                 <w:szCs w:val="32"/>
               </w:rPr>
@@ -1431,7 +8539,6 @@
             <w:r>
               <w:rPr>
                 <w:rFonts w:cs="BRH Devanagari Extra"/>
-                <w:color w:val="000000"/>
                 <w:szCs w:val="32"/>
               </w:rPr>
               <w:t>1</w:t>
@@ -1439,7 +8546,6 @@
             <w:r>
               <w:rPr>
                 <w:rFonts w:ascii="BRH Devanagari Extra" w:hAnsi="BRH Devanagari Extra" w:cs="BRH Devanagari Extra"/>
-                <w:color w:val="000000"/>
                 <w:sz w:val="32"/>
                 <w:szCs w:val="32"/>
               </w:rPr>
@@ -1448,7 +8554,6 @@
             <w:r>
               <w:rPr>
                 <w:rFonts w:cs="BRH Devanagari Extra"/>
-                <w:color w:val="000000"/>
                 <w:szCs w:val="32"/>
               </w:rPr>
               <w:t>42</w:t>
@@ -1456,7 +8561,6 @@
             <w:r>
               <w:rPr>
                 <w:rFonts w:ascii="BRH Devanagari Extra" w:hAnsi="BRH Devanagari Extra" w:cs="BRH Devanagari Extra"/>
-                <w:color w:val="000000"/>
                 <w:sz w:val="32"/>
                 <w:szCs w:val="32"/>
               </w:rPr>
@@ -1465,15 +8569,13 @@
             <w:r>
               <w:rPr>
                 <w:rFonts w:ascii="BRH Malayalam Extra" w:hAnsi="BRH Malayalam Extra" w:cs="BRH Devanagari Extra"/>
-                <w:color w:val="000000"/>
-                <w:szCs w:val="32"/>
-              </w:rPr>
-              <w:t>–</w:t>
-            </w:r>
-            <w:r>
-              <w:rPr>
-                <w:rFonts w:ascii="BRH Devanagari Extra" w:hAnsi="BRH Devanagari Extra" w:cs="BRH Devanagari Extra"/>
-                <w:color w:val="000000"/>
+                <w:szCs w:val="32"/>
+              </w:rPr>
+              <w:t>–</w:t>
+            </w:r>
+            <w:r>
+              <w:rPr>
+                <w:rFonts w:ascii="BRH Devanagari Extra" w:hAnsi="BRH Devanagari Extra" w:cs="BRH Devanagari Extra"/>
                 <w:sz w:val="32"/>
                 <w:szCs w:val="32"/>
               </w:rPr>
@@ -1489,7 +8591,6 @@
               <w:spacing w:before="0" w:line="240" w:lineRule="auto"/>
               <w:rPr>
                 <w:rFonts w:ascii="BRH Devanagari Extra" w:hAnsi="BRH Devanagari Extra" w:cs="BRH Devanagari Extra"/>
-                <w:color w:val="000000"/>
                 <w:sz w:val="32"/>
                 <w:szCs w:val="32"/>
               </w:rPr>
@@ -1497,7 +8598,6 @@
             <w:r>
               <w:rPr>
                 <w:rFonts w:ascii="BRH Devanagari Extra" w:hAnsi="BRH Devanagari Extra" w:cs="BRH Devanagari Extra"/>
-                <w:color w:val="000000"/>
                 <w:sz w:val="32"/>
                 <w:szCs w:val="32"/>
               </w:rPr>
@@ -1506,7 +8606,6 @@
             <w:r>
               <w:rPr>
                 <w:rFonts w:ascii="BRH Devanagari Extra" w:hAnsi="BRH Devanagari Extra" w:cs="BRH Devanagari Extra"/>
-                <w:color w:val="000000"/>
                 <w:sz w:val="32"/>
                 <w:szCs w:val="32"/>
                 <w:highlight w:val="green"/>
@@ -1516,15 +8615,13 @@
             <w:r>
               <w:rPr>
                 <w:rFonts w:ascii="BRH Malayalam Extra" w:hAnsi="BRH Malayalam Extra" w:cs="BRH Devanagari Extra"/>
-                <w:color w:val="000000"/>
-                <w:szCs w:val="32"/>
-              </w:rPr>
-              <w:t>–</w:t>
-            </w:r>
-            <w:r>
-              <w:rPr>
-                <w:rFonts w:ascii="BRH Devanagari Extra" w:hAnsi="BRH Devanagari Extra" w:cs="BRH Devanagari Extra"/>
-                <w:color w:val="000000"/>
+                <w:szCs w:val="32"/>
+              </w:rPr>
+              <w:t>–</w:t>
+            </w:r>
+            <w:r>
+              <w:rPr>
+                <w:rFonts w:ascii="BRH Devanagari Extra" w:hAnsi="BRH Devanagari Extra" w:cs="BRH Devanagari Extra"/>
                 <w:sz w:val="32"/>
                 <w:szCs w:val="32"/>
               </w:rPr>
@@ -1533,15 +8630,13 @@
             <w:r>
               <w:rPr>
                 <w:rFonts w:ascii="BRH Malayalam Extra" w:hAnsi="BRH Malayalam Extra" w:cs="BRH Devanagari Extra"/>
-                <w:color w:val="000000"/>
-                <w:szCs w:val="32"/>
-              </w:rPr>
-              <w:t>–</w:t>
-            </w:r>
-            <w:r>
-              <w:rPr>
-                <w:rFonts w:ascii="BRH Devanagari Extra" w:hAnsi="BRH Devanagari Extra" w:cs="BRH Devanagari Extra"/>
-                <w:color w:val="000000"/>
+                <w:szCs w:val="32"/>
+              </w:rPr>
+              <w:t>–</w:t>
+            </w:r>
+            <w:r>
+              <w:rPr>
+                <w:rFonts w:ascii="BRH Devanagari Extra" w:hAnsi="BRH Devanagari Extra" w:cs="BRH Devanagari Extra"/>
                 <w:sz w:val="32"/>
                 <w:szCs w:val="32"/>
               </w:rPr>
@@ -1550,7 +8645,6 @@
             <w:r>
               <w:rPr>
                 <w:rFonts w:ascii="BRH Devanagari Extra" w:hAnsi="BRH Devanagari Extra" w:cs="BRH Devanagari Extra"/>
-                <w:color w:val="000000"/>
                 <w:sz w:val="32"/>
                 <w:szCs w:val="32"/>
                 <w:highlight w:val="green"/>
@@ -1560,15 +8654,13 @@
             <w:r>
               <w:rPr>
                 <w:rFonts w:ascii="BRH Malayalam Extra" w:hAnsi="BRH Malayalam Extra" w:cs="BRH Devanagari Extra"/>
-                <w:color w:val="000000"/>
-                <w:szCs w:val="32"/>
-              </w:rPr>
-              <w:t>–</w:t>
-            </w:r>
-            <w:r>
-              <w:rPr>
-                <w:rFonts w:ascii="BRH Devanagari Extra" w:hAnsi="BRH Devanagari Extra" w:cs="BRH Devanagari Extra"/>
-                <w:color w:val="000000"/>
+                <w:szCs w:val="32"/>
+              </w:rPr>
+              <w:t>–</w:t>
+            </w:r>
+            <w:r>
+              <w:rPr>
+                <w:rFonts w:ascii="BRH Devanagari Extra" w:hAnsi="BRH Devanagari Extra" w:cs="BRH Devanagari Extra"/>
                 <w:sz w:val="32"/>
                 <w:szCs w:val="32"/>
               </w:rPr>
@@ -1577,15 +8669,13 @@
             <w:r>
               <w:rPr>
                 <w:rFonts w:ascii="BRH Malayalam Extra" w:hAnsi="BRH Malayalam Extra" w:cs="BRH Devanagari Extra"/>
-                <w:color w:val="000000"/>
-                <w:szCs w:val="32"/>
-              </w:rPr>
-              <w:t>–</w:t>
-            </w:r>
-            <w:r>
-              <w:rPr>
-                <w:rFonts w:ascii="BRH Devanagari Extra" w:hAnsi="BRH Devanagari Extra" w:cs="BRH Devanagari Extra"/>
-                <w:color w:val="000000"/>
+                <w:szCs w:val="32"/>
+              </w:rPr>
+              <w:t>–</w:t>
+            </w:r>
+            <w:r>
+              <w:rPr>
+                <w:rFonts w:ascii="BRH Devanagari Extra" w:hAnsi="BRH Devanagari Extra" w:cs="BRH Devanagari Extra"/>
                 <w:sz w:val="32"/>
                 <w:szCs w:val="32"/>
               </w:rPr>
@@ -1594,15 +8684,13 @@
             <w:r>
               <w:rPr>
                 <w:rFonts w:ascii="BRH Malayalam Extra" w:hAnsi="BRH Malayalam Extra" w:cs="BRH Devanagari Extra"/>
-                <w:color w:val="000000"/>
-                <w:szCs w:val="32"/>
-              </w:rPr>
-              <w:t>–</w:t>
-            </w:r>
-            <w:r>
-              <w:rPr>
-                <w:rFonts w:ascii="BRH Devanagari Extra" w:hAnsi="BRH Devanagari Extra" w:cs="BRH Devanagari Extra"/>
-                <w:color w:val="000000"/>
+                <w:szCs w:val="32"/>
+              </w:rPr>
+              <w:t>–</w:t>
+            </w:r>
+            <w:r>
+              <w:rPr>
+                <w:rFonts w:ascii="BRH Devanagari Extra" w:hAnsi="BRH Devanagari Extra" w:cs="BRH Devanagari Extra"/>
                 <w:sz w:val="32"/>
                 <w:szCs w:val="32"/>
               </w:rPr>
@@ -1611,7 +8699,6 @@
             <w:r>
               <w:rPr>
                 <w:rFonts w:ascii="BRH Devanagari Extra" w:hAnsi="BRH Devanagari Extra" w:cs="BRH Devanagari Extra"/>
-                <w:color w:val="000000"/>
                 <w:sz w:val="26"/>
                 <w:szCs w:val="32"/>
               </w:rPr>
@@ -1620,7 +8707,6 @@
             <w:r>
               <w:rPr>
                 <w:rFonts w:ascii="BRH Devanagari Extra" w:hAnsi="BRH Devanagari Extra" w:cs="BRH Devanagari Extra"/>
-                <w:color w:val="000000"/>
                 <w:sz w:val="32"/>
                 <w:szCs w:val="32"/>
               </w:rPr>
@@ -1629,15 +8715,13 @@
             <w:r>
               <w:rPr>
                 <w:rFonts w:ascii="BRH Malayalam Extra" w:hAnsi="BRH Malayalam Extra" w:cs="BRH Devanagari Extra"/>
-                <w:color w:val="000000"/>
-                <w:szCs w:val="32"/>
-              </w:rPr>
-              <w:t>–</w:t>
-            </w:r>
-            <w:r>
-              <w:rPr>
-                <w:rFonts w:ascii="BRH Devanagari Extra" w:hAnsi="BRH Devanagari Extra" w:cs="BRH Devanagari Extra"/>
-                <w:color w:val="000000"/>
+                <w:szCs w:val="32"/>
+              </w:rPr>
+              <w:t>–</w:t>
+            </w:r>
+            <w:r>
+              <w:rPr>
+                <w:rFonts w:ascii="BRH Devanagari Extra" w:hAnsi="BRH Devanagari Extra" w:cs="BRH Devanagari Extra"/>
                 <w:sz w:val="32"/>
                 <w:szCs w:val="32"/>
               </w:rPr>
@@ -1653,14 +8737,12 @@
               <w:spacing w:before="0" w:line="240" w:lineRule="auto"/>
               <w:rPr>
                 <w:rFonts w:cs="BRH Malayalam Extra"/>
-                <w:color w:val="000000"/>
                 <w:szCs w:val="40"/>
               </w:rPr>
             </w:pPr>
             <w:r>
               <w:rPr>
                 <w:rFonts w:ascii="BRH Devanagari Extra" w:hAnsi="BRH Devanagari Extra" w:cs="BRH Devanagari Extra"/>
-                <w:color w:val="000000"/>
                 <w:sz w:val="32"/>
                 <w:szCs w:val="32"/>
               </w:rPr>
@@ -1669,7 +8751,6 @@
             <w:r>
               <w:rPr>
                 <w:rFonts w:ascii="BRH Devanagari Extra" w:hAnsi="BRH Devanagari Extra" w:cs="BRH Devanagari Extra"/>
-                <w:color w:val="000000"/>
                 <w:sz w:val="32"/>
                 <w:szCs w:val="32"/>
                 <w:highlight w:val="green"/>
@@ -1679,7 +8760,6 @@
             <w:r>
               <w:rPr>
                 <w:rFonts w:ascii="BRH Malayalam Extra" w:hAnsi="BRH Malayalam Extra" w:cs="BRH Devanagari Extra"/>
-                <w:color w:val="000000"/>
                 <w:szCs w:val="32"/>
                 <w:highlight w:val="green"/>
               </w:rPr>
@@ -1688,7 +8768,6 @@
             <w:r>
               <w:rPr>
                 <w:rFonts w:ascii="BRH Devanagari Extra" w:hAnsi="BRH Devanagari Extra" w:cs="BRH Devanagari Extra"/>
-                <w:color w:val="000000"/>
                 <w:sz w:val="32"/>
                 <w:szCs w:val="32"/>
                 <w:highlight w:val="green"/>
@@ -1698,7 +8777,6 @@
             <w:r>
               <w:rPr>
                 <w:rFonts w:ascii="BRH Devanagari Extra" w:hAnsi="BRH Devanagari Extra" w:cs="BRH Devanagari Extra"/>
-                <w:color w:val="000000"/>
                 <w:sz w:val="32"/>
                 <w:szCs w:val="32"/>
               </w:rPr>
@@ -1707,15 +8785,13 @@
             <w:r>
               <w:rPr>
                 <w:rFonts w:ascii="BRH Malayalam Extra" w:hAnsi="BRH Malayalam Extra" w:cs="BRH Devanagari Extra"/>
-                <w:color w:val="000000"/>
-                <w:szCs w:val="32"/>
-              </w:rPr>
-              <w:t>–</w:t>
-            </w:r>
-            <w:r>
-              <w:rPr>
-                <w:rFonts w:ascii="BRH Devanagari Extra" w:hAnsi="BRH Devanagari Extra" w:cs="BRH Devanagari Extra"/>
-                <w:color w:val="000000"/>
+                <w:szCs w:val="32"/>
+              </w:rPr>
+              <w:t>–</w:t>
+            </w:r>
+            <w:r>
+              <w:rPr>
+                <w:rFonts w:ascii="BRH Devanagari Extra" w:hAnsi="BRH Devanagari Extra" w:cs="BRH Devanagari Extra"/>
                 <w:sz w:val="32"/>
                 <w:szCs w:val="32"/>
               </w:rPr>
@@ -1772,6 +8848,71 @@
           <w:u w:val="single"/>
         </w:rPr>
       </w:pPr>
+    </w:p>
+    <w:p>
+      <w:pPr>
+        <w:spacing w:before="0" w:line="240" w:lineRule="auto"/>
+        <w:jc w:val="center"/>
+        <w:rPr>
+          <w:b/>
+          <w:bCs/>
+          <w:sz w:val="32"/>
+          <w:szCs w:val="32"/>
+          <w:u w:val="single"/>
+        </w:rPr>
+      </w:pPr>
+    </w:p>
+    <w:p>
+      <w:pPr>
+        <w:spacing w:before="0" w:line="240" w:lineRule="auto"/>
+        <w:jc w:val="center"/>
+        <w:rPr>
+          <w:b/>
+          <w:bCs/>
+          <w:sz w:val="32"/>
+          <w:szCs w:val="32"/>
+          <w:u w:val="single"/>
+        </w:rPr>
+      </w:pPr>
+    </w:p>
+    <w:p>
+      <w:pPr>
+        <w:spacing w:before="0" w:line="240" w:lineRule="auto"/>
+        <w:jc w:val="center"/>
+        <w:rPr>
+          <w:b/>
+          <w:bCs/>
+          <w:sz w:val="32"/>
+          <w:szCs w:val="32"/>
+          <w:u w:val="single"/>
+        </w:rPr>
+      </w:pPr>
+    </w:p>
+    <w:p>
+      <w:pPr>
+        <w:spacing w:before="0" w:line="240" w:lineRule="auto"/>
+        <w:jc w:val="center"/>
+        <w:rPr>
+          <w:b/>
+          <w:bCs/>
+          <w:sz w:val="32"/>
+          <w:szCs w:val="32"/>
+          <w:u w:val="single"/>
+        </w:rPr>
+      </w:pPr>
+    </w:p>
+    <w:p>
+      <w:pPr>
+        <w:spacing w:before="0" w:line="240" w:lineRule="auto"/>
+        <w:jc w:val="center"/>
+        <w:rPr>
+          <w:b/>
+          <w:bCs/>
+          <w:sz w:val="32"/>
+          <w:szCs w:val="32"/>
+          <w:u w:val="single"/>
+        </w:rPr>
+      </w:pPr>
       <w:r>
         <w:rPr>
           <w:b/>
@@ -1780,6 +8921,7 @@
           <w:szCs w:val="32"/>
           <w:u w:val="single"/>
         </w:rPr>
+        <w:lastRenderedPageBreak/>
         <w:t xml:space="preserve">TS </w:t>
       </w:r>
       <w:r>
